--- a/arb/docx/06.content.docx
+++ b/arb/docx/06.content.docx
@@ -32,23 +32,6 @@
     </w:p>
     <w:p>
       <w:pPr>
-        <w:pStyle w:val="Heading2"/>
-        <w:bidi/>
-      </w:pPr>
-      <w:r>
-        <w:rPr>
-          <w:lang w:val="ar_AE" w:bidi="ar_AE"/>
-        </w:rPr>
-        <w:t>License Information</w:t>
-      </w:r>
-      <w:r>
-        <w:rPr>
-          <w:lang w:val="ar_AE" w:bidi="ar_AE"/>
-        </w:rPr>
-      </w:r>
-    </w:p>
-    <w:p>
-      <w:pPr>
         <w:bidi/>
       </w:pPr>
       <w:r>
@@ -61,19 +44,23 @@
           <w:b/>
           <w:lang w:val="ar_AE" w:bidi="ar_AE"/>
         </w:rPr>
-        <w:t>ملاحظات الدراسة (تينديل)</w:t>
-      </w:r>
-      <w:r>
-        <w:rPr>
-          <w:lang w:val="ar_AE" w:bidi="ar_AE"/>
-        </w:rPr>
-        <w:t xml:space="preserve"> (Arabic) is based on</w:t>
-      </w:r>
-      <w:r>
-        <w:rPr>
-          <w:lang w:val="ar_AE" w:bidi="ar_AE"/>
-        </w:rPr>
-        <w:t xml:space="preserve">: </w:t>
+        <w:t>Aquifer Open Study Notes</w:t>
+      </w:r>
+    </w:p>
+    <w:p>
+      <w:pPr>
+        <w:bidi/>
+      </w:pPr>
+      <w:r>
+        <w:rPr>
+          <w:lang w:val="ar_AE" w:bidi="ar_AE"/>
+        </w:rPr>
+      </w:r>
+      <w:r>
+        <w:rPr>
+          <w:lang w:val="ar_AE" w:bidi="ar_AE"/>
+        </w:rPr>
+        <w:t xml:space="preserve">This work is an adaptation of </w:t>
       </w:r>
       <w:r>
         <w:rPr>
@@ -85,64 +72,35 @@
         <w:rPr>
           <w:lang w:val="ar_AE" w:bidi="ar_AE"/>
         </w:rPr>
-        <w:t xml:space="preserve">, </w:t>
-      </w:r>
-      <w:hyperlink r:id="rId13">
-        <w:r>
-          <w:rPr>
-            <w:lang w:val="ar_AE" w:bidi="ar_AE"/>
-          </w:rPr>
-          <w:rPr>
-            <w:color w:val="0000EE"/>
-            <w:u w:val="single"/>
-          </w:rPr>
-          <w:t>Tyndale House Publishers</w:t>
-        </w:r>
-      </w:hyperlink>
-      <w:r>
-        <w:rPr>
-          <w:lang w:val="ar_AE" w:bidi="ar_AE"/>
-        </w:rPr>
-        <w:t xml:space="preserve">, 2019, which is licensed under a </w:t>
-      </w:r>
-      <w:hyperlink r:id="rId14">
-        <w:r>
-          <w:rPr>
-            <w:lang w:val="ar_AE" w:bidi="ar_AE"/>
-          </w:rPr>
-          <w:rPr>
-            <w:color w:val="0000EE"/>
-            <w:u w:val="single"/>
-          </w:rPr>
-          <w:t>CC BY-SA 4.0 license</w:t>
-        </w:r>
-      </w:hyperlink>
-      <w:r>
-        <w:rPr>
-          <w:lang w:val="ar_AE" w:bidi="ar_AE"/>
-        </w:rPr>
-        <w:t>.</w:t>
-      </w:r>
-      <w:r>
-        <w:rPr>
-          <w:lang w:val="ar_AE" w:bidi="ar_AE"/>
-        </w:rPr>
-      </w:r>
-    </w:p>
-    <w:p>
-      <w:pPr>
-        <w:bidi/>
-      </w:pPr>
-      <w:r>
-        <w:rPr>
-          <w:lang w:val="ar_AE" w:bidi="ar_AE"/>
-        </w:rPr>
-      </w:r>
-      <w:r>
-        <w:rPr>
-          <w:lang w:val="ar_AE" w:bidi="ar_AE"/>
-        </w:rPr>
-        <w:t>This PDF version is provided under the same license.</w:t>
+        <w:t xml:space="preserve"> © 2023 Tyndale House Publishers, licensed under the CC BY-SA 4.0 license. The adaptation, </w:t>
+      </w:r>
+      <w:r>
+        <w:rPr>
+          <w:lang w:val="ar_AE" w:bidi="ar_AE"/>
+        </w:rPr>
+        <w:t>Aquifer Open Study Notes</w:t>
+      </w:r>
+      <w:r>
+        <w:rPr>
+          <w:lang w:val="ar_AE" w:bidi="ar_AE"/>
+        </w:rPr>
+        <w:t>, was created by Mission Mutual and is also licensed under CC BY-SA 4.0.</w:t>
+      </w:r>
+    </w:p>
+    <w:p>
+      <w:pPr>
+        <w:bidi/>
+      </w:pPr>
+      <w:r>
+        <w:rPr>
+          <w:lang w:val="ar_AE" w:bidi="ar_AE"/>
+        </w:rPr>
+      </w:r>
+      <w:r>
+        <w:rPr>
+          <w:lang w:val="ar_AE" w:bidi="ar_AE"/>
+        </w:rPr>
+        <w:t>This resource has been adapted into multiple languages, including English, Tok Pisin, Arabic (عربي), French (Français), Hindi (हिंदी), Indonesian (Bahasa Indonesia), Portuguese (Português), Russian (Русский), Spanish (Español), Swahili (Kiswahili), and Simplified Chinese (简体中文).</w:t>
       </w:r>
       <w:r>
         <w:rPr>
@@ -317,7 +275,7 @@
         </w:rPr>
         <w:t>مات موسى على جبل نبو شرق الأردن (</w:t>
       </w:r>
-      <w:hyperlink r:id="rId15">
+      <w:hyperlink r:id="rId13">
         <w:r>
           <w:rPr>
             <w:lang w:val="ar_AE" w:bidi="ar_AE"/>
@@ -388,7 +346,7 @@
         </w:rPr>
         <w:t>أقام الله يشوع قائدًا على إسرائيل ووريثًا لموسى في القيادة. وكان قد أعطى إبراهيم وعدًا واضحًا بأن يجعل أرض كنعان ملكًا لنسله (</w:t>
       </w:r>
-      <w:hyperlink r:id="rId16">
+      <w:hyperlink r:id="rId14">
         <w:r>
           <w:rPr>
             <w:lang w:val="ar_AE" w:bidi="ar_AE"/>
@@ -406,7 +364,7 @@
         </w:rPr>
         <w:t xml:space="preserve">; </w:t>
       </w:r>
-      <w:hyperlink r:id="rId17">
+      <w:hyperlink r:id="rId15">
         <w:r>
           <w:rPr>
             <w:lang w:val="ar_AE" w:bidi="ar_AE"/>
@@ -424,7 +382,7 @@
         </w:rPr>
         <w:t xml:space="preserve">; </w:t>
       </w:r>
-      <w:hyperlink r:id="rId18">
+      <w:hyperlink r:id="rId16">
         <w:r>
           <w:rPr>
             <w:lang w:val="ar_AE" w:bidi="ar_AE"/>
@@ -442,7 +400,7 @@
         </w:rPr>
         <w:t>). ثم أعاد تأكيد هذا الوعد لموسى (</w:t>
       </w:r>
-      <w:hyperlink r:id="rId19">
+      <w:hyperlink r:id="rId17">
         <w:r>
           <w:rPr>
             <w:lang w:val="ar_AE" w:bidi="ar_AE"/>
@@ -460,7 +418,7 @@
         </w:rPr>
         <w:t xml:space="preserve">; </w:t>
       </w:r>
-      <w:hyperlink r:id="rId20">
+      <w:hyperlink r:id="rId18">
         <w:r>
           <w:rPr>
             <w:lang w:val="ar_AE" w:bidi="ar_AE"/>
@@ -478,7 +436,7 @@
         </w:rPr>
         <w:t xml:space="preserve">; </w:t>
       </w:r>
-      <w:hyperlink r:id="rId21">
+      <w:hyperlink r:id="rId19">
         <w:r>
           <w:rPr>
             <w:lang w:val="ar_AE" w:bidi="ar_AE"/>
@@ -496,7 +454,7 @@
         </w:rPr>
         <w:t xml:space="preserve">; </w:t>
       </w:r>
-      <w:hyperlink r:id="rId22">
+      <w:hyperlink r:id="rId20">
         <w:r>
           <w:rPr>
             <w:lang w:val="ar_AE" w:bidi="ar_AE"/>
@@ -620,7 +578,7 @@
         </w:rPr>
         <w:t>كانت أقصى مستوطنة لإسرائيل في الجنوب تقع في منطقة النقب، بالقرب من بئر سبع (</w:t>
       </w:r>
-      <w:hyperlink r:id="rId23">
+      <w:hyperlink r:id="rId21">
         <w:r>
           <w:rPr>
             <w:lang w:val="ar_AE" w:bidi="ar_AE"/>
@@ -703,7 +661,7 @@
         </w:rPr>
         <w:t xml:space="preserve">تعهّد الله بأن يكون مع يشوع دون أن يتركه أو يهمله، كما فعل من قبل مع موسى (انظر </w:t>
       </w:r>
-      <w:hyperlink r:id="rId24">
+      <w:hyperlink r:id="rId22">
         <w:r>
           <w:rPr>
             <w:lang w:val="ar_AE" w:bidi="ar_AE"/>
@@ -780,7 +738,7 @@
         </w:rPr>
         <w:t xml:space="preserve">: فوّض الله يشوع ليكون الأداة الرئيسية لتحقيق الوعد الذي قطعه لآبائهم (انظر </w:t>
       </w:r>
-      <w:hyperlink r:id="rId25">
+      <w:hyperlink r:id="rId23">
         <w:r>
           <w:rPr>
             <w:lang w:val="ar_AE" w:bidi="ar_AE"/>
@@ -851,7 +809,7 @@
         </w:rPr>
         <w:t>لكي يؤكد الأمر، كرّر الله على مسامع يشوع ثلاث مرات أنه يحتاج إلى القوة والشجاعة لكي ينجح في مواجهة الكنعانيين الذين كانوا يفوقون إسرائيل عددًا. كما كان على الشعب أن يحرص على طاعة جميع التعليمات التي أوصى بها موسى، إن كانوا يرغبون في الاستقرار في الأرض، وإنشاء مزارع مثمرة، وبناء بيوت وقرى ومدن. فهذه الأرض هي ملك لله، كما هو الحال مع كل مكان آخر (</w:t>
       </w:r>
-      <w:hyperlink r:id="rId26">
+      <w:hyperlink r:id="rId24">
         <w:r>
           <w:rPr>
             <w:lang w:val="ar_AE" w:bidi="ar_AE"/>
@@ -869,7 +827,7 @@
         </w:rPr>
         <w:t>); وقد أدخل الله إسرائيل إلى كنعان كمستأجرين، وليس كمالكين لها (</w:t>
       </w:r>
-      <w:hyperlink r:id="rId27">
+      <w:hyperlink r:id="rId25">
         <w:r>
           <w:rPr>
             <w:lang w:val="ar_AE" w:bidi="ar_AE"/>
@@ -952,7 +910,7 @@
         </w:rPr>
         <w:t xml:space="preserve">" (بالعبرية: التوراة) تُشير إلى سفر التثنية (انظر </w:t>
       </w:r>
-      <w:hyperlink r:id="rId28">
+      <w:hyperlink r:id="rId26">
         <w:r>
           <w:rPr>
             <w:lang w:val="ar_AE" w:bidi="ar_AE"/>
@@ -970,7 +928,7 @@
         </w:rPr>
         <w:t xml:space="preserve">; </w:t>
       </w:r>
-      <w:hyperlink r:id="rId29">
+      <w:hyperlink r:id="rId27">
         <w:r>
           <w:rPr>
             <w:lang w:val="ar_AE" w:bidi="ar_AE"/>
@@ -988,7 +946,7 @@
         </w:rPr>
         <w:t xml:space="preserve">; </w:t>
       </w:r>
-      <w:hyperlink r:id="rId30">
+      <w:hyperlink r:id="rId28">
         <w:r>
           <w:rPr>
             <w:lang w:val="ar_AE" w:bidi="ar_AE"/>
@@ -1006,7 +964,7 @@
         </w:rPr>
         <w:t xml:space="preserve">; </w:t>
       </w:r>
-      <w:hyperlink r:id="rId31">
+      <w:hyperlink r:id="rId29">
         <w:r>
           <w:rPr>
             <w:lang w:val="ar_AE" w:bidi="ar_AE"/>
@@ -1024,7 +982,7 @@
         </w:rPr>
         <w:t xml:space="preserve">). ويشمل هذا السفر شرائع إسرائيل الأساسية، إلى جانب الوصايا الأدبية والروحية التي أوصى بها الله. • وقد أمر الله يشوع أن يلهج بكلام هذه الشريعة، ويفكر فيها ويتحدث بها نهارًا وليلًا، أي بشكل مستمر (قارن </w:t>
       </w:r>
-      <w:hyperlink r:id="rId32">
+      <w:hyperlink r:id="rId30">
         <w:r>
           <w:rPr>
             <w:lang w:val="ar_AE" w:bidi="ar_AE"/>
@@ -1042,7 +1000,7 @@
         </w:rPr>
         <w:t xml:space="preserve">; </w:t>
       </w:r>
-      <w:hyperlink r:id="rId33">
+      <w:hyperlink r:id="rId31">
         <w:r>
           <w:rPr>
             <w:lang w:val="ar_AE" w:bidi="ar_AE"/>
@@ -1262,7 +1220,7 @@
         </w:rPr>
         <w:t xml:space="preserve">رفض الجيل السابق دخول أرض الموعد من الجنوب قبل أربعين عامًا بسبب الخوف وعدم الإيمان (انظر </w:t>
       </w:r>
-      <w:hyperlink r:id="rId34">
+      <w:hyperlink r:id="rId32">
         <w:r>
           <w:rPr>
             <w:lang w:val="ar_AE" w:bidi="ar_AE"/>
@@ -1333,7 +1291,7 @@
         </w:rPr>
         <w:t>كانت قد طلبت أسباط رأوبين وجاد ونصف سبط منسّى من موسى الأرض التي دخلوها شرق الأردن، وقد حصلوا عليها (</w:t>
       </w:r>
-      <w:hyperlink r:id="rId35">
+      <w:hyperlink r:id="rId33">
         <w:r>
           <w:rPr>
             <w:lang w:val="ar_AE" w:bidi="ar_AE"/>
@@ -1404,7 +1362,7 @@
         </w:rPr>
         <w:t xml:space="preserve">أراد الله أن يختبر شعب إسرائيل سكينة روحية وثقافية وعاطفية تنبع من العلاقة السليمة معه ومع بعضهم البعض، وليس مجرد الاكتفاء بالراحة الجسدية التي تأتي من العيش في أرض آمنةٍ غنيةٍ بالخيرات (انظر </w:t>
       </w:r>
-      <w:hyperlink r:id="rId36">
+      <w:hyperlink r:id="rId34">
         <w:r>
           <w:rPr>
             <w:lang w:val="ar_AE" w:bidi="ar_AE"/>
@@ -1487,7 +1445,7 @@
         </w:rPr>
         <w:t>نهر الأردن مع سائر بني إسرائيل ليعينوهم على دخول أرضهم (</w:t>
       </w:r>
-      <w:hyperlink r:id="rId37">
+      <w:hyperlink r:id="rId35">
         <w:r>
           <w:rPr>
             <w:lang w:val="ar_AE" w:bidi="ar_AE"/>
@@ -1558,7 +1516,7 @@
         </w:rPr>
         <w:t>لم يلتزم بنو إسرائيل بأوامر موسى في كثير من الأحيان. أما الأسباط المقيمة شرق الأردن، فقد عبرت مع بقية بني إسرائيل، ولم تعد إلى أرضها وبيوتها إلى أن منحهم يشوع الإذن بالعودة (</w:t>
       </w:r>
-      <w:hyperlink r:id="rId38">
+      <w:hyperlink r:id="rId36">
         <w:r>
           <w:rPr>
             <w:lang w:val="ar_AE" w:bidi="ar_AE"/>
@@ -1694,7 +1652,7 @@
         </w:rPr>
         <w:t xml:space="preserve"> تبعد نحو ثمانية أميال شرق نهر الأردن على سهول موآب، مقابل أريحا (انظر </w:t>
       </w:r>
-      <w:hyperlink r:id="rId39">
+      <w:hyperlink r:id="rId37">
         <w:r>
           <w:rPr>
             <w:lang w:val="ar_AE" w:bidi="ar_AE"/>
@@ -2142,7 +2100,7 @@
         </w:rPr>
         <w:t>: لقد شقّ الله مياه البحر الأحمر لبني إسرائيل (</w:t>
       </w:r>
-      <w:hyperlink r:id="rId40">
+      <w:hyperlink r:id="rId38">
         <w:r>
           <w:rPr>
             <w:lang w:val="ar_AE" w:bidi="ar_AE"/>
@@ -2160,7 +2118,7 @@
         </w:rPr>
         <w:t>). • لقد هزمت إسرائيل سيحون وعوج (</w:t>
       </w:r>
-      <w:hyperlink r:id="rId41">
+      <w:hyperlink r:id="rId39">
         <w:r>
           <w:rPr>
             <w:lang w:val="ar_AE" w:bidi="ar_AE"/>
@@ -2190,7 +2148,7 @@
         </w:rPr>
         <w:t xml:space="preserve">: انظر </w:t>
       </w:r>
-      <w:hyperlink r:id="rId42">
+      <w:hyperlink r:id="rId40">
         <w:r>
           <w:rPr>
             <w:lang w:val="ar_AE" w:bidi="ar_AE"/>
@@ -2208,7 +2166,7 @@
         </w:rPr>
         <w:t xml:space="preserve">; </w:t>
       </w:r>
-      <w:hyperlink r:id="rId43">
+      <w:hyperlink r:id="rId41">
         <w:r>
           <w:rPr>
             <w:lang w:val="ar_AE" w:bidi="ar_AE"/>
@@ -2285,7 +2243,7 @@
         </w:rPr>
         <w:t xml:space="preserve"> (</w:t>
       </w:r>
-      <w:hyperlink r:id="rId44">
+      <w:hyperlink r:id="rId42">
         <w:r>
           <w:rPr>
             <w:lang w:val="ar_AE" w:bidi="ar_AE"/>
@@ -2409,7 +2367,7 @@
         </w:rPr>
         <w:t>عندما شنّ شعب إسرائيل هجومه على أريحا، التزم يشوع والجاسوسان بوعدهم بأن يحميا راحاب (</w:t>
       </w:r>
-      <w:hyperlink r:id="rId45">
+      <w:hyperlink r:id="rId43">
         <w:r>
           <w:rPr>
             <w:lang w:val="ar_AE" w:bidi="ar_AE"/>
@@ -2480,7 +2438,7 @@
         </w:rPr>
         <w:t>بما أن بيت رحاب كان جزءًا من جدار المدينة، تمكنت من إخفاء الرجال على سطحه المستوي (</w:t>
       </w:r>
-      <w:hyperlink r:id="rId46">
+      <w:hyperlink r:id="rId44">
         <w:r>
           <w:rPr>
             <w:lang w:val="ar_AE" w:bidi="ar_AE"/>
@@ -2738,7 +2696,7 @@
         </w:rPr>
         <w:t>أقام شعب إسرائيل في شطيم منذ ما قبل نُطق بلعام بالأقوال النبوية (</w:t>
       </w:r>
-      <w:hyperlink r:id="rId47">
+      <w:hyperlink r:id="rId45">
         <w:r>
           <w:rPr>
             <w:lang w:val="ar_AE" w:bidi="ar_AE"/>
@@ -2809,7 +2767,7 @@
         </w:rPr>
         <w:t>كان تابوت عهد الرب هو موضع سُكنى الله في وسط بني إسرائيل، وكان يرمز إلى عرشه. وكلما تحرك الشعب، حمل كهنةٌ مُعيّنون التابوت أمامهم (</w:t>
       </w:r>
-      <w:hyperlink r:id="rId48">
+      <w:hyperlink r:id="rId46">
         <w:r>
           <w:rPr>
             <w:lang w:val="ar_AE" w:bidi="ar_AE"/>
@@ -2827,7 +2785,7 @@
         </w:rPr>
         <w:t xml:space="preserve">؛ </w:t>
       </w:r>
-      <w:hyperlink r:id="rId49">
+      <w:hyperlink r:id="rId47">
         <w:r>
           <w:rPr>
             <w:lang w:val="ar_AE" w:bidi="ar_AE"/>
@@ -2963,7 +2921,7 @@
         </w:rPr>
         <w:t xml:space="preserve">: كان عليهم أن يبتعدوا عن كل نجاسة قد تمنع الإسرائيلي من الاقتراب إلى حضور الله (قارن </w:t>
       </w:r>
-      <w:hyperlink r:id="rId50">
+      <w:hyperlink r:id="rId48">
         <w:r>
           <w:rPr>
             <w:lang w:val="ar_AE" w:bidi="ar_AE"/>
@@ -2981,7 +2939,7 @@
         </w:rPr>
         <w:t xml:space="preserve">؛ </w:t>
       </w:r>
-      <w:hyperlink r:id="rId51">
+      <w:hyperlink r:id="rId49">
         <w:r>
           <w:rPr>
             <w:lang w:val="ar_AE" w:bidi="ar_AE"/>
@@ -3105,7 +3063,7 @@
         </w:rPr>
         <w:t xml:space="preserve">بينما كانوا يعبرون نهر الأردن، كان التابوت يتقدّمهم حتى دخلت أقدام الكهنة المياه؛ فقد كان على الكهنة أن يقفوا في النهر، لا على اليابسة. وبحملهم التابوت ودخولهم الماء أولًا، أظهر الكهنة طاعتهم وإيمانهم (قارن </w:t>
       </w:r>
-      <w:hyperlink r:id="rId52">
+      <w:hyperlink r:id="rId50">
         <w:r>
           <w:rPr>
             <w:lang w:val="ar_AE" w:bidi="ar_AE"/>
@@ -3288,7 +3246,7 @@
         </w:rPr>
         <w:t>أمر يشوع الشعب أن يختاروا اثني عشر رجلًا، لكنه لم يوضح لهم ما هو الدور الذي سيقوم به هؤلاء الرجال (</w:t>
       </w:r>
-      <w:hyperlink r:id="rId53">
+      <w:hyperlink r:id="rId51">
         <w:r>
           <w:rPr>
             <w:lang w:val="ar_AE" w:bidi="ar_AE"/>
@@ -3595,7 +3553,7 @@
         </w:rPr>
         <w:t>مثّل الرجال الاثنا عشر أبناء يعقوب الاثني عشر. لم يُدرج سبط لاوي في التعداد لأن اللاويين أقاموا في مدن مخصصة لهم بين سائر الأسباط (</w:t>
       </w:r>
-      <w:hyperlink r:id="rId54">
+      <w:hyperlink r:id="rId52">
         <w:r>
           <w:rPr>
             <w:lang w:val="ar_AE" w:bidi="ar_AE"/>
@@ -3613,7 +3571,7 @@
         </w:rPr>
         <w:t xml:space="preserve">؛ </w:t>
       </w:r>
-      <w:hyperlink r:id="rId55">
+      <w:hyperlink r:id="rId53">
         <w:r>
           <w:rPr>
             <w:lang w:val="ar_AE" w:bidi="ar_AE"/>
@@ -3631,7 +3589,7 @@
         </w:rPr>
         <w:t xml:space="preserve">؛ </w:t>
       </w:r>
-      <w:hyperlink r:id="rId56">
+      <w:hyperlink r:id="rId54">
         <w:r>
           <w:rPr>
             <w:lang w:val="ar_AE" w:bidi="ar_AE"/>
@@ -3649,7 +3607,7 @@
         </w:rPr>
         <w:t>). لكن ظل عدد الأسباط اثني عشر، لأن ابني يوسف، أفرايم ومنسّى، اعتُبرا سبطين مستقلين (</w:t>
       </w:r>
-      <w:hyperlink r:id="rId57">
+      <w:hyperlink r:id="rId55">
         <w:r>
           <w:rPr>
             <w:lang w:val="ar_AE" w:bidi="ar_AE"/>
@@ -3773,7 +3731,7 @@
         </w:rPr>
         <w:t>أوصى يشوع بني إسرائيل مرتين (</w:t>
       </w:r>
-      <w:hyperlink r:id="rId58">
+      <w:hyperlink r:id="rId56">
         <w:r>
           <w:rPr>
             <w:lang w:val="ar_AE" w:bidi="ar_AE"/>
@@ -4039,7 +3997,7 @@
         </w:rPr>
         <w:t xml:space="preserve">"، قارن </w:t>
       </w:r>
-      <w:hyperlink r:id="rId59">
+      <w:hyperlink r:id="rId57">
         <w:r>
           <w:rPr>
             <w:lang w:val="ar_AE" w:bidi="ar_AE"/>
@@ -4122,7 +4080,7 @@
         </w:rPr>
         <w:t>لم يكن الأمر موجهًا لأجيال إسرائيل القادمة فقط، بل أيضًا لكل أمم الأرض، لكي يعرفوا قوة الله. ففي كل أمة، يوجد من يستجيبون لله الذي يهتم بهم (</w:t>
       </w:r>
-      <w:hyperlink r:id="rId60">
+      <w:hyperlink r:id="rId58">
         <w:r>
           <w:rPr>
             <w:lang w:val="ar_AE" w:bidi="ar_AE"/>
@@ -4364,7 +4322,7 @@
         </w:rPr>
         <w:t>يشكل هذا الانحراف المفاجئ في السرد تذكرة هامة برفض إسرائيل السابق للإيمان بأن الله سيحفظهم ويدخلهم بأمان إلى أرض كنعان (</w:t>
       </w:r>
-      <w:hyperlink r:id="rId61">
+      <w:hyperlink r:id="rId59">
         <w:r>
           <w:rPr>
             <w:lang w:val="ar_AE" w:bidi="ar_AE"/>
@@ -4547,7 +4505,7 @@
         </w:rPr>
         <w:t>ذُبِحَ خروف الفصح في مساء اليوم الرابع عشر من الشهر الأول. وتمامًا كما كان فصح مصر علامة على خروج بني إسرائيل من العبودية، كان احتفال هذا الفصح في كنعان علامة على بلوغ الهدف الذي كان الله يقود بني إسرائيل نحوه. كما أن هذا الفصح كان يتنبأ بالراحة التي وعد الله بها شعبه في الأرض الجديدة. • يبدو أن هذا هو أول فصح يحتفل به إسرائيل منذ أن كانوا مخيمين عند سيناء (</w:t>
       </w:r>
-      <w:hyperlink r:id="rId62">
+      <w:hyperlink r:id="rId60">
         <w:r>
           <w:rPr>
             <w:lang w:val="ar_AE" w:bidi="ar_AE"/>
@@ -4618,7 +4576,7 @@
         </w:rPr>
         <w:t>أعاد الإسرائيليون إقامَة عيد الفطير، الذي يُحتفل به لمدة سبعة أيام عقب الفصح (</w:t>
       </w:r>
-      <w:hyperlink r:id="rId63">
+      <w:hyperlink r:id="rId61">
         <w:r>
           <w:rPr>
             <w:lang w:val="ar_AE" w:bidi="ar_AE"/>
@@ -4636,7 +4594,7 @@
         </w:rPr>
         <w:t xml:space="preserve">). حيث تناول الشعب خبزًا غير مختمر وحبوبًا مشوية، وهي طعام مفضل في موسم الحصاد (انظر </w:t>
       </w:r>
-      <w:hyperlink r:id="rId64">
+      <w:hyperlink r:id="rId62">
         <w:r>
           <w:rPr>
             <w:lang w:val="ar_AE" w:bidi="ar_AE"/>
@@ -4707,7 +4665,7 @@
         </w:rPr>
         <w:t>لقد توقف توفير الله اليومي للمنّ (</w:t>
       </w:r>
-      <w:hyperlink r:id="rId65">
+      <w:hyperlink r:id="rId63">
         <w:r>
           <w:rPr>
             <w:lang w:val="ar_AE" w:bidi="ar_AE"/>
@@ -4725,7 +4683,7 @@
         </w:rPr>
         <w:t xml:space="preserve">; </w:t>
       </w:r>
-      <w:hyperlink r:id="rId66">
+      <w:hyperlink r:id="rId64">
         <w:r>
           <w:rPr>
             <w:lang w:val="ar_AE" w:bidi="ar_AE"/>
@@ -4849,7 +4807,7 @@
         </w:rPr>
         <w:t>كان يشوع يستطلع الأرض ودفاعات المدينة بالقرب من بلدة أريحا لمتابعة تقرير الجاسوسين (</w:t>
       </w:r>
-      <w:hyperlink r:id="rId67">
+      <w:hyperlink r:id="rId65">
         <w:r>
           <w:rPr>
             <w:lang w:val="ar_AE" w:bidi="ar_AE"/>
@@ -4932,7 +4890,7 @@
         </w:rPr>
         <w:t xml:space="preserve"> تعليماته ليشوع لتنفيذ حصار أريحا (</w:t>
       </w:r>
-      <w:hyperlink r:id="rId68">
+      <w:hyperlink r:id="rId66">
         <w:r>
           <w:rPr>
             <w:lang w:val="ar_AE" w:bidi="ar_AE"/>
@@ -4950,7 +4908,7 @@
         </w:rPr>
         <w:t>). وكما كانت رسالة الله السابقة إلى يشوع (</w:t>
       </w:r>
-      <w:hyperlink r:id="rId69">
+      <w:hyperlink r:id="rId67">
         <w:r>
           <w:rPr>
             <w:lang w:val="ar_AE" w:bidi="ar_AE"/>
@@ -5033,7 +4991,7 @@
         </w:rPr>
         <w:t xml:space="preserve">" إلى كونه ملاكًا. ولكنه لم يمنع يشوع من السجود له، كما تفعل الملائكة عادةً (مثل </w:t>
       </w:r>
-      <w:hyperlink r:id="rId70">
+      <w:hyperlink r:id="rId68">
         <w:r>
           <w:rPr>
             <w:lang w:val="ar_AE" w:bidi="ar_AE"/>
@@ -5051,7 +5009,7 @@
         </w:rPr>
         <w:t xml:space="preserve">؛ قارن </w:t>
       </w:r>
-      <w:hyperlink r:id="rId71">
+      <w:hyperlink r:id="rId69">
         <w:r>
           <w:rPr>
             <w:lang w:val="ar_AE" w:bidi="ar_AE"/>
@@ -5128,7 +5086,7 @@
         </w:rPr>
         <w:t>: قال الله هذا الكلام لموسى عند العليقة المشتعلة (</w:t>
       </w:r>
-      <w:hyperlink r:id="rId72">
+      <w:hyperlink r:id="rId70">
         <w:r>
           <w:rPr>
             <w:lang w:val="ar_AE" w:bidi="ar_AE"/>
@@ -5624,7 +5582,7 @@
         </w:rPr>
         <w:t xml:space="preserve">: شدّد يشوع على أن المدينة وكل ما فيها مُقدَّم لله كباكورة الميراث في أرض كنعان. انظر </w:t>
       </w:r>
-      <w:hyperlink r:id="rId42">
+      <w:hyperlink r:id="rId40">
         <w:r>
           <w:rPr>
             <w:lang w:val="ar_AE" w:bidi="ar_AE"/>
@@ -5642,7 +5600,7 @@
         </w:rPr>
         <w:t xml:space="preserve">؛ </w:t>
       </w:r>
-      <w:hyperlink r:id="rId43">
+      <w:hyperlink r:id="rId41">
         <w:r>
           <w:rPr>
             <w:lang w:val="ar_AE" w:bidi="ar_AE"/>
@@ -5660,7 +5618,7 @@
         </w:rPr>
         <w:t xml:space="preserve">. • راحاب: انظر </w:t>
       </w:r>
-      <w:hyperlink r:id="rId73">
+      <w:hyperlink r:id="rId71">
         <w:r>
           <w:rPr>
             <w:lang w:val="ar_AE" w:bidi="ar_AE"/>
@@ -5914,7 +5872,7 @@
         </w:rPr>
         <w:t>كان سكان أريحا قد قُتِلوا بالفعل (</w:t>
       </w:r>
-      <w:hyperlink r:id="rId74">
+      <w:hyperlink r:id="rId72">
         <w:r>
           <w:rPr>
             <w:lang w:val="ar_AE" w:bidi="ar_AE"/>
@@ -5985,7 +5943,7 @@
         </w:rPr>
         <w:t xml:space="preserve">إن القول بأن راحاب تعيش بين بني إسرائيل إلى اليوم يؤكد سعة وعمق نعمة الله. فلم تُقبل راحاب فقط في إسرائيل، بل أصبحت في النهاية من أسلاف المسيح (انظر </w:t>
       </w:r>
-      <w:hyperlink r:id="rId75">
+      <w:hyperlink r:id="rId73">
         <w:r>
           <w:rPr>
             <w:lang w:val="ar_AE" w:bidi="ar_AE"/>
@@ -6056,7 +6014,7 @@
         </w:rPr>
         <w:t>وضع يشوع لعنة على المكان لأن أريحا كانت أول مدينة كنعانية قاومت مقاصد الله في إدخال إسرائيل إلى الأرض. كما كانت أريحا أيضًا أول مدينة تتلقى دينونة الله على شر الكنعانيين العظيم. وبما أنها كانت ثمار دخول إسرائيل الأول في كنعان، فقد كانت مخصصة لله (</w:t>
       </w:r>
-      <w:hyperlink r:id="rId76">
+      <w:hyperlink r:id="rId74">
         <w:r>
           <w:rPr>
             <w:lang w:val="ar_AE" w:bidi="ar_AE"/>
@@ -6074,7 +6032,7 @@
         </w:rPr>
         <w:t xml:space="preserve">; </w:t>
       </w:r>
-      <w:hyperlink r:id="rId77">
+      <w:hyperlink r:id="rId75">
         <w:r>
           <w:rPr>
             <w:lang w:val="ar_AE" w:bidi="ar_AE"/>
@@ -6092,7 +6050,7 @@
         </w:rPr>
         <w:t>). ونفذ الله لعنة يشوع على أول رجل تحدى هذه الدينونة (</w:t>
       </w:r>
-      <w:hyperlink r:id="rId78">
+      <w:hyperlink r:id="rId76">
         <w:r>
           <w:rPr>
             <w:lang w:val="ar_AE" w:bidi="ar_AE"/>
@@ -6110,7 +6068,7 @@
         </w:rPr>
         <w:t xml:space="preserve">، قارن </w:t>
       </w:r>
-      <w:hyperlink r:id="rId79">
+      <w:hyperlink r:id="rId77">
         <w:r>
           <w:rPr>
             <w:lang w:val="ar_AE" w:bidi="ar_AE"/>
@@ -6181,7 +6139,7 @@
         </w:rPr>
         <w:t>مع انتهاء الفصل الأول من دخول إسرائيل لكنعان، كان بإمكان كل من الإسرائيليين والكنعانيين أن يروا أن الرب كان مع يشوع كما وعده (</w:t>
       </w:r>
-      <w:hyperlink r:id="rId80">
+      <w:hyperlink r:id="rId78">
         <w:r>
           <w:rPr>
             <w:lang w:val="ar_AE" w:bidi="ar_AE"/>
@@ -6199,7 +6157,7 @@
         </w:rPr>
         <w:t xml:space="preserve">, </w:t>
       </w:r>
-      <w:hyperlink r:id="rId81">
+      <w:hyperlink r:id="rId79">
         <w:r>
           <w:rPr>
             <w:lang w:val="ar_AE" w:bidi="ar_AE"/>
@@ -6217,7 +6175,7 @@
         </w:rPr>
         <w:t xml:space="preserve">; قارن </w:t>
       </w:r>
-      <w:hyperlink r:id="rId82">
+      <w:hyperlink r:id="rId80">
         <w:r>
           <w:rPr>
             <w:lang w:val="ar_AE" w:bidi="ar_AE"/>
@@ -6298,7 +6256,7 @@
         </w:rPr>
         <w:t xml:space="preserve">: انظر </w:t>
       </w:r>
-      <w:hyperlink r:id="rId42">
+      <w:hyperlink r:id="rId40">
         <w:r>
           <w:rPr>
             <w:lang w:val="ar_AE" w:bidi="ar_AE"/>
@@ -6316,7 +6274,7 @@
         </w:rPr>
         <w:t xml:space="preserve">; </w:t>
       </w:r>
-      <w:hyperlink r:id="rId43">
+      <w:hyperlink r:id="rId41">
         <w:r>
           <w:rPr>
             <w:lang w:val="ar_AE" w:bidi="ar_AE"/>
@@ -6373,7 +6331,7 @@
         </w:rPr>
         <w:t xml:space="preserve"> جزءًا من عائلة ذات مكانة مهمة. لقد كان قائدًا أو مرشحًا للقيادة، لذا كانت أفعاله قادرة على التأثير على الآخرين (</w:t>
       </w:r>
-      <w:hyperlink r:id="rId83">
+      <w:hyperlink r:id="rId81">
         <w:r>
           <w:rPr>
             <w:lang w:val="ar_AE" w:bidi="ar_AE"/>
@@ -6562,7 +6520,7 @@
         </w:rPr>
         <w:t>كما فعل قبل المعركة من أجل أريحا، أرسل يشوع بعض رجاله لتقييم الوضع في عاي. كانت هذه البلدة تقع على بعد حوالي عشرة أميال غرب أريحا عند مدخل هضبة شمال أورشليم تُسمى هضبة بنيامين؛ فتحقيق النصر في عاي سيفتح الطريق لإسرائيل للسيطرة على منطقة التلال. • بيت آون أو "بيت الإثم"، كان على الأرجح تلاعبًا لفظيًا مقصودًا على اسم بيت إيل أي "بيت ٱلله". كان هناك مزار وثني في هذا الموقع لاحقًا في تاريخ إسرائيل (</w:t>
       </w:r>
-      <w:hyperlink r:id="rId84">
+      <w:hyperlink r:id="rId82">
         <w:r>
           <w:rPr>
             <w:lang w:val="ar_AE" w:bidi="ar_AE"/>
@@ -6686,7 +6644,7 @@
         </w:rPr>
         <w:t xml:space="preserve">غادر المدافعون عن عاي عبر بوابة المدينة وهاجموا القوات الإسرائيلية مباشرة (انظر </w:t>
       </w:r>
-      <w:hyperlink r:id="rId85">
+      <w:hyperlink r:id="rId83">
         <w:r>
           <w:rPr>
             <w:lang w:val="ar_AE" w:bidi="ar_AE"/>
@@ -6822,7 +6780,7 @@
         </w:rPr>
         <w:t>عبر يشوع عن غضبه تجاه الله، وهذا يفسر النبرة الحادة في رد الله (</w:t>
       </w:r>
-      <w:hyperlink r:id="rId86">
+      <w:hyperlink r:id="rId84">
         <w:r>
           <w:rPr>
             <w:lang w:val="ar_AE" w:bidi="ar_AE"/>
@@ -6840,7 +6798,7 @@
         </w:rPr>
         <w:t>). على الرغم من أن المعركة قد خسرت بسبب خطيئة عخان، إلا أن يشوع وشيوخ إسرائيل أهملوا طلب إرشاد الله (</w:t>
       </w:r>
-      <w:hyperlink r:id="rId87">
+      <w:hyperlink r:id="rId85">
         <w:r>
           <w:rPr>
             <w:lang w:val="ar_AE" w:bidi="ar_AE"/>
@@ -6911,7 +6869,7 @@
         </w:rPr>
         <w:t xml:space="preserve">كانت مخاوف يشوع مبررة. كان جميع سكان كنعان يعتقدون أن إسرائيل لا تُقهر. ومع ذلك، بعد أن هزمت عاي الصغيرة إسرائيل، قد يظن الكنعانيون أن هذا يمكن أن يحدث مرة أخرى. • إذا سمح الله للأشرار بمحو شعبه عن وجه الأرض، فلن يكون للأمم شاهد على أن الله لا يزال متورطًا في عالمه. • اسمك العظيم: قارن </w:t>
       </w:r>
-      <w:hyperlink r:id="rId88">
+      <w:hyperlink r:id="rId86">
         <w:r>
           <w:rPr>
             <w:lang w:val="ar_AE" w:bidi="ar_AE"/>
@@ -6929,7 +6887,7 @@
         </w:rPr>
         <w:t xml:space="preserve"> مع </w:t>
       </w:r>
-      <w:hyperlink r:id="rId89">
+      <w:hyperlink r:id="rId87">
         <w:r>
           <w:rPr>
             <w:lang w:val="ar_AE" w:bidi="ar_AE"/>
@@ -7230,7 +7188,7 @@
         </w:rPr>
         <w:t xml:space="preserve">أمر الله بتدمير جميع المسروقات بالنار، كما كان يجب تحريم عخان وكل ما يملكه بالنار. كان خرق عهد الرب خيانة، وهي جريمة عقوبتها الإعدام (مثل، </w:t>
       </w:r>
-      <w:hyperlink r:id="rId90">
+      <w:hyperlink r:id="rId88">
         <w:r>
           <w:rPr>
             <w:lang w:val="ar_AE" w:bidi="ar_AE"/>
@@ -7248,7 +7206,7 @@
         </w:rPr>
         <w:t xml:space="preserve">؛ </w:t>
       </w:r>
-      <w:hyperlink r:id="rId91">
+      <w:hyperlink r:id="rId89">
         <w:r>
           <w:rPr>
             <w:lang w:val="ar_AE" w:bidi="ar_AE"/>
@@ -7319,7 +7277,7 @@
         </w:rPr>
         <w:t xml:space="preserve">ربما تم اختيار عخان باستخدام الأوريم والتميم، وهو نظام مقدس للقرعة الممنوحة من الله. كانت هذه العناصر تحت رعاية رئيس الكهنة، ربما في حقيبة أو كيس (انظر </w:t>
       </w:r>
-      <w:hyperlink r:id="rId92">
+      <w:hyperlink r:id="rId90">
         <w:r>
           <w:rPr>
             <w:lang w:val="ar_AE" w:bidi="ar_AE"/>
@@ -7337,7 +7295,7 @@
         </w:rPr>
         <w:t xml:space="preserve">; </w:t>
       </w:r>
-      <w:hyperlink r:id="rId93">
+      <w:hyperlink r:id="rId91">
         <w:r>
           <w:rPr>
             <w:lang w:val="ar_AE" w:bidi="ar_AE"/>
@@ -7497,7 +7455,7 @@
         </w:rPr>
         <w:t xml:space="preserve"> ذات الكلمة في الوصية العاشرة من الوصايا العشر (</w:t>
       </w:r>
-      <w:hyperlink r:id="rId94">
+      <w:hyperlink r:id="rId92">
         <w:r>
           <w:rPr>
             <w:lang w:val="ar_AE" w:bidi="ar_AE"/>
@@ -7674,7 +7632,7 @@
         </w:rPr>
         <w:t xml:space="preserve">كان الرجم وسيلة محددة للإعدام (انظر، على سبيل المثال، </w:t>
       </w:r>
-      <w:hyperlink r:id="rId95">
+      <w:hyperlink r:id="rId93">
         <w:r>
           <w:rPr>
             <w:lang w:val="ar_AE" w:bidi="ar_AE"/>
@@ -7804,7 +7762,7 @@
         </w:rPr>
         <w:t>: شجّع الله يشوع بكلمات مماثلة قبل أن يرسله إلى أريحا (</w:t>
       </w:r>
-      <w:hyperlink r:id="rId96">
+      <w:hyperlink r:id="rId94">
         <w:r>
           <w:rPr>
             <w:lang w:val="ar_AE" w:bidi="ar_AE"/>
@@ -7940,7 +7898,7 @@
         </w:rPr>
         <w:t>: أي في الجانب الغربي منها (</w:t>
       </w:r>
-      <w:hyperlink r:id="rId97">
+      <w:hyperlink r:id="rId95">
         <w:r>
           <w:rPr>
             <w:lang w:val="ar_AE" w:bidi="ar_AE"/>
@@ -8054,7 +8012,7 @@
         </w:rPr>
         <w:t xml:space="preserve"> وعندما تتطوّر المعركة، كان على هذه المجموعة أن تبقى في الكمين حتى ينادي عليهم يشوع (</w:t>
       </w:r>
-      <w:hyperlink r:id="rId98">
+      <w:hyperlink r:id="rId96">
         <w:r>
           <w:rPr>
             <w:lang w:val="ar_AE" w:bidi="ar_AE"/>
@@ -8284,7 +8242,7 @@
         </w:rPr>
         <w:t>هرب يشوع وجيشه كما حدث في المعركة الأولى (</w:t>
       </w:r>
-      <w:hyperlink r:id="rId99">
+      <w:hyperlink r:id="rId97">
         <w:r>
           <w:rPr>
             <w:lang w:val="ar_AE" w:bidi="ar_AE"/>
@@ -8520,7 +8478,7 @@
         </w:rPr>
         <w:t xml:space="preserve">كانت عمليات الإعدام العلنية للملوك (انظر أيضًا </w:t>
       </w:r>
-      <w:hyperlink r:id="rId100">
+      <w:hyperlink r:id="rId98">
         <w:r>
           <w:rPr>
             <w:lang w:val="ar_AE" w:bidi="ar_AE"/>
@@ -8538,7 +8496,7 @@
         </w:rPr>
         <w:t xml:space="preserve">؛ </w:t>
       </w:r>
-      <w:hyperlink r:id="rId101">
+      <w:hyperlink r:id="rId99">
         <w:r>
           <w:rPr>
             <w:lang w:val="ar_AE" w:bidi="ar_AE"/>
@@ -8556,7 +8514,7 @@
         </w:rPr>
         <w:t xml:space="preserve">، </w:t>
       </w:r>
-      <w:hyperlink r:id="rId102">
+      <w:hyperlink r:id="rId100">
         <w:r>
           <w:rPr>
             <w:lang w:val="ar_AE" w:bidi="ar_AE"/>
@@ -8586,7 +8544,7 @@
         </w:rPr>
         <w:t xml:space="preserve">: انظر </w:t>
       </w:r>
-      <w:hyperlink r:id="rId103">
+      <w:hyperlink r:id="rId101">
         <w:r>
           <w:rPr>
             <w:lang w:val="ar_AE" w:bidi="ar_AE"/>
@@ -8693,7 +8651,7 @@
         </w:rPr>
         <w:t>، مصنوعًا من حجارة غير مصقولة ولم تُشكَّل بأدوات حديدية. ومع ذلك، لم يُعثر على أي نقش يرافقه (</w:t>
       </w:r>
-      <w:hyperlink r:id="rId104">
+      <w:hyperlink r:id="rId102">
         <w:r>
           <w:rPr>
             <w:lang w:val="ar_AE" w:bidi="ar_AE"/>
@@ -8711,7 +8669,7 @@
         </w:rPr>
         <w:t>). • كانت المحرقة وذبيحة السلامة مقررة في قوانين الذبائح التي أعطاها الله لموسى عندما كان إسرائيل لا يزالون في جبل سيناء (</w:t>
       </w:r>
-      <w:hyperlink r:id="rId105">
+      <w:hyperlink r:id="rId103">
         <w:r>
           <w:rPr>
             <w:lang w:val="ar_AE" w:bidi="ar_AE"/>
@@ -8729,7 +8687,7 @@
         </w:rPr>
         <w:t xml:space="preserve">, </w:t>
       </w:r>
-      <w:hyperlink r:id="rId106">
+      <w:hyperlink r:id="rId104">
         <w:r>
           <w:rPr>
             <w:lang w:val="ar_AE" w:bidi="ar_AE"/>
@@ -8747,7 +8705,7 @@
         </w:rPr>
         <w:t xml:space="preserve">). وأصدر موسى أوامر محددة لهذه الطقوس (انظر </w:t>
       </w:r>
-      <w:hyperlink r:id="rId107">
+      <w:hyperlink r:id="rId105">
         <w:r>
           <w:rPr>
             <w:lang w:val="ar_AE" w:bidi="ar_AE"/>
@@ -8765,7 +8723,7 @@
         </w:rPr>
         <w:t xml:space="preserve">; </w:t>
       </w:r>
-      <w:hyperlink r:id="rId108">
+      <w:hyperlink r:id="rId106">
         <w:r>
           <w:rPr>
             <w:lang w:val="ar_AE" w:bidi="ar_AE"/>
@@ -8848,7 +8806,7 @@
         </w:rPr>
         <w:t>(</w:t>
       </w:r>
-      <w:hyperlink r:id="rId109">
+      <w:hyperlink r:id="rId107">
         <w:r>
           <w:rPr>
             <w:lang w:val="ar_AE" w:bidi="ar_AE"/>
@@ -9031,7 +8989,7 @@
         </w:rPr>
         <w:t xml:space="preserve">: انظر </w:t>
       </w:r>
-      <w:hyperlink r:id="rId108">
+      <w:hyperlink r:id="rId106">
         <w:r>
           <w:rPr>
             <w:lang w:val="ar_AE" w:bidi="ar_AE"/>
@@ -9102,7 +9060,7 @@
         </w:rPr>
         <w:t>لم تكن ديانة العهد القديم مقتصرة على رجال إسرائيل فقط، بل شملت الجماعة بأكملها من النساء والأطفال. • كان الأجانب الذين عاشوا بين الإسرائيليين من بينهم أشخاص خرجوا من مصر مع إسرائيل في الخروج (</w:t>
       </w:r>
-      <w:hyperlink r:id="rId110">
+      <w:hyperlink r:id="rId108">
         <w:r>
           <w:rPr>
             <w:lang w:val="ar_AE" w:bidi="ar_AE"/>
@@ -9120,7 +9078,7 @@
         </w:rPr>
         <w:t xml:space="preserve">, </w:t>
       </w:r>
-      <w:hyperlink r:id="rId111">
+      <w:hyperlink r:id="rId109">
         <w:r>
           <w:rPr>
             <w:lang w:val="ar_AE" w:bidi="ar_AE"/>
@@ -9274,7 +9232,7 @@
         </w:rPr>
         <w:t>مرة أخرى، أخفق يشوع في استشارة الله (</w:t>
       </w:r>
-      <w:hyperlink r:id="rId112">
+      <w:hyperlink r:id="rId110">
         <w:r>
           <w:rPr>
             <w:lang w:val="ar_AE" w:bidi="ar_AE"/>
@@ -9292,7 +9250,7 @@
         </w:rPr>
         <w:t xml:space="preserve">; قارن </w:t>
       </w:r>
-      <w:hyperlink r:id="rId113">
+      <w:hyperlink r:id="rId111">
         <w:r>
           <w:rPr>
             <w:lang w:val="ar_AE" w:bidi="ar_AE"/>
@@ -9363,7 +9321,7 @@
         </w:rPr>
         <w:t xml:space="preserve">يقدّم </w:t>
       </w:r>
-      <w:hyperlink r:id="rId114">
+      <w:hyperlink r:id="rId112">
         <w:r>
           <w:rPr>
             <w:lang w:val="ar_AE" w:bidi="ar_AE"/>
@@ -9564,7 +9522,7 @@
         </w:rPr>
         <w:t xml:space="preserve">" فقط في الكتاب المقدس، ويشير إلى مجموعة عرقية غير سامية كانت تعيش في مناطق متفرقة من كنعان (انظر </w:t>
       </w:r>
-      <w:hyperlink r:id="rId115">
+      <w:hyperlink r:id="rId113">
         <w:r>
           <w:rPr>
             <w:lang w:val="ar_AE" w:bidi="ar_AE"/>
@@ -9582,7 +9540,7 @@
         </w:rPr>
         <w:t xml:space="preserve">؛ </w:t>
       </w:r>
-      <w:hyperlink r:id="rId116">
+      <w:hyperlink r:id="rId114">
         <w:r>
           <w:rPr>
             <w:lang w:val="ar_AE" w:bidi="ar_AE"/>
@@ -9600,7 +9558,7 @@
         </w:rPr>
         <w:t xml:space="preserve">؛ </w:t>
       </w:r>
-      <w:hyperlink r:id="rId117">
+      <w:hyperlink r:id="rId115">
         <w:r>
           <w:rPr>
             <w:lang w:val="ar_AE" w:bidi="ar_AE"/>
@@ -9618,7 +9576,7 @@
         </w:rPr>
         <w:t xml:space="preserve">، </w:t>
       </w:r>
-      <w:hyperlink r:id="rId118">
+      <w:hyperlink r:id="rId116">
         <w:r>
           <w:rPr>
             <w:lang w:val="ar_AE" w:bidi="ar_AE"/>
@@ -9648,7 +9606,7 @@
         </w:rPr>
         <w:t xml:space="preserve"> طرح قادة إسرائيل هذا السؤال تحسّبًا لاحتمال وجود خداع. وبعد أن قدّم الجبعونيون ردًّا مراوغًا، طرح يشوع سؤالين مباشرين. ومع ذلك، كان بإمكانه أن يحصل على إجابة واضحة لو استشار الرب (</w:t>
       </w:r>
-      <w:hyperlink r:id="rId112">
+      <w:hyperlink r:id="rId110">
         <w:r>
           <w:rPr>
             <w:lang w:val="ar_AE" w:bidi="ar_AE"/>
@@ -9725,7 +9683,7 @@
         </w:rPr>
         <w:t xml:space="preserve">: انظر </w:t>
       </w:r>
-      <w:hyperlink r:id="rId119">
+      <w:hyperlink r:id="rId117">
         <w:r>
           <w:rPr>
             <w:lang w:val="ar_AE" w:bidi="ar_AE"/>
@@ -9755,7 +9713,7 @@
         </w:rPr>
         <w:t xml:space="preserve">: انظر </w:t>
       </w:r>
-      <w:hyperlink r:id="rId120">
+      <w:hyperlink r:id="rId118">
         <w:r>
           <w:rPr>
             <w:lang w:val="ar_AE" w:bidi="ar_AE"/>
@@ -9969,7 +9927,7 @@
         </w:rPr>
         <w:t xml:space="preserve">): كانت الأمم تصادق على العهود من خلال مراسم تتضمن قطع الحيوانات القربانية إلى نصفين. وكان أطراف العهد يسيرون بين نصفي الحيوانات (قارن </w:t>
       </w:r>
-      <w:hyperlink r:id="rId121">
+      <w:hyperlink r:id="rId119">
         <w:r>
           <w:rPr>
             <w:lang w:val="ar_AE" w:bidi="ar_AE"/>
@@ -9999,7 +9957,7 @@
         </w:rPr>
         <w:t>). • وكان القسم الملزم في إسرائيل يُؤدى باسم الرب، ومن يحلف باطلًا كان يعرّض نفسه لدينونة الرب (</w:t>
       </w:r>
-      <w:hyperlink r:id="rId122">
+      <w:hyperlink r:id="rId120">
         <w:r>
           <w:rPr>
             <w:lang w:val="ar_AE" w:bidi="ar_AE"/>
@@ -10076,7 +10034,7 @@
         </w:rPr>
         <w:t xml:space="preserve"> أعاد الكاتب في هذا الموضع الكلمة عينها التي استخدمها بنو إسرائيل حين أعربوا عن شكوكهم تجاه الجبعونيين (</w:t>
       </w:r>
-      <w:hyperlink r:id="rId123">
+      <w:hyperlink r:id="rId121">
         <w:r>
           <w:rPr>
             <w:lang w:val="ar_AE" w:bidi="ar_AE"/>
@@ -10224,7 +10182,7 @@
         </w:rPr>
         <w:t xml:space="preserve">لم يكن لإسرائيل الحق في خرق هذه المعاهدة، حتى لو كان الجبعونيون قد خدعوا الإسرائيليين في إبرامها. إن خرق عهدٍ قُسم به باسم الرب كان سيقلل من شأن اسم الله ومجده (انظر </w:t>
       </w:r>
-      <w:hyperlink r:id="rId124">
+      <w:hyperlink r:id="rId122">
         <w:r>
           <w:rPr>
             <w:lang w:val="ar_AE" w:bidi="ar_AE"/>
@@ -10543,7 +10501,7 @@
         </w:rPr>
         <w:t>يعني اسم أدوني صادق "سيد البر" أو "سيدي بار". وكان هناك ملك سابق لأورشليم يُدعى ملكي صادق، ويعني اسمه "ملك البر" أو "ملكي بار"، وقد كان "كاهنًا لله العلي" وصديقًا لإبراهيم (</w:t>
       </w:r>
-      <w:hyperlink r:id="rId125">
+      <w:hyperlink r:id="rId123">
         <w:r>
           <w:rPr>
             <w:lang w:val="ar_AE" w:bidi="ar_AE"/>
@@ -10850,7 +10808,7 @@
         </w:rPr>
         <w:t xml:space="preserve">شجّع الله يشوع مرة أخرى ألا يخاف، مؤكِّدًا له وعد النصرة على أعداء إسرائيل (انظر أيضاً </w:t>
       </w:r>
-      <w:hyperlink r:id="rId81">
+      <w:hyperlink r:id="rId79">
         <w:r>
           <w:rPr>
             <w:lang w:val="ar_AE" w:bidi="ar_AE"/>
@@ -10868,7 +10826,7 @@
         </w:rPr>
         <w:t xml:space="preserve">; </w:t>
       </w:r>
-      <w:hyperlink r:id="rId126">
+      <w:hyperlink r:id="rId124">
         <w:r>
           <w:rPr>
             <w:lang w:val="ar_AE" w:bidi="ar_AE"/>
@@ -11276,7 +11234,7 @@
         </w:rPr>
         <w:t xml:space="preserve"> (</w:t>
       </w:r>
-      <w:hyperlink r:id="rId127">
+      <w:hyperlink r:id="rId125">
         <w:r>
           <w:rPr>
             <w:lang w:val="ar_AE" w:bidi="ar_AE"/>
@@ -11530,7 +11488,7 @@
         </w:rPr>
         <w:t>، مستخدمًا نفس الكلمات التي استخدمها الله لتشجيعه قبل عبور إسرائيل لنهر الأردن ومرة أخرى قبل معركة عاي (</w:t>
       </w:r>
-      <w:hyperlink r:id="rId81">
+      <w:hyperlink r:id="rId79">
         <w:r>
           <w:rPr>
             <w:lang w:val="ar_AE" w:bidi="ar_AE"/>
@@ -11548,7 +11506,7 @@
         </w:rPr>
         <w:t xml:space="preserve">; </w:t>
       </w:r>
-      <w:hyperlink r:id="rId126">
+      <w:hyperlink r:id="rId124">
         <w:r>
           <w:rPr>
             <w:lang w:val="ar_AE" w:bidi="ar_AE"/>
@@ -11619,7 +11577,7 @@
         </w:rPr>
         <w:t xml:space="preserve">نفّذ يشوع حكمه على الملوك الخمسة بنفس الطريقة التي اتبعها مع ملك عاي (انظر الملاحظة على </w:t>
       </w:r>
-      <w:hyperlink r:id="rId128">
+      <w:hyperlink r:id="rId126">
         <w:r>
           <w:rPr>
             <w:lang w:val="ar_AE" w:bidi="ar_AE"/>
@@ -11761,7 +11719,7 @@
         </w:rPr>
         <w:t>قاد يشوع بني إسرائيل في جميع أنحاء جنوب كنعان، حيث استولوا على عدد من المدن المهمة دون أن يحرقوها. كان الله قد وعد بأن شعب إسرائيل سيسكن في مدن لم يبنيها (</w:t>
       </w:r>
-      <w:hyperlink r:id="rId129">
+      <w:hyperlink r:id="rId127">
         <w:r>
           <w:rPr>
             <w:lang w:val="ar_AE" w:bidi="ar_AE"/>
@@ -12116,7 +12074,7 @@
         </w:rPr>
         <w:t xml:space="preserve"> هي المنطقة الواقعة في منطقة دلتا النيل في مصر (</w:t>
       </w:r>
-      <w:hyperlink r:id="rId130">
+      <w:hyperlink r:id="rId128">
         <w:r>
           <w:rPr>
             <w:lang w:val="ar_AE" w:bidi="ar_AE"/>
@@ -12134,7 +12092,7 @@
         </w:rPr>
         <w:t>)، بل كانت بلدة في منطقة التلال (</w:t>
       </w:r>
-      <w:hyperlink r:id="rId131">
+      <w:hyperlink r:id="rId129">
         <w:r>
           <w:rPr>
             <w:lang w:val="ar_AE" w:bidi="ar_AE"/>
@@ -12270,7 +12228,7 @@
         </w:rPr>
         <w:t xml:space="preserve">كانت حاصور تقع على طريق التجارة الدولي، وكانت بلا منازع أكبر وأهم مدينة داخلية في كنعان (انظر </w:t>
       </w:r>
-      <w:hyperlink r:id="rId101">
+      <w:hyperlink r:id="rId99">
         <w:r>
           <w:rPr>
             <w:lang w:val="ar_AE" w:bidi="ar_AE"/>
@@ -12353,7 +12311,7 @@
         </w:rPr>
         <w:t xml:space="preserve">من خلال السرد المفصّل لحملات يشوع في جنوب كنعان (الإصحاحات </w:t>
       </w:r>
-      <w:hyperlink r:id="rId132">
+      <w:hyperlink r:id="rId130">
         <w:r>
           <w:rPr>
             <w:lang w:val="ar_AE" w:bidi="ar_AE"/>
@@ -12371,7 +12329,7 @@
         </w:rPr>
         <w:t xml:space="preserve">)، أأوضح الكاتب بشكل قاطع أن بني إسرائيل كانوا بحاجة إلى معونة الله لكي ينجحوا. ولأن ما كان صحيحًا في الحملة الجنوبية سيكون صحيحًا أيضًا في الحملة الشمالية (الإصحاح </w:t>
       </w:r>
-      <w:hyperlink r:id="rId133">
+      <w:hyperlink r:id="rId131">
         <w:r>
           <w:rPr>
             <w:lang w:val="ar_AE" w:bidi="ar_AE"/>
@@ -12560,7 +12518,7 @@
         </w:rPr>
         <w:t xml:space="preserve">: أراد الله من إسرائيل أن يعتمدوا عليه بدلاً من الاعتماد على الأسلحة والمعدات (قارن </w:t>
       </w:r>
-      <w:hyperlink r:id="rId134">
+      <w:hyperlink r:id="rId132">
         <w:r>
           <w:rPr>
             <w:lang w:val="ar_AE" w:bidi="ar_AE"/>
@@ -12578,7 +12536,7 @@
         </w:rPr>
         <w:t xml:space="preserve">؛ </w:t>
       </w:r>
-      <w:hyperlink r:id="rId135">
+      <w:hyperlink r:id="rId133">
         <w:r>
           <w:rPr>
             <w:lang w:val="ar_AE" w:bidi="ar_AE"/>
@@ -12826,7 +12784,7 @@
         </w:rPr>
         <w:t>: كان من المألوف في الشرق الأدنى القديم إعادة بناء المدن في نفس المواقع بعد أن تُدمّر. فالعوامل التي جعلت من الموقع مناسبًا للمدينة كانت تظل قائمة حتى بعد دمارها. وقد أُعيد بناء العديد من المدن مراتٍ عديدة، مما أدى إلى ارتفاعها تدريجيًا مع تراكم الحطام بعد كل دمار. • لم يُحرِق يشوع في الشمال سوى مدينة حاصور، كما فعل سابقًا مع أريحا (</w:t>
       </w:r>
-      <w:hyperlink r:id="rId136">
+      <w:hyperlink r:id="rId134">
         <w:r>
           <w:rPr>
             <w:lang w:val="ar_AE" w:bidi="ar_AE"/>
@@ -12844,7 +12802,7 @@
         </w:rPr>
         <w:t>) وعاي (</w:t>
       </w:r>
-      <w:hyperlink r:id="rId137">
+      <w:hyperlink r:id="rId135">
         <w:r>
           <w:rPr>
             <w:lang w:val="ar_AE" w:bidi="ar_AE"/>
@@ -12927,7 +12885,7 @@
         </w:rPr>
         <w:t>" (</w:t>
       </w:r>
-      <w:hyperlink r:id="rId138">
+      <w:hyperlink r:id="rId136">
         <w:r>
           <w:rPr>
             <w:lang w:val="ar_AE" w:bidi="ar_AE"/>
@@ -12998,7 +12956,7 @@
         </w:rPr>
         <w:t xml:space="preserve">على الرغم من أن الانتصارات الأولية في كل من الحملات الجنوبية والشمالية كانت سريعة وحاسمة، إلا أن الاستيلاء على المدن المحصنة استغرق وقتًا طويلاً. فبعد أن عبر شعب إسرائيل نهر الأردن، استغرقت الحملة الكاملة على كنعان نحو خمس سنوات (انظر </w:t>
       </w:r>
-      <w:hyperlink r:id="rId139">
+      <w:hyperlink r:id="rId137">
         <w:r>
           <w:rPr>
             <w:lang w:val="ar_AE" w:bidi="ar_AE"/>
@@ -13069,7 +13027,7 @@
         </w:rPr>
         <w:t>صدرت الدينونة على كنعان من عند الله، وليس من عند إسرائيل. لقد مدّ الله رحمته على الكنعانيين لأجيال عدة، لكنه قرر أن "خطايا الأموريين" الآن تبرر هلاكهم (</w:t>
       </w:r>
-      <w:hyperlink r:id="rId140">
+      <w:hyperlink r:id="rId138">
         <w:r>
           <w:rPr>
             <w:lang w:val="ar_AE" w:bidi="ar_AE"/>
@@ -13146,7 +13104,7 @@
         </w:rPr>
         <w:t xml:space="preserve">: انظر </w:t>
       </w:r>
-      <w:hyperlink r:id="rId141">
+      <w:hyperlink r:id="rId139">
         <w:r>
           <w:rPr>
             <w:lang w:val="ar_AE" w:bidi="ar_AE"/>
@@ -13164,7 +13122,7 @@
         </w:rPr>
         <w:t xml:space="preserve">، </w:t>
       </w:r>
-      <w:hyperlink r:id="rId142">
+      <w:hyperlink r:id="rId140">
         <w:r>
           <w:rPr>
             <w:lang w:val="ar_AE" w:bidi="ar_AE"/>
@@ -13312,7 +13270,7 @@
         </w:rPr>
         <w:t xml:space="preserve">ينساب نهر أرنون إلى البحر الميت في منتصف جانبه الشرقي، مكونًا وادي أرنون. لقد بدأت إسرائيل حملاتها العسكرية من هناك (انظر </w:t>
       </w:r>
-      <w:hyperlink r:id="rId143">
+      <w:hyperlink r:id="rId141">
         <w:r>
           <w:rPr>
             <w:lang w:val="ar_AE" w:bidi="ar_AE"/>
@@ -13330,7 +13288,7 @@
         </w:rPr>
         <w:t xml:space="preserve">, </w:t>
       </w:r>
-      <w:hyperlink r:id="rId41">
+      <w:hyperlink r:id="rId39">
         <w:r>
           <w:rPr>
             <w:lang w:val="ar_AE" w:bidi="ar_AE"/>
@@ -13401,7 +13359,7 @@
         </w:rPr>
         <w:t xml:space="preserve">يلخص هذا الإصحاح حملات إسرائيل على جانبي نهر الأردن، ثم ينتقل إلى توزيع يشوع لأرض كنعان بين أسباط إسرائيل (الإصحاح </w:t>
       </w:r>
-      <w:hyperlink r:id="rId144">
+      <w:hyperlink r:id="rId142">
         <w:r>
           <w:rPr>
             <w:lang w:val="ar_AE" w:bidi="ar_AE"/>
@@ -13472,7 +13430,7 @@
         </w:rPr>
         <w:t xml:space="preserve">كان الملك سيحون (انظر </w:t>
       </w:r>
-      <w:hyperlink r:id="rId145">
+      <w:hyperlink r:id="rId143">
         <w:r>
           <w:rPr>
             <w:lang w:val="ar_AE" w:bidi="ar_AE"/>
@@ -13490,7 +13448,7 @@
         </w:rPr>
         <w:t>) يسيطر على وادي الأردن الشمالي حتى بحر الجليل، ولكنه لم يكن يسيطر على الجزء الشمالي من جلعاد (</w:t>
       </w:r>
-      <w:hyperlink r:id="rId146">
+      <w:hyperlink r:id="rId144">
         <w:r>
           <w:rPr>
             <w:lang w:val="ar_AE" w:bidi="ar_AE"/>
@@ -13585,7 +13543,7 @@
         </w:rPr>
         <w:t xml:space="preserve"> (</w:t>
       </w:r>
-      <w:hyperlink r:id="rId147">
+      <w:hyperlink r:id="rId145">
         <w:r>
           <w:rPr>
             <w:lang w:val="ar_AE" w:bidi="ar_AE"/>
@@ -13615,7 +13573,7 @@
         </w:rPr>
         <w:t xml:space="preserve"> (</w:t>
       </w:r>
-      <w:hyperlink r:id="rId148">
+      <w:hyperlink r:id="rId146">
         <w:r>
           <w:rPr>
             <w:lang w:val="ar_AE" w:bidi="ar_AE"/>
@@ -13692,7 +13650,7 @@
         </w:rPr>
         <w:t xml:space="preserve">: انظر </w:t>
       </w:r>
-      <w:hyperlink r:id="rId149">
+      <w:hyperlink r:id="rId147">
         <w:r>
           <w:rPr>
             <w:lang w:val="ar_AE" w:bidi="ar_AE"/>
@@ -13710,7 +13668,7 @@
         </w:rPr>
         <w:t xml:space="preserve">. • كان الرفائيون شعبًا أصليًا يعيش على جانبي نهر الأردن. وقد استنتج العديد من العلماء أن الرفائيين كانوا يتميزون بطول غير عادي (انظر </w:t>
       </w:r>
-      <w:hyperlink r:id="rId150">
+      <w:hyperlink r:id="rId148">
         <w:r>
           <w:rPr>
             <w:lang w:val="ar_AE" w:bidi="ar_AE"/>
@@ -13799,7 +13757,7 @@
         </w:rPr>
         <w:t xml:space="preserve">: انظر </w:t>
       </w:r>
-      <w:hyperlink r:id="rId151">
+      <w:hyperlink r:id="rId149">
         <w:r>
           <w:rPr>
             <w:lang w:val="ar_AE" w:bidi="ar_AE"/>
@@ -14189,7 +14147,7 @@
         </w:rPr>
         <w:t>ينتمي الفلسطينيون إلى إحدى الجماعات التي شاركت في موجة الهجرة الكبرى لشعوب البحر، والآتية من منطقة بحر إيجه خلال بضعة عقود بعد دخول إسرائيل كنعان. وقد استقروا على الساحل الجنوبي الغربي للبحر المتوسط، إلى الغرب والجنوب الغربي من يهوذا. وقد جاءوا من كفتور أو كريت (</w:t>
       </w:r>
-      <w:hyperlink r:id="rId152">
+      <w:hyperlink r:id="rId150">
         <w:r>
           <w:rPr>
             <w:lang w:val="ar_AE" w:bidi="ar_AE"/>
@@ -14207,7 +14165,7 @@
         </w:rPr>
         <w:t xml:space="preserve">; </w:t>
       </w:r>
-      <w:hyperlink r:id="rId153">
+      <w:hyperlink r:id="rId151">
         <w:r>
           <w:rPr>
             <w:lang w:val="ar_AE" w:bidi="ar_AE"/>
@@ -14225,7 +14183,7 @@
         </w:rPr>
         <w:t xml:space="preserve">). • أما الجشوريون المذكورون هنا فهم سكان منطقة جنوبية، وليسوا الجشوريين الواقعين في الشمال (قارن </w:t>
       </w:r>
-      <w:hyperlink r:id="rId146">
+      <w:hyperlink r:id="rId144">
         <w:r>
           <w:rPr>
             <w:lang w:val="ar_AE" w:bidi="ar_AE"/>
@@ -14296,7 +14254,7 @@
         </w:rPr>
         <w:t>من المرجح أن مجرى شِيحور كان يُمثّل الحدود التقليدية بين كنعان ومصر، ويمرّ في وسط شمال شبه جزيرة سيناء. • تضمّنت أراضي الفلسطينيين خمس مدن رئيسية: كانت غزة وأشدود وأشقلون على ساحل البحر الأبيض المتوسط، بينما كانت جت وعقرون تقعان على بُعد عدة أميال داخل اليابسة. • وقد طرد الفلسطينيون العويّين من تلك المناطق (</w:t>
       </w:r>
-      <w:hyperlink r:id="rId152">
+      <w:hyperlink r:id="rId150">
         <w:r>
           <w:rPr>
             <w:lang w:val="ar_AE" w:bidi="ar_AE"/>
@@ -14367,7 +14325,7 @@
         </w:rPr>
         <w:t xml:space="preserve">كان الصيدونيون (أي الفينيقيون؛ انظر </w:t>
       </w:r>
-      <w:hyperlink r:id="rId154">
+      <w:hyperlink r:id="rId152">
         <w:r>
           <w:rPr>
             <w:lang w:val="ar_AE" w:bidi="ar_AE"/>
@@ -14385,7 +14343,7 @@
         </w:rPr>
         <w:t xml:space="preserve">؛ </w:t>
       </w:r>
-      <w:hyperlink r:id="rId155">
+      <w:hyperlink r:id="rId153">
         <w:r>
           <w:rPr>
             <w:lang w:val="ar_AE" w:bidi="ar_AE"/>
@@ -14403,7 +14361,7 @@
         </w:rPr>
         <w:t xml:space="preserve">؛ </w:t>
       </w:r>
-      <w:hyperlink r:id="rId156">
+      <w:hyperlink r:id="rId154">
         <w:r>
           <w:rPr>
             <w:lang w:val="ar_AE" w:bidi="ar_AE"/>
@@ -14527,7 +14485,7 @@
         </w:rPr>
         <w:t>طلب نصف سبط منسّى وسبطا رأوبين وجاد من موسى أن يكون ميراثهم في الجانب الشرقي من الأردن، في الأرض التي كانت سابقًا ممالك سيحون وعوج (</w:t>
       </w:r>
-      <w:hyperlink r:id="rId41">
+      <w:hyperlink r:id="rId39">
         <w:r>
           <w:rPr>
             <w:lang w:val="ar_AE" w:bidi="ar_AE"/>
@@ -14545,7 +14503,7 @@
         </w:rPr>
         <w:t xml:space="preserve">؛ </w:t>
       </w:r>
-      <w:hyperlink r:id="rId151">
+      <w:hyperlink r:id="rId149">
         <w:r>
           <w:rPr>
             <w:lang w:val="ar_AE" w:bidi="ar_AE"/>
@@ -14563,7 +14521,7 @@
         </w:rPr>
         <w:t>). وفي المقابل، ساعدوا باقي أسباط إسرائيل على امتلاك ميراثهم في الجانب الغربي من الأردن (</w:t>
       </w:r>
-      <w:hyperlink r:id="rId157">
+      <w:hyperlink r:id="rId155">
         <w:r>
           <w:rPr>
             <w:lang w:val="ar_AE" w:bidi="ar_AE"/>
@@ -14581,7 +14539,7 @@
         </w:rPr>
         <w:t xml:space="preserve">؛ </w:t>
       </w:r>
-      <w:hyperlink r:id="rId158">
+      <w:hyperlink r:id="rId156">
         <w:r>
           <w:rPr>
             <w:lang w:val="ar_AE" w:bidi="ar_AE"/>
@@ -14652,7 +14610,7 @@
         </w:rPr>
         <w:t xml:space="preserve">لم يكن لسبط لاوي نصيب من الأرض كغيره من الأسباط (انظر </w:t>
       </w:r>
-      <w:hyperlink r:id="rId159">
+      <w:hyperlink r:id="rId157">
         <w:r>
           <w:rPr>
             <w:lang w:val="ar_AE" w:bidi="ar_AE"/>
@@ -14670,7 +14628,7 @@
         </w:rPr>
         <w:t>). فقد تم توزيع مدنهم داخل حدود باقي أسباط إسرائيل (</w:t>
       </w:r>
-      <w:hyperlink r:id="rId160">
+      <w:hyperlink r:id="rId158">
         <w:r>
           <w:rPr>
             <w:lang w:val="ar_AE" w:bidi="ar_AE"/>
@@ -14741,7 +14699,7 @@
         </w:rPr>
         <w:t>بما أن رأوبين، ابن يعقوب البكر من ليئة (</w:t>
       </w:r>
-      <w:hyperlink r:id="rId161">
+      <w:hyperlink r:id="rId159">
         <w:r>
           <w:rPr>
             <w:lang w:val="ar_AE" w:bidi="ar_AE"/>
@@ -14771,7 +14729,7 @@
         </w:rPr>
         <w:t>أبيه (</w:t>
       </w:r>
-      <w:hyperlink r:id="rId162">
+      <w:hyperlink r:id="rId160">
         <w:r>
           <w:rPr>
             <w:lang w:val="ar_AE" w:bidi="ar_AE"/>
@@ -14842,7 +14800,7 @@
         </w:rPr>
         <w:t>يبدو أن قادة مديان كانوا ملوكًا (</w:t>
       </w:r>
-      <w:hyperlink r:id="rId163">
+      <w:hyperlink r:id="rId161">
         <w:r>
           <w:rPr>
             <w:lang w:val="ar_AE" w:bidi="ar_AE"/>
@@ -14932,7 +14890,7 @@
         </w:rPr>
         <w:t xml:space="preserve"> عن طريق الخطايا الجنسية (</w:t>
       </w:r>
-      <w:hyperlink r:id="rId164">
+      <w:hyperlink r:id="rId162">
         <w:r>
           <w:rPr>
             <w:lang w:val="ar_AE" w:bidi="ar_AE"/>
@@ -14950,7 +14908,7 @@
         </w:rPr>
         <w:t>). وكان الله قد حرّم على بلعام أن يلعن إسرائيل (</w:t>
       </w:r>
-      <w:hyperlink r:id="rId165">
+      <w:hyperlink r:id="rId163">
         <w:r>
           <w:rPr>
             <w:lang w:val="ar_AE" w:bidi="ar_AE"/>
@@ -15074,7 +15032,7 @@
         </w:rPr>
         <w:t xml:space="preserve">كان منسى الابن الأكبر ليوسف. وقد منح يعقوب كلًا من ابني يوسف ميراثًا كاملاً، وبذلك أعطى يوسف حصة مزدوجة من البكورية (انظر </w:t>
       </w:r>
-      <w:hyperlink r:id="rId166">
+      <w:hyperlink r:id="rId164">
         <w:r>
           <w:rPr>
             <w:lang w:val="ar_AE" w:bidi="ar_AE"/>
@@ -15145,7 +15103,7 @@
         </w:rPr>
         <w:t>كان يائير من نسل منسّى (</w:t>
       </w:r>
-      <w:hyperlink r:id="rId167">
+      <w:hyperlink r:id="rId165">
         <w:r>
           <w:rPr>
             <w:lang w:val="ar_AE" w:bidi="ar_AE"/>
@@ -15281,7 +15239,7 @@
         </w:rPr>
         <w:t>يبيّن توزيع الأرض على أسباط الجانب الغربي من نهر الأردن ما أراده الله لكل سبط أن يملكه. • وقد بدأ الكاتب هذا القسم بتخصيص الأرض لكالب (</w:t>
       </w:r>
-      <w:hyperlink r:id="rId168">
+      <w:hyperlink r:id="rId166">
         <w:r>
           <w:rPr>
             <w:lang w:val="ar_AE" w:bidi="ar_AE"/>
@@ -15299,7 +15257,7 @@
         </w:rPr>
         <w:t>) وأنهاه بتخصيصها ليشوع (</w:t>
       </w:r>
-      <w:hyperlink r:id="rId169">
+      <w:hyperlink r:id="rId167">
         <w:r>
           <w:rPr>
             <w:lang w:val="ar_AE" w:bidi="ar_AE"/>
@@ -15317,7 +15275,7 @@
         </w:rPr>
         <w:t>). وكان كالب ويشوع قد أظهرا إيمانًا بالله بأن إسرائيل قادرة على دخول الأرض (</w:t>
       </w:r>
-      <w:hyperlink r:id="rId170">
+      <w:hyperlink r:id="rId168">
         <w:r>
           <w:rPr>
             <w:lang w:val="ar_AE" w:bidi="ar_AE"/>
@@ -15335,7 +15293,7 @@
         </w:rPr>
         <w:t xml:space="preserve">; </w:t>
       </w:r>
-      <w:hyperlink r:id="rId171">
+      <w:hyperlink r:id="rId169">
         <w:r>
           <w:rPr>
             <w:lang w:val="ar_AE" w:bidi="ar_AE"/>
@@ -15489,7 +15447,7 @@
         </w:rPr>
         <w:t>). ولأن سبط لاوي لم يحصل على أرض مستقلة كغيره من الأسباط (</w:t>
       </w:r>
-      <w:hyperlink r:id="rId172">
+      <w:hyperlink r:id="rId170">
         <w:r>
           <w:rPr>
             <w:lang w:val="ar_AE" w:bidi="ar_AE"/>
@@ -15560,7 +15518,7 @@
         </w:rPr>
         <w:t>لم يكن شعب القنزيين في الأصل من بني إسرائيل (</w:t>
       </w:r>
-      <w:hyperlink r:id="rId173">
+      <w:hyperlink r:id="rId171">
         <w:r>
           <w:rPr>
             <w:lang w:val="ar_AE" w:bidi="ar_AE"/>
@@ -15590,7 +15548,7 @@
         </w:rPr>
         <w:t>: كان كالب ويشوع وحدهما من بقيا أمناء لله في أول فرصة لدخول الأرض، لذلك وعدهما الله بأن يمتلكاها (</w:t>
       </w:r>
-      <w:hyperlink r:id="rId174">
+      <w:hyperlink r:id="rId172">
         <w:r>
           <w:rPr>
             <w:lang w:val="ar_AE" w:bidi="ar_AE"/>
@@ -15667,7 +15625,7 @@
         </w:rPr>
         <w:t xml:space="preserve">: انظر </w:t>
       </w:r>
-      <w:hyperlink r:id="rId174">
+      <w:hyperlink r:id="rId172">
         <w:r>
           <w:rPr>
             <w:lang w:val="ar_AE" w:bidi="ar_AE"/>
@@ -15791,7 +15749,7 @@
         </w:rPr>
         <w:t>امتنع شعب إسرائيل عن دخول كنعان قبل خمسة وأربعين عامًا لأنهم خافوا من نسل عناق، وهم قوم طوال القامة وأقوياء كانوا يسكنون في الجبال بمنطقة يهوذا (</w:t>
       </w:r>
-      <w:hyperlink r:id="rId175">
+      <w:hyperlink r:id="rId173">
         <w:r>
           <w:rPr>
             <w:lang w:val="ar_AE" w:bidi="ar_AE"/>
@@ -15933,7 +15891,7 @@
         </w:rPr>
         <w:t>ذُكر نصيب سبط يهوذا من الأرض بتفصيل يفوق ما ورد عن باقي الأسباط. وبسبب فشل إخوة يهوذا الأكبر منه (</w:t>
       </w:r>
-      <w:hyperlink r:id="rId176">
+      <w:hyperlink r:id="rId174">
         <w:r>
           <w:rPr>
             <w:lang w:val="ar_AE" w:bidi="ar_AE"/>
@@ -15951,7 +15909,7 @@
         </w:rPr>
         <w:t xml:space="preserve">؛ </w:t>
       </w:r>
-      <w:hyperlink r:id="rId162">
+      <w:hyperlink r:id="rId160">
         <w:r>
           <w:rPr>
             <w:lang w:val="ar_AE" w:bidi="ar_AE"/>
@@ -15969,7 +15927,7 @@
         </w:rPr>
         <w:t>)، أصبح هو الأجدر بنيل دور القيادة. من ثمّ، أُعطي سبط يهوذا موقعًا مركزيًا بين الأسباط، مما ضمن له دور القيادة في شعب إسرائيل (</w:t>
       </w:r>
-      <w:hyperlink r:id="rId177">
+      <w:hyperlink r:id="rId175">
         <w:r>
           <w:rPr>
             <w:lang w:val="ar_AE" w:bidi="ar_AE"/>
@@ -15987,7 +15945,7 @@
         </w:rPr>
         <w:t xml:space="preserve">؛ </w:t>
       </w:r>
-      <w:hyperlink r:id="rId178">
+      <w:hyperlink r:id="rId176">
         <w:r>
           <w:rPr>
             <w:lang w:val="ar_AE" w:bidi="ar_AE"/>
@@ -16176,7 +16134,7 @@
         </w:rPr>
         <w:t xml:space="preserve">هنا تختلف عن المسماة دبير أو قرية سفر المذكورة في </w:t>
       </w:r>
-      <w:hyperlink r:id="rId179">
+      <w:hyperlink r:id="rId177">
         <w:r>
           <w:rPr>
             <w:lang w:val="ar_AE" w:bidi="ar_AE"/>
@@ -16194,7 +16152,7 @@
         </w:rPr>
         <w:t>. • كما أن منطقة الجلجال المذكورة هنا ليست هي نفسها منطقة الجلجال التي أقام فيها بنو إسرائيل معسكرهم سابقًا (</w:t>
       </w:r>
-      <w:hyperlink r:id="rId180">
+      <w:hyperlink r:id="rId178">
         <w:r>
           <w:rPr>
             <w:lang w:val="ar_AE" w:bidi="ar_AE"/>
@@ -16442,7 +16400,7 @@
         </w:rPr>
         <w:t xml:space="preserve">قارن بين </w:t>
       </w:r>
-      <w:hyperlink r:id="rId181">
+      <w:hyperlink r:id="rId179">
         <w:r>
           <w:rPr>
             <w:lang w:val="ar_AE" w:bidi="ar_AE"/>
@@ -16460,7 +16418,7 @@
         </w:rPr>
         <w:t xml:space="preserve"> وبين </w:t>
       </w:r>
-      <w:hyperlink r:id="rId182">
+      <w:hyperlink r:id="rId180">
         <w:r>
           <w:rPr>
             <w:lang w:val="ar_AE" w:bidi="ar_AE"/>
@@ -16531,7 +16489,7 @@
         </w:rPr>
         <w:t>عُيِّن عثنيئيل ابن أخي كالب كأول قاضٍ لإسرائيل (</w:t>
       </w:r>
-      <w:hyperlink r:id="rId183">
+      <w:hyperlink r:id="rId181">
         <w:r>
           <w:rPr>
             <w:lang w:val="ar_AE" w:bidi="ar_AE"/>
@@ -16915,7 +16873,7 @@
         </w:rPr>
         <w:t>كانت المنطقة الجبلية تقع في المرتفعات الوسطى ليهوذا من أورشليم في الشمال إلى ما بعد دبير (</w:t>
       </w:r>
-      <w:hyperlink r:id="rId179">
+      <w:hyperlink r:id="rId177">
         <w:r>
           <w:rPr>
             <w:lang w:val="ar_AE" w:bidi="ar_AE"/>
@@ -16986,7 +16944,7 @@
         </w:rPr>
         <w:t>إن يزرعيل المذكورة هنا في يهوذا ليست هي يزرعيل الواقعة في الشمال. لقد كانت هذه المدينة هي مسقط رأس أخينوعم، زوجة داود وأم ابنه البكر، أمنون (</w:t>
       </w:r>
-      <w:hyperlink r:id="rId184">
+      <w:hyperlink r:id="rId182">
         <w:r>
           <w:rPr>
             <w:lang w:val="ar_AE" w:bidi="ar_AE"/>
@@ -17175,7 +17133,7 @@
         </w:rPr>
         <w:t>على الرغم من أن أورشليم كانت مخصصة لسبط بنيامين (</w:t>
       </w:r>
-      <w:hyperlink r:id="rId185">
+      <w:hyperlink r:id="rId183">
         <w:r>
           <w:rPr>
             <w:lang w:val="ar_AE" w:bidi="ar_AE"/>
@@ -17205,7 +17163,7 @@
         </w:rPr>
         <w:t>: تسبب استمرار وجود اليبوسيين لاحقًا في مشاكل لسبط يهوذا (</w:t>
       </w:r>
-      <w:hyperlink r:id="rId186">
+      <w:hyperlink r:id="rId184">
         <w:r>
           <w:rPr>
             <w:lang w:val="ar_AE" w:bidi="ar_AE"/>
@@ -17276,7 +17234,7 @@
         </w:rPr>
         <w:t>كانت أريحا من نصيب سبط بنيامين (</w:t>
       </w:r>
-      <w:hyperlink r:id="rId187">
+      <w:hyperlink r:id="rId185">
         <w:r>
           <w:rPr>
             <w:lang w:val="ar_AE" w:bidi="ar_AE"/>
@@ -17347,7 +17305,7 @@
         </w:rPr>
         <w:t>كان ليوسف ابنان، منسّى وأفرايم (</w:t>
       </w:r>
-      <w:hyperlink r:id="rId188">
+      <w:hyperlink r:id="rId186">
         <w:r>
           <w:rPr>
             <w:lang w:val="ar_AE" w:bidi="ar_AE"/>
@@ -17365,7 +17323,7 @@
         </w:rPr>
         <w:t>). وكان نصف نسل منسّى قد نال نصيبه من الأرض شرق نهر الأردن. والآن حصل سبط أفرايم وبقية سبط منسّى على نصيبهم. وبذلك اكتمل عدد الأنصبة إلى اثني عشر، وتحققت البركة التي نطق بها يعقوب على يوسف (</w:t>
       </w:r>
-      <w:hyperlink r:id="rId189">
+      <w:hyperlink r:id="rId187">
         <w:r>
           <w:rPr>
             <w:lang w:val="ar_AE" w:bidi="ar_AE"/>
@@ -17436,7 +17394,7 @@
         </w:rPr>
         <w:t xml:space="preserve">كانت تمتد حدود سبط أفرايم على طول الطريق الصاعد من بيت حورون السفلى إلى العليا (انظر </w:t>
       </w:r>
-      <w:hyperlink r:id="rId190">
+      <w:hyperlink r:id="rId188">
         <w:r>
           <w:rPr>
             <w:lang w:val="ar_AE" w:bidi="ar_AE"/>
@@ -17466,7 +17424,7 @@
         </w:rPr>
         <w:t xml:space="preserve"> بلدة كنعانية كبيرة ومهمة عند تقاطع السهل الساحلي ومنطقة التلال، والتي لم تدخل على ما يبدو في نطاق ملكية إسرائيل حتى زمن سليمان (انظر </w:t>
       </w:r>
-      <w:hyperlink r:id="rId191">
+      <w:hyperlink r:id="rId189">
         <w:r>
           <w:rPr>
             <w:lang w:val="ar_AE" w:bidi="ar_AE"/>
@@ -17484,7 +17442,7 @@
         </w:rPr>
         <w:t xml:space="preserve">; </w:t>
       </w:r>
-      <w:hyperlink r:id="rId192">
+      <w:hyperlink r:id="rId190">
         <w:r>
           <w:rPr>
             <w:lang w:val="ar_AE" w:bidi="ar_AE"/>
@@ -17608,7 +17566,7 @@
         </w:rPr>
         <w:t xml:space="preserve">يرجى الاطلاع على </w:t>
       </w:r>
-      <w:hyperlink r:id="rId193">
+      <w:hyperlink r:id="rId191">
         <w:r>
           <w:rPr>
             <w:lang w:val="ar_AE" w:bidi="ar_AE"/>
@@ -17691,7 +17649,7 @@
         </w:rPr>
         <w:t xml:space="preserve">اعتاد الناس في إسرائيل القديمة أن يورّثوا الأبناء الذكور دون غيرهم. وإذا لم يكن للرجل أولاد، كان اسمه مهددًا بالاندثار. لكن بنات صلفحاد توجهن إلى موسى بطلب خاص، فسأل موسى الرب، وأعلن الرب أن من حقّهن أن يرثن نصيب أبيهن (انظر </w:t>
       </w:r>
-      <w:hyperlink r:id="rId194">
+      <w:hyperlink r:id="rId192">
         <w:r>
           <w:rPr>
             <w:lang w:val="ar_AE" w:bidi="ar_AE"/>
@@ -17874,7 +17832,7 @@
         </w:rPr>
         <w:t xml:space="preserve">يقدّم هذا الوصف العام للحد الجنوبي لأرض منسّى (والذي يفصلها عن الأرض المُعطاة لسبط أفرايم) تفصيلًا أكثر مما ورد في وصف الحدّ الشمالي لأرض أفرايم في </w:t>
       </w:r>
-      <w:hyperlink r:id="rId195">
+      <w:hyperlink r:id="rId193">
         <w:r>
           <w:rPr>
             <w:lang w:val="ar_AE" w:bidi="ar_AE"/>
@@ -18051,7 +18009,7 @@
         </w:rPr>
         <w:t xml:space="preserve">وَرَدَ وصف نصيب يوسف في </w:t>
       </w:r>
-      <w:hyperlink r:id="rId196">
+      <w:hyperlink r:id="rId194">
         <w:r>
           <w:rPr>
             <w:lang w:val="ar_AE" w:bidi="ar_AE"/>
@@ -18146,7 +18104,7 @@
         </w:rPr>
         <w:t xml:space="preserve">؛ انظر أيضًا </w:t>
       </w:r>
-      <w:hyperlink r:id="rId197">
+      <w:hyperlink r:id="rId195">
         <w:r>
           <w:rPr>
             <w:lang w:val="ar_AE" w:bidi="ar_AE"/>
@@ -18164,7 +18122,7 @@
         </w:rPr>
         <w:t xml:space="preserve">، </w:t>
       </w:r>
-      <w:hyperlink r:id="rId198">
+      <w:hyperlink r:id="rId196">
         <w:r>
           <w:rPr>
             <w:lang w:val="ar_AE" w:bidi="ar_AE"/>
@@ -18182,7 +18140,7 @@
         </w:rPr>
         <w:t xml:space="preserve">؛ </w:t>
       </w:r>
-      <w:hyperlink r:id="rId150">
+      <w:hyperlink r:id="rId148">
         <w:r>
           <w:rPr>
             <w:lang w:val="ar_AE" w:bidi="ar_AE"/>
@@ -18277,7 +18235,7 @@
         </w:rPr>
         <w:t xml:space="preserve">يزرعيل، الذي يُعدّ انقطاعًا جيولوجيًّا في سلسلة الجبال، بين الجليل الأسفل شمالًا ومنطقة جبال منسّى جنوبًا. وقد قيّد الكنعانيون الذين كانوا يسكنون في هذا الوادي وبجواره، وكذلك في وادي بيت شان، توسع منسّى، ويبدو أنهم قيدوا توسع أفرايم أيضًا. وكانت معظم المدن المذكورة في </w:t>
       </w:r>
-      <w:hyperlink r:id="rId199">
+      <w:hyperlink r:id="rId197">
         <w:r>
           <w:rPr>
             <w:lang w:val="ar_AE" w:bidi="ar_AE"/>
@@ -18360,7 +18318,7 @@
         </w:rPr>
         <w:t xml:space="preserve"> (</w:t>
       </w:r>
-      <w:hyperlink r:id="rId200">
+      <w:hyperlink r:id="rId198">
         <w:r>
           <w:rPr>
             <w:lang w:val="ar_AE" w:bidi="ar_AE"/>
@@ -18431,7 +18389,7 @@
         </w:rPr>
         <w:t>كان شعب إسرائيل قد خيّم في الجلجال في وادي الأردن (</w:t>
       </w:r>
-      <w:hyperlink r:id="rId201">
+      <w:hyperlink r:id="rId199">
         <w:r>
           <w:rPr>
             <w:lang w:val="ar_AE" w:bidi="ar_AE"/>
@@ -18449,7 +18407,7 @@
         </w:rPr>
         <w:t>). وكانت شيلوه تقع على بُعد نحو عشرين ميلًا شمال أورشليم، في جبال أفرايم. وعندما نصب يشوع خيمة الاجتماع هناك، جعل من شيلوه مركزًا دينيًّا وسياسيًّا لإسرائيل. وبقيت خيمة الاجتماع في شيلوه حتى استولى الفلسطينيون على تابوت العهد (</w:t>
       </w:r>
-      <w:hyperlink r:id="rId202">
+      <w:hyperlink r:id="rId200">
         <w:r>
           <w:rPr>
             <w:lang w:val="ar_AE" w:bidi="ar_AE"/>
@@ -18709,7 +18667,7 @@
         </w:rPr>
         <w:t xml:space="preserve">: راجع الإصحاح </w:t>
       </w:r>
-      <w:hyperlink r:id="rId160">
+      <w:hyperlink r:id="rId158">
         <w:r>
           <w:rPr>
             <w:lang w:val="ar_AE" w:bidi="ar_AE"/>
@@ -18727,7 +18685,7 @@
         </w:rPr>
         <w:t xml:space="preserve">. • جاد . . . منسّى: راجع </w:t>
       </w:r>
-      <w:hyperlink r:id="rId203">
+      <w:hyperlink r:id="rId201">
         <w:r>
           <w:rPr>
             <w:lang w:val="ar_AE" w:bidi="ar_AE"/>
@@ -18798,7 +18756,7 @@
         </w:rPr>
         <w:t>كان كنعانيّو المناطق الجبلية يخافون من إسرائيل في ذلك الوقت، ولذلك سمحوا لواحد وعشرين رجلًا (</w:t>
       </w:r>
-      <w:hyperlink r:id="rId204">
+      <w:hyperlink r:id="rId202">
         <w:r>
           <w:rPr>
             <w:lang w:val="ar_AE" w:bidi="ar_AE"/>
@@ -18816,7 +18774,7 @@
         </w:rPr>
         <w:t xml:space="preserve">) أن يجتازوا تلك الأراضي ويعودوا سالمين. • يُحتمل أن السجل المكتوب كان على هيئة لفيفة، وقد يكون هو المصدر الأولي الذي استُخدم في كتابة أوصاف توزيعات الأسباط في الإصحاحين </w:t>
       </w:r>
-      <w:hyperlink r:id="rId205">
+      <w:hyperlink r:id="rId203">
         <w:r>
           <w:rPr>
             <w:lang w:val="ar_AE" w:bidi="ar_AE"/>
@@ -19035,7 +18993,7 @@
         </w:rPr>
         <w:t xml:space="preserve">: كانت قرية يعاريم المذكورة في </w:t>
       </w:r>
-      <w:hyperlink r:id="rId206">
+      <w:hyperlink r:id="rId204">
         <w:r>
           <w:rPr>
             <w:lang w:val="ar_AE" w:bidi="ar_AE"/>
@@ -19106,7 +19064,7 @@
         </w:rPr>
         <w:t>كان شمعون، الابن الثاني ليعقوب وليئة، أكبر من يهوذا. لكنه خسر دوره القيادي بسبب أعماله العنيفة ضد شكيم (</w:t>
       </w:r>
-      <w:hyperlink r:id="rId207">
+      <w:hyperlink r:id="rId205">
         <w:r>
           <w:rPr>
             <w:lang w:val="ar_AE" w:bidi="ar_AE"/>
@@ -19177,7 +19135,7 @@
         </w:rPr>
         <w:t xml:space="preserve">بعض المدن التي أُعطيت لسبط شمعون كانت أيضًا ضمن نصيب يهوذا، لأن أرض يهوذا كانت أوسع من أن يحتاجها وحده (قارن </w:t>
       </w:r>
-      <w:hyperlink r:id="rId208">
+      <w:hyperlink r:id="rId206">
         <w:r>
           <w:rPr>
             <w:lang w:val="ar_AE" w:bidi="ar_AE"/>
@@ -19419,7 +19377,7 @@
         </w:rPr>
         <w:t xml:space="preserve"> مسقط رأس النبي يونان (</w:t>
       </w:r>
-      <w:hyperlink r:id="rId209">
+      <w:hyperlink r:id="rId207">
         <w:r>
           <w:rPr>
             <w:lang w:val="ar_AE" w:bidi="ar_AE"/>
@@ -19543,7 +19501,7 @@
         </w:rPr>
         <w:t>كان سبط زبولون هو الأصغر من بين الأسباط جميعًا، سواء بعدد المدن أو بحجم الأراضي التي يملكها. لكن قرية الناصرة، التي نشأ فيها يسوع في العهد الجديد، كانت ضمن أراضي سبط زبولون (</w:t>
       </w:r>
-      <w:hyperlink r:id="rId210">
+      <w:hyperlink r:id="rId208">
         <w:r>
           <w:rPr>
             <w:lang w:val="ar_AE" w:bidi="ar_AE"/>
@@ -19561,7 +19519,7 @@
         </w:rPr>
         <w:t xml:space="preserve">؛ </w:t>
       </w:r>
-      <w:hyperlink r:id="rId211">
+      <w:hyperlink r:id="rId209">
         <w:r>
           <w:rPr>
             <w:lang w:val="ar_AE" w:bidi="ar_AE"/>
@@ -19815,7 +19773,7 @@
         </w:rPr>
         <w:t xml:space="preserve">ضمن أراضي نفتالي، تحرس جزءًا من هذا الطريق. يذكر سبط نفتالي في إنجيل </w:t>
       </w:r>
-      <w:hyperlink r:id="rId211">
+      <w:hyperlink r:id="rId209">
         <w:r>
           <w:rPr>
             <w:lang w:val="ar_AE" w:bidi="ar_AE"/>
@@ -19963,7 +19921,7 @@
         </w:rPr>
         <w:t xml:space="preserve"> (</w:t>
       </w:r>
-      <w:hyperlink r:id="rId212">
+      <w:hyperlink r:id="rId210">
         <w:r>
           <w:rPr>
             <w:lang w:val="ar_AE" w:bidi="ar_AE"/>
@@ -19981,7 +19939,7 @@
         </w:rPr>
         <w:t xml:space="preserve">؛ </w:t>
       </w:r>
-      <w:hyperlink r:id="rId213">
+      <w:hyperlink r:id="rId211">
         <w:r>
           <w:rPr>
             <w:lang w:val="ar_AE" w:bidi="ar_AE"/>
@@ -20064,7 +20022,7 @@
         </w:rPr>
         <w:t xml:space="preserve"> (انظر </w:t>
       </w:r>
-      <w:hyperlink r:id="rId214">
+      <w:hyperlink r:id="rId212">
         <w:r>
           <w:rPr>
             <w:lang w:val="ar_AE" w:bidi="ar_AE"/>
@@ -20253,7 +20211,7 @@
         </w:rPr>
         <w:t xml:space="preserve">تحتوي هذه الآيات على مراجعة للشريعة المتعلقة بمدن الملجأ (انظر أيضًا </w:t>
       </w:r>
-      <w:hyperlink r:id="rId215">
+      <w:hyperlink r:id="rId213">
         <w:r>
           <w:rPr>
             <w:lang w:val="ar_AE" w:bidi="ar_AE"/>
@@ -20483,7 +20441,7 @@
         </w:rPr>
         <w:t xml:space="preserve">شكلت معاملة الأجانب في أرض إسرائيل خطوة كبيرة في مجال العلاقات الإنسانية. فقد كان للوافدين المقيمين أن يحظوا بكل حقوق العدالة الممنوحة للإسرائيليين الأصليين (انظر </w:t>
       </w:r>
-      <w:hyperlink r:id="rId216">
+      <w:hyperlink r:id="rId214">
         <w:r>
           <w:rPr>
             <w:lang w:val="ar_AE" w:bidi="ar_AE"/>
@@ -20501,7 +20459,7 @@
         </w:rPr>
         <w:t xml:space="preserve">؛ </w:t>
       </w:r>
-      <w:hyperlink r:id="rId217">
+      <w:hyperlink r:id="rId215">
         <w:r>
           <w:rPr>
             <w:lang w:val="ar_AE" w:bidi="ar_AE"/>
@@ -20519,7 +20477,7 @@
         </w:rPr>
         <w:t xml:space="preserve">؛ </w:t>
       </w:r>
-      <w:hyperlink r:id="rId218">
+      <w:hyperlink r:id="rId216">
         <w:r>
           <w:rPr>
             <w:lang w:val="ar_AE" w:bidi="ar_AE"/>
@@ -20537,7 +20495,7 @@
         </w:rPr>
         <w:t xml:space="preserve">؛ </w:t>
       </w:r>
-      <w:hyperlink r:id="rId219">
+      <w:hyperlink r:id="rId217">
         <w:r>
           <w:rPr>
             <w:lang w:val="ar_AE" w:bidi="ar_AE"/>
@@ -20679,7 +20637,7 @@
         </w:rPr>
         <w:t xml:space="preserve">: انظر </w:t>
       </w:r>
-      <w:hyperlink r:id="rId220">
+      <w:hyperlink r:id="rId218">
         <w:r>
           <w:rPr>
             <w:lang w:val="ar_AE" w:bidi="ar_AE"/>
@@ -20974,7 +20932,7 @@
         </w:rPr>
         <w:t>كانت "المسارح" أراضي رعي تحيط بالمدن. وقد أضفى تكرار هذه الكلمة في القائمة (</w:t>
       </w:r>
-      <w:hyperlink r:id="rId221">
+      <w:hyperlink r:id="rId219">
         <w:r>
           <w:rPr>
             <w:lang w:val="ar_AE" w:bidi="ar_AE"/>
@@ -20992,7 +20950,7 @@
         </w:rPr>
         <w:t>) على التخصيص طابعًا قانونيًا، يضمن للاويين الوصول إلى الأراضي المحيطة بكل مدينة من المدن اللاوية (</w:t>
       </w:r>
-      <w:hyperlink r:id="rId222">
+      <w:hyperlink r:id="rId220">
         <w:r>
           <w:rPr>
             <w:lang w:val="ar_AE" w:bidi="ar_AE"/>
@@ -21063,7 +21021,7 @@
         </w:rPr>
         <w:t>حصل أحفاد هارون على ثلاث عشرة مدينة، بينما تلقت بقية عشيرة القهاتيين عشر مدن، وحصل أحفاد الجرشونيين على ثلاث عشرة مدينة، وتلقت عشيرة المراري اثنتي عشرة مدينة. لقد كان هناك ما مجموعه ثمانية وأربعون مدينة لاويّة. وكان لكل سبط أربع مدن لاويّة، باستثناء يهوذا الذي كان له ثماني مدن، وشمعون الذي كان له مدينة واحدة، ونفتالي الذي كان له ثلاث مدن. وكانت ست من هذه المدن اللاويّة أيضًا مدن ملاجئ (</w:t>
       </w:r>
-      <w:hyperlink r:id="rId223">
+      <w:hyperlink r:id="rId221">
         <w:r>
           <w:rPr>
             <w:lang w:val="ar_AE" w:bidi="ar_AE"/>
@@ -21293,7 +21251,7 @@
         </w:rPr>
         <w:t xml:space="preserve">أشاد يشوع بالأسباط الشرقية على طاعتهم الأمينة وإيفائهم بوعدهم في مساعدة باقي شعب إسرائيل على سكنى كنعان (انظر </w:t>
       </w:r>
-      <w:hyperlink r:id="rId157">
+      <w:hyperlink r:id="rId155">
         <w:r>
           <w:rPr>
             <w:lang w:val="ar_AE" w:bidi="ar_AE"/>
@@ -21311,7 +21269,7 @@
         </w:rPr>
         <w:t xml:space="preserve">; </w:t>
       </w:r>
-      <w:hyperlink r:id="rId224">
+      <w:hyperlink r:id="rId222">
         <w:r>
           <w:rPr>
             <w:lang w:val="ar_AE" w:bidi="ar_AE"/>
@@ -21382,7 +21340,7 @@
         </w:rPr>
         <w:t>أعادت أقوال يشوع إلى الأذهان كلام الله له في بداية دخول الأرض (</w:t>
       </w:r>
-      <w:hyperlink r:id="rId69">
+      <w:hyperlink r:id="rId67">
         <w:r>
           <w:rPr>
             <w:lang w:val="ar_AE" w:bidi="ar_AE"/>
@@ -21459,7 +21417,7 @@
         </w:rPr>
         <w:t xml:space="preserve">: انظر </w:t>
       </w:r>
-      <w:hyperlink r:id="rId225">
+      <w:hyperlink r:id="rId223">
         <w:r>
           <w:rPr>
             <w:lang w:val="ar_AE" w:bidi="ar_AE"/>
@@ -21831,7 +21789,7 @@
         </w:rPr>
         <w:t xml:space="preserve">كانت الأسباط الغربية على استعداد لخوض الحرب، لأنهم رأوا في إقامة ذلك المذبح خرقًا لما ورد في </w:t>
       </w:r>
-      <w:hyperlink r:id="rId226">
+      <w:hyperlink r:id="rId224">
         <w:r>
           <w:rPr>
             <w:lang w:val="ar_AE" w:bidi="ar_AE"/>
@@ -21849,7 +21807,7 @@
         </w:rPr>
         <w:t xml:space="preserve"> و</w:t>
       </w:r>
-      <w:hyperlink r:id="rId227">
+      <w:hyperlink r:id="rId225">
         <w:r>
           <w:rPr>
             <w:lang w:val="ar_AE" w:bidi="ar_AE"/>
@@ -21920,7 +21878,7 @@
         </w:rPr>
         <w:t xml:space="preserve">التفويض: انظر </w:t>
       </w:r>
-      <w:hyperlink r:id="rId228">
+      <w:hyperlink r:id="rId226">
         <w:r>
           <w:rPr>
             <w:lang w:val="ar_AE" w:bidi="ar_AE"/>
@@ -22044,7 +22002,7 @@
         </w:rPr>
         <w:t>حرص الوفد من خلال كلماته المباشرة وأسئلته القوية على منع حلول سخط الله على الشعب بسبب عصيان يشبه خطية عخان (</w:t>
       </w:r>
-      <w:hyperlink r:id="rId229">
+      <w:hyperlink r:id="rId227">
         <w:r>
           <w:rPr>
             <w:lang w:val="ar_AE" w:bidi="ar_AE"/>
@@ -22062,7 +22020,7 @@
         </w:rPr>
         <w:t>) أو حادثة فغور (</w:t>
       </w:r>
-      <w:hyperlink r:id="rId230">
+      <w:hyperlink r:id="rId228">
         <w:r>
           <w:rPr>
             <w:lang w:val="ar_AE" w:bidi="ar_AE"/>
@@ -22145,7 +22103,7 @@
         </w:rPr>
         <w:t xml:space="preserve">: كانت عبارة "هكذا قال" تُستخدم عادة كمقدمة معتادة في تقارير المرسلين (مثل </w:t>
       </w:r>
-      <w:hyperlink r:id="rId231">
+      <w:hyperlink r:id="rId229">
         <w:r>
           <w:rPr>
             <w:lang w:val="ar_AE" w:bidi="ar_AE"/>
@@ -22163,7 +22121,7 @@
         </w:rPr>
         <w:t xml:space="preserve">; </w:t>
       </w:r>
-      <w:hyperlink r:id="rId232">
+      <w:hyperlink r:id="rId230">
         <w:r>
           <w:rPr>
             <w:lang w:val="ar_AE" w:bidi="ar_AE"/>
@@ -22234,7 +22192,7 @@
         </w:rPr>
         <w:t>كانت خطية فغور تمردًا وثنيًا من إسرائيل في أرض موآب، تمامًا عند اقترابهم من دخول أرض الموعد (</w:t>
       </w:r>
-      <w:hyperlink r:id="rId230">
+      <w:hyperlink r:id="rId228">
         <w:r>
           <w:rPr>
             <w:lang w:val="ar_AE" w:bidi="ar_AE"/>
@@ -22364,7 +22322,7 @@
         </w:rPr>
         <w:t xml:space="preserve">: انظر الإصحاح </w:t>
       </w:r>
-      <w:hyperlink r:id="rId79">
+      <w:hyperlink r:id="rId77">
         <w:r>
           <w:rPr>
             <w:lang w:val="ar_AE" w:bidi="ar_AE"/>
@@ -22559,7 +22517,7 @@
         </w:rPr>
         <w:t>وذبائح السلامة (</w:t>
       </w:r>
-      <w:hyperlink r:id="rId233">
+      <w:hyperlink r:id="rId231">
         <w:r>
           <w:rPr>
             <w:lang w:val="ar_AE" w:bidi="ar_AE"/>
@@ -22807,7 +22765,7 @@
         </w:rPr>
         <w:t>: في جواب فينحاس على الأسباط الشرقية، استعمل تعبيرات قريبة من الكلمات التي قالها الله حين أبطل غضبه عن إسرائيل في حادثة فغور (</w:t>
       </w:r>
-      <w:hyperlink r:id="rId234">
+      <w:hyperlink r:id="rId232">
         <w:r>
           <w:rPr>
             <w:lang w:val="ar_AE" w:bidi="ar_AE"/>
@@ -23043,7 +23001,7 @@
         </w:rPr>
         <w:t>شهد قادة إسرائيل على أعمال الله لهم ولأعدائهم. وطوال فترة حياة هؤلاء القادة الذين عاشوا بعد يشوع، ظلّ شعب إسرائيل مخلصًا لله (</w:t>
       </w:r>
-      <w:hyperlink r:id="rId235">
+      <w:hyperlink r:id="rId233">
         <w:r>
           <w:rPr>
             <w:lang w:val="ar_AE" w:bidi="ar_AE"/>
@@ -23114,7 +23072,7 @@
         </w:rPr>
         <w:t xml:space="preserve">بقيت بعض الأراضي التي خصصها يشوع للأسباط المختلفة غير مفتوحة بعد. وكان للدخول التدريجي للأرض من قبل إسرائيل أسباب بيئية (انظر </w:t>
       </w:r>
-      <w:hyperlink r:id="rId236">
+      <w:hyperlink r:id="rId234">
         <w:r>
           <w:rPr>
             <w:lang w:val="ar_AE" w:bidi="ar_AE"/>
@@ -23132,7 +23090,7 @@
         </w:rPr>
         <w:t xml:space="preserve">)، وأسباب عسكرية (انظر </w:t>
       </w:r>
-      <w:hyperlink r:id="rId237">
+      <w:hyperlink r:id="rId235">
         <w:r>
           <w:rPr>
             <w:lang w:val="ar_AE" w:bidi="ar_AE"/>
@@ -23150,7 +23108,7 @@
         </w:rPr>
         <w:t xml:space="preserve">)، وأسباب لاهوتية (انظر </w:t>
       </w:r>
-      <w:hyperlink r:id="rId238">
+      <w:hyperlink r:id="rId236">
         <w:r>
           <w:rPr>
             <w:lang w:val="ar_AE" w:bidi="ar_AE"/>
@@ -23168,7 +23126,7 @@
         </w:rPr>
         <w:t>). ولقد أدّت خيانة إسرائيل اللاحقة إلى تأخير عملية الدخول لعدة قرون؛ فبدلاً من طرد الكنعانيين المتبقين، استوعبهم إسرائيل، مما جلب لشعب الله تجارب أكبر في عدم الإخلاص. وكان يشوع يعلم أن هذا خطر حقيقي (</w:t>
       </w:r>
-      <w:hyperlink r:id="rId239">
+      <w:hyperlink r:id="rId237">
         <w:r>
           <w:rPr>
             <w:lang w:val="ar_AE" w:bidi="ar_AE"/>
@@ -23351,7 +23309,7 @@
         </w:rPr>
         <w:t>إذا تمسّك الإنسان بالله بإخلاص وبمشاعر عميقة، فإن ذلك يُفقد إغراء الانحراف نحو آلهة أخرى قوّته. وقد وُصف بهذا الفعل نفسه التصاق الرجل بامرأته (</w:t>
       </w:r>
-      <w:hyperlink r:id="rId240">
+      <w:hyperlink r:id="rId238">
         <w:r>
           <w:rPr>
             <w:lang w:val="ar_AE" w:bidi="ar_AE"/>
@@ -23369,7 +23327,7 @@
         </w:rPr>
         <w:t>) وتمسّك راعوث بنعمي (</w:t>
       </w:r>
-      <w:hyperlink r:id="rId241">
+      <w:hyperlink r:id="rId239">
         <w:r>
           <w:rPr>
             <w:lang w:val="ar_AE" w:bidi="ar_AE"/>
@@ -23440,7 +23398,7 @@
         </w:rPr>
         <w:t>من بين أبرز الأمثلة على الأمم الجبارة والقوية نذكر العناقيين (</w:t>
       </w:r>
-      <w:hyperlink r:id="rId242">
+      <w:hyperlink r:id="rId240">
         <w:r>
           <w:rPr>
             <w:lang w:val="ar_AE" w:bidi="ar_AE"/>
@@ -23458,7 +23416,7 @@
         </w:rPr>
         <w:t>) ومدينة حاصور (</w:t>
       </w:r>
-      <w:hyperlink r:id="rId101">
+      <w:hyperlink r:id="rId99">
         <w:r>
           <w:rPr>
             <w:lang w:val="ar_AE" w:bidi="ar_AE"/>
@@ -23535,7 +23493,7 @@
         </w:rPr>
         <w:t xml:space="preserve">: فكما أن الله قد قاتل من أجل بني إسرائيل في الماضي (مثلًا، </w:t>
       </w:r>
-      <w:hyperlink r:id="rId243">
+      <w:hyperlink r:id="rId241">
         <w:r>
           <w:rPr>
             <w:lang w:val="ar_AE" w:bidi="ar_AE"/>
@@ -23665,7 +23623,7 @@
         </w:rPr>
         <w:t>حذّر يشوع شعب الله من الزواج المختلط مع جيرانهم الذين يعبدون آلهة متعددة، لأن مثل هذه العلاقات الحميمة قد تؤدي إلى ضلال بني إسرائيل (</w:t>
       </w:r>
-      <w:hyperlink r:id="rId244">
+      <w:hyperlink r:id="rId242">
         <w:r>
           <w:rPr>
             <w:lang w:val="ar_AE" w:bidi="ar_AE"/>
@@ -23683,7 +23641,7 @@
         </w:rPr>
         <w:t>). ومع ذلك، كان الكنعانيون الذين يرغبون في عبادة الرب والانضمام إلى شعب الله مرحبًا بهم (</w:t>
       </w:r>
-      <w:hyperlink r:id="rId245">
+      <w:hyperlink r:id="rId243">
         <w:r>
           <w:rPr>
             <w:lang w:val="ar_AE" w:bidi="ar_AE"/>
@@ -23701,7 +23659,7 @@
         </w:rPr>
         <w:t xml:space="preserve">؛ </w:t>
       </w:r>
-      <w:hyperlink r:id="rId246">
+      <w:hyperlink r:id="rId244">
         <w:r>
           <w:rPr>
             <w:lang w:val="ar_AE" w:bidi="ar_AE"/>
@@ -23719,7 +23677,7 @@
         </w:rPr>
         <w:t xml:space="preserve">). فلم يكن للعرق أو اللغة أو الأصل أي تأثير على حظر الله للزواج المختلط؛ بل كان الأمر يتعلق بالإخلاص للرب (قارن </w:t>
       </w:r>
-      <w:hyperlink r:id="rId247">
+      <w:hyperlink r:id="rId245">
         <w:r>
           <w:rPr>
             <w:lang w:val="ar_AE" w:bidi="ar_AE"/>
@@ -23902,7 +23860,7 @@
         </w:rPr>
         <w:t>بارك الله بني إسرائيل، لكنه سيُدينهم أيضًا بلا شك إن هم ابتعدوا عنه. لقد كان تحذير يشوع من الارتداد نبوّيًا؛ إذ إن شعب إسرائيل ارتد فعلًا، ولم يطرد الله ما تبقى من الكنعانيين (</w:t>
       </w:r>
-      <w:hyperlink r:id="rId248">
+      <w:hyperlink r:id="rId246">
         <w:r>
           <w:rPr>
             <w:lang w:val="ar_AE" w:bidi="ar_AE"/>
@@ -23973,7 +23931,7 @@
         </w:rPr>
         <w:t xml:space="preserve">كانت شكيم هي الموقع الذي شهد أول تأكيد للعهد بعد دخول إسرائيل إلى أرض كنعان بفترة قصيرة (انظر </w:t>
       </w:r>
-      <w:hyperlink r:id="rId249">
+      <w:hyperlink r:id="rId247">
         <w:r>
           <w:rPr>
             <w:lang w:val="ar_AE" w:bidi="ar_AE"/>
@@ -24109,7 +24067,7 @@
         </w:rPr>
         <w:t>جاء هذا الإعلان للعهد في شكله ومحتواه مشابهًا لمعاهدات السيادة والتبعية المعروفة في الشرق الأدنى القديم. فقد بدأ بمقدمة افتتاحية(</w:t>
       </w:r>
-      <w:hyperlink r:id="rId250">
+      <w:hyperlink r:id="rId248">
         <w:r>
           <w:rPr>
             <w:lang w:val="ar_AE" w:bidi="ar_AE"/>
@@ -24127,7 +24085,7 @@
         </w:rPr>
         <w:t>) ثم سرد تاريخي يُبرز أعمال نعمة الله تجاه شعبه (</w:t>
       </w:r>
-      <w:hyperlink r:id="rId251">
+      <w:hyperlink r:id="rId249">
         <w:r>
           <w:rPr>
             <w:lang w:val="ar_AE" w:bidi="ar_AE"/>
@@ -24145,7 +24103,7 @@
         </w:rPr>
         <w:t>)، تلاه عرض للوصايا والفرائض (</w:t>
       </w:r>
-      <w:hyperlink r:id="rId252">
+      <w:hyperlink r:id="rId250">
         <w:r>
           <w:rPr>
             <w:lang w:val="ar_AE" w:bidi="ar_AE"/>
@@ -24163,7 +24121,7 @@
         </w:rPr>
         <w:t>) ثم اللعنات والبركات المرتبطة بالعهد (</w:t>
       </w:r>
-      <w:hyperlink r:id="rId253">
+      <w:hyperlink r:id="rId251">
         <w:r>
           <w:rPr>
             <w:lang w:val="ar_AE" w:bidi="ar_AE"/>
@@ -24181,7 +24139,7 @@
         </w:rPr>
         <w:t xml:space="preserve">). بعد ذلك، يُشار إلى موضع إيداع نص العهد ليُقرأ ويُجدَّد دوريًّا (ضمنيًا، </w:t>
       </w:r>
-      <w:hyperlink r:id="rId254">
+      <w:hyperlink r:id="rId252">
         <w:r>
           <w:rPr>
             <w:lang w:val="ar_AE" w:bidi="ar_AE"/>
@@ -24199,7 +24157,7 @@
         </w:rPr>
         <w:t>) كما ذُكرت أسماء الشهود على العهد (</w:t>
       </w:r>
-      <w:hyperlink r:id="rId255">
+      <w:hyperlink r:id="rId253">
         <w:r>
           <w:rPr>
             <w:lang w:val="ar_AE" w:bidi="ar_AE"/>
@@ -24217,7 +24175,7 @@
         </w:rPr>
         <w:t xml:space="preserve">, </w:t>
       </w:r>
-      <w:hyperlink r:id="rId256">
+      <w:hyperlink r:id="rId254">
         <w:r>
           <w:rPr>
             <w:lang w:val="ar_AE" w:bidi="ar_AE"/>
@@ -24306,7 +24264,7 @@
         </w:rPr>
         <w:t xml:space="preserve">: انظر </w:t>
       </w:r>
-      <w:hyperlink r:id="rId257">
+      <w:hyperlink r:id="rId255">
         <w:r>
           <w:rPr>
             <w:lang w:val="ar_AE" w:bidi="ar_AE"/>
@@ -24377,7 +24335,7 @@
         </w:rPr>
         <w:t>عاش إبراهيم في حاران، في بلاد ما بين النهرين، شرق نهر الفرات، مع أبيه تارح (</w:t>
       </w:r>
-      <w:hyperlink r:id="rId258">
+      <w:hyperlink r:id="rId256">
         <w:r>
           <w:rPr>
             <w:lang w:val="ar_AE" w:bidi="ar_AE"/>
@@ -24407,7 +24365,7 @@
         </w:rPr>
         <w:t xml:space="preserve">: انظر </w:t>
       </w:r>
-      <w:hyperlink r:id="rId259">
+      <w:hyperlink r:id="rId257">
         <w:r>
           <w:rPr>
             <w:lang w:val="ar_AE" w:bidi="ar_AE"/>
@@ -24579,7 +24537,7 @@
         </w:rPr>
         <w:t xml:space="preserve">يعقوب وعيسو: انظر </w:t>
       </w:r>
-      <w:hyperlink r:id="rId260">
+      <w:hyperlink r:id="rId258">
         <w:r>
           <w:rPr>
             <w:lang w:val="ar_AE" w:bidi="ar_AE"/>
@@ -24597,7 +24555,7 @@
         </w:rPr>
         <w:t>. • كانت جبال سعير تقع في قلب أدوم، موطن نسل عيسو (</w:t>
       </w:r>
-      <w:hyperlink r:id="rId261">
+      <w:hyperlink r:id="rId259">
         <w:r>
           <w:rPr>
             <w:lang w:val="ar_AE" w:bidi="ar_AE"/>
@@ -24863,7 +24821,7 @@
         </w:rPr>
         <w:t xml:space="preserve">: انظر </w:t>
       </w:r>
-      <w:hyperlink r:id="rId41">
+      <w:hyperlink r:id="rId39">
         <w:r>
           <w:rPr>
             <w:lang w:val="ar_AE" w:bidi="ar_AE"/>
@@ -24934,7 +24892,7 @@
         </w:rPr>
         <w:t xml:space="preserve">راجع </w:t>
       </w:r>
-      <w:hyperlink r:id="rId165">
+      <w:hyperlink r:id="rId163">
         <w:r>
           <w:rPr>
             <w:lang w:val="ar_AE" w:bidi="ar_AE"/>
@@ -24952,7 +24910,7 @@
         </w:rPr>
         <w:t xml:space="preserve">; </w:t>
       </w:r>
-      <w:hyperlink r:id="rId262">
+      <w:hyperlink r:id="rId260">
         <w:r>
           <w:rPr>
             <w:lang w:val="ar_AE" w:bidi="ar_AE"/>
@@ -25991,7 +25949,7 @@
         </w:rPr>
         <w:t xml:space="preserve">: انظر </w:t>
       </w:r>
-      <w:hyperlink r:id="rId169">
+      <w:hyperlink r:id="rId167">
         <w:r>
           <w:rPr>
             <w:lang w:val="ar_AE" w:bidi="ar_AE"/>
@@ -26115,7 +26073,7 @@
         </w:rPr>
         <w:t>كانت إسرائيل قد حملت عظام يوسف من مصر، خلال سنوات رحلاتهم، ودخلت بها كنعان لتكريم طلب يوسف الأخير بأن يُدفن في الأرض التي وعد الله إسرائيل بها (</w:t>
       </w:r>
-      <w:hyperlink r:id="rId263">
+      <w:hyperlink r:id="rId261">
         <w:r>
           <w:rPr>
             <w:lang w:val="ar_AE" w:bidi="ar_AE"/>
@@ -26133,7 +26091,7 @@
         </w:rPr>
         <w:t xml:space="preserve">; </w:t>
       </w:r>
-      <w:hyperlink r:id="rId264">
+      <w:hyperlink r:id="rId262">
         <w:r>
           <w:rPr>
             <w:lang w:val="ar_AE" w:bidi="ar_AE"/>

--- a/arb/docx/06.content.docx
+++ b/arb/docx/06.content.docx
@@ -178,13 +178,6 @@
         <w:rPr>
           <w:lang w:val="ar_AE" w:bidi="ar_AE"/>
         </w:rPr>
-      </w:r>
-      <w:r>
-        <w:rPr>
-          <w:i/>
-          <w:lang w:val="ar_AE" w:bidi="ar_AE"/>
-        </w:rPr>
-        <w:t>يشوع 1: 1–2, يشوع 1: 1–9, يشوع 1: 3, يشوع 1: 4, يشوع 1: 5, يشوع 1: 6, يشوع 1: 6–9, يشوع 1: 8, يشوع 1: 9, يشوع 1: 10, يشوع 1: 11, يشوع 1: 12–15, يشوع 1: 13, يشوع 1: 14, يشوع 1: 17, يشوع 1: 18, يشوع 2: 1, يشوع 2: 1–24, يشوع 2: 2, يشوع 2: 3, يشوع 2: 4–5, يشوع 2: 6, يشوع 2: 7, يشوع 2: 9–10, يشوع 2: 11, يشوع 2: 12–13, يشوع 2: 14, يشوع 2: 12–13, يشوع 2: 16, يشوع 2: 19, يشوع 2: 23–24, يشوع 3: 1, يشوع 3: 3, يشوع 3: 4, يشوع 3: 5, يشوع 3: 7, يشوع 3: 8, يشوع 3: 10, يشوع 3: 11, يشوع 3: 12, يشوع 3: 13, يشوع 3: 15, يشوع 3: 16, يشوع 3: 17, يشوع 4: 2, يشوع 4: 5, يشوع 4: 6, يشوع 4: 9, يشوع 4: 14, يشوع 4: 18, يشوع 4: 19–20, يشوع 4: 24, يشوع 5: 1, يشوع 5: 2, يشوع 5: 3, يشوع 5: 4–7, يشوع 5: 8, يشوع 5: 9, يشوع 5: 10, يشوع 5: 11, يشوع 5: 11–12, يشوع 5: 12, يشوع 5: 13, يشوع 5: 13–15, يشوع 5: 14, يشوع 5: 15, يشوع 6: 1, يشوع 6: 2, يشوع 6: 4, يشوع 6: 6–9, يشوع 6: 10–11, يشوع 6: 15, يشوع 6: 16, يشوع 6: 17, يشوع 6: 20, يشوع 6: 22–23, يشوع 6: 24, يشوع 6: 24–27, يشوع 6: 25, يشوع 6: 26, يشوع 6: 27, يشوع 7: 1, يشوع 7: 1–26, يشوع 7: 1–12.24, يشوع 7: 2, يشوع 7: 3–4, يشوع 7: 5, يشوع 7: 6, يشوع 7: 7, يشوع 7: 8–9, يشوع 7: 10–11, يشوع 7: 12, يشوع 7: 13, يشوع 7: 14, يشوع 7: 15, يشوع 7: 16–18, يشوع 7: 19–20, يشوع 7: 21, يشوع 7: 22, يشوع 7: 24, يشوع 7: 25, يشوع 7: 26, يشوع 8: 1, يشوع 8: 1–13, يشوع 8: 2, يشوع 8: 3, يشوع 8: 4–9, يشوع 8: 11–13, يشوع 8: 14, يشوع 8: 15, يشوع 8: 17, يشوع 8: 18–19, يشوع 8: 28, يشوع 8: 29, يشوع 8: 30–31, يشوع 8: 32, يشوع 8: 33, يشوع 8: 33–35, يشوع 8: 34, يشوع 8: 35, يشوع 9: 1, يشوع 9: 1–27, يشوع 9: 2, يشوع 9: 3, يشوع 9: 4–6, يشوع 9: 7–8, يشوع 9: 9–10, يشوع 9: 11–13, يشوع 9: 14, يشوع 9: 15, يشوع 9: 16, يشوع 9: 17, يشوع 9: 18–21, يشوع 9: 22, يشوع 9: 23, يشوع 9: 24–25, يشوع 9: 26–27, يشوع 10: 1, يشوع 10: 1–43, يشوع 10: 2, يشوع 10: 5, يشوع 10: 7, يشوع 10: 8, يشوع 10: 9, يشوع 10: 10, يشوع 10: 10–13, يشوع 10: 12, يشوع 10: 13, يشوع 10: 16, يشوع 10: 18–19, يشوع 10: 21, يشوع 10: 24, يشوع 10: 25, يشوع 10: 26–27, يشوع 10: 28, يشوع 10: 28–39, يشوع 10: 29–30, يشوع 10: 31–33, يشوع 10: 38–39, يشوع 10: 40, يشوع 10: 41, يشوع 10: 43, يشوع 11: 1–3, يشوع 11: 1–16, يشوع 11: 4, يشوع 11: 5, يشوع 11: 6, يشوع 11: 7, يشوع 11: 8, يشوع 11: 11, يشوع 11: 13, يشوع 11: 15, يشوع 11: 18, يشوع 11: 19–20, يشوع 11: 21–22, يشوع 11: 23, يشوع 12: 1, يشوع 12: 1–24, يشوع 12: 2, يشوع 12: 3, يشوع 12: 4, يشوع 12: 6, يشوع 12: 7, يشوع 12: 7–24, يشوع 12: 8, يشوع 13: 1–7, يشوع 13: 1–21. 45, يشوع 13: 2, يشوع 13: 3, يشوع 13: 4–6, يشوع 13: 6–7, يشوع 13: 8–14, يشوع 13: 14, يشوع 13: 15–23, يشوع 13: 21, يشوع 13: 22, يشوع 13: 24–28, يشوع 13: 29–33, يشوع 13: 30–31, يشوع 14: 1, يشوع 14: 1–19. 51, يشوع 14: 2, يشوع 14: 4, يشوع 14: 6, يشوع 14: 9, يشوع 14: 11, يشوع 14: 12, يشوع 14: 15, يشوع 15: 1–63, يشوع 15: 2–4, يشوع 15: 5–11, يشوع 15: 7, يشوع 15: 8, يشوع 15: 9, يشوع 15: 12, يشوع 15: 16, يشوع 15: 17, يشوع 15: 18–19, يشوع 15: 20–63, يشوع 15: 21, يشوع 15: 33, يشوع 15: 45–47, يشوع 15: 48, يشوع 15: 56, يشوع 15: 59, يشوع 15: 61, يشوع 15: 63, يشوع 16: 1, يشوع 16: 1–17. 18, يشوع 16: 3, يشوع 16: 5–8, يشوع 17: 1, يشوع 17: 3–6, يشوع 17: 7, يشوع 17: 7–13, يشوع 17: 8–10, يشوع 17: 11–13, يشوع 17: 13, يشوع 17: 14, يشوع 17: 15, يشوع 17: 16, يشوع 17: 17–18, يشوع 18: 1, يشوع 18: 4, يشوع 18: 5, يشوع 18: 6, يشوع 18: 7, يشوع 18: 9, يشوع 18: 11, يشوع 18: 21–28, يشوع 18: 28, يشوع 19: 1, يشوع 19: 2–9, يشوع 19: 10–16, يشوع 19: 10–23, يشوع 19: 10–48, يشوع 19: 13, يشوع 19: 15, يشوع 19: 16, يشوع 19: 17–23, يشوع 19: 24–31, يشوع 19: 30, يشوع 19: 32–39, يشوع 19: 40–48, يشوع 19: 43, يشوع 19: 47, يشوع 19: 49–50, يشوع 19: 51, يشوع 20: 1–6, يشوع ٢٠:١–٢١.٤٥, يشوع 20: 3, يشوع 20: 7–9, يشوع 20: 9, يشوع 21: 1–8, يشوع 21: 2–3, يشوع 21: 4, يشوع 21: 5, يشوع 21: 6, يشوع 21: 7, يشوع 21: 8, يشوع 21: 9–42, يشوع 21: 45, يشوع 22: 1–34, يشوع 22: 1–24. 33, يشوع 22: 2–3, يشوع 22: 4–6, يشوع 22: 5, يشوع 22: 7, يشوع 22: 8, يشوع 22: 10, يشوع 22: 10–20, يشوع 22: 11, يشوع 22: 12, يشوع 22: 13–14, يشوع 22: 15, يشوع 22: 15–20, يشوع 22: 16, يشوع 22: 17, يشوع 22: 19, يشوع 22: 20, يشوع 22: 21–34, يشوع 22: 22, يشوع 22: 23, يشوع 22: 24–29, يشوع 22: 27, يشوع 22: 28, يشوع 22: 31, يشوع 22: 33, يشوع 22: 34, يشوع 23: 1–11, يشوع 23: 2–3, يشوع 23: 4–5, يشوع 23: 6, يشوع 23: 7, يشوع 23: 8, يشوع 23: 9, يشوع 23: 10, يشوع 23: 11, يشوع 23: 12, يشوع 23: 12–16, يشوع 23: 13, يشوع 23: 15–16, يشوع 24: 1, يشوع 24: 1–13, يشوع 24: 1–27, يشوع 24: 2, يشوع 24: 3, يشوع 24: 3–13, يشوع 24: 4, يشوع 24: 5–7, يشوع 24: 6, يشوع 24: 7, يشوع 24: 8, يشوع 24: 9–10, يشوع 24: 11, يشوع 24: 12, يشوع 24: 13, يشوع 24: 14, يشوع 24: 15, يشوع 24: 16, يشوع 24: 16–18, يشوع 24: 19, يشوع 24: 19–24, يشوع 24: 22, يشوع 24: 23, يشوع 24: 25, يشوع 24: 26, يشوع 24: 27, يشوع 24: 29, يشوع 24: 29–33, يشوع 24: 30, يشوع 24: 31, يشوع 24: 32, يشوع 24: 33</w:t>
       </w:r>
       <w:r>
         <w:rPr>

--- a/arb/docx/06.content.docx
+++ b/arb/docx/06.content.docx
@@ -163,21 +163,6 @@
           <w:lang w:val="ar_AE" w:bidi="ar_AE"/>
         </w:rPr>
         <w:t>JOS</w:t>
-      </w:r>
-      <w:r>
-        <w:rPr>
-          <w:lang w:val="ar_AE" w:bidi="ar_AE"/>
-        </w:rPr>
-      </w:r>
-    </w:p>
-    <w:p>
-      <w:pPr>
-        <w:bidi/>
-      </w:pPr>
-      <w:r>
-        <w:rPr>
-          <w:lang w:val="ar_AE" w:bidi="ar_AE"/>
-        </w:rPr>
       </w:r>
       <w:r>
         <w:rPr>

--- a/arb/docx/06.content.docx
+++ b/arb/docx/06.content.docx
@@ -22,7 +22,7 @@
         <w:rPr>
           <w:lang w:val="ar_AE" w:bidi="ar_AE"/>
         </w:rPr>
-        <w:t>Resource: ملاحظات الدراسة (تينديل)</w:t>
+        <w:t>Resource: Tyndale Open Study Notes</w:t>
       </w:r>
       <w:r>
         <w:rPr>
@@ -122,7 +122,7 @@
         <w:rPr>
           <w:lang w:val="ar_AE" w:bidi="ar_AE"/>
         </w:rPr>
-        <w:t>ملاحظات الدراسة (تينديل)</w:t>
+        <w:t>Tyndale Open Study Notes</w:t>
       </w:r>
     </w:p>
     <w:p>

--- a/arb/docx/06.content.docx
+++ b/arb/docx/06.content.docx
@@ -22,7 +22,7 @@
         <w:rPr>
           <w:lang w:val="ar_AE" w:bidi="ar_AE"/>
         </w:rPr>
-        <w:t>Resource: Tyndale Open Study Notes</w:t>
+        <w:t>Resource: Aquifer Open Study Notes</w:t>
       </w:r>
       <w:r>
         <w:rPr>
@@ -122,7 +122,7 @@
         <w:rPr>
           <w:lang w:val="ar_AE" w:bidi="ar_AE"/>
         </w:rPr>
-        <w:t>Tyndale Open Study Notes</w:t>
+        <w:t>Aquifer Open Study Notes</w:t>
       </w:r>
     </w:p>
     <w:p>

--- a/arb/docx/06.content.docx
+++ b/arb/docx/06.content.docx
@@ -309,20 +309,14 @@
         </w:rPr>
         <w:t>مات موسى على جبل نبو شرق الأردن (</w:t>
       </w:r>
-      <w:hyperlink r:id="rId13">
-        <w:r>
-          <w:rPr>
-            <w:rtl/>
-            <w:cs/>
-            <w:lang w:val="ar_AE" w:bidi="ar_AE"/>
-          </w:rPr>
-          <w:rPr>
-            <w:color w:val="0000EE"/>
-            <w:u w:val="single"/>
-          </w:rPr>
-          <w:t>تثنية 34:1–5</w:t>
-        </w:r>
-      </w:hyperlink>
+      <w:r>
+        <w:rPr>
+          <w:rtl/>
+          <w:cs/>
+          <w:lang w:val="ar_AE" w:bidi="ar_AE"/>
+        </w:rPr>
+        <w:t>تثنية 34:1–5</w:t>
+      </w:r>
       <w:r>
         <w:rPr>
           <w:rtl/>
@@ -398,20 +392,14 @@
         </w:rPr>
         <w:t>أقام الله يشوع قائدًا على إسرائيل ووريثًا لموسى في القيادة. وكان قد أعطى إبراهيم وعدًا واضحًا بأن يجعل أرض كنعان ملكًا لنسله (</w:t>
       </w:r>
-      <w:hyperlink r:id="rId14">
-        <w:r>
-          <w:rPr>
-            <w:rtl/>
-            <w:cs/>
-            <w:lang w:val="ar_AE" w:bidi="ar_AE"/>
-          </w:rPr>
-          <w:rPr>
-            <w:color w:val="0000EE"/>
-            <w:u w:val="single"/>
-          </w:rPr>
-          <w:t>تكوين 12:7</w:t>
-        </w:r>
-      </w:hyperlink>
+      <w:r>
+        <w:rPr>
+          <w:rtl/>
+          <w:cs/>
+          <w:lang w:val="ar_AE" w:bidi="ar_AE"/>
+        </w:rPr>
+        <w:t>تكوين 12:7</w:t>
+      </w:r>
       <w:r>
         <w:rPr>
           <w:rtl/>
@@ -420,20 +408,14 @@
         </w:rPr>
         <w:t xml:space="preserve">; </w:t>
       </w:r>
-      <w:hyperlink r:id="rId15">
-        <w:r>
-          <w:rPr>
-            <w:rtl/>
-            <w:cs/>
-            <w:lang w:val="ar_AE" w:bidi="ar_AE"/>
-          </w:rPr>
-          <w:rPr>
-            <w:color w:val="0000EE"/>
-            <w:u w:val="single"/>
-          </w:rPr>
-          <w:t>15:7</w:t>
-        </w:r>
-      </w:hyperlink>
+      <w:r>
+        <w:rPr>
+          <w:rtl/>
+          <w:cs/>
+          <w:lang w:val="ar_AE" w:bidi="ar_AE"/>
+        </w:rPr>
+        <w:t>15:7</w:t>
+      </w:r>
       <w:r>
         <w:rPr>
           <w:rtl/>
@@ -442,20 +424,14 @@
         </w:rPr>
         <w:t xml:space="preserve">; </w:t>
       </w:r>
-      <w:hyperlink r:id="rId16">
-        <w:r>
-          <w:rPr>
-            <w:rtl/>
-            <w:cs/>
-            <w:lang w:val="ar_AE" w:bidi="ar_AE"/>
-          </w:rPr>
-          <w:rPr>
-            <w:color w:val="0000EE"/>
-            <w:u w:val="single"/>
-          </w:rPr>
-          <w:t>17:8</w:t>
-        </w:r>
-      </w:hyperlink>
+      <w:r>
+        <w:rPr>
+          <w:rtl/>
+          <w:cs/>
+          <w:lang w:val="ar_AE" w:bidi="ar_AE"/>
+        </w:rPr>
+        <w:t>17:8</w:t>
+      </w:r>
       <w:r>
         <w:rPr>
           <w:rtl/>
@@ -464,20 +440,14 @@
         </w:rPr>
         <w:t>). ثم أعاد تأكيد هذا الوعد لموسى (</w:t>
       </w:r>
-      <w:hyperlink r:id="rId17">
-        <w:r>
-          <w:rPr>
-            <w:rtl/>
-            <w:cs/>
-            <w:lang w:val="ar_AE" w:bidi="ar_AE"/>
-          </w:rPr>
-          <w:rPr>
-            <w:color w:val="0000EE"/>
-            <w:u w:val="single"/>
-          </w:rPr>
-          <w:t>خروج 3:6–8</w:t>
-        </w:r>
-      </w:hyperlink>
+      <w:r>
+        <w:rPr>
+          <w:rtl/>
+          <w:cs/>
+          <w:lang w:val="ar_AE" w:bidi="ar_AE"/>
+        </w:rPr>
+        <w:t>خروج 3:6–8</w:t>
+      </w:r>
       <w:r>
         <w:rPr>
           <w:rtl/>
@@ -486,20 +456,14 @@
         </w:rPr>
         <w:t xml:space="preserve">; </w:t>
       </w:r>
-      <w:hyperlink r:id="rId18">
-        <w:r>
-          <w:rPr>
-            <w:rtl/>
-            <w:cs/>
-            <w:lang w:val="ar_AE" w:bidi="ar_AE"/>
-          </w:rPr>
-          <w:rPr>
-            <w:color w:val="0000EE"/>
-            <w:u w:val="single"/>
-          </w:rPr>
-          <w:t>13:3–5</w:t>
-        </w:r>
-      </w:hyperlink>
+      <w:r>
+        <w:rPr>
+          <w:rtl/>
+          <w:cs/>
+          <w:lang w:val="ar_AE" w:bidi="ar_AE"/>
+        </w:rPr>
+        <w:t>13:3–5</w:t>
+      </w:r>
       <w:r>
         <w:rPr>
           <w:rtl/>
@@ -508,20 +472,14 @@
         </w:rPr>
         <w:t xml:space="preserve">; </w:t>
       </w:r>
-      <w:hyperlink r:id="rId19">
-        <w:r>
-          <w:rPr>
-            <w:rtl/>
-            <w:cs/>
-            <w:lang w:val="ar_AE" w:bidi="ar_AE"/>
-          </w:rPr>
-          <w:rPr>
-            <w:color w:val="0000EE"/>
-            <w:u w:val="single"/>
-          </w:rPr>
-          <w:t>تثنية 1:6–8</w:t>
-        </w:r>
-      </w:hyperlink>
+      <w:r>
+        <w:rPr>
+          <w:rtl/>
+          <w:cs/>
+          <w:lang w:val="ar_AE" w:bidi="ar_AE"/>
+        </w:rPr>
+        <w:t>تثنية 1:6–8</w:t>
+      </w:r>
       <w:r>
         <w:rPr>
           <w:rtl/>
@@ -530,20 +488,14 @@
         </w:rPr>
         <w:t xml:space="preserve">; </w:t>
       </w:r>
-      <w:hyperlink r:id="rId20">
-        <w:r>
-          <w:rPr>
-            <w:rtl/>
-            <w:cs/>
-            <w:lang w:val="ar_AE" w:bidi="ar_AE"/>
-          </w:rPr>
-          <w:rPr>
-            <w:color w:val="0000EE"/>
-            <w:u w:val="single"/>
-          </w:rPr>
-          <w:t>6:10–19</w:t>
-        </w:r>
-      </w:hyperlink>
+      <w:r>
+        <w:rPr>
+          <w:rtl/>
+          <w:cs/>
+          <w:lang w:val="ar_AE" w:bidi="ar_AE"/>
+        </w:rPr>
+        <w:t>6:10–19</w:t>
+      </w:r>
       <w:r>
         <w:rPr>
           <w:rtl/>
@@ -686,20 +638,14 @@
         </w:rPr>
         <w:t>كانت أقصى مستوطنة لإسرائيل في الجنوب تقع في منطقة النقب، بالقرب من بئر سبع (</w:t>
       </w:r>
-      <w:hyperlink r:id="rId21">
-        <w:r>
-          <w:rPr>
-            <w:rtl/>
-            <w:cs/>
-            <w:lang w:val="ar_AE" w:bidi="ar_AE"/>
-          </w:rPr>
-          <w:rPr>
-            <w:color w:val="0000EE"/>
-            <w:u w:val="single"/>
-          </w:rPr>
-          <w:t>15:28</w:t>
-        </w:r>
-      </w:hyperlink>
+      <w:r>
+        <w:rPr>
+          <w:rtl/>
+          <w:cs/>
+          <w:lang w:val="ar_AE" w:bidi="ar_AE"/>
+        </w:rPr>
+        <w:t>15:28</w:t>
+      </w:r>
       <w:r>
         <w:rPr>
           <w:rtl/>
@@ -791,20 +737,14 @@
         </w:rPr>
         <w:t xml:space="preserve">تعهّد الله بأن يكون مع يشوع دون أن يتركه أو يهمله، كما فعل من قبل مع موسى (انظر </w:t>
       </w:r>
-      <w:hyperlink r:id="rId22">
-        <w:r>
-          <w:rPr>
-            <w:rtl/>
-            <w:cs/>
-            <w:lang w:val="ar_AE" w:bidi="ar_AE"/>
-          </w:rPr>
-          <w:rPr>
-            <w:color w:val="0000EE"/>
-            <w:u w:val="single"/>
-          </w:rPr>
-          <w:t>تثنية 31:6–8</w:t>
-        </w:r>
-      </w:hyperlink>
+      <w:r>
+        <w:rPr>
+          <w:rtl/>
+          <w:cs/>
+          <w:lang w:val="ar_AE" w:bidi="ar_AE"/>
+        </w:rPr>
+        <w:t>تثنية 31:6–8</w:t>
+      </w:r>
       <w:r>
         <w:rPr>
           <w:rtl/>
@@ -888,20 +828,14 @@
         </w:rPr>
         <w:t xml:space="preserve">: فوّض الله يشوع ليكون الأداة الرئيسية لتحقيق الوعد الذي قطعه لآبائهم (انظر </w:t>
       </w:r>
-      <w:hyperlink r:id="rId23">
-        <w:r>
-          <w:rPr>
-            <w:rtl/>
-            <w:cs/>
-            <w:lang w:val="ar_AE" w:bidi="ar_AE"/>
-          </w:rPr>
-          <w:rPr>
-            <w:color w:val="0000EE"/>
-            <w:u w:val="single"/>
-          </w:rPr>
-          <w:t>خروج 6:8</w:t>
-        </w:r>
-      </w:hyperlink>
+      <w:r>
+        <w:rPr>
+          <w:rtl/>
+          <w:cs/>
+          <w:lang w:val="ar_AE" w:bidi="ar_AE"/>
+        </w:rPr>
+        <w:t>خروج 6:8</w:t>
+      </w:r>
       <w:r>
         <w:rPr>
           <w:rtl/>
@@ -977,20 +911,14 @@
         </w:rPr>
         <w:t>لكي يؤكد الأمر، كرّر الله على مسامع يشوع ثلاث مرات أنه يحتاج إلى القوة والشجاعة لكي ينجح في مواجهة الكنعانيين الذين كانوا يفوقون إسرائيل عددًا. كما كان على الشعب أن يحرص على طاعة جميع التعليمات التي أوصى بها موسى، إن كانوا يرغبون في الاستقرار في الأرض، وإنشاء مزارع مثمرة، وبناء بيوت وقرى ومدن. فهذه الأرض هي ملك لله، كما هو الحال مع كل مكان آخر (</w:t>
       </w:r>
-      <w:hyperlink r:id="rId24">
-        <w:r>
-          <w:rPr>
-            <w:rtl/>
-            <w:cs/>
-            <w:lang w:val="ar_AE" w:bidi="ar_AE"/>
-          </w:rPr>
-          <w:rPr>
-            <w:color w:val="0000EE"/>
-            <w:u w:val="single"/>
-          </w:rPr>
-          <w:t>مز 24:1</w:t>
-        </w:r>
-      </w:hyperlink>
+      <w:r>
+        <w:rPr>
+          <w:rtl/>
+          <w:cs/>
+          <w:lang w:val="ar_AE" w:bidi="ar_AE"/>
+        </w:rPr>
+        <w:t>مز 24:1</w:t>
+      </w:r>
       <w:r>
         <w:rPr>
           <w:rtl/>
@@ -999,20 +927,14 @@
         </w:rPr>
         <w:t>); وقد أدخل الله إسرائيل إلى كنعان كمستأجرين، وليس كمالكين لها (</w:t>
       </w:r>
-      <w:hyperlink r:id="rId25">
-        <w:r>
-          <w:rPr>
-            <w:rtl/>
-            <w:cs/>
-            <w:lang w:val="ar_AE" w:bidi="ar_AE"/>
-          </w:rPr>
-          <w:rPr>
-            <w:color w:val="0000EE"/>
-            <w:u w:val="single"/>
-          </w:rPr>
-          <w:t>لاويين 25:23</w:t>
-        </w:r>
-      </w:hyperlink>
+      <w:r>
+        <w:rPr>
+          <w:rtl/>
+          <w:cs/>
+          <w:lang w:val="ar_AE" w:bidi="ar_AE"/>
+        </w:rPr>
+        <w:t>لاويين 25:23</w:t>
+      </w:r>
       <w:r>
         <w:rPr>
           <w:rtl/>
@@ -1104,20 +1026,14 @@
         </w:rPr>
         <w:t xml:space="preserve">" (بالعبرية: التوراة) تُشير إلى سفر التثنية (انظر </w:t>
       </w:r>
-      <w:hyperlink r:id="rId26">
-        <w:r>
-          <w:rPr>
-            <w:rtl/>
-            <w:cs/>
-            <w:lang w:val="ar_AE" w:bidi="ar_AE"/>
-          </w:rPr>
-          <w:rPr>
-            <w:color w:val="0000EE"/>
-            <w:u w:val="single"/>
-          </w:rPr>
-          <w:t>تث 4:44</w:t>
-        </w:r>
-      </w:hyperlink>
+      <w:r>
+        <w:rPr>
+          <w:rtl/>
+          <w:cs/>
+          <w:lang w:val="ar_AE" w:bidi="ar_AE"/>
+        </w:rPr>
+        <w:t>تث 4:44</w:t>
+      </w:r>
       <w:r>
         <w:rPr>
           <w:rtl/>
@@ -1126,20 +1042,14 @@
         </w:rPr>
         <w:t xml:space="preserve">; </w:t>
       </w:r>
-      <w:hyperlink r:id="rId27">
-        <w:r>
-          <w:rPr>
-            <w:rtl/>
-            <w:cs/>
-            <w:lang w:val="ar_AE" w:bidi="ar_AE"/>
-          </w:rPr>
-          <w:rPr>
-            <w:color w:val="0000EE"/>
-            <w:u w:val="single"/>
-          </w:rPr>
-          <w:t>29:21</w:t>
-        </w:r>
-      </w:hyperlink>
+      <w:r>
+        <w:rPr>
+          <w:rtl/>
+          <w:cs/>
+          <w:lang w:val="ar_AE" w:bidi="ar_AE"/>
+        </w:rPr>
+        <w:t>29:21</w:t>
+      </w:r>
       <w:r>
         <w:rPr>
           <w:rtl/>
@@ -1148,20 +1058,14 @@
         </w:rPr>
         <w:t xml:space="preserve">; </w:t>
       </w:r>
-      <w:hyperlink r:id="rId28">
-        <w:r>
-          <w:rPr>
-            <w:rtl/>
-            <w:cs/>
-            <w:lang w:val="ar_AE" w:bidi="ar_AE"/>
-          </w:rPr>
-          <w:rPr>
-            <w:color w:val="0000EE"/>
-            <w:u w:val="single"/>
-          </w:rPr>
-          <w:t>30:10</w:t>
-        </w:r>
-      </w:hyperlink>
+      <w:r>
+        <w:rPr>
+          <w:rtl/>
+          <w:cs/>
+          <w:lang w:val="ar_AE" w:bidi="ar_AE"/>
+        </w:rPr>
+        <w:t>30:10</w:t>
+      </w:r>
       <w:r>
         <w:rPr>
           <w:rtl/>
@@ -1170,20 +1074,14 @@
         </w:rPr>
         <w:t xml:space="preserve">; </w:t>
       </w:r>
-      <w:hyperlink r:id="rId29">
-        <w:r>
-          <w:rPr>
-            <w:rtl/>
-            <w:cs/>
-            <w:lang w:val="ar_AE" w:bidi="ar_AE"/>
-          </w:rPr>
-          <w:rPr>
-            <w:color w:val="0000EE"/>
-            <w:u w:val="single"/>
-          </w:rPr>
-          <w:t>31:9–12</w:t>
-        </w:r>
-      </w:hyperlink>
+      <w:r>
+        <w:rPr>
+          <w:rtl/>
+          <w:cs/>
+          <w:lang w:val="ar_AE" w:bidi="ar_AE"/>
+        </w:rPr>
+        <w:t>31:9–12</w:t>
+      </w:r>
       <w:r>
         <w:rPr>
           <w:rtl/>
@@ -1192,20 +1090,14 @@
         </w:rPr>
         <w:t xml:space="preserve">). ويشمل هذا السفر شرائع إسرائيل الأساسية، إلى جانب الوصايا الأدبية والروحية التي أوصى بها الله. • وقد أمر الله يشوع أن يلهج بكلام هذه الشريعة، ويفكر فيها ويتحدث بها نهارًا وليلًا، أي بشكل مستمر (قارن </w:t>
       </w:r>
-      <w:hyperlink r:id="rId30">
-        <w:r>
-          <w:rPr>
-            <w:rtl/>
-            <w:cs/>
-            <w:lang w:val="ar_AE" w:bidi="ar_AE"/>
-          </w:rPr>
-          <w:rPr>
-            <w:color w:val="0000EE"/>
-            <w:u w:val="single"/>
-          </w:rPr>
-          <w:t>تث 6:6–7</w:t>
-        </w:r>
-      </w:hyperlink>
+      <w:r>
+        <w:rPr>
+          <w:rtl/>
+          <w:cs/>
+          <w:lang w:val="ar_AE" w:bidi="ar_AE"/>
+        </w:rPr>
+        <w:t>تث 6:6–7</w:t>
+      </w:r>
       <w:r>
         <w:rPr>
           <w:rtl/>
@@ -1214,20 +1106,14 @@
         </w:rPr>
         <w:t xml:space="preserve">; </w:t>
       </w:r>
-      <w:hyperlink r:id="rId31">
-        <w:r>
-          <w:rPr>
-            <w:rtl/>
-            <w:cs/>
-            <w:lang w:val="ar_AE" w:bidi="ar_AE"/>
-          </w:rPr>
-          <w:rPr>
-            <w:color w:val="0000EE"/>
-            <w:u w:val="single"/>
-          </w:rPr>
-          <w:t>17:18–20</w:t>
-        </w:r>
-      </w:hyperlink>
+      <w:r>
+        <w:rPr>
+          <w:rtl/>
+          <w:cs/>
+          <w:lang w:val="ar_AE" w:bidi="ar_AE"/>
+        </w:rPr>
+        <w:t>17:18–20</w:t>
+      </w:r>
       <w:r>
         <w:rPr>
           <w:rtl/>
@@ -1494,20 +1380,14 @@
         </w:rPr>
         <w:t xml:space="preserve">رفض الجيل السابق دخول أرض الموعد من الجنوب قبل أربعين عامًا بسبب الخوف وعدم الإيمان (انظر </w:t>
       </w:r>
-      <w:hyperlink r:id="rId32">
-        <w:r>
-          <w:rPr>
-            <w:rtl/>
-            <w:cs/>
-            <w:lang w:val="ar_AE" w:bidi="ar_AE"/>
-          </w:rPr>
-          <w:rPr>
-            <w:color w:val="0000EE"/>
-            <w:u w:val="single"/>
-          </w:rPr>
-          <w:t>عدد 13–14</w:t>
-        </w:r>
-      </w:hyperlink>
+      <w:r>
+        <w:rPr>
+          <w:rtl/>
+          <w:cs/>
+          <w:lang w:val="ar_AE" w:bidi="ar_AE"/>
+        </w:rPr>
+        <w:t>عدد 13–14</w:t>
+      </w:r>
       <w:r>
         <w:rPr>
           <w:rtl/>
@@ -1583,20 +1463,14 @@
         </w:rPr>
         <w:t>كانت قد طلبت أسباط رأوبين وجاد ونصف سبط منسّى من موسى الأرض التي دخلوها شرق الأردن، وقد حصلوا عليها (</w:t>
       </w:r>
-      <w:hyperlink r:id="rId33">
-        <w:r>
-          <w:rPr>
-            <w:rtl/>
-            <w:cs/>
-            <w:lang w:val="ar_AE" w:bidi="ar_AE"/>
-          </w:rPr>
-          <w:rPr>
-            <w:color w:val="0000EE"/>
-            <w:u w:val="single"/>
-          </w:rPr>
-          <w:t>عدد 32:33</w:t>
-        </w:r>
-      </w:hyperlink>
+      <w:r>
+        <w:rPr>
+          <w:rtl/>
+          <w:cs/>
+          <w:lang w:val="ar_AE" w:bidi="ar_AE"/>
+        </w:rPr>
+        <w:t>عدد 32:33</w:t>
+      </w:r>
       <w:r>
         <w:rPr>
           <w:rtl/>
@@ -1672,20 +1546,14 @@
         </w:rPr>
         <w:t xml:space="preserve">أراد الله أن يختبر شعب إسرائيل سكينة روحية وثقافية وعاطفية تنبع من العلاقة السليمة معه ومع بعضهم البعض، وليس مجرد الاكتفاء بالراحة الجسدية التي تأتي من العيش في أرض آمنةٍ غنيةٍ بالخيرات (انظر </w:t>
       </w:r>
-      <w:hyperlink r:id="rId34">
-        <w:r>
-          <w:rPr>
-            <w:rtl/>
-            <w:cs/>
-            <w:lang w:val="ar_AE" w:bidi="ar_AE"/>
-          </w:rPr>
-          <w:rPr>
-            <w:color w:val="0000EE"/>
-            <w:u w:val="single"/>
-          </w:rPr>
-          <w:t>عبرانيين 4:1–11</w:t>
-        </w:r>
-      </w:hyperlink>
+      <w:r>
+        <w:rPr>
+          <w:rtl/>
+          <w:cs/>
+          <w:lang w:val="ar_AE" w:bidi="ar_AE"/>
+        </w:rPr>
+        <w:t>عبرانيين 4:1–11</w:t>
+      </w:r>
       <w:r>
         <w:rPr>
           <w:rtl/>
@@ -1777,20 +1645,14 @@
         </w:rPr>
         <w:t>نهر الأردن مع سائر بني إسرائيل ليعينوهم على دخول أرضهم (</w:t>
       </w:r>
-      <w:hyperlink r:id="rId35">
-        <w:r>
-          <w:rPr>
-            <w:rtl/>
-            <w:cs/>
-            <w:lang w:val="ar_AE" w:bidi="ar_AE"/>
-          </w:rPr>
-          <w:rPr>
-            <w:color w:val="0000EE"/>
-            <w:u w:val="single"/>
-          </w:rPr>
-          <w:t>عدد 32:16–19</w:t>
-        </w:r>
-      </w:hyperlink>
+      <w:r>
+        <w:rPr>
+          <w:rtl/>
+          <w:cs/>
+          <w:lang w:val="ar_AE" w:bidi="ar_AE"/>
+        </w:rPr>
+        <w:t>عدد 32:16–19</w:t>
+      </w:r>
       <w:r>
         <w:rPr>
           <w:rtl/>
@@ -1866,20 +1728,14 @@
         </w:rPr>
         <w:t>لم يلتزم بنو إسرائيل بأوامر موسى في كثير من الأحيان. أما الأسباط المقيمة شرق الأردن، فقد عبرت مع بقية بني إسرائيل، ولم تعد إلى أرضها وبيوتها إلى أن منحهم يشوع الإذن بالعودة (</w:t>
       </w:r>
-      <w:hyperlink r:id="rId36">
-        <w:r>
-          <w:rPr>
-            <w:rtl/>
-            <w:cs/>
-            <w:lang w:val="ar_AE" w:bidi="ar_AE"/>
-          </w:rPr>
-          <w:rPr>
-            <w:color w:val="0000EE"/>
-            <w:u w:val="single"/>
-          </w:rPr>
-          <w:t>22:6</w:t>
-        </w:r>
-      </w:hyperlink>
+      <w:r>
+        <w:rPr>
+          <w:rtl/>
+          <w:cs/>
+          <w:lang w:val="ar_AE" w:bidi="ar_AE"/>
+        </w:rPr>
+        <w:t>22:6</w:t>
+      </w:r>
       <w:r>
         <w:rPr>
           <w:rtl/>
@@ -2038,20 +1894,14 @@
         </w:rPr>
         <w:t xml:space="preserve"> تبعد نحو ثمانية أميال شرق نهر الأردن على سهول موآب، مقابل أريحا (انظر </w:t>
       </w:r>
-      <w:hyperlink r:id="rId37">
-        <w:r>
-          <w:rPr>
-            <w:rtl/>
-            <w:cs/>
-            <w:lang w:val="ar_AE" w:bidi="ar_AE"/>
-          </w:rPr>
-          <w:rPr>
-            <w:color w:val="0000EE"/>
-            <w:u w:val="single"/>
-          </w:rPr>
-          <w:t>عدد 25:1</w:t>
-        </w:r>
-      </w:hyperlink>
+      <w:r>
+        <w:rPr>
+          <w:rtl/>
+          <w:cs/>
+          <w:lang w:val="ar_AE" w:bidi="ar_AE"/>
+        </w:rPr>
+        <w:t>عدد 25:1</w:t>
+      </w:r>
       <w:r>
         <w:rPr>
           <w:rtl/>
@@ -2606,20 +2456,14 @@
         </w:rPr>
         <w:t>: لقد شقّ الله مياه البحر الأحمر لبني إسرائيل (</w:t>
       </w:r>
-      <w:hyperlink r:id="rId38">
-        <w:r>
-          <w:rPr>
-            <w:rtl/>
-            <w:cs/>
-            <w:lang w:val="ar_AE" w:bidi="ar_AE"/>
-          </w:rPr>
-          <w:rPr>
-            <w:color w:val="0000EE"/>
-            <w:u w:val="single"/>
-          </w:rPr>
-          <w:t>خروج 14:21–28</w:t>
-        </w:r>
-      </w:hyperlink>
+      <w:r>
+        <w:rPr>
+          <w:rtl/>
+          <w:cs/>
+          <w:lang w:val="ar_AE" w:bidi="ar_AE"/>
+        </w:rPr>
+        <w:t>خروج 14:21–28</w:t>
+      </w:r>
       <w:r>
         <w:rPr>
           <w:rtl/>
@@ -2628,20 +2472,14 @@
         </w:rPr>
         <w:t>). • لقد هزمت إسرائيل سيحون وعوج (</w:t>
       </w:r>
-      <w:hyperlink r:id="rId39">
-        <w:r>
-          <w:rPr>
-            <w:rtl/>
-            <w:cs/>
-            <w:lang w:val="ar_AE" w:bidi="ar_AE"/>
-          </w:rPr>
-          <w:rPr>
-            <w:color w:val="0000EE"/>
-            <w:u w:val="single"/>
-          </w:rPr>
-          <w:t>عدد 21:21–35</w:t>
-        </w:r>
-      </w:hyperlink>
+      <w:r>
+        <w:rPr>
+          <w:rtl/>
+          <w:cs/>
+          <w:lang w:val="ar_AE" w:bidi="ar_AE"/>
+        </w:rPr>
+        <w:t>عدد 21:21–35</w:t>
+      </w:r>
       <w:r>
         <w:rPr>
           <w:rtl/>
@@ -2666,20 +2504,14 @@
         </w:rPr>
         <w:t xml:space="preserve">: انظر </w:t>
       </w:r>
-      <w:hyperlink r:id="rId40">
-        <w:r>
-          <w:rPr>
-            <w:rtl/>
-            <w:cs/>
-            <w:lang w:val="ar_AE" w:bidi="ar_AE"/>
-          </w:rPr>
-          <w:rPr>
-            <w:color w:val="0000EE"/>
-            <w:u w:val="single"/>
-          </w:rPr>
-          <w:t>لاويين 27:28–29</w:t>
-        </w:r>
-      </w:hyperlink>
+      <w:r>
+        <w:rPr>
+          <w:rtl/>
+          <w:cs/>
+          <w:lang w:val="ar_AE" w:bidi="ar_AE"/>
+        </w:rPr>
+        <w:t>لاويين 27:28–29</w:t>
+      </w:r>
       <w:r>
         <w:rPr>
           <w:rtl/>
@@ -2688,20 +2520,14 @@
         </w:rPr>
         <w:t xml:space="preserve">; </w:t>
       </w:r>
-      <w:hyperlink r:id="rId41">
-        <w:r>
-          <w:rPr>
-            <w:rtl/>
-            <w:cs/>
-            <w:lang w:val="ar_AE" w:bidi="ar_AE"/>
-          </w:rPr>
-          <w:rPr>
-            <w:color w:val="0000EE"/>
-            <w:u w:val="single"/>
-          </w:rPr>
-          <w:t>1 صموئيل 15:3</w:t>
-        </w:r>
-      </w:hyperlink>
+      <w:r>
+        <w:rPr>
+          <w:rtl/>
+          <w:cs/>
+          <w:lang w:val="ar_AE" w:bidi="ar_AE"/>
+        </w:rPr>
+        <w:t>1 صموئيل 15:3</w:t>
+      </w:r>
       <w:r>
         <w:rPr>
           <w:rtl/>
@@ -2785,20 +2611,14 @@
         </w:rPr>
         <w:t xml:space="preserve"> (</w:t>
       </w:r>
-      <w:hyperlink r:id="rId42">
-        <w:r>
-          <w:rPr>
-            <w:rtl/>
-            <w:cs/>
-            <w:lang w:val="ar_AE" w:bidi="ar_AE"/>
-          </w:rPr>
-          <w:rPr>
-            <w:color w:val="0000EE"/>
-            <w:u w:val="single"/>
-          </w:rPr>
-          <w:t>عبرانيين 11:31</w:t>
-        </w:r>
-      </w:hyperlink>
+      <w:r>
+        <w:rPr>
+          <w:rtl/>
+          <w:cs/>
+          <w:lang w:val="ar_AE" w:bidi="ar_AE"/>
+        </w:rPr>
+        <w:t>عبرانيين 11:31</w:t>
+      </w:r>
       <w:r>
         <w:rPr>
           <w:rtl/>
@@ -2941,20 +2761,14 @@
         </w:rPr>
         <w:t>عندما شنّ شعب إسرائيل هجومه على أريحا، التزم يشوع والجاسوسان بوعدهم بأن يحميا راحاب (</w:t>
       </w:r>
-      <w:hyperlink r:id="rId43">
-        <w:r>
-          <w:rPr>
-            <w:rtl/>
-            <w:cs/>
-            <w:lang w:val="ar_AE" w:bidi="ar_AE"/>
-          </w:rPr>
-          <w:rPr>
-            <w:color w:val="0000EE"/>
-            <w:u w:val="single"/>
-          </w:rPr>
-          <w:t>6:22</w:t>
-        </w:r>
-      </w:hyperlink>
+      <w:r>
+        <w:rPr>
+          <w:rtl/>
+          <w:cs/>
+          <w:lang w:val="ar_AE" w:bidi="ar_AE"/>
+        </w:rPr>
+        <w:t>6:22</w:t>
+      </w:r>
       <w:r>
         <w:rPr>
           <w:rtl/>
@@ -3030,20 +2844,14 @@
         </w:rPr>
         <w:t>بما أن بيت رحاب كان جزءًا من جدار المدينة، تمكنت من إخفاء الرجال على سطحه المستوي (</w:t>
       </w:r>
-      <w:hyperlink r:id="rId44">
-        <w:r>
-          <w:rPr>
-            <w:rtl/>
-            <w:cs/>
-            <w:lang w:val="ar_AE" w:bidi="ar_AE"/>
-          </w:rPr>
-          <w:rPr>
-            <w:color w:val="0000EE"/>
-            <w:u w:val="single"/>
-          </w:rPr>
-          <w:t>2:6</w:t>
-        </w:r>
-      </w:hyperlink>
+      <w:r>
+        <w:rPr>
+          <w:rtl/>
+          <w:cs/>
+          <w:lang w:val="ar_AE" w:bidi="ar_AE"/>
+        </w:rPr>
+        <w:t>2:6</w:t>
+      </w:r>
       <w:r>
         <w:rPr>
           <w:rtl/>
@@ -3356,20 +3164,14 @@
         </w:rPr>
         <w:t>أقام شعب إسرائيل في شطيم منذ ما قبل نُطق بلعام بالأقوال النبوية (</w:t>
       </w:r>
-      <w:hyperlink r:id="rId45">
-        <w:r>
-          <w:rPr>
-            <w:rtl/>
-            <w:cs/>
-            <w:lang w:val="ar_AE" w:bidi="ar_AE"/>
-          </w:rPr>
-          <w:rPr>
-            <w:color w:val="0000EE"/>
-            <w:u w:val="single"/>
-          </w:rPr>
-          <w:t>عدد 22–24</w:t>
-        </w:r>
-      </w:hyperlink>
+      <w:r>
+        <w:rPr>
+          <w:rtl/>
+          <w:cs/>
+          <w:lang w:val="ar_AE" w:bidi="ar_AE"/>
+        </w:rPr>
+        <w:t>عدد 22–24</w:t>
+      </w:r>
       <w:r>
         <w:rPr>
           <w:rtl/>
@@ -3445,20 +3247,14 @@
         </w:rPr>
         <w:t>كان تابوت عهد الرب هو موضع سُكنى الله في وسط بني إسرائيل، وكان يرمز إلى عرشه. وكلما تحرك الشعب، حمل كهنةٌ مُعيّنون التابوت أمامهم (</w:t>
       </w:r>
-      <w:hyperlink r:id="rId46">
-        <w:r>
-          <w:rPr>
-            <w:rtl/>
-            <w:cs/>
-            <w:lang w:val="ar_AE" w:bidi="ar_AE"/>
-          </w:rPr>
-          <w:rPr>
-            <w:color w:val="0000EE"/>
-            <w:u w:val="single"/>
-          </w:rPr>
-          <w:t>خروج 25:13–15</w:t>
-        </w:r>
-      </w:hyperlink>
+      <w:r>
+        <w:rPr>
+          <w:rtl/>
+          <w:cs/>
+          <w:lang w:val="ar_AE" w:bidi="ar_AE"/>
+        </w:rPr>
+        <w:t>خروج 25:13–15</w:t>
+      </w:r>
       <w:r>
         <w:rPr>
           <w:rtl/>
@@ -3467,20 +3263,14 @@
         </w:rPr>
         <w:t xml:space="preserve">؛ </w:t>
       </w:r>
-      <w:hyperlink r:id="rId47">
-        <w:r>
-          <w:rPr>
-            <w:rtl/>
-            <w:cs/>
-            <w:lang w:val="ar_AE" w:bidi="ar_AE"/>
-          </w:rPr>
-          <w:rPr>
-            <w:color w:val="0000EE"/>
-            <w:u w:val="single"/>
-          </w:rPr>
-          <w:t>عدد 10:33–36</w:t>
-        </w:r>
-      </w:hyperlink>
+      <w:r>
+        <w:rPr>
+          <w:rtl/>
+          <w:cs/>
+          <w:lang w:val="ar_AE" w:bidi="ar_AE"/>
+        </w:rPr>
+        <w:t>عدد 10:33–36</w:t>
+      </w:r>
       <w:r>
         <w:rPr>
           <w:rtl/>
@@ -3639,20 +3429,14 @@
         </w:rPr>
         <w:t xml:space="preserve">: كان عليهم أن يبتعدوا عن كل نجاسة قد تمنع الإسرائيلي من الاقتراب إلى حضور الله (قارن </w:t>
       </w:r>
-      <w:hyperlink r:id="rId48">
-        <w:r>
-          <w:rPr>
-            <w:rtl/>
-            <w:cs/>
-            <w:lang w:val="ar_AE" w:bidi="ar_AE"/>
-          </w:rPr>
-          <w:rPr>
-            <w:color w:val="0000EE"/>
-            <w:u w:val="single"/>
-          </w:rPr>
-          <w:t>خروج 19:9–20</w:t>
-        </w:r>
-      </w:hyperlink>
+      <w:r>
+        <w:rPr>
+          <w:rtl/>
+          <w:cs/>
+          <w:lang w:val="ar_AE" w:bidi="ar_AE"/>
+        </w:rPr>
+        <w:t>خروج 19:9–20</w:t>
+      </w:r>
       <w:r>
         <w:rPr>
           <w:rtl/>
@@ -3661,20 +3445,14 @@
         </w:rPr>
         <w:t xml:space="preserve">؛ </w:t>
       </w:r>
-      <w:hyperlink r:id="rId49">
-        <w:r>
-          <w:rPr>
-            <w:rtl/>
-            <w:cs/>
-            <w:lang w:val="ar_AE" w:bidi="ar_AE"/>
-          </w:rPr>
-          <w:rPr>
-            <w:color w:val="0000EE"/>
-            <w:u w:val="single"/>
-          </w:rPr>
-          <w:t>لاويين 11:44</w:t>
-        </w:r>
-      </w:hyperlink>
+      <w:r>
+        <w:rPr>
+          <w:rtl/>
+          <w:cs/>
+          <w:lang w:val="ar_AE" w:bidi="ar_AE"/>
+        </w:rPr>
+        <w:t>لاويين 11:44</w:t>
+      </w:r>
       <w:r>
         <w:rPr>
           <w:rtl/>
@@ -3817,20 +3595,14 @@
         </w:rPr>
         <w:t xml:space="preserve">بينما كانوا يعبرون نهر الأردن، كان التابوت يتقدّمهم حتى دخلت أقدام الكهنة المياه؛ فقد كان على الكهنة أن يقفوا في النهر، لا على اليابسة. وبحملهم التابوت ودخولهم الماء أولًا، أظهر الكهنة طاعتهم وإيمانهم (قارن </w:t>
       </w:r>
-      <w:hyperlink r:id="rId50">
-        <w:r>
-          <w:rPr>
-            <w:rtl/>
-            <w:cs/>
-            <w:lang w:val="ar_AE" w:bidi="ar_AE"/>
-          </w:rPr>
-          <w:rPr>
-            <w:color w:val="0000EE"/>
-            <w:u w:val="single"/>
-          </w:rPr>
-          <w:t>يعقوب 2:18</w:t>
-        </w:r>
-      </w:hyperlink>
+      <w:r>
+        <w:rPr>
+          <w:rtl/>
+          <w:cs/>
+          <w:lang w:val="ar_AE" w:bidi="ar_AE"/>
+        </w:rPr>
+        <w:t>يعقوب 2:18</w:t>
+      </w:r>
       <w:r>
         <w:rPr>
           <w:rtl/>
@@ -4048,20 +3820,14 @@
         </w:rPr>
         <w:t>أمر يشوع الشعب أن يختاروا اثني عشر رجلًا، لكنه لم يوضح لهم ما هو الدور الذي سيقوم به هؤلاء الرجال (</w:t>
       </w:r>
-      <w:hyperlink r:id="rId51">
-        <w:r>
-          <w:rPr>
-            <w:rtl/>
-            <w:cs/>
-            <w:lang w:val="ar_AE" w:bidi="ar_AE"/>
-          </w:rPr>
-          <w:rPr>
-            <w:color w:val="0000EE"/>
-            <w:u w:val="single"/>
-          </w:rPr>
-          <w:t>4:2–8</w:t>
-        </w:r>
-      </w:hyperlink>
+      <w:r>
+        <w:rPr>
+          <w:rtl/>
+          <w:cs/>
+          <w:lang w:val="ar_AE" w:bidi="ar_AE"/>
+        </w:rPr>
+        <w:t>4:2–8</w:t>
+      </w:r>
       <w:r>
         <w:rPr>
           <w:rtl/>
@@ -4437,20 +4203,14 @@
         </w:rPr>
         <w:t>مثّل الرجال الاثنا عشر أبناء يعقوب الاثني عشر. لم يُدرج سبط لاوي في التعداد لأن اللاويين أقاموا في مدن مخصصة لهم بين سائر الأسباط (</w:t>
       </w:r>
-      <w:hyperlink r:id="rId52">
-        <w:r>
-          <w:rPr>
-            <w:rtl/>
-            <w:cs/>
-            <w:lang w:val="ar_AE" w:bidi="ar_AE"/>
-          </w:rPr>
-          <w:rPr>
-            <w:color w:val="0000EE"/>
-            <w:u w:val="single"/>
-          </w:rPr>
-          <w:t>تكوين 49:5–7</w:t>
-        </w:r>
-      </w:hyperlink>
+      <w:r>
+        <w:rPr>
+          <w:rtl/>
+          <w:cs/>
+          <w:lang w:val="ar_AE" w:bidi="ar_AE"/>
+        </w:rPr>
+        <w:t>تكوين 49:5–7</w:t>
+      </w:r>
       <w:r>
         <w:rPr>
           <w:rtl/>
@@ -4459,20 +4219,14 @@
         </w:rPr>
         <w:t xml:space="preserve">؛ </w:t>
       </w:r>
-      <w:hyperlink r:id="rId53">
-        <w:r>
-          <w:rPr>
-            <w:rtl/>
-            <w:cs/>
-            <w:lang w:val="ar_AE" w:bidi="ar_AE"/>
-          </w:rPr>
-          <w:rPr>
-            <w:color w:val="0000EE"/>
-            <w:u w:val="single"/>
-          </w:rPr>
-          <w:t>عدد 1:49–52</w:t>
-        </w:r>
-      </w:hyperlink>
+      <w:r>
+        <w:rPr>
+          <w:rtl/>
+          <w:cs/>
+          <w:lang w:val="ar_AE" w:bidi="ar_AE"/>
+        </w:rPr>
+        <w:t>عدد 1:49–52</w:t>
+      </w:r>
       <w:r>
         <w:rPr>
           <w:rtl/>
@@ -4481,20 +4235,14 @@
         </w:rPr>
         <w:t xml:space="preserve">؛ </w:t>
       </w:r>
-      <w:hyperlink r:id="rId54">
-        <w:r>
-          <w:rPr>
-            <w:rtl/>
-            <w:cs/>
-            <w:lang w:val="ar_AE" w:bidi="ar_AE"/>
-          </w:rPr>
-          <w:rPr>
-            <w:color w:val="0000EE"/>
-            <w:u w:val="single"/>
-          </w:rPr>
-          <w:t>18:20</w:t>
-        </w:r>
-      </w:hyperlink>
+      <w:r>
+        <w:rPr>
+          <w:rtl/>
+          <w:cs/>
+          <w:lang w:val="ar_AE" w:bidi="ar_AE"/>
+        </w:rPr>
+        <w:t>18:20</w:t>
+      </w:r>
       <w:r>
         <w:rPr>
           <w:rtl/>
@@ -4503,20 +4251,14 @@
         </w:rPr>
         <w:t>). لكن ظل عدد الأسباط اثني عشر، لأن ابني يوسف، أفرايم ومنسّى، اعتُبرا سبطين مستقلين (</w:t>
       </w:r>
-      <w:hyperlink r:id="rId55">
-        <w:r>
-          <w:rPr>
-            <w:rtl/>
-            <w:cs/>
-            <w:lang w:val="ar_AE" w:bidi="ar_AE"/>
-          </w:rPr>
-          <w:rPr>
-            <w:color w:val="0000EE"/>
-            <w:u w:val="single"/>
-          </w:rPr>
-          <w:t>تكوين 48:5</w:t>
-        </w:r>
-      </w:hyperlink>
+      <w:r>
+        <w:rPr>
+          <w:rtl/>
+          <w:cs/>
+          <w:lang w:val="ar_AE" w:bidi="ar_AE"/>
+        </w:rPr>
+        <w:t>تكوين 48:5</w:t>
+      </w:r>
       <w:r>
         <w:rPr>
           <w:rtl/>
@@ -4659,20 +4401,14 @@
         </w:rPr>
         <w:t>أوصى يشوع بني إسرائيل مرتين (</w:t>
       </w:r>
-      <w:hyperlink r:id="rId56">
-        <w:r>
-          <w:rPr>
-            <w:rtl/>
-            <w:cs/>
-            <w:lang w:val="ar_AE" w:bidi="ar_AE"/>
-          </w:rPr>
-          <w:rPr>
-            <w:color w:val="0000EE"/>
-            <w:u w:val="single"/>
-          </w:rPr>
-          <w:t>4:21</w:t>
-        </w:r>
-      </w:hyperlink>
+      <w:r>
+        <w:rPr>
+          <w:rtl/>
+          <w:cs/>
+          <w:lang w:val="ar_AE" w:bidi="ar_AE"/>
+        </w:rPr>
+        <w:t>4:21</w:t>
+      </w:r>
       <w:r>
         <w:rPr>
           <w:rtl/>
@@ -4997,20 +4733,14 @@
         </w:rPr>
         <w:t xml:space="preserve">"، قارن </w:t>
       </w:r>
-      <w:hyperlink r:id="rId57">
-        <w:r>
-          <w:rPr>
-            <w:rtl/>
-            <w:cs/>
-            <w:lang w:val="ar_AE" w:bidi="ar_AE"/>
-          </w:rPr>
-          <w:rPr>
-            <w:color w:val="0000EE"/>
-            <w:u w:val="single"/>
-          </w:rPr>
-          <w:t>إشعياء 28:28</w:t>
-        </w:r>
-      </w:hyperlink>
+      <w:r>
+        <w:rPr>
+          <w:rtl/>
+          <w:cs/>
+          <w:lang w:val="ar_AE" w:bidi="ar_AE"/>
+        </w:rPr>
+        <w:t>إشعياء 28:28</w:t>
+      </w:r>
       <w:r>
         <w:rPr>
           <w:rtl/>
@@ -5102,20 +4832,14 @@
         </w:rPr>
         <w:t>لم يكن الأمر موجهًا لأجيال إسرائيل القادمة فقط، بل أيضًا لكل أمم الأرض، لكي يعرفوا قوة الله. ففي كل أمة، يوجد من يستجيبون لله الذي يهتم بهم (</w:t>
       </w:r>
-      <w:hyperlink r:id="rId58">
-        <w:r>
-          <w:rPr>
-            <w:rtl/>
-            <w:cs/>
-            <w:lang w:val="ar_AE" w:bidi="ar_AE"/>
-          </w:rPr>
-          <w:rPr>
-            <w:color w:val="0000EE"/>
-            <w:u w:val="single"/>
-          </w:rPr>
-          <w:t>رؤيا 7:9–10</w:t>
-        </w:r>
-      </w:hyperlink>
+      <w:r>
+        <w:rPr>
+          <w:rtl/>
+          <w:cs/>
+          <w:lang w:val="ar_AE" w:bidi="ar_AE"/>
+        </w:rPr>
+        <w:t>رؤيا 7:9–10</w:t>
+      </w:r>
       <w:r>
         <w:rPr>
           <w:rtl/>
@@ -5408,20 +5132,14 @@
         </w:rPr>
         <w:t>يشكل هذا الانحراف المفاجئ في السرد تذكرة هامة برفض إسرائيل السابق للإيمان بأن الله سيحفظهم ويدخلهم بأمان إلى أرض كنعان (</w:t>
       </w:r>
-      <w:hyperlink r:id="rId59">
-        <w:r>
-          <w:rPr>
-            <w:rtl/>
-            <w:cs/>
-            <w:lang w:val="ar_AE" w:bidi="ar_AE"/>
-          </w:rPr>
-          <w:rPr>
-            <w:color w:val="0000EE"/>
-            <w:u w:val="single"/>
-          </w:rPr>
-          <w:t>عدد 14</w:t>
-        </w:r>
-      </w:hyperlink>
+      <w:r>
+        <w:rPr>
+          <w:rtl/>
+          <w:cs/>
+          <w:lang w:val="ar_AE" w:bidi="ar_AE"/>
+        </w:rPr>
+        <w:t>عدد 14</w:t>
+      </w:r>
       <w:r>
         <w:rPr>
           <w:rtl/>
@@ -5639,20 +5357,14 @@
         </w:rPr>
         <w:t>ذُبِحَ خروف الفصح في مساء اليوم الرابع عشر من الشهر الأول. وتمامًا كما كان فصح مصر علامة على خروج بني إسرائيل من العبودية، كان احتفال هذا الفصح في كنعان علامة على بلوغ الهدف الذي كان الله يقود بني إسرائيل نحوه. كما أن هذا الفصح كان يتنبأ بالراحة التي وعد الله بها شعبه في الأرض الجديدة. • يبدو أن هذا هو أول فصح يحتفل به إسرائيل منذ أن كانوا مخيمين عند سيناء (</w:t>
       </w:r>
-      <w:hyperlink r:id="rId60">
-        <w:r>
-          <w:rPr>
-            <w:rtl/>
-            <w:cs/>
-            <w:lang w:val="ar_AE" w:bidi="ar_AE"/>
-          </w:rPr>
-          <w:rPr>
-            <w:color w:val="0000EE"/>
-            <w:u w:val="single"/>
-          </w:rPr>
-          <w:t>عدد 9:1–5</w:t>
-        </w:r>
-      </w:hyperlink>
+      <w:r>
+        <w:rPr>
+          <w:rtl/>
+          <w:cs/>
+          <w:lang w:val="ar_AE" w:bidi="ar_AE"/>
+        </w:rPr>
+        <w:t>عدد 9:1–5</w:t>
+      </w:r>
       <w:r>
         <w:rPr>
           <w:rtl/>
@@ -5728,20 +5440,14 @@
         </w:rPr>
         <w:t>أعاد الإسرائيليون إقامَة عيد الفطير، الذي يُحتفل به لمدة سبعة أيام عقب الفصح (</w:t>
       </w:r>
-      <w:hyperlink r:id="rId61">
-        <w:r>
-          <w:rPr>
-            <w:rtl/>
-            <w:cs/>
-            <w:lang w:val="ar_AE" w:bidi="ar_AE"/>
-          </w:rPr>
-          <w:rPr>
-            <w:color w:val="0000EE"/>
-            <w:u w:val="single"/>
-          </w:rPr>
-          <w:t>لاويين 23:6</w:t>
-        </w:r>
-      </w:hyperlink>
+      <w:r>
+        <w:rPr>
+          <w:rtl/>
+          <w:cs/>
+          <w:lang w:val="ar_AE" w:bidi="ar_AE"/>
+        </w:rPr>
+        <w:t>لاويين 23:6</w:t>
+      </w:r>
       <w:r>
         <w:rPr>
           <w:rtl/>
@@ -5750,20 +5456,14 @@
         </w:rPr>
         <w:t xml:space="preserve">). حيث تناول الشعب خبزًا غير مختمر وحبوبًا مشوية، وهي طعام مفضل في موسم الحصاد (انظر </w:t>
       </w:r>
-      <w:hyperlink r:id="rId62">
-        <w:r>
-          <w:rPr>
-            <w:rtl/>
-            <w:cs/>
-            <w:lang w:val="ar_AE" w:bidi="ar_AE"/>
-          </w:rPr>
-          <w:rPr>
-            <w:color w:val="0000EE"/>
-            <w:u w:val="single"/>
-          </w:rPr>
-          <w:t>راعوث 2:14</w:t>
-        </w:r>
-      </w:hyperlink>
+      <w:r>
+        <w:rPr>
+          <w:rtl/>
+          <w:cs/>
+          <w:lang w:val="ar_AE" w:bidi="ar_AE"/>
+        </w:rPr>
+        <w:t>راعوث 2:14</w:t>
+      </w:r>
       <w:r>
         <w:rPr>
           <w:rtl/>
@@ -5839,20 +5539,14 @@
         </w:rPr>
         <w:t>لقد توقف توفير الله اليومي للمنّ (</w:t>
       </w:r>
-      <w:hyperlink r:id="rId63">
-        <w:r>
-          <w:rPr>
-            <w:rtl/>
-            <w:cs/>
-            <w:lang w:val="ar_AE" w:bidi="ar_AE"/>
-          </w:rPr>
-          <w:rPr>
-            <w:color w:val="0000EE"/>
-            <w:u w:val="single"/>
-          </w:rPr>
-          <w:t>خروج 16:31</w:t>
-        </w:r>
-      </w:hyperlink>
+      <w:r>
+        <w:rPr>
+          <w:rtl/>
+          <w:cs/>
+          <w:lang w:val="ar_AE" w:bidi="ar_AE"/>
+        </w:rPr>
+        <w:t>خروج 16:31</w:t>
+      </w:r>
       <w:r>
         <w:rPr>
           <w:rtl/>
@@ -5861,20 +5555,14 @@
         </w:rPr>
         <w:t xml:space="preserve">; </w:t>
       </w:r>
-      <w:hyperlink r:id="rId64">
-        <w:r>
-          <w:rPr>
-            <w:rtl/>
-            <w:cs/>
-            <w:lang w:val="ar_AE" w:bidi="ar_AE"/>
-          </w:rPr>
-          <w:rPr>
-            <w:color w:val="0000EE"/>
-            <w:u w:val="single"/>
-          </w:rPr>
-          <w:t>عدد 11:9</w:t>
-        </w:r>
-      </w:hyperlink>
+      <w:r>
+        <w:rPr>
+          <w:rtl/>
+          <w:cs/>
+          <w:lang w:val="ar_AE" w:bidi="ar_AE"/>
+        </w:rPr>
+        <w:t>عدد 11:9</w:t>
+      </w:r>
       <w:r>
         <w:rPr>
           <w:rtl/>
@@ -6017,20 +5705,14 @@
         </w:rPr>
         <w:t>كان يشوع يستطلع الأرض ودفاعات المدينة بالقرب من بلدة أريحا لمتابعة تقرير الجاسوسين (</w:t>
       </w:r>
-      <w:hyperlink r:id="rId65">
-        <w:r>
-          <w:rPr>
-            <w:rtl/>
-            <w:cs/>
-            <w:lang w:val="ar_AE" w:bidi="ar_AE"/>
-          </w:rPr>
-          <w:rPr>
-            <w:color w:val="0000EE"/>
-            <w:u w:val="single"/>
-          </w:rPr>
-          <w:t>2:23–24</w:t>
-        </w:r>
-      </w:hyperlink>
+      <w:r>
+        <w:rPr>
+          <w:rtl/>
+          <w:cs/>
+          <w:lang w:val="ar_AE" w:bidi="ar_AE"/>
+        </w:rPr>
+        <w:t>2:23–24</w:t>
+      </w:r>
       <w:r>
         <w:rPr>
           <w:rtl/>
@@ -6122,20 +5804,14 @@
         </w:rPr>
         <w:t xml:space="preserve"> تعليماته ليشوع لتنفيذ حصار أريحا (</w:t>
       </w:r>
-      <w:hyperlink r:id="rId66">
-        <w:r>
-          <w:rPr>
-            <w:rtl/>
-            <w:cs/>
-            <w:lang w:val="ar_AE" w:bidi="ar_AE"/>
-          </w:rPr>
-          <w:rPr>
-            <w:color w:val="0000EE"/>
-            <w:u w:val="single"/>
-          </w:rPr>
-          <w:t>6:2–5</w:t>
-        </w:r>
-      </w:hyperlink>
+      <w:r>
+        <w:rPr>
+          <w:rtl/>
+          <w:cs/>
+          <w:lang w:val="ar_AE" w:bidi="ar_AE"/>
+        </w:rPr>
+        <w:t>6:2–5</w:t>
+      </w:r>
       <w:r>
         <w:rPr>
           <w:rtl/>
@@ -6144,20 +5820,14 @@
         </w:rPr>
         <w:t>). وكما كانت رسالة الله السابقة إلى يشوع (</w:t>
       </w:r>
-      <w:hyperlink r:id="rId67">
-        <w:r>
-          <w:rPr>
-            <w:rtl/>
-            <w:cs/>
-            <w:lang w:val="ar_AE" w:bidi="ar_AE"/>
-          </w:rPr>
-          <w:rPr>
-            <w:color w:val="0000EE"/>
-            <w:u w:val="single"/>
-          </w:rPr>
-          <w:t>1:1–9</w:t>
-        </w:r>
-      </w:hyperlink>
+      <w:r>
+        <w:rPr>
+          <w:rtl/>
+          <w:cs/>
+          <w:lang w:val="ar_AE" w:bidi="ar_AE"/>
+        </w:rPr>
+        <w:t>1:1–9</w:t>
+      </w:r>
       <w:r>
         <w:rPr>
           <w:rtl/>
@@ -6249,20 +5919,14 @@
         </w:rPr>
         <w:t xml:space="preserve">" إلى كونه ملاكًا. ولكنه لم يمنع يشوع من السجود له، كما تفعل الملائكة عادةً (مثل </w:t>
       </w:r>
-      <w:hyperlink r:id="rId68">
-        <w:r>
-          <w:rPr>
-            <w:rtl/>
-            <w:cs/>
-            <w:lang w:val="ar_AE" w:bidi="ar_AE"/>
-          </w:rPr>
-          <w:rPr>
-            <w:color w:val="0000EE"/>
-            <w:u w:val="single"/>
-          </w:rPr>
-          <w:t>رؤيا 22:8–9</w:t>
-        </w:r>
-      </w:hyperlink>
+      <w:r>
+        <w:rPr>
+          <w:rtl/>
+          <w:cs/>
+          <w:lang w:val="ar_AE" w:bidi="ar_AE"/>
+        </w:rPr>
+        <w:t>رؤيا 22:8–9</w:t>
+      </w:r>
       <w:r>
         <w:rPr>
           <w:rtl/>
@@ -6271,20 +5935,14 @@
         </w:rPr>
         <w:t xml:space="preserve">؛ قارن </w:t>
       </w:r>
-      <w:hyperlink r:id="rId69">
-        <w:r>
-          <w:rPr>
-            <w:rtl/>
-            <w:cs/>
-            <w:lang w:val="ar_AE" w:bidi="ar_AE"/>
-          </w:rPr>
-          <w:rPr>
-            <w:color w:val="0000EE"/>
-            <w:u w:val="single"/>
-          </w:rPr>
-          <w:t>أعمال 10:25–26</w:t>
-        </w:r>
-      </w:hyperlink>
+      <w:r>
+        <w:rPr>
+          <w:rtl/>
+          <w:cs/>
+          <w:lang w:val="ar_AE" w:bidi="ar_AE"/>
+        </w:rPr>
+        <w:t>أعمال 10:25–26</w:t>
+      </w:r>
       <w:r>
         <w:rPr>
           <w:rtl/>
@@ -6368,20 +6026,14 @@
         </w:rPr>
         <w:t>: قال الله هذا الكلام لموسى عند العليقة المشتعلة (</w:t>
       </w:r>
-      <w:hyperlink r:id="rId70">
-        <w:r>
-          <w:rPr>
-            <w:rtl/>
-            <w:cs/>
-            <w:lang w:val="ar_AE" w:bidi="ar_AE"/>
-          </w:rPr>
-          <w:rPr>
-            <w:color w:val="0000EE"/>
-            <w:u w:val="single"/>
-          </w:rPr>
-          <w:t>خروج 3:5</w:t>
-        </w:r>
-      </w:hyperlink>
+      <w:r>
+        <w:rPr>
+          <w:rtl/>
+          <w:cs/>
+          <w:lang w:val="ar_AE" w:bidi="ar_AE"/>
+        </w:rPr>
+        <w:t>خروج 3:5</w:t>
+      </w:r>
       <w:r>
         <w:rPr>
           <w:rtl/>
@@ -6998,20 +6650,14 @@
         </w:rPr>
         <w:t xml:space="preserve">: شدّد يشوع على أن المدينة وكل ما فيها مُقدَّم لله كباكورة الميراث في أرض كنعان. انظر </w:t>
       </w:r>
-      <w:hyperlink r:id="rId40">
-        <w:r>
-          <w:rPr>
-            <w:rtl/>
-            <w:cs/>
-            <w:lang w:val="ar_AE" w:bidi="ar_AE"/>
-          </w:rPr>
-          <w:rPr>
-            <w:color w:val="0000EE"/>
-            <w:u w:val="single"/>
-          </w:rPr>
-          <w:t>لاويين 27:28–29</w:t>
-        </w:r>
-      </w:hyperlink>
+      <w:r>
+        <w:rPr>
+          <w:rtl/>
+          <w:cs/>
+          <w:lang w:val="ar_AE" w:bidi="ar_AE"/>
+        </w:rPr>
+        <w:t>لاويين 27:28–29</w:t>
+      </w:r>
       <w:r>
         <w:rPr>
           <w:rtl/>
@@ -7020,20 +6666,14 @@
         </w:rPr>
         <w:t xml:space="preserve">؛ </w:t>
       </w:r>
-      <w:hyperlink r:id="rId41">
-        <w:r>
-          <w:rPr>
-            <w:rtl/>
-            <w:cs/>
-            <w:lang w:val="ar_AE" w:bidi="ar_AE"/>
-          </w:rPr>
-          <w:rPr>
-            <w:color w:val="0000EE"/>
-            <w:u w:val="single"/>
-          </w:rPr>
-          <w:t>1 صموئيل 15:3</w:t>
-        </w:r>
-      </w:hyperlink>
+      <w:r>
+        <w:rPr>
+          <w:rtl/>
+          <w:cs/>
+          <w:lang w:val="ar_AE" w:bidi="ar_AE"/>
+        </w:rPr>
+        <w:t>1 صموئيل 15:3</w:t>
+      </w:r>
       <w:r>
         <w:rPr>
           <w:rtl/>
@@ -7042,20 +6682,14 @@
         </w:rPr>
         <w:t xml:space="preserve">. • راحاب: انظر </w:t>
       </w:r>
-      <w:hyperlink r:id="rId71">
-        <w:r>
-          <w:rPr>
-            <w:rtl/>
-            <w:cs/>
-            <w:lang w:val="ar_AE" w:bidi="ar_AE"/>
-          </w:rPr>
-          <w:rPr>
-            <w:color w:val="0000EE"/>
-            <w:u w:val="single"/>
-          </w:rPr>
-          <w:t>يشوع 2:12–21</w:t>
-        </w:r>
-      </w:hyperlink>
+      <w:r>
+        <w:rPr>
+          <w:rtl/>
+          <w:cs/>
+          <w:lang w:val="ar_AE" w:bidi="ar_AE"/>
+        </w:rPr>
+        <w:t>يشوع 2:12–21</w:t>
+      </w:r>
       <w:r>
         <w:rPr>
           <w:rtl/>
@@ -7364,20 +6998,14 @@
         </w:rPr>
         <w:t>كان سكان أريحا قد قُتِلوا بالفعل (</w:t>
       </w:r>
-      <w:hyperlink r:id="rId72">
-        <w:r>
-          <w:rPr>
-            <w:rtl/>
-            <w:cs/>
-            <w:lang w:val="ar_AE" w:bidi="ar_AE"/>
-          </w:rPr>
-          <w:rPr>
-            <w:color w:val="0000EE"/>
-            <w:u w:val="single"/>
-          </w:rPr>
-          <w:t>6:21</w:t>
-        </w:r>
-      </w:hyperlink>
+      <w:r>
+        <w:rPr>
+          <w:rtl/>
+          <w:cs/>
+          <w:lang w:val="ar_AE" w:bidi="ar_AE"/>
+        </w:rPr>
+        <w:t>6:21</w:t>
+      </w:r>
       <w:r>
         <w:rPr>
           <w:rtl/>
@@ -7453,20 +7081,14 @@
         </w:rPr>
         <w:t xml:space="preserve">إن القول بأن راحاب تعيش بين بني إسرائيل إلى اليوم يؤكد سعة وعمق نعمة الله. فلم تُقبل راحاب فقط في إسرائيل، بل أصبحت في النهاية من أسلاف المسيح (انظر </w:t>
       </w:r>
-      <w:hyperlink r:id="rId73">
-        <w:r>
-          <w:rPr>
-            <w:rtl/>
-            <w:cs/>
-            <w:lang w:val="ar_AE" w:bidi="ar_AE"/>
-          </w:rPr>
-          <w:rPr>
-            <w:color w:val="0000EE"/>
-            <w:u w:val="single"/>
-          </w:rPr>
-          <w:t>متى 1:5</w:t>
-        </w:r>
-      </w:hyperlink>
+      <w:r>
+        <w:rPr>
+          <w:rtl/>
+          <w:cs/>
+          <w:lang w:val="ar_AE" w:bidi="ar_AE"/>
+        </w:rPr>
+        <w:t>متى 1:5</w:t>
+      </w:r>
       <w:r>
         <w:rPr>
           <w:rtl/>
@@ -7542,20 +7164,14 @@
         </w:rPr>
         <w:t>وضع يشوع لعنة على المكان لأن أريحا كانت أول مدينة كنعانية قاومت مقاصد الله في إدخال إسرائيل إلى الأرض. كما كانت أريحا أيضًا أول مدينة تتلقى دينونة الله على شر الكنعانيين العظيم. وبما أنها كانت ثمار دخول إسرائيل الأول في كنعان، فقد كانت مخصصة لله (</w:t>
       </w:r>
-      <w:hyperlink r:id="rId74">
-        <w:r>
-          <w:rPr>
-            <w:rtl/>
-            <w:cs/>
-            <w:lang w:val="ar_AE" w:bidi="ar_AE"/>
-          </w:rPr>
-          <w:rPr>
-            <w:color w:val="0000EE"/>
-            <w:u w:val="single"/>
-          </w:rPr>
-          <w:t>خروج 13:2</w:t>
-        </w:r>
-      </w:hyperlink>
+      <w:r>
+        <w:rPr>
+          <w:rtl/>
+          <w:cs/>
+          <w:lang w:val="ar_AE" w:bidi="ar_AE"/>
+        </w:rPr>
+        <w:t>خروج 13:2</w:t>
+      </w:r>
       <w:r>
         <w:rPr>
           <w:rtl/>
@@ -7564,20 +7180,14 @@
         </w:rPr>
         <w:t xml:space="preserve">; </w:t>
       </w:r>
-      <w:hyperlink r:id="rId75">
-        <w:r>
-          <w:rPr>
-            <w:rtl/>
-            <w:cs/>
-            <w:lang w:val="ar_AE" w:bidi="ar_AE"/>
-          </w:rPr>
-          <w:rPr>
-            <w:color w:val="0000EE"/>
-            <w:u w:val="single"/>
-          </w:rPr>
-          <w:t>23:19</w:t>
-        </w:r>
-      </w:hyperlink>
+      <w:r>
+        <w:rPr>
+          <w:rtl/>
+          <w:cs/>
+          <w:lang w:val="ar_AE" w:bidi="ar_AE"/>
+        </w:rPr>
+        <w:t>23:19</w:t>
+      </w:r>
       <w:r>
         <w:rPr>
           <w:rtl/>
@@ -7586,20 +7196,14 @@
         </w:rPr>
         <w:t>). ونفذ الله لعنة يشوع على أول رجل تحدى هذه الدينونة (</w:t>
       </w:r>
-      <w:hyperlink r:id="rId76">
-        <w:r>
-          <w:rPr>
-            <w:rtl/>
-            <w:cs/>
-            <w:lang w:val="ar_AE" w:bidi="ar_AE"/>
-          </w:rPr>
-          <w:rPr>
-            <w:color w:val="0000EE"/>
-            <w:u w:val="single"/>
-          </w:rPr>
-          <w:t>1 ملوك 16:34</w:t>
-        </w:r>
-      </w:hyperlink>
+      <w:r>
+        <w:rPr>
+          <w:rtl/>
+          <w:cs/>
+          <w:lang w:val="ar_AE" w:bidi="ar_AE"/>
+        </w:rPr>
+        <w:t>1 ملوك 16:34</w:t>
+      </w:r>
       <w:r>
         <w:rPr>
           <w:rtl/>
@@ -7608,20 +7212,14 @@
         </w:rPr>
         <w:t xml:space="preserve">، قارن </w:t>
       </w:r>
-      <w:hyperlink r:id="rId77">
-        <w:r>
-          <w:rPr>
-            <w:rtl/>
-            <w:cs/>
-            <w:lang w:val="ar_AE" w:bidi="ar_AE"/>
-          </w:rPr>
-          <w:rPr>
-            <w:color w:val="0000EE"/>
-            <w:u w:val="single"/>
-          </w:rPr>
-          <w:t>يشوع 7</w:t>
-        </w:r>
-      </w:hyperlink>
+      <w:r>
+        <w:rPr>
+          <w:rtl/>
+          <w:cs/>
+          <w:lang w:val="ar_AE" w:bidi="ar_AE"/>
+        </w:rPr>
+        <w:t>يشوع 7</w:t>
+      </w:r>
       <w:r>
         <w:rPr>
           <w:rtl/>
@@ -7697,20 +7295,14 @@
         </w:rPr>
         <w:t>مع انتهاء الفصل الأول من دخول إسرائيل لكنعان، كان بإمكان كل من الإسرائيليين والكنعانيين أن يروا أن الرب كان مع يشوع كما وعده (</w:t>
       </w:r>
-      <w:hyperlink r:id="rId78">
-        <w:r>
-          <w:rPr>
-            <w:rtl/>
-            <w:cs/>
-            <w:lang w:val="ar_AE" w:bidi="ar_AE"/>
-          </w:rPr>
-          <w:rPr>
-            <w:color w:val="0000EE"/>
-            <w:u w:val="single"/>
-          </w:rPr>
-          <w:t>1:5</w:t>
-        </w:r>
-      </w:hyperlink>
+      <w:r>
+        <w:rPr>
+          <w:rtl/>
+          <w:cs/>
+          <w:lang w:val="ar_AE" w:bidi="ar_AE"/>
+        </w:rPr>
+        <w:t>1:5</w:t>
+      </w:r>
       <w:r>
         <w:rPr>
           <w:rtl/>
@@ -7719,20 +7311,14 @@
         </w:rPr>
         <w:t xml:space="preserve">, </w:t>
       </w:r>
-      <w:hyperlink r:id="rId79">
-        <w:r>
-          <w:rPr>
-            <w:rtl/>
-            <w:cs/>
-            <w:lang w:val="ar_AE" w:bidi="ar_AE"/>
-          </w:rPr>
-          <w:rPr>
-            <w:color w:val="0000EE"/>
-            <w:u w:val="single"/>
-          </w:rPr>
-          <w:t>9</w:t>
-        </w:r>
-      </w:hyperlink>
+      <w:r>
+        <w:rPr>
+          <w:rtl/>
+          <w:cs/>
+          <w:lang w:val="ar_AE" w:bidi="ar_AE"/>
+        </w:rPr>
+        <w:t>9</w:t>
+      </w:r>
       <w:r>
         <w:rPr>
           <w:rtl/>
@@ -7741,20 +7327,14 @@
         </w:rPr>
         <w:t xml:space="preserve">; قارن </w:t>
       </w:r>
-      <w:hyperlink r:id="rId80">
-        <w:r>
-          <w:rPr>
-            <w:rtl/>
-            <w:cs/>
-            <w:lang w:val="ar_AE" w:bidi="ar_AE"/>
-          </w:rPr>
-          <w:rPr>
-            <w:color w:val="0000EE"/>
-            <w:u w:val="single"/>
-          </w:rPr>
-          <w:t>4:14</w:t>
-        </w:r>
-      </w:hyperlink>
+      <w:r>
+        <w:rPr>
+          <w:rtl/>
+          <w:cs/>
+          <w:lang w:val="ar_AE" w:bidi="ar_AE"/>
+        </w:rPr>
+        <w:t>4:14</w:t>
+      </w:r>
       <w:r>
         <w:rPr>
           <w:rtl/>
@@ -7842,20 +7422,14 @@
         </w:rPr>
         <w:t xml:space="preserve">: انظر </w:t>
       </w:r>
-      <w:hyperlink r:id="rId40">
-        <w:r>
-          <w:rPr>
-            <w:rtl/>
-            <w:cs/>
-            <w:lang w:val="ar_AE" w:bidi="ar_AE"/>
-          </w:rPr>
-          <w:rPr>
-            <w:color w:val="0000EE"/>
-            <w:u w:val="single"/>
-          </w:rPr>
-          <w:t>لاويين 27:28–29</w:t>
-        </w:r>
-      </w:hyperlink>
+      <w:r>
+        <w:rPr>
+          <w:rtl/>
+          <w:cs/>
+          <w:lang w:val="ar_AE" w:bidi="ar_AE"/>
+        </w:rPr>
+        <w:t>لاويين 27:28–29</w:t>
+      </w:r>
       <w:r>
         <w:rPr>
           <w:rtl/>
@@ -7864,20 +7438,14 @@
         </w:rPr>
         <w:t xml:space="preserve">; </w:t>
       </w:r>
-      <w:hyperlink r:id="rId41">
-        <w:r>
-          <w:rPr>
-            <w:rtl/>
-            <w:cs/>
-            <w:lang w:val="ar_AE" w:bidi="ar_AE"/>
-          </w:rPr>
-          <w:rPr>
-            <w:color w:val="0000EE"/>
-            <w:u w:val="single"/>
-          </w:rPr>
-          <w:t>1 صموئيل 15:3</w:t>
-        </w:r>
-      </w:hyperlink>
+      <w:r>
+        <w:rPr>
+          <w:rtl/>
+          <w:cs/>
+          <w:lang w:val="ar_AE" w:bidi="ar_AE"/>
+        </w:rPr>
+        <w:t>1 صموئيل 15:3</w:t>
+      </w:r>
       <w:r>
         <w:rPr>
           <w:rtl/>
@@ -7935,20 +7503,14 @@
         </w:rPr>
         <w:t xml:space="preserve"> جزءًا من عائلة ذات مكانة مهمة. لقد كان قائدًا أو مرشحًا للقيادة، لذا كانت أفعاله قادرة على التأثير على الآخرين (</w:t>
       </w:r>
-      <w:hyperlink r:id="rId81">
-        <w:r>
-          <w:rPr>
-            <w:rtl/>
-            <w:cs/>
-            <w:lang w:val="ar_AE" w:bidi="ar_AE"/>
-          </w:rPr>
-          <w:rPr>
-            <w:color w:val="0000EE"/>
-            <w:u w:val="single"/>
-          </w:rPr>
-          <w:t>العدد 26:19–20</w:t>
-        </w:r>
-      </w:hyperlink>
+      <w:r>
+        <w:rPr>
+          <w:rtl/>
+          <w:cs/>
+          <w:lang w:val="ar_AE" w:bidi="ar_AE"/>
+        </w:rPr>
+        <w:t>العدد 26:19–20</w:t>
+      </w:r>
       <w:r>
         <w:rPr>
           <w:rtl/>
@@ -8174,20 +7736,14 @@
         </w:rPr>
         <w:t>كما فعل قبل المعركة من أجل أريحا، أرسل يشوع بعض رجاله لتقييم الوضع في عاي. كانت هذه البلدة تقع على بعد حوالي عشرة أميال غرب أريحا عند مدخل هضبة شمال أورشليم تُسمى هضبة بنيامين؛ فتحقيق النصر في عاي سيفتح الطريق لإسرائيل للسيطرة على منطقة التلال. • بيت آون أو "بيت الإثم"، كان على الأرجح تلاعبًا لفظيًا مقصودًا على اسم بيت إيل أي "بيت ٱلله". كان هناك مزار وثني في هذا الموقع لاحقًا في تاريخ إسرائيل (</w:t>
       </w:r>
-      <w:hyperlink r:id="rId82">
-        <w:r>
-          <w:rPr>
-            <w:rtl/>
-            <w:cs/>
-            <w:lang w:val="ar_AE" w:bidi="ar_AE"/>
-          </w:rPr>
-          <w:rPr>
-            <w:color w:val="0000EE"/>
-            <w:u w:val="single"/>
-          </w:rPr>
-          <w:t>1 ملوك 12:28–33</w:t>
-        </w:r>
-      </w:hyperlink>
+      <w:r>
+        <w:rPr>
+          <w:rtl/>
+          <w:cs/>
+          <w:lang w:val="ar_AE" w:bidi="ar_AE"/>
+        </w:rPr>
+        <w:t>1 ملوك 12:28–33</w:t>
+      </w:r>
       <w:r>
         <w:rPr>
           <w:rtl/>
@@ -8330,20 +7886,14 @@
         </w:rPr>
         <w:t xml:space="preserve">غادر المدافعون عن عاي عبر بوابة المدينة وهاجموا القوات الإسرائيلية مباشرة (انظر </w:t>
       </w:r>
-      <w:hyperlink r:id="rId83">
-        <w:r>
-          <w:rPr>
-            <w:rtl/>
-            <w:cs/>
-            <w:lang w:val="ar_AE" w:bidi="ar_AE"/>
-          </w:rPr>
-          <w:rPr>
-            <w:color w:val="0000EE"/>
-            <w:u w:val="single"/>
-          </w:rPr>
-          <w:t>8:5</w:t>
-        </w:r>
-      </w:hyperlink>
+      <w:r>
+        <w:rPr>
+          <w:rtl/>
+          <w:cs/>
+          <w:lang w:val="ar_AE" w:bidi="ar_AE"/>
+        </w:rPr>
+        <w:t>8:5</w:t>
+      </w:r>
       <w:r>
         <w:rPr>
           <w:rtl/>
@@ -8502,20 +8052,14 @@
         </w:rPr>
         <w:t>عبر يشوع عن غضبه تجاه الله، وهذا يفسر النبرة الحادة في رد الله (</w:t>
       </w:r>
-      <w:hyperlink r:id="rId84">
-        <w:r>
-          <w:rPr>
-            <w:rtl/>
-            <w:cs/>
-            <w:lang w:val="ar_AE" w:bidi="ar_AE"/>
-          </w:rPr>
-          <w:rPr>
-            <w:color w:val="0000EE"/>
-            <w:u w:val="single"/>
-          </w:rPr>
-          <w:t>7:10–15</w:t>
-        </w:r>
-      </w:hyperlink>
+      <w:r>
+        <w:rPr>
+          <w:rtl/>
+          <w:cs/>
+          <w:lang w:val="ar_AE" w:bidi="ar_AE"/>
+        </w:rPr>
+        <w:t>7:10–15</w:t>
+      </w:r>
       <w:r>
         <w:rPr>
           <w:rtl/>
@@ -8524,20 +8068,14 @@
         </w:rPr>
         <w:t>). على الرغم من أن المعركة قد خسرت بسبب خطيئة عخان، إلا أن يشوع وشيوخ إسرائيل أهملوا طلب إرشاد الله (</w:t>
       </w:r>
-      <w:hyperlink r:id="rId85">
-        <w:r>
-          <w:rPr>
-            <w:rtl/>
-            <w:cs/>
-            <w:lang w:val="ar_AE" w:bidi="ar_AE"/>
-          </w:rPr>
-          <w:rPr>
-            <w:color w:val="0000EE"/>
-            <w:u w:val="single"/>
-          </w:rPr>
-          <w:t>7:3</w:t>
-        </w:r>
-      </w:hyperlink>
+      <w:r>
+        <w:rPr>
+          <w:rtl/>
+          <w:cs/>
+          <w:lang w:val="ar_AE" w:bidi="ar_AE"/>
+        </w:rPr>
+        <w:t>7:3</w:t>
+      </w:r>
       <w:r>
         <w:rPr>
           <w:rtl/>
@@ -8613,20 +8151,14 @@
         </w:rPr>
         <w:t xml:space="preserve">كانت مخاوف يشوع مبررة. كان جميع سكان كنعان يعتقدون أن إسرائيل لا تُقهر. ومع ذلك، بعد أن هزمت عاي الصغيرة إسرائيل، قد يظن الكنعانيون أن هذا يمكن أن يحدث مرة أخرى. • إذا سمح الله للأشرار بمحو شعبه عن وجه الأرض، فلن يكون للأمم شاهد على أن الله لا يزال متورطًا في عالمه. • اسمك العظيم: قارن </w:t>
       </w:r>
-      <w:hyperlink r:id="rId86">
-        <w:r>
-          <w:rPr>
-            <w:rtl/>
-            <w:cs/>
-            <w:lang w:val="ar_AE" w:bidi="ar_AE"/>
-          </w:rPr>
-          <w:rPr>
-            <w:color w:val="0000EE"/>
-            <w:u w:val="single"/>
-          </w:rPr>
-          <w:t>خروج 32:11–12</w:t>
-        </w:r>
-      </w:hyperlink>
+      <w:r>
+        <w:rPr>
+          <w:rtl/>
+          <w:cs/>
+          <w:lang w:val="ar_AE" w:bidi="ar_AE"/>
+        </w:rPr>
+        <w:t>خروج 32:11–12</w:t>
+      </w:r>
       <w:r>
         <w:rPr>
           <w:rtl/>
@@ -8635,20 +8167,14 @@
         </w:rPr>
         <w:t xml:space="preserve"> مع </w:t>
       </w:r>
-      <w:hyperlink r:id="rId87">
-        <w:r>
-          <w:rPr>
-            <w:rtl/>
-            <w:cs/>
-            <w:lang w:val="ar_AE" w:bidi="ar_AE"/>
-          </w:rPr>
-          <w:rPr>
-            <w:color w:val="0000EE"/>
-            <w:u w:val="single"/>
-          </w:rPr>
-          <w:t>عدد 14:13–19</w:t>
-        </w:r>
-      </w:hyperlink>
+      <w:r>
+        <w:rPr>
+          <w:rtl/>
+          <w:cs/>
+          <w:lang w:val="ar_AE" w:bidi="ar_AE"/>
+        </w:rPr>
+        <w:t>عدد 14:13–19</w:t>
+      </w:r>
       <w:r>
         <w:rPr>
           <w:rtl/>
@@ -9016,20 +8542,14 @@
         </w:rPr>
         <w:t xml:space="preserve">أمر الله بتدمير جميع المسروقات بالنار، كما كان يجب تحريم عخان وكل ما يملكه بالنار. كان خرق عهد الرب خيانة، وهي جريمة عقوبتها الإعدام (مثل، </w:t>
       </w:r>
-      <w:hyperlink r:id="rId88">
-        <w:r>
-          <w:rPr>
-            <w:rtl/>
-            <w:cs/>
-            <w:lang w:val="ar_AE" w:bidi="ar_AE"/>
-          </w:rPr>
-          <w:rPr>
-            <w:color w:val="0000EE"/>
-            <w:u w:val="single"/>
-          </w:rPr>
-          <w:t>خروج 22:20</w:t>
-        </w:r>
-      </w:hyperlink>
+      <w:r>
+        <w:rPr>
+          <w:rtl/>
+          <w:cs/>
+          <w:lang w:val="ar_AE" w:bidi="ar_AE"/>
+        </w:rPr>
+        <w:t>خروج 22:20</w:t>
+      </w:r>
       <w:r>
         <w:rPr>
           <w:rtl/>
@@ -9038,20 +8558,14 @@
         </w:rPr>
         <w:t xml:space="preserve">؛ </w:t>
       </w:r>
-      <w:hyperlink r:id="rId89">
-        <w:r>
-          <w:rPr>
-            <w:rtl/>
-            <w:cs/>
-            <w:lang w:val="ar_AE" w:bidi="ar_AE"/>
-          </w:rPr>
-          <w:rPr>
-            <w:color w:val="0000EE"/>
-            <w:u w:val="single"/>
-          </w:rPr>
-          <w:t>تثنية 4:25–27</w:t>
-        </w:r>
-      </w:hyperlink>
+      <w:r>
+        <w:rPr>
+          <w:rtl/>
+          <w:cs/>
+          <w:lang w:val="ar_AE" w:bidi="ar_AE"/>
+        </w:rPr>
+        <w:t>تثنية 4:25–27</w:t>
+      </w:r>
       <w:r>
         <w:rPr>
           <w:rtl/>
@@ -9127,20 +8641,14 @@
         </w:rPr>
         <w:t xml:space="preserve">ربما تم اختيار عخان باستخدام الأوريم والتميم، وهو نظام مقدس للقرعة الممنوحة من الله. كانت هذه العناصر تحت رعاية رئيس الكهنة، ربما في حقيبة أو كيس (انظر </w:t>
       </w:r>
-      <w:hyperlink r:id="rId90">
-        <w:r>
-          <w:rPr>
-            <w:rtl/>
-            <w:cs/>
-            <w:lang w:val="ar_AE" w:bidi="ar_AE"/>
-          </w:rPr>
-          <w:rPr>
-            <w:color w:val="0000EE"/>
-            <w:u w:val="single"/>
-          </w:rPr>
-          <w:t>خروج 28:30</w:t>
-        </w:r>
-      </w:hyperlink>
+      <w:r>
+        <w:rPr>
+          <w:rtl/>
+          <w:cs/>
+          <w:lang w:val="ar_AE" w:bidi="ar_AE"/>
+        </w:rPr>
+        <w:t>خروج 28:30</w:t>
+      </w:r>
       <w:r>
         <w:rPr>
           <w:rtl/>
@@ -9149,20 +8657,14 @@
         </w:rPr>
         <w:t xml:space="preserve">; </w:t>
       </w:r>
-      <w:hyperlink r:id="rId91">
-        <w:r>
-          <w:rPr>
-            <w:rtl/>
-            <w:cs/>
-            <w:lang w:val="ar_AE" w:bidi="ar_AE"/>
-          </w:rPr>
-          <w:rPr>
-            <w:color w:val="0000EE"/>
-            <w:u w:val="single"/>
-          </w:rPr>
-          <w:t>عدد 27:21</w:t>
-        </w:r>
-      </w:hyperlink>
+      <w:r>
+        <w:rPr>
+          <w:rtl/>
+          <w:cs/>
+          <w:lang w:val="ar_AE" w:bidi="ar_AE"/>
+        </w:rPr>
+        <w:t>عدد 27:21</w:t>
+      </w:r>
       <w:r>
         <w:rPr>
           <w:rtl/>
@@ -9353,20 +8855,14 @@
         </w:rPr>
         <w:t xml:space="preserve"> ذات الكلمة في الوصية العاشرة من الوصايا العشر (</w:t>
       </w:r>
-      <w:hyperlink r:id="rId92">
-        <w:r>
-          <w:rPr>
-            <w:rtl/>
-            <w:cs/>
-            <w:lang w:val="ar_AE" w:bidi="ar_AE"/>
-          </w:rPr>
-          <w:rPr>
-            <w:color w:val="0000EE"/>
-            <w:u w:val="single"/>
-          </w:rPr>
-          <w:t>خروج 20:17</w:t>
-        </w:r>
-      </w:hyperlink>
+      <w:r>
+        <w:rPr>
+          <w:rtl/>
+          <w:cs/>
+          <w:lang w:val="ar_AE" w:bidi="ar_AE"/>
+        </w:rPr>
+        <w:t>خروج 20:17</w:t>
+      </w:r>
       <w:r>
         <w:rPr>
           <w:rtl/>
@@ -9576,20 +9072,14 @@
         </w:rPr>
         <w:t xml:space="preserve">كان الرجم وسيلة محددة للإعدام (انظر، على سبيل المثال، </w:t>
       </w:r>
-      <w:hyperlink r:id="rId93">
-        <w:r>
-          <w:rPr>
-            <w:rtl/>
-            <w:cs/>
-            <w:lang w:val="ar_AE" w:bidi="ar_AE"/>
-          </w:rPr>
-          <w:rPr>
-            <w:color w:val="0000EE"/>
-            <w:u w:val="single"/>
-          </w:rPr>
-          <w:t>سفر الخروج 19:13</w:t>
-        </w:r>
-      </w:hyperlink>
+      <w:r>
+        <w:rPr>
+          <w:rtl/>
+          <w:cs/>
+          <w:lang w:val="ar_AE" w:bidi="ar_AE"/>
+        </w:rPr>
+        <w:t>سفر الخروج 19:13</w:t>
+      </w:r>
       <w:r>
         <w:rPr>
           <w:rtl/>
@@ -9740,20 +9230,14 @@
         </w:rPr>
         <w:t>: شجّع الله يشوع بكلمات مماثلة قبل أن يرسله إلى أريحا (</w:t>
       </w:r>
-      <w:hyperlink r:id="rId94">
-        <w:r>
-          <w:rPr>
-            <w:rtl/>
-            <w:cs/>
-            <w:lang w:val="ar_AE" w:bidi="ar_AE"/>
-          </w:rPr>
-          <w:rPr>
-            <w:color w:val="0000EE"/>
-            <w:u w:val="single"/>
-          </w:rPr>
-          <w:t>6:2</w:t>
-        </w:r>
-      </w:hyperlink>
+      <w:r>
+        <w:rPr>
+          <w:rtl/>
+          <w:cs/>
+          <w:lang w:val="ar_AE" w:bidi="ar_AE"/>
+        </w:rPr>
+        <w:t>6:2</w:t>
+      </w:r>
       <w:r>
         <w:rPr>
           <w:rtl/>
@@ -9912,20 +9396,14 @@
         </w:rPr>
         <w:t>: أي في الجانب الغربي منها (</w:t>
       </w:r>
-      <w:hyperlink r:id="rId95">
-        <w:r>
-          <w:rPr>
-            <w:rtl/>
-            <w:cs/>
-            <w:lang w:val="ar_AE" w:bidi="ar_AE"/>
-          </w:rPr>
-          <w:rPr>
-            <w:color w:val="0000EE"/>
-            <w:u w:val="single"/>
-          </w:rPr>
-          <w:t>8:12</w:t>
-        </w:r>
-      </w:hyperlink>
+      <w:r>
+        <w:rPr>
+          <w:rtl/>
+          <w:cs/>
+          <w:lang w:val="ar_AE" w:bidi="ar_AE"/>
+        </w:rPr>
+        <w:t>8:12</w:t>
+      </w:r>
       <w:r>
         <w:rPr>
           <w:rtl/>
@@ -10058,20 +9536,14 @@
         </w:rPr>
         <w:t xml:space="preserve"> وعندما تتطوّر المعركة، كان على هذه المجموعة أن تبقى في الكمين حتى ينادي عليهم يشوع (</w:t>
       </w:r>
-      <w:hyperlink r:id="rId96">
-        <w:r>
-          <w:rPr>
-            <w:rtl/>
-            <w:cs/>
-            <w:lang w:val="ar_AE" w:bidi="ar_AE"/>
-          </w:rPr>
-          <w:rPr>
-            <w:color w:val="0000EE"/>
-            <w:u w:val="single"/>
-          </w:rPr>
-          <w:t>يشوع 8:18–19</w:t>
-        </w:r>
-      </w:hyperlink>
+      <w:r>
+        <w:rPr>
+          <w:rtl/>
+          <w:cs/>
+          <w:lang w:val="ar_AE" w:bidi="ar_AE"/>
+        </w:rPr>
+        <w:t>يشوع 8:18–19</w:t>
+      </w:r>
       <w:r>
         <w:rPr>
           <w:rtl/>
@@ -10348,20 +9820,14 @@
         </w:rPr>
         <w:t>هرب يشوع وجيشه كما حدث في المعركة الأولى (</w:t>
       </w:r>
-      <w:hyperlink r:id="rId97">
-        <w:r>
-          <w:rPr>
-            <w:rtl/>
-            <w:cs/>
-            <w:lang w:val="ar_AE" w:bidi="ar_AE"/>
-          </w:rPr>
-          <w:rPr>
-            <w:color w:val="0000EE"/>
-            <w:u w:val="single"/>
-          </w:rPr>
-          <w:t>7:4–5</w:t>
-        </w:r>
-      </w:hyperlink>
+      <w:r>
+        <w:rPr>
+          <w:rtl/>
+          <w:cs/>
+          <w:lang w:val="ar_AE" w:bidi="ar_AE"/>
+        </w:rPr>
+        <w:t>7:4–5</w:t>
+      </w:r>
       <w:r>
         <w:rPr>
           <w:rtl/>
@@ -10646,20 +10112,14 @@
         </w:rPr>
         <w:t xml:space="preserve">كانت عمليات الإعدام العلنية للملوك (انظر أيضًا </w:t>
       </w:r>
-      <w:hyperlink r:id="rId98">
-        <w:r>
-          <w:rPr>
-            <w:rtl/>
-            <w:cs/>
-            <w:lang w:val="ar_AE" w:bidi="ar_AE"/>
-          </w:rPr>
-          <w:rPr>
-            <w:color w:val="0000EE"/>
-            <w:u w:val="single"/>
-          </w:rPr>
-          <w:t>10:26</w:t>
-        </w:r>
-      </w:hyperlink>
+      <w:r>
+        <w:rPr>
+          <w:rtl/>
+          <w:cs/>
+          <w:lang w:val="ar_AE" w:bidi="ar_AE"/>
+        </w:rPr>
+        <w:t>10:26</w:t>
+      </w:r>
       <w:r>
         <w:rPr>
           <w:rtl/>
@@ -10668,20 +10128,14 @@
         </w:rPr>
         <w:t xml:space="preserve">؛ </w:t>
       </w:r>
-      <w:hyperlink r:id="rId99">
-        <w:r>
-          <w:rPr>
-            <w:rtl/>
-            <w:cs/>
-            <w:lang w:val="ar_AE" w:bidi="ar_AE"/>
-          </w:rPr>
-          <w:rPr>
-            <w:color w:val="0000EE"/>
-            <w:u w:val="single"/>
-          </w:rPr>
-          <w:t>11:10</w:t>
-        </w:r>
-      </w:hyperlink>
+      <w:r>
+        <w:rPr>
+          <w:rtl/>
+          <w:cs/>
+          <w:lang w:val="ar_AE" w:bidi="ar_AE"/>
+        </w:rPr>
+        <w:t>11:10</w:t>
+      </w:r>
       <w:r>
         <w:rPr>
           <w:rtl/>
@@ -10690,20 +10144,14 @@
         </w:rPr>
         <w:t xml:space="preserve">، </w:t>
       </w:r>
-      <w:hyperlink r:id="rId100">
-        <w:r>
-          <w:rPr>
-            <w:rtl/>
-            <w:cs/>
-            <w:lang w:val="ar_AE" w:bidi="ar_AE"/>
-          </w:rPr>
-          <w:rPr>
-            <w:color w:val="0000EE"/>
-            <w:u w:val="single"/>
-          </w:rPr>
-          <w:t>12</w:t>
-        </w:r>
-      </w:hyperlink>
+      <w:r>
+        <w:rPr>
+          <w:rtl/>
+          <w:cs/>
+          <w:lang w:val="ar_AE" w:bidi="ar_AE"/>
+        </w:rPr>
+        <w:t>12</w:t>
+      </w:r>
       <w:r>
         <w:rPr>
           <w:rtl/>
@@ -10728,20 +10176,14 @@
         </w:rPr>
         <w:t xml:space="preserve">: انظر </w:t>
       </w:r>
-      <w:hyperlink r:id="rId101">
-        <w:r>
-          <w:rPr>
-            <w:rtl/>
-            <w:cs/>
-            <w:lang w:val="ar_AE" w:bidi="ar_AE"/>
-          </w:rPr>
-          <w:rPr>
-            <w:color w:val="0000EE"/>
-            <w:u w:val="single"/>
-          </w:rPr>
-          <w:t>تثنية 21:22–23</w:t>
-        </w:r>
-      </w:hyperlink>
+      <w:r>
+        <w:rPr>
+          <w:rtl/>
+          <w:cs/>
+          <w:lang w:val="ar_AE" w:bidi="ar_AE"/>
+        </w:rPr>
+        <w:t>تثنية 21:22–23</w:t>
+      </w:r>
       <w:r>
         <w:rPr>
           <w:rtl/>
@@ -10865,20 +10307,14 @@
         </w:rPr>
         <w:t>، مصنوعًا من حجارة غير مصقولة ولم تُشكَّل بأدوات حديدية. ومع ذلك، لم يُعثر على أي نقش يرافقه (</w:t>
       </w:r>
-      <w:hyperlink r:id="rId102">
-        <w:r>
-          <w:rPr>
-            <w:rtl/>
-            <w:cs/>
-            <w:lang w:val="ar_AE" w:bidi="ar_AE"/>
-          </w:rPr>
-          <w:rPr>
-            <w:color w:val="0000EE"/>
-            <w:u w:val="single"/>
-          </w:rPr>
-          <w:t>8:32</w:t>
-        </w:r>
-      </w:hyperlink>
+      <w:r>
+        <w:rPr>
+          <w:rtl/>
+          <w:cs/>
+          <w:lang w:val="ar_AE" w:bidi="ar_AE"/>
+        </w:rPr>
+        <w:t>8:32</w:t>
+      </w:r>
       <w:r>
         <w:rPr>
           <w:rtl/>
@@ -10887,20 +10323,14 @@
         </w:rPr>
         <w:t>). • كانت المحرقة وذبيحة السلامة مقررة في قوانين الذبائح التي أعطاها الله لموسى عندما كان إسرائيل لا يزالون في جبل سيناء (</w:t>
       </w:r>
-      <w:hyperlink r:id="rId103">
-        <w:r>
-          <w:rPr>
-            <w:rtl/>
-            <w:cs/>
-            <w:lang w:val="ar_AE" w:bidi="ar_AE"/>
-          </w:rPr>
-          <w:rPr>
-            <w:color w:val="0000EE"/>
-            <w:u w:val="single"/>
-          </w:rPr>
-          <w:t>لاويين 1</w:t>
-        </w:r>
-      </w:hyperlink>
+      <w:r>
+        <w:rPr>
+          <w:rtl/>
+          <w:cs/>
+          <w:lang w:val="ar_AE" w:bidi="ar_AE"/>
+        </w:rPr>
+        <w:t>لاويين 1</w:t>
+      </w:r>
       <w:r>
         <w:rPr>
           <w:rtl/>
@@ -10909,20 +10339,14 @@
         </w:rPr>
         <w:t xml:space="preserve">, </w:t>
       </w:r>
-      <w:hyperlink r:id="rId104">
-        <w:r>
-          <w:rPr>
-            <w:rtl/>
-            <w:cs/>
-            <w:lang w:val="ar_AE" w:bidi="ar_AE"/>
-          </w:rPr>
-          <w:rPr>
-            <w:color w:val="0000EE"/>
-            <w:u w:val="single"/>
-          </w:rPr>
-          <w:t>3</w:t>
-        </w:r>
-      </w:hyperlink>
+      <w:r>
+        <w:rPr>
+          <w:rtl/>
+          <w:cs/>
+          <w:lang w:val="ar_AE" w:bidi="ar_AE"/>
+        </w:rPr>
+        <w:t>3</w:t>
+      </w:r>
       <w:r>
         <w:rPr>
           <w:rtl/>
@@ -10931,20 +10355,14 @@
         </w:rPr>
         <w:t xml:space="preserve">). وأصدر موسى أوامر محددة لهذه الطقوس (انظر </w:t>
       </w:r>
-      <w:hyperlink r:id="rId105">
-        <w:r>
-          <w:rPr>
-            <w:rtl/>
-            <w:cs/>
-            <w:lang w:val="ar_AE" w:bidi="ar_AE"/>
-          </w:rPr>
-          <w:rPr>
-            <w:color w:val="0000EE"/>
-            <w:u w:val="single"/>
-          </w:rPr>
-          <w:t>تثنية 11:26–32</w:t>
-        </w:r>
-      </w:hyperlink>
+      <w:r>
+        <w:rPr>
+          <w:rtl/>
+          <w:cs/>
+          <w:lang w:val="ar_AE" w:bidi="ar_AE"/>
+        </w:rPr>
+        <w:t>تثنية 11:26–32</w:t>
+      </w:r>
       <w:r>
         <w:rPr>
           <w:rtl/>
@@ -10953,20 +10371,14 @@
         </w:rPr>
         <w:t xml:space="preserve">; </w:t>
       </w:r>
-      <w:hyperlink r:id="rId106">
-        <w:r>
-          <w:rPr>
-            <w:rtl/>
-            <w:cs/>
-            <w:lang w:val="ar_AE" w:bidi="ar_AE"/>
-          </w:rPr>
-          <w:rPr>
-            <w:color w:val="0000EE"/>
-            <w:u w:val="single"/>
-          </w:rPr>
-          <w:t>27:1–28:68</w:t>
-        </w:r>
-      </w:hyperlink>
+      <w:r>
+        <w:rPr>
+          <w:rtl/>
+          <w:cs/>
+          <w:lang w:val="ar_AE" w:bidi="ar_AE"/>
+        </w:rPr>
+        <w:t>27:1–28:68</w:t>
+      </w:r>
       <w:r>
         <w:rPr>
           <w:rtl/>
@@ -11058,20 +10470,14 @@
         </w:rPr>
         <w:t>(</w:t>
       </w:r>
-      <w:hyperlink r:id="rId107">
-        <w:r>
-          <w:rPr>
-            <w:rtl/>
-            <w:cs/>
-            <w:lang w:val="ar_AE" w:bidi="ar_AE"/>
-          </w:rPr>
-          <w:rPr>
-            <w:color w:val="0000EE"/>
-            <w:u w:val="single"/>
-          </w:rPr>
-          <w:t>تثنية 27 : 2–8</w:t>
-        </w:r>
-      </w:hyperlink>
+      <w:r>
+        <w:rPr>
+          <w:rtl/>
+          <w:cs/>
+          <w:lang w:val="ar_AE" w:bidi="ar_AE"/>
+        </w:rPr>
+        <w:t>تثنية 27 : 2–8</w:t>
+      </w:r>
       <w:r>
         <w:rPr>
           <w:rtl/>
@@ -11289,20 +10695,14 @@
         </w:rPr>
         <w:t xml:space="preserve">: انظر </w:t>
       </w:r>
-      <w:hyperlink r:id="rId106">
-        <w:r>
-          <w:rPr>
-            <w:rtl/>
-            <w:cs/>
-            <w:lang w:val="ar_AE" w:bidi="ar_AE"/>
-          </w:rPr>
-          <w:rPr>
-            <w:color w:val="0000EE"/>
-            <w:u w:val="single"/>
-          </w:rPr>
-          <w:t>تثنية 27–28</w:t>
-        </w:r>
-      </w:hyperlink>
+      <w:r>
+        <w:rPr>
+          <w:rtl/>
+          <w:cs/>
+          <w:lang w:val="ar_AE" w:bidi="ar_AE"/>
+        </w:rPr>
+        <w:t>تثنية 27–28</w:t>
+      </w:r>
       <w:r>
         <w:rPr>
           <w:rtl/>
@@ -11378,20 +10778,14 @@
         </w:rPr>
         <w:t>لم تكن ديانة العهد القديم مقتصرة على رجال إسرائيل فقط، بل شملت الجماعة بأكملها من النساء والأطفال. • كان الأجانب الذين عاشوا بين الإسرائيليين من بينهم أشخاص خرجوا من مصر مع إسرائيل في الخروج (</w:t>
       </w:r>
-      <w:hyperlink r:id="rId108">
-        <w:r>
-          <w:rPr>
-            <w:rtl/>
-            <w:cs/>
-            <w:lang w:val="ar_AE" w:bidi="ar_AE"/>
-          </w:rPr>
-          <w:rPr>
-            <w:color w:val="0000EE"/>
-            <w:u w:val="single"/>
-          </w:rPr>
-          <w:t>خروج 12:38</w:t>
-        </w:r>
-      </w:hyperlink>
+      <w:r>
+        <w:rPr>
+          <w:rtl/>
+          <w:cs/>
+          <w:lang w:val="ar_AE" w:bidi="ar_AE"/>
+        </w:rPr>
+        <w:t>خروج 12:38</w:t>
+      </w:r>
       <w:r>
         <w:rPr>
           <w:rtl/>
@@ -11400,20 +10794,14 @@
         </w:rPr>
         <w:t xml:space="preserve">, </w:t>
       </w:r>
-      <w:hyperlink r:id="rId109">
-        <w:r>
-          <w:rPr>
-            <w:rtl/>
-            <w:cs/>
-            <w:lang w:val="ar_AE" w:bidi="ar_AE"/>
-          </w:rPr>
-          <w:rPr>
-            <w:color w:val="0000EE"/>
-            <w:u w:val="single"/>
-          </w:rPr>
-          <w:t>48–49</w:t>
-        </w:r>
-      </w:hyperlink>
+      <w:r>
+        <w:rPr>
+          <w:rtl/>
+          <w:cs/>
+          <w:lang w:val="ar_AE" w:bidi="ar_AE"/>
+        </w:rPr>
+        <w:t>48–49</w:t>
+      </w:r>
       <w:r>
         <w:rPr>
           <w:rtl/>
@@ -11596,20 +10984,14 @@
         </w:rPr>
         <w:t>مرة أخرى، أخفق يشوع في استشارة الله (</w:t>
       </w:r>
-      <w:hyperlink r:id="rId110">
-        <w:r>
-          <w:rPr>
-            <w:rtl/>
-            <w:cs/>
-            <w:lang w:val="ar_AE" w:bidi="ar_AE"/>
-          </w:rPr>
-          <w:rPr>
-            <w:color w:val="0000EE"/>
-            <w:u w:val="single"/>
-          </w:rPr>
-          <w:t>9:14</w:t>
-        </w:r>
-      </w:hyperlink>
+      <w:r>
+        <w:rPr>
+          <w:rtl/>
+          <w:cs/>
+          <w:lang w:val="ar_AE" w:bidi="ar_AE"/>
+        </w:rPr>
+        <w:t>9:14</w:t>
+      </w:r>
       <w:r>
         <w:rPr>
           <w:rtl/>
@@ -11618,20 +11000,14 @@
         </w:rPr>
         <w:t xml:space="preserve">; قارن </w:t>
       </w:r>
-      <w:hyperlink r:id="rId111">
-        <w:r>
-          <w:rPr>
-            <w:rtl/>
-            <w:cs/>
-            <w:lang w:val="ar_AE" w:bidi="ar_AE"/>
-          </w:rPr>
-          <w:rPr>
-            <w:color w:val="0000EE"/>
-            <w:u w:val="single"/>
-          </w:rPr>
-          <w:t>7:2–4</w:t>
-        </w:r>
-      </w:hyperlink>
+      <w:r>
+        <w:rPr>
+          <w:rtl/>
+          <w:cs/>
+          <w:lang w:val="ar_AE" w:bidi="ar_AE"/>
+        </w:rPr>
+        <w:t>7:2–4</w:t>
+      </w:r>
       <w:r>
         <w:rPr>
           <w:rtl/>
@@ -11707,20 +11083,14 @@
         </w:rPr>
         <w:t xml:space="preserve">يقدّم </w:t>
       </w:r>
-      <w:hyperlink r:id="rId112">
-        <w:r>
-          <w:rPr>
-            <w:rtl/>
-            <w:cs/>
-            <w:lang w:val="ar_AE" w:bidi="ar_AE"/>
-          </w:rPr>
-          <w:rPr>
-            <w:color w:val="0000EE"/>
-            <w:u w:val="single"/>
-          </w:rPr>
-          <w:t>الإصحاح 10</w:t>
-        </w:r>
-      </w:hyperlink>
+      <w:r>
+        <w:rPr>
+          <w:rtl/>
+          <w:cs/>
+          <w:lang w:val="ar_AE" w:bidi="ar_AE"/>
+        </w:rPr>
+        <w:t>الإصحاح 10</w:t>
+      </w:r>
       <w:r>
         <w:rPr>
           <w:rtl/>
@@ -11962,20 +11332,14 @@
         </w:rPr>
         <w:t xml:space="preserve">" فقط في الكتاب المقدس، ويشير إلى مجموعة عرقية غير سامية كانت تعيش في مناطق متفرقة من كنعان (انظر </w:t>
       </w:r>
-      <w:hyperlink r:id="rId113">
-        <w:r>
-          <w:rPr>
-            <w:rtl/>
-            <w:cs/>
-            <w:lang w:val="ar_AE" w:bidi="ar_AE"/>
-          </w:rPr>
-          <w:rPr>
-            <w:color w:val="0000EE"/>
-            <w:u w:val="single"/>
-          </w:rPr>
-          <w:t>تكوين 34:2</w:t>
-        </w:r>
-      </w:hyperlink>
+      <w:r>
+        <w:rPr>
+          <w:rtl/>
+          <w:cs/>
+          <w:lang w:val="ar_AE" w:bidi="ar_AE"/>
+        </w:rPr>
+        <w:t>تكوين 34:2</w:t>
+      </w:r>
       <w:r>
         <w:rPr>
           <w:rtl/>
@@ -11984,20 +11348,14 @@
         </w:rPr>
         <w:t xml:space="preserve">؛ </w:t>
       </w:r>
-      <w:hyperlink r:id="rId114">
-        <w:r>
-          <w:rPr>
-            <w:rtl/>
-            <w:cs/>
-            <w:lang w:val="ar_AE" w:bidi="ar_AE"/>
-          </w:rPr>
-          <w:rPr>
-            <w:color w:val="0000EE"/>
-            <w:u w:val="single"/>
-          </w:rPr>
-          <w:t>36:2</w:t>
-        </w:r>
-      </w:hyperlink>
+      <w:r>
+        <w:rPr>
+          <w:rtl/>
+          <w:cs/>
+          <w:lang w:val="ar_AE" w:bidi="ar_AE"/>
+        </w:rPr>
+        <w:t>36:2</w:t>
+      </w:r>
       <w:r>
         <w:rPr>
           <w:rtl/>
@@ -12006,20 +11364,14 @@
         </w:rPr>
         <w:t xml:space="preserve">؛ </w:t>
       </w:r>
-      <w:hyperlink r:id="rId115">
-        <w:r>
-          <w:rPr>
-            <w:rtl/>
-            <w:cs/>
-            <w:lang w:val="ar_AE" w:bidi="ar_AE"/>
-          </w:rPr>
-          <w:rPr>
-            <w:color w:val="0000EE"/>
-            <w:u w:val="single"/>
-          </w:rPr>
-          <w:t>خروج 23:23</w:t>
-        </w:r>
-      </w:hyperlink>
+      <w:r>
+        <w:rPr>
+          <w:rtl/>
+          <w:cs/>
+          <w:lang w:val="ar_AE" w:bidi="ar_AE"/>
+        </w:rPr>
+        <w:t>خروج 23:23</w:t>
+      </w:r>
       <w:r>
         <w:rPr>
           <w:rtl/>
@@ -12028,20 +11380,14 @@
         </w:rPr>
         <w:t xml:space="preserve">، </w:t>
       </w:r>
-      <w:hyperlink r:id="rId116">
-        <w:r>
-          <w:rPr>
-            <w:rtl/>
-            <w:cs/>
-            <w:lang w:val="ar_AE" w:bidi="ar_AE"/>
-          </w:rPr>
-          <w:rPr>
-            <w:color w:val="0000EE"/>
-            <w:u w:val="single"/>
-          </w:rPr>
-          <w:t>28</w:t>
-        </w:r>
-      </w:hyperlink>
+      <w:r>
+        <w:rPr>
+          <w:rtl/>
+          <w:cs/>
+          <w:lang w:val="ar_AE" w:bidi="ar_AE"/>
+        </w:rPr>
+        <w:t>28</w:t>
+      </w:r>
       <w:r>
         <w:rPr>
           <w:rtl/>
@@ -12066,20 +11412,14 @@
         </w:rPr>
         <w:t xml:space="preserve"> طرح قادة إسرائيل هذا السؤال تحسّبًا لاحتمال وجود خداع. وبعد أن قدّم الجبعونيون ردًّا مراوغًا، طرح يشوع سؤالين مباشرين. ومع ذلك، كان بإمكانه أن يحصل على إجابة واضحة لو استشار الرب (</w:t>
       </w:r>
-      <w:hyperlink r:id="rId110">
-        <w:r>
-          <w:rPr>
-            <w:rtl/>
-            <w:cs/>
-            <w:lang w:val="ar_AE" w:bidi="ar_AE"/>
-          </w:rPr>
-          <w:rPr>
-            <w:color w:val="0000EE"/>
-            <w:u w:val="single"/>
-          </w:rPr>
-          <w:t>يشوع 9:14</w:t>
-        </w:r>
-      </w:hyperlink>
+      <w:r>
+        <w:rPr>
+          <w:rtl/>
+          <w:cs/>
+          <w:lang w:val="ar_AE" w:bidi="ar_AE"/>
+        </w:rPr>
+        <w:t>يشوع 9:14</w:t>
+      </w:r>
       <w:r>
         <w:rPr>
           <w:rtl/>
@@ -12163,20 +11503,14 @@
         </w:rPr>
         <w:t xml:space="preserve">: انظر </w:t>
       </w:r>
-      <w:hyperlink r:id="rId117">
-        <w:r>
-          <w:rPr>
-            <w:rtl/>
-            <w:cs/>
-            <w:lang w:val="ar_AE" w:bidi="ar_AE"/>
-          </w:rPr>
-          <w:rPr>
-            <w:color w:val="0000EE"/>
-            <w:u w:val="single"/>
-          </w:rPr>
-          <w:t>الخروج 7–14</w:t>
-        </w:r>
-      </w:hyperlink>
+      <w:r>
+        <w:rPr>
+          <w:rtl/>
+          <w:cs/>
+          <w:lang w:val="ar_AE" w:bidi="ar_AE"/>
+        </w:rPr>
+        <w:t>الخروج 7–14</w:t>
+      </w:r>
       <w:r>
         <w:rPr>
           <w:rtl/>
@@ -12201,20 +11535,14 @@
         </w:rPr>
         <w:t xml:space="preserve">: انظر </w:t>
       </w:r>
-      <w:hyperlink r:id="rId118">
-        <w:r>
-          <w:rPr>
-            <w:rtl/>
-            <w:cs/>
-            <w:lang w:val="ar_AE" w:bidi="ar_AE"/>
-          </w:rPr>
-          <w:rPr>
-            <w:color w:val="0000EE"/>
-            <w:u w:val="single"/>
-          </w:rPr>
-          <w:t>العدد 21</w:t>
-        </w:r>
-      </w:hyperlink>
+      <w:r>
+        <w:rPr>
+          <w:rtl/>
+          <w:cs/>
+          <w:lang w:val="ar_AE" w:bidi="ar_AE"/>
+        </w:rPr>
+        <w:t>العدد 21</w:t>
+      </w:r>
       <w:r>
         <w:rPr>
           <w:rtl/>
@@ -12473,20 +11801,14 @@
         </w:rPr>
         <w:t xml:space="preserve">): كانت الأمم تصادق على العهود من خلال مراسم تتضمن قطع الحيوانات القربانية إلى نصفين. وكان أطراف العهد يسيرون بين نصفي الحيوانات (قارن </w:t>
       </w:r>
-      <w:hyperlink r:id="rId119">
-        <w:r>
-          <w:rPr>
-            <w:rtl/>
-            <w:cs/>
-            <w:lang w:val="ar_AE" w:bidi="ar_AE"/>
-          </w:rPr>
-          <w:rPr>
-            <w:color w:val="0000EE"/>
-            <w:u w:val="single"/>
-          </w:rPr>
-          <w:t>تكوين 15:9–18</w:t>
-        </w:r>
-      </w:hyperlink>
+      <w:r>
+        <w:rPr>
+          <w:rtl/>
+          <w:cs/>
+          <w:lang w:val="ar_AE" w:bidi="ar_AE"/>
+        </w:rPr>
+        <w:t>تكوين 15:9–18</w:t>
+      </w:r>
       <w:r>
         <w:rPr>
           <w:rtl/>
@@ -12511,20 +11833,14 @@
         </w:rPr>
         <w:t>). • وكان القسم الملزم في إسرائيل يُؤدى باسم الرب، ومن يحلف باطلًا كان يعرّض نفسه لدينونة الرب (</w:t>
       </w:r>
-      <w:hyperlink r:id="rId120">
-        <w:r>
-          <w:rPr>
-            <w:rtl/>
-            <w:cs/>
-            <w:lang w:val="ar_AE" w:bidi="ar_AE"/>
-          </w:rPr>
-          <w:rPr>
-            <w:color w:val="0000EE"/>
-            <w:u w:val="single"/>
-          </w:rPr>
-          <w:t>خروج 20:7</w:t>
-        </w:r>
-      </w:hyperlink>
+      <w:r>
+        <w:rPr>
+          <w:rtl/>
+          <w:cs/>
+          <w:lang w:val="ar_AE" w:bidi="ar_AE"/>
+        </w:rPr>
+        <w:t>خروج 20:7</w:t>
+      </w:r>
       <w:r>
         <w:rPr>
           <w:rtl/>
@@ -12608,20 +11924,14 @@
         </w:rPr>
         <w:t xml:space="preserve"> أعاد الكاتب في هذا الموضع الكلمة عينها التي استخدمها بنو إسرائيل حين أعربوا عن شكوكهم تجاه الجبعونيين (</w:t>
       </w:r>
-      <w:hyperlink r:id="rId121">
-        <w:r>
-          <w:rPr>
-            <w:rtl/>
-            <w:cs/>
-            <w:lang w:val="ar_AE" w:bidi="ar_AE"/>
-          </w:rPr>
-          <w:rPr>
-            <w:color w:val="0000EE"/>
-            <w:u w:val="single"/>
-          </w:rPr>
-          <w:t>9:7</w:t>
-        </w:r>
-      </w:hyperlink>
+      <w:r>
+        <w:rPr>
+          <w:rtl/>
+          <w:cs/>
+          <w:lang w:val="ar_AE" w:bidi="ar_AE"/>
+        </w:rPr>
+        <w:t>9:7</w:t>
+      </w:r>
       <w:r>
         <w:rPr>
           <w:rtl/>
@@ -12796,20 +12106,14 @@
         </w:rPr>
         <w:t xml:space="preserve">لم يكن لإسرائيل الحق في خرق هذه المعاهدة، حتى لو كان الجبعونيون قد خدعوا الإسرائيليين في إبرامها. إن خرق عهدٍ قُسم به باسم الرب كان سيقلل من شأن اسم الله ومجده (انظر </w:t>
       </w:r>
-      <w:hyperlink r:id="rId122">
-        <w:r>
-          <w:rPr>
-            <w:rtl/>
-            <w:cs/>
-            <w:lang w:val="ar_AE" w:bidi="ar_AE"/>
-          </w:rPr>
-          <w:rPr>
-            <w:color w:val="0000EE"/>
-            <w:u w:val="single"/>
-          </w:rPr>
-          <w:t>تكوين 27 : 30–38</w:t>
-        </w:r>
-      </w:hyperlink>
+      <w:r>
+        <w:rPr>
+          <w:rtl/>
+          <w:cs/>
+          <w:lang w:val="ar_AE" w:bidi="ar_AE"/>
+        </w:rPr>
+        <w:t>تكوين 27 : 30–38</w:t>
+      </w:r>
       <w:r>
         <w:rPr>
           <w:rtl/>
@@ -13201,20 +12505,14 @@
         </w:rPr>
         <w:t>يعني اسم أدوني صادق "سيد البر" أو "سيدي بار". وكان هناك ملك سابق لأورشليم يُدعى ملكي صادق، ويعني اسمه "ملك البر" أو "ملكي بار"، وقد كان "كاهنًا لله العلي" وصديقًا لإبراهيم (</w:t>
       </w:r>
-      <w:hyperlink r:id="rId123">
-        <w:r>
-          <w:rPr>
-            <w:rtl/>
-            <w:cs/>
-            <w:lang w:val="ar_AE" w:bidi="ar_AE"/>
-          </w:rPr>
-          <w:rPr>
-            <w:color w:val="0000EE"/>
-            <w:u w:val="single"/>
-          </w:rPr>
-          <w:t>تكوين 14:18–20</w:t>
-        </w:r>
-      </w:hyperlink>
+      <w:r>
+        <w:rPr>
+          <w:rtl/>
+          <w:cs/>
+          <w:lang w:val="ar_AE" w:bidi="ar_AE"/>
+        </w:rPr>
+        <w:t>تكوين 14:18–20</w:t>
+      </w:r>
       <w:r>
         <w:rPr>
           <w:rtl/>
@@ -13590,20 +12888,14 @@
         </w:rPr>
         <w:t xml:space="preserve">شجّع الله يشوع مرة أخرى ألا يخاف، مؤكِّدًا له وعد النصرة على أعداء إسرائيل (انظر أيضاً </w:t>
       </w:r>
-      <w:hyperlink r:id="rId79">
-        <w:r>
-          <w:rPr>
-            <w:rtl/>
-            <w:cs/>
-            <w:lang w:val="ar_AE" w:bidi="ar_AE"/>
-          </w:rPr>
-          <w:rPr>
-            <w:color w:val="0000EE"/>
-            <w:u w:val="single"/>
-          </w:rPr>
-          <w:t>1:9</w:t>
-        </w:r>
-      </w:hyperlink>
+      <w:r>
+        <w:rPr>
+          <w:rtl/>
+          <w:cs/>
+          <w:lang w:val="ar_AE" w:bidi="ar_AE"/>
+        </w:rPr>
+        <w:t>1:9</w:t>
+      </w:r>
       <w:r>
         <w:rPr>
           <w:rtl/>
@@ -13612,20 +12904,14 @@
         </w:rPr>
         <w:t xml:space="preserve">; </w:t>
       </w:r>
-      <w:hyperlink r:id="rId124">
-        <w:r>
-          <w:rPr>
-            <w:rtl/>
-            <w:cs/>
-            <w:lang w:val="ar_AE" w:bidi="ar_AE"/>
-          </w:rPr>
-          <w:rPr>
-            <w:color w:val="0000EE"/>
-            <w:u w:val="single"/>
-          </w:rPr>
-          <w:t>8:1</w:t>
-        </w:r>
-      </w:hyperlink>
+      <w:r>
+        <w:rPr>
+          <w:rtl/>
+          <w:cs/>
+          <w:lang w:val="ar_AE" w:bidi="ar_AE"/>
+        </w:rPr>
+        <w:t>8:1</w:t>
+      </w:r>
       <w:r>
         <w:rPr>
           <w:rtl/>
@@ -14132,20 +13418,14 @@
         </w:rPr>
         <w:t xml:space="preserve"> (</w:t>
       </w:r>
-      <w:hyperlink r:id="rId125">
-        <w:r>
-          <w:rPr>
-            <w:rtl/>
-            <w:cs/>
-            <w:lang w:val="ar_AE" w:bidi="ar_AE"/>
-          </w:rPr>
-          <w:rPr>
-            <w:color w:val="0000EE"/>
-            <w:u w:val="single"/>
-          </w:rPr>
-          <w:t>15:39–41</w:t>
-        </w:r>
-      </w:hyperlink>
+      <w:r>
+        <w:rPr>
+          <w:rtl/>
+          <w:cs/>
+          <w:lang w:val="ar_AE" w:bidi="ar_AE"/>
+        </w:rPr>
+        <w:t>15:39–41</w:t>
+      </w:r>
       <w:r>
         <w:rPr>
           <w:rtl/>
@@ -14454,20 +13734,14 @@
         </w:rPr>
         <w:t>، مستخدمًا نفس الكلمات التي استخدمها الله لتشجيعه قبل عبور إسرائيل لنهر الأردن ومرة أخرى قبل معركة عاي (</w:t>
       </w:r>
-      <w:hyperlink r:id="rId79">
-        <w:r>
-          <w:rPr>
-            <w:rtl/>
-            <w:cs/>
-            <w:lang w:val="ar_AE" w:bidi="ar_AE"/>
-          </w:rPr>
-          <w:rPr>
-            <w:color w:val="0000EE"/>
-            <w:u w:val="single"/>
-          </w:rPr>
-          <w:t>1:9</w:t>
-        </w:r>
-      </w:hyperlink>
+      <w:r>
+        <w:rPr>
+          <w:rtl/>
+          <w:cs/>
+          <w:lang w:val="ar_AE" w:bidi="ar_AE"/>
+        </w:rPr>
+        <w:t>1:9</w:t>
+      </w:r>
       <w:r>
         <w:rPr>
           <w:rtl/>
@@ -14476,20 +13750,14 @@
         </w:rPr>
         <w:t xml:space="preserve">; </w:t>
       </w:r>
-      <w:hyperlink r:id="rId124">
-        <w:r>
-          <w:rPr>
-            <w:rtl/>
-            <w:cs/>
-            <w:lang w:val="ar_AE" w:bidi="ar_AE"/>
-          </w:rPr>
-          <w:rPr>
-            <w:color w:val="0000EE"/>
-            <w:u w:val="single"/>
-          </w:rPr>
-          <w:t>8:1</w:t>
-        </w:r>
-      </w:hyperlink>
+      <w:r>
+        <w:rPr>
+          <w:rtl/>
+          <w:cs/>
+          <w:lang w:val="ar_AE" w:bidi="ar_AE"/>
+        </w:rPr>
+        <w:t>8:1</w:t>
+      </w:r>
       <w:r>
         <w:rPr>
           <w:rtl/>
@@ -14565,20 +13833,14 @@
         </w:rPr>
         <w:t xml:space="preserve">نفّذ يشوع حكمه على الملوك الخمسة بنفس الطريقة التي اتبعها مع ملك عاي (انظر الملاحظة على </w:t>
       </w:r>
-      <w:hyperlink r:id="rId126">
-        <w:r>
-          <w:rPr>
-            <w:rtl/>
-            <w:cs/>
-            <w:lang w:val="ar_AE" w:bidi="ar_AE"/>
-          </w:rPr>
-          <w:rPr>
-            <w:color w:val="0000EE"/>
-            <w:u w:val="single"/>
-          </w:rPr>
-          <w:t>8:29</w:t>
-        </w:r>
-      </w:hyperlink>
+      <w:r>
+        <w:rPr>
+          <w:rtl/>
+          <w:cs/>
+          <w:lang w:val="ar_AE" w:bidi="ar_AE"/>
+        </w:rPr>
+        <w:t>8:29</w:t>
+      </w:r>
       <w:r>
         <w:rPr>
           <w:rtl/>
@@ -14745,20 +14007,14 @@
         </w:rPr>
         <w:t>قاد يشوع بني إسرائيل في جميع أنحاء جنوب كنعان، حيث استولوا على عدد من المدن المهمة دون أن يحرقوها. كان الله قد وعد بأن شعب إسرائيل سيسكن في مدن لم يبنيها (</w:t>
       </w:r>
-      <w:hyperlink r:id="rId127">
-        <w:r>
-          <w:rPr>
-            <w:rtl/>
-            <w:cs/>
-            <w:lang w:val="ar_AE" w:bidi="ar_AE"/>
-          </w:rPr>
-          <w:rPr>
-            <w:color w:val="0000EE"/>
-            <w:u w:val="single"/>
-          </w:rPr>
-          <w:t>تثنية 6:10</w:t>
-        </w:r>
-      </w:hyperlink>
+      <w:r>
+        <w:rPr>
+          <w:rtl/>
+          <w:cs/>
+          <w:lang w:val="ar_AE" w:bidi="ar_AE"/>
+        </w:rPr>
+        <w:t>تثنية 6:10</w:t>
+      </w:r>
       <w:r>
         <w:rPr>
           <w:rtl/>
@@ -15198,20 +14454,14 @@
         </w:rPr>
         <w:t xml:space="preserve"> هي المنطقة الواقعة في منطقة دلتا النيل في مصر (</w:t>
       </w:r>
-      <w:hyperlink r:id="rId128">
-        <w:r>
-          <w:rPr>
-            <w:rtl/>
-            <w:cs/>
-            <w:lang w:val="ar_AE" w:bidi="ar_AE"/>
-          </w:rPr>
-          <w:rPr>
-            <w:color w:val="0000EE"/>
-            <w:u w:val="single"/>
-          </w:rPr>
-          <w:t>تكوين 47:27</w:t>
-        </w:r>
-      </w:hyperlink>
+      <w:r>
+        <w:rPr>
+          <w:rtl/>
+          <w:cs/>
+          <w:lang w:val="ar_AE" w:bidi="ar_AE"/>
+        </w:rPr>
+        <w:t>تكوين 47:27</w:t>
+      </w:r>
       <w:r>
         <w:rPr>
           <w:rtl/>
@@ -15220,20 +14470,14 @@
         </w:rPr>
         <w:t>)، بل كانت بلدة في منطقة التلال (</w:t>
       </w:r>
-      <w:hyperlink r:id="rId129">
-        <w:r>
-          <w:rPr>
-            <w:rtl/>
-            <w:cs/>
-            <w:lang w:val="ar_AE" w:bidi="ar_AE"/>
-          </w:rPr>
-          <w:rPr>
-            <w:color w:val="0000EE"/>
-            <w:u w:val="single"/>
-          </w:rPr>
-          <w:t>يشوع 15:51</w:t>
-        </w:r>
-      </w:hyperlink>
+      <w:r>
+        <w:rPr>
+          <w:rtl/>
+          <w:cs/>
+          <w:lang w:val="ar_AE" w:bidi="ar_AE"/>
+        </w:rPr>
+        <w:t>يشوع 15:51</w:t>
+      </w:r>
       <w:r>
         <w:rPr>
           <w:rtl/>
@@ -15392,20 +14636,14 @@
         </w:rPr>
         <w:t xml:space="preserve">كانت حاصور تقع على طريق التجارة الدولي، وكانت بلا منازع أكبر وأهم مدينة داخلية في كنعان (انظر </w:t>
       </w:r>
-      <w:hyperlink r:id="rId99">
-        <w:r>
-          <w:rPr>
-            <w:rtl/>
-            <w:cs/>
-            <w:lang w:val="ar_AE" w:bidi="ar_AE"/>
-          </w:rPr>
-          <w:rPr>
-            <w:color w:val="0000EE"/>
-            <w:u w:val="single"/>
-          </w:rPr>
-          <w:t>11:10</w:t>
-        </w:r>
-      </w:hyperlink>
+      <w:r>
+        <w:rPr>
+          <w:rtl/>
+          <w:cs/>
+          <w:lang w:val="ar_AE" w:bidi="ar_AE"/>
+        </w:rPr>
+        <w:t>11:10</w:t>
+      </w:r>
       <w:r>
         <w:rPr>
           <w:rtl/>
@@ -15497,20 +14735,14 @@
         </w:rPr>
         <w:t xml:space="preserve">من خلال السرد المفصّل لحملات يشوع في جنوب كنعان (الإصحاحات </w:t>
       </w:r>
-      <w:hyperlink r:id="rId130">
-        <w:r>
-          <w:rPr>
-            <w:rtl/>
-            <w:cs/>
-            <w:lang w:val="ar_AE" w:bidi="ar_AE"/>
-          </w:rPr>
-          <w:rPr>
-            <w:color w:val="0000EE"/>
-            <w:u w:val="single"/>
-          </w:rPr>
-          <w:t>6–10</w:t>
-        </w:r>
-      </w:hyperlink>
+      <w:r>
+        <w:rPr>
+          <w:rtl/>
+          <w:cs/>
+          <w:lang w:val="ar_AE" w:bidi="ar_AE"/>
+        </w:rPr>
+        <w:t>6–10</w:t>
+      </w:r>
       <w:r>
         <w:rPr>
           <w:rtl/>
@@ -15519,20 +14751,14 @@
         </w:rPr>
         <w:t xml:space="preserve">)، أأوضح الكاتب بشكل قاطع أن بني إسرائيل كانوا بحاجة إلى معونة الله لكي ينجحوا. ولأن ما كان صحيحًا في الحملة الجنوبية سيكون صحيحًا أيضًا في الحملة الشمالية (الإصحاح </w:t>
       </w:r>
-      <w:hyperlink r:id="rId131">
-        <w:r>
-          <w:rPr>
-            <w:rtl/>
-            <w:cs/>
-            <w:lang w:val="ar_AE" w:bidi="ar_AE"/>
-          </w:rPr>
-          <w:rPr>
-            <w:color w:val="0000EE"/>
-            <w:u w:val="single"/>
-          </w:rPr>
-          <w:t>11</w:t>
-        </w:r>
-      </w:hyperlink>
+      <w:r>
+        <w:rPr>
+          <w:rtl/>
+          <w:cs/>
+          <w:lang w:val="ar_AE" w:bidi="ar_AE"/>
+        </w:rPr>
+        <w:t>11</w:t>
+      </w:r>
       <w:r>
         <w:rPr>
           <w:rtl/>
@@ -15758,20 +14984,14 @@
         </w:rPr>
         <w:t xml:space="preserve">: أراد الله من إسرائيل أن يعتمدوا عليه بدلاً من الاعتماد على الأسلحة والمعدات (قارن </w:t>
       </w:r>
-      <w:hyperlink r:id="rId132">
-        <w:r>
-          <w:rPr>
-            <w:rtl/>
-            <w:cs/>
-            <w:lang w:val="ar_AE" w:bidi="ar_AE"/>
-          </w:rPr>
-          <w:rPr>
-            <w:color w:val="0000EE"/>
-            <w:u w:val="single"/>
-          </w:rPr>
-          <w:t>تثنية 17:16</w:t>
-        </w:r>
-      </w:hyperlink>
+      <w:r>
+        <w:rPr>
+          <w:rtl/>
+          <w:cs/>
+          <w:lang w:val="ar_AE" w:bidi="ar_AE"/>
+        </w:rPr>
+        <w:t>تثنية 17:16</w:t>
+      </w:r>
       <w:r>
         <w:rPr>
           <w:rtl/>
@@ -15780,20 +15000,14 @@
         </w:rPr>
         <w:t xml:space="preserve">؛ </w:t>
       </w:r>
-      <w:hyperlink r:id="rId133">
-        <w:r>
-          <w:rPr>
-            <w:rtl/>
-            <w:cs/>
-            <w:lang w:val="ar_AE" w:bidi="ar_AE"/>
-          </w:rPr>
-          <w:rPr>
-            <w:color w:val="0000EE"/>
-            <w:u w:val="single"/>
-          </w:rPr>
-          <w:t>إشعياء 31:1</w:t>
-        </w:r>
-      </w:hyperlink>
+      <w:r>
+        <w:rPr>
+          <w:rtl/>
+          <w:cs/>
+          <w:lang w:val="ar_AE" w:bidi="ar_AE"/>
+        </w:rPr>
+        <w:t>إشعياء 31:1</w:t>
+      </w:r>
       <w:r>
         <w:rPr>
           <w:rtl/>
@@ -16094,20 +15308,14 @@
         </w:rPr>
         <w:t>: كان من المألوف في الشرق الأدنى القديم إعادة بناء المدن في نفس المواقع بعد أن تُدمّر. فالعوامل التي جعلت من الموقع مناسبًا للمدينة كانت تظل قائمة حتى بعد دمارها. وقد أُعيد بناء العديد من المدن مراتٍ عديدة، مما أدى إلى ارتفاعها تدريجيًا مع تراكم الحطام بعد كل دمار. • لم يُحرِق يشوع في الشمال سوى مدينة حاصور، كما فعل سابقًا مع أريحا (</w:t>
       </w:r>
-      <w:hyperlink r:id="rId134">
-        <w:r>
-          <w:rPr>
-            <w:rtl/>
-            <w:cs/>
-            <w:lang w:val="ar_AE" w:bidi="ar_AE"/>
-          </w:rPr>
-          <w:rPr>
-            <w:color w:val="0000EE"/>
-            <w:u w:val="single"/>
-          </w:rPr>
-          <w:t>6:24</w:t>
-        </w:r>
-      </w:hyperlink>
+      <w:r>
+        <w:rPr>
+          <w:rtl/>
+          <w:cs/>
+          <w:lang w:val="ar_AE" w:bidi="ar_AE"/>
+        </w:rPr>
+        <w:t>6:24</w:t>
+      </w:r>
       <w:r>
         <w:rPr>
           <w:rtl/>
@@ -16116,20 +15324,14 @@
         </w:rPr>
         <w:t>) وعاي (</w:t>
       </w:r>
-      <w:hyperlink r:id="rId135">
-        <w:r>
-          <w:rPr>
-            <w:rtl/>
-            <w:cs/>
-            <w:lang w:val="ar_AE" w:bidi="ar_AE"/>
-          </w:rPr>
-          <w:rPr>
-            <w:color w:val="0000EE"/>
-            <w:u w:val="single"/>
-          </w:rPr>
-          <w:t>8:28</w:t>
-        </w:r>
-      </w:hyperlink>
+      <w:r>
+        <w:rPr>
+          <w:rtl/>
+          <w:cs/>
+          <w:lang w:val="ar_AE" w:bidi="ar_AE"/>
+        </w:rPr>
+        <w:t>8:28</w:t>
+      </w:r>
       <w:r>
         <w:rPr>
           <w:rtl/>
@@ -16221,20 +15423,14 @@
         </w:rPr>
         <w:t>" (</w:t>
       </w:r>
-      <w:hyperlink r:id="rId136">
-        <w:r>
-          <w:rPr>
-            <w:rtl/>
-            <w:cs/>
-            <w:lang w:val="ar_AE" w:bidi="ar_AE"/>
-          </w:rPr>
-          <w:rPr>
-            <w:color w:val="0000EE"/>
-            <w:u w:val="single"/>
-          </w:rPr>
-          <w:t>1:7–10</w:t>
-        </w:r>
-      </w:hyperlink>
+      <w:r>
+        <w:rPr>
+          <w:rtl/>
+          <w:cs/>
+          <w:lang w:val="ar_AE" w:bidi="ar_AE"/>
+        </w:rPr>
+        <w:t>1:7–10</w:t>
+      </w:r>
       <w:r>
         <w:rPr>
           <w:rtl/>
@@ -16310,20 +15506,14 @@
         </w:rPr>
         <w:t xml:space="preserve">على الرغم من أن الانتصارات الأولية في كل من الحملات الجنوبية والشمالية كانت سريعة وحاسمة، إلا أن الاستيلاء على المدن المحصنة استغرق وقتًا طويلاً. فبعد أن عبر شعب إسرائيل نهر الأردن، استغرقت الحملة الكاملة على كنعان نحو خمس سنوات (انظر </w:t>
       </w:r>
-      <w:hyperlink r:id="rId137">
-        <w:r>
-          <w:rPr>
-            <w:rtl/>
-            <w:cs/>
-            <w:lang w:val="ar_AE" w:bidi="ar_AE"/>
-          </w:rPr>
-          <w:rPr>
-            <w:color w:val="0000EE"/>
-            <w:u w:val="single"/>
-          </w:rPr>
-          <w:t>14:10</w:t>
-        </w:r>
-      </w:hyperlink>
+      <w:r>
+        <w:rPr>
+          <w:rtl/>
+          <w:cs/>
+          <w:lang w:val="ar_AE" w:bidi="ar_AE"/>
+        </w:rPr>
+        <w:t>14:10</w:t>
+      </w:r>
       <w:r>
         <w:rPr>
           <w:rtl/>
@@ -16399,20 +15589,14 @@
         </w:rPr>
         <w:t>صدرت الدينونة على كنعان من عند الله، وليس من عند إسرائيل. لقد مدّ الله رحمته على الكنعانيين لأجيال عدة، لكنه قرر أن "خطايا الأموريين" الآن تبرر هلاكهم (</w:t>
       </w:r>
-      <w:hyperlink r:id="rId138">
-        <w:r>
-          <w:rPr>
-            <w:rtl/>
-            <w:cs/>
-            <w:lang w:val="ar_AE" w:bidi="ar_AE"/>
-          </w:rPr>
-          <w:rPr>
-            <w:color w:val="0000EE"/>
-            <w:u w:val="single"/>
-          </w:rPr>
-          <w:t>تكوين 15:16</w:t>
-        </w:r>
-      </w:hyperlink>
+      <w:r>
+        <w:rPr>
+          <w:rtl/>
+          <w:cs/>
+          <w:lang w:val="ar_AE" w:bidi="ar_AE"/>
+        </w:rPr>
+        <w:t>تكوين 15:16</w:t>
+      </w:r>
       <w:r>
         <w:rPr>
           <w:rtl/>
@@ -16496,20 +15680,14 @@
         </w:rPr>
         <w:t xml:space="preserve">: انظر </w:t>
       </w:r>
-      <w:hyperlink r:id="rId139">
-        <w:r>
-          <w:rPr>
-            <w:rtl/>
-            <w:cs/>
-            <w:lang w:val="ar_AE" w:bidi="ar_AE"/>
-          </w:rPr>
-          <w:rPr>
-            <w:color w:val="0000EE"/>
-            <w:u w:val="single"/>
-          </w:rPr>
-          <w:t>العدد 13:28</w:t>
-        </w:r>
-      </w:hyperlink>
+      <w:r>
+        <w:rPr>
+          <w:rtl/>
+          <w:cs/>
+          <w:lang w:val="ar_AE" w:bidi="ar_AE"/>
+        </w:rPr>
+        <w:t>العدد 13:28</w:t>
+      </w:r>
       <w:r>
         <w:rPr>
           <w:rtl/>
@@ -16518,20 +15696,14 @@
         </w:rPr>
         <w:t xml:space="preserve">، </w:t>
       </w:r>
-      <w:hyperlink r:id="rId140">
-        <w:r>
-          <w:rPr>
-            <w:rtl/>
-            <w:cs/>
-            <w:lang w:val="ar_AE" w:bidi="ar_AE"/>
-          </w:rPr>
-          <w:rPr>
-            <w:color w:val="0000EE"/>
-            <w:u w:val="single"/>
-          </w:rPr>
-          <w:t>33</w:t>
-        </w:r>
-      </w:hyperlink>
+      <w:r>
+        <w:rPr>
+          <w:rtl/>
+          <w:cs/>
+          <w:lang w:val="ar_AE" w:bidi="ar_AE"/>
+        </w:rPr>
+        <w:t>33</w:t>
+      </w:r>
       <w:r>
         <w:rPr>
           <w:rtl/>
@@ -16706,20 +15878,14 @@
         </w:rPr>
         <w:t xml:space="preserve">ينساب نهر أرنون إلى البحر الميت في منتصف جانبه الشرقي، مكونًا وادي أرنون. لقد بدأت إسرائيل حملاتها العسكرية من هناك (انظر </w:t>
       </w:r>
-      <w:hyperlink r:id="rId141">
-        <w:r>
-          <w:rPr>
-            <w:rtl/>
-            <w:cs/>
-            <w:lang w:val="ar_AE" w:bidi="ar_AE"/>
-          </w:rPr>
-          <w:rPr>
-            <w:color w:val="0000EE"/>
-            <w:u w:val="single"/>
-          </w:rPr>
-          <w:t>عدد 21:13–15</w:t>
-        </w:r>
-      </w:hyperlink>
+      <w:r>
+        <w:rPr>
+          <w:rtl/>
+          <w:cs/>
+          <w:lang w:val="ar_AE" w:bidi="ar_AE"/>
+        </w:rPr>
+        <w:t>عدد 21:13–15</w:t>
+      </w:r>
       <w:r>
         <w:rPr>
           <w:rtl/>
@@ -16728,20 +15894,14 @@
         </w:rPr>
         <w:t xml:space="preserve">, </w:t>
       </w:r>
-      <w:hyperlink r:id="rId39">
-        <w:r>
-          <w:rPr>
-            <w:rtl/>
-            <w:cs/>
-            <w:lang w:val="ar_AE" w:bidi="ar_AE"/>
-          </w:rPr>
-          <w:rPr>
-            <w:color w:val="0000EE"/>
-            <w:u w:val="single"/>
-          </w:rPr>
-          <w:t>21–35</w:t>
-        </w:r>
-      </w:hyperlink>
+      <w:r>
+        <w:rPr>
+          <w:rtl/>
+          <w:cs/>
+          <w:lang w:val="ar_AE" w:bidi="ar_AE"/>
+        </w:rPr>
+        <w:t>21–35</w:t>
+      </w:r>
       <w:r>
         <w:rPr>
           <w:rtl/>
@@ -16817,20 +15977,14 @@
         </w:rPr>
         <w:t xml:space="preserve">يلخص هذا الإصحاح حملات إسرائيل على جانبي نهر الأردن، ثم ينتقل إلى توزيع يشوع لأرض كنعان بين أسباط إسرائيل (الإصحاح </w:t>
       </w:r>
-      <w:hyperlink r:id="rId142">
-        <w:r>
-          <w:rPr>
-            <w:rtl/>
-            <w:cs/>
-            <w:lang w:val="ar_AE" w:bidi="ar_AE"/>
-          </w:rPr>
-          <w:rPr>
-            <w:color w:val="0000EE"/>
-            <w:u w:val="single"/>
-          </w:rPr>
-          <w:t>13</w:t>
-        </w:r>
-      </w:hyperlink>
+      <w:r>
+        <w:rPr>
+          <w:rtl/>
+          <w:cs/>
+          <w:lang w:val="ar_AE" w:bidi="ar_AE"/>
+        </w:rPr>
+        <w:t>13</w:t>
+      </w:r>
       <w:r>
         <w:rPr>
           <w:rtl/>
@@ -16906,20 +16060,14 @@
         </w:rPr>
         <w:t xml:space="preserve">كان الملك سيحون (انظر </w:t>
       </w:r>
-      <w:hyperlink r:id="rId143">
-        <w:r>
-          <w:rPr>
-            <w:rtl/>
-            <w:cs/>
-            <w:lang w:val="ar_AE" w:bidi="ar_AE"/>
-          </w:rPr>
-          <w:rPr>
-            <w:color w:val="0000EE"/>
-            <w:u w:val="single"/>
-          </w:rPr>
-          <w:t>عدد 21:24–25</w:t>
-        </w:r>
-      </w:hyperlink>
+      <w:r>
+        <w:rPr>
+          <w:rtl/>
+          <w:cs/>
+          <w:lang w:val="ar_AE" w:bidi="ar_AE"/>
+        </w:rPr>
+        <w:t>عدد 21:24–25</w:t>
+      </w:r>
       <w:r>
         <w:rPr>
           <w:rtl/>
@@ -16928,20 +16076,14 @@
         </w:rPr>
         <w:t>) يسيطر على وادي الأردن الشمالي حتى بحر الجليل، ولكنه لم يكن يسيطر على الجزء الشمالي من جلعاد (</w:t>
       </w:r>
-      <w:hyperlink r:id="rId144">
-        <w:r>
-          <w:rPr>
-            <w:rtl/>
-            <w:cs/>
-            <w:lang w:val="ar_AE" w:bidi="ar_AE"/>
-          </w:rPr>
-          <w:rPr>
-            <w:color w:val="0000EE"/>
-            <w:u w:val="single"/>
-          </w:rPr>
-          <w:t>يشوع 12:5</w:t>
-        </w:r>
-      </w:hyperlink>
+      <w:r>
+        <w:rPr>
+          <w:rtl/>
+          <w:cs/>
+          <w:lang w:val="ar_AE" w:bidi="ar_AE"/>
+        </w:rPr>
+        <w:t>يشوع 12:5</w:t>
+      </w:r>
       <w:r>
         <w:rPr>
           <w:rtl/>
@@ -17049,20 +16191,14 @@
         </w:rPr>
         <w:t xml:space="preserve"> (</w:t>
       </w:r>
-      <w:hyperlink r:id="rId145">
-        <w:r>
-          <w:rPr>
-            <w:rtl/>
-            <w:cs/>
-            <w:lang w:val="ar_AE" w:bidi="ar_AE"/>
-          </w:rPr>
-          <w:rPr>
-            <w:color w:val="0000EE"/>
-            <w:u w:val="single"/>
-          </w:rPr>
-          <w:t>عدد 33:49</w:t>
-        </w:r>
-      </w:hyperlink>
+      <w:r>
+        <w:rPr>
+          <w:rtl/>
+          <w:cs/>
+          <w:lang w:val="ar_AE" w:bidi="ar_AE"/>
+        </w:rPr>
+        <w:t>عدد 33:49</w:t>
+      </w:r>
       <w:r>
         <w:rPr>
           <w:rtl/>
@@ -17087,20 +16223,14 @@
         </w:rPr>
         <w:t xml:space="preserve"> (</w:t>
       </w:r>
-      <w:hyperlink r:id="rId146">
-        <w:r>
-          <w:rPr>
-            <w:rtl/>
-            <w:cs/>
-            <w:lang w:val="ar_AE" w:bidi="ar_AE"/>
-          </w:rPr>
-          <w:rPr>
-            <w:color w:val="0000EE"/>
-            <w:u w:val="single"/>
-          </w:rPr>
-          <w:t>تثنية 34:1</w:t>
-        </w:r>
-      </w:hyperlink>
+      <w:r>
+        <w:rPr>
+          <w:rtl/>
+          <w:cs/>
+          <w:lang w:val="ar_AE" w:bidi="ar_AE"/>
+        </w:rPr>
+        <w:t>تثنية 34:1</w:t>
+      </w:r>
       <w:r>
         <w:rPr>
           <w:rtl/>
@@ -17184,20 +16314,14 @@
         </w:rPr>
         <w:t xml:space="preserve">: انظر </w:t>
       </w:r>
-      <w:hyperlink r:id="rId147">
-        <w:r>
-          <w:rPr>
-            <w:rtl/>
-            <w:cs/>
-            <w:lang w:val="ar_AE" w:bidi="ar_AE"/>
-          </w:rPr>
-          <w:rPr>
-            <w:color w:val="0000EE"/>
-            <w:u w:val="single"/>
-          </w:rPr>
-          <w:t>عدد 21:33–35</w:t>
-        </w:r>
-      </w:hyperlink>
+      <w:r>
+        <w:rPr>
+          <w:rtl/>
+          <w:cs/>
+          <w:lang w:val="ar_AE" w:bidi="ar_AE"/>
+        </w:rPr>
+        <w:t>عدد 21:33–35</w:t>
+      </w:r>
       <w:r>
         <w:rPr>
           <w:rtl/>
@@ -17206,20 +16330,14 @@
         </w:rPr>
         <w:t xml:space="preserve">. • كان الرفائيون شعبًا أصليًا يعيش على جانبي نهر الأردن. وقد استنتج العديد من العلماء أن الرفائيين كانوا يتميزون بطول غير عادي (انظر </w:t>
       </w:r>
-      <w:hyperlink r:id="rId148">
-        <w:r>
-          <w:rPr>
-            <w:rtl/>
-            <w:cs/>
-            <w:lang w:val="ar_AE" w:bidi="ar_AE"/>
-          </w:rPr>
-          <w:rPr>
-            <w:color w:val="0000EE"/>
-            <w:u w:val="single"/>
-          </w:rPr>
-          <w:t>تثنية 3:11</w:t>
-        </w:r>
-      </w:hyperlink>
+      <w:r>
+        <w:rPr>
+          <w:rtl/>
+          <w:cs/>
+          <w:lang w:val="ar_AE" w:bidi="ar_AE"/>
+        </w:rPr>
+        <w:t>تثنية 3:11</w:t>
+      </w:r>
       <w:r>
         <w:rPr>
           <w:rtl/>
@@ -17319,20 +16437,14 @@
         </w:rPr>
         <w:t xml:space="preserve">: انظر </w:t>
       </w:r>
-      <w:hyperlink r:id="rId149">
-        <w:r>
-          <w:rPr>
-            <w:rtl/>
-            <w:cs/>
-            <w:lang w:val="ar_AE" w:bidi="ar_AE"/>
-          </w:rPr>
-          <w:rPr>
-            <w:color w:val="0000EE"/>
-            <w:u w:val="single"/>
-          </w:rPr>
-          <w:t>عدد 32</w:t>
-        </w:r>
-      </w:hyperlink>
+      <w:r>
+        <w:rPr>
+          <w:rtl/>
+          <w:cs/>
+          <w:lang w:val="ar_AE" w:bidi="ar_AE"/>
+        </w:rPr>
+        <w:t>عدد 32</w:t>
+      </w:r>
       <w:r>
         <w:rPr>
           <w:rtl/>
@@ -17815,20 +16927,14 @@
         </w:rPr>
         <w:t>ينتمي الفلسطينيون إلى إحدى الجماعات التي شاركت في موجة الهجرة الكبرى لشعوب البحر، والآتية من منطقة بحر إيجه خلال بضعة عقود بعد دخول إسرائيل كنعان. وقد استقروا على الساحل الجنوبي الغربي للبحر المتوسط، إلى الغرب والجنوب الغربي من يهوذا. وقد جاءوا من كفتور أو كريت (</w:t>
       </w:r>
-      <w:hyperlink r:id="rId150">
-        <w:r>
-          <w:rPr>
-            <w:rtl/>
-            <w:cs/>
-            <w:lang w:val="ar_AE" w:bidi="ar_AE"/>
-          </w:rPr>
-          <w:rPr>
-            <w:color w:val="0000EE"/>
-            <w:u w:val="single"/>
-          </w:rPr>
-          <w:t>تثنية 2:23</w:t>
-        </w:r>
-      </w:hyperlink>
+      <w:r>
+        <w:rPr>
+          <w:rtl/>
+          <w:cs/>
+          <w:lang w:val="ar_AE" w:bidi="ar_AE"/>
+        </w:rPr>
+        <w:t>تثنية 2:23</w:t>
+      </w:r>
       <w:r>
         <w:rPr>
           <w:rtl/>
@@ -17837,20 +16943,14 @@
         </w:rPr>
         <w:t xml:space="preserve">; </w:t>
       </w:r>
-      <w:hyperlink r:id="rId151">
-        <w:r>
-          <w:rPr>
-            <w:rtl/>
-            <w:cs/>
-            <w:lang w:val="ar_AE" w:bidi="ar_AE"/>
-          </w:rPr>
-          <w:rPr>
-            <w:color w:val="0000EE"/>
-            <w:u w:val="single"/>
-          </w:rPr>
-          <w:t>عاموس 9:7</w:t>
-        </w:r>
-      </w:hyperlink>
+      <w:r>
+        <w:rPr>
+          <w:rtl/>
+          <w:cs/>
+          <w:lang w:val="ar_AE" w:bidi="ar_AE"/>
+        </w:rPr>
+        <w:t>عاموس 9:7</w:t>
+      </w:r>
       <w:r>
         <w:rPr>
           <w:rtl/>
@@ -17859,20 +16959,14 @@
         </w:rPr>
         <w:t xml:space="preserve">). • أما الجشوريون المذكورون هنا فهم سكان منطقة جنوبية، وليسوا الجشوريين الواقعين في الشمال (قارن </w:t>
       </w:r>
-      <w:hyperlink r:id="rId144">
-        <w:r>
-          <w:rPr>
-            <w:rtl/>
-            <w:cs/>
-            <w:lang w:val="ar_AE" w:bidi="ar_AE"/>
-          </w:rPr>
-          <w:rPr>
-            <w:color w:val="0000EE"/>
-            <w:u w:val="single"/>
-          </w:rPr>
-          <w:t>يشوع 12:5</w:t>
-        </w:r>
-      </w:hyperlink>
+      <w:r>
+        <w:rPr>
+          <w:rtl/>
+          <w:cs/>
+          <w:lang w:val="ar_AE" w:bidi="ar_AE"/>
+        </w:rPr>
+        <w:t>يشوع 12:5</w:t>
+      </w:r>
       <w:r>
         <w:rPr>
           <w:rtl/>
@@ -17948,20 +17042,14 @@
         </w:rPr>
         <w:t>من المرجح أن مجرى شِيحور كان يُمثّل الحدود التقليدية بين كنعان ومصر، ويمرّ في وسط شمال شبه جزيرة سيناء. • تضمّنت أراضي الفلسطينيين خمس مدن رئيسية: كانت غزة وأشدود وأشقلون على ساحل البحر الأبيض المتوسط، بينما كانت جت وعقرون تقعان على بُعد عدة أميال داخل اليابسة. • وقد طرد الفلسطينيون العويّين من تلك المناطق (</w:t>
       </w:r>
-      <w:hyperlink r:id="rId150">
-        <w:r>
-          <w:rPr>
-            <w:rtl/>
-            <w:cs/>
-            <w:lang w:val="ar_AE" w:bidi="ar_AE"/>
-          </w:rPr>
-          <w:rPr>
-            <w:color w:val="0000EE"/>
-            <w:u w:val="single"/>
-          </w:rPr>
-          <w:t>تثنية 2:23</w:t>
-        </w:r>
-      </w:hyperlink>
+      <w:r>
+        <w:rPr>
+          <w:rtl/>
+          <w:cs/>
+          <w:lang w:val="ar_AE" w:bidi="ar_AE"/>
+        </w:rPr>
+        <w:t>تثنية 2:23</w:t>
+      </w:r>
       <w:r>
         <w:rPr>
           <w:rtl/>
@@ -18037,20 +17125,14 @@
         </w:rPr>
         <w:t xml:space="preserve">كان الصيدونيون (أي الفينيقيون؛ انظر </w:t>
       </w:r>
-      <w:hyperlink r:id="rId152">
-        <w:r>
-          <w:rPr>
-            <w:rtl/>
-            <w:cs/>
-            <w:lang w:val="ar_AE" w:bidi="ar_AE"/>
-          </w:rPr>
-          <w:rPr>
-            <w:color w:val="0000EE"/>
-            <w:u w:val="single"/>
-          </w:rPr>
-          <w:t>إشعياء 23:11</w:t>
-        </w:r>
-      </w:hyperlink>
+      <w:r>
+        <w:rPr>
+          <w:rtl/>
+          <w:cs/>
+          <w:lang w:val="ar_AE" w:bidi="ar_AE"/>
+        </w:rPr>
+        <w:t>إشعياء 23:11</w:t>
+      </w:r>
       <w:r>
         <w:rPr>
           <w:rtl/>
@@ -18059,20 +17141,14 @@
         </w:rPr>
         <w:t xml:space="preserve">؛ </w:t>
       </w:r>
-      <w:hyperlink r:id="rId153">
-        <w:r>
-          <w:rPr>
-            <w:rtl/>
-            <w:cs/>
-            <w:lang w:val="ar_AE" w:bidi="ar_AE"/>
-          </w:rPr>
-          <w:rPr>
-            <w:color w:val="0000EE"/>
-            <w:u w:val="single"/>
-          </w:rPr>
-          <w:t>عوبديا 1:20</w:t>
-        </w:r>
-      </w:hyperlink>
+      <w:r>
+        <w:rPr>
+          <w:rtl/>
+          <w:cs/>
+          <w:lang w:val="ar_AE" w:bidi="ar_AE"/>
+        </w:rPr>
+        <w:t>عوبديا 1:20</w:t>
+      </w:r>
       <w:r>
         <w:rPr>
           <w:rtl/>
@@ -18081,20 +17157,14 @@
         </w:rPr>
         <w:t xml:space="preserve">؛ </w:t>
       </w:r>
-      <w:hyperlink r:id="rId154">
-        <w:r>
-          <w:rPr>
-            <w:rtl/>
-            <w:cs/>
-            <w:lang w:val="ar_AE" w:bidi="ar_AE"/>
-          </w:rPr>
-          <w:rPr>
-            <w:color w:val="0000EE"/>
-            <w:u w:val="single"/>
-          </w:rPr>
-          <w:t>أعمال 11:19</w:t>
-        </w:r>
-      </w:hyperlink>
+      <w:r>
+        <w:rPr>
+          <w:rtl/>
+          <w:cs/>
+          <w:lang w:val="ar_AE" w:bidi="ar_AE"/>
+        </w:rPr>
+        <w:t>أعمال 11:19</w:t>
+      </w:r>
       <w:r>
         <w:rPr>
           <w:rtl/>
@@ -18237,20 +17307,14 @@
         </w:rPr>
         <w:t>طلب نصف سبط منسّى وسبطا رأوبين وجاد من موسى أن يكون ميراثهم في الجانب الشرقي من الأردن، في الأرض التي كانت سابقًا ممالك سيحون وعوج (</w:t>
       </w:r>
-      <w:hyperlink r:id="rId39">
-        <w:r>
-          <w:rPr>
-            <w:rtl/>
-            <w:cs/>
-            <w:lang w:val="ar_AE" w:bidi="ar_AE"/>
-          </w:rPr>
-          <w:rPr>
-            <w:color w:val="0000EE"/>
-            <w:u w:val="single"/>
-          </w:rPr>
-          <w:t>عدد 21:21–35</w:t>
-        </w:r>
-      </w:hyperlink>
+      <w:r>
+        <w:rPr>
+          <w:rtl/>
+          <w:cs/>
+          <w:lang w:val="ar_AE" w:bidi="ar_AE"/>
+        </w:rPr>
+        <w:t>عدد 21:21–35</w:t>
+      </w:r>
       <w:r>
         <w:rPr>
           <w:rtl/>
@@ -18259,20 +17323,14 @@
         </w:rPr>
         <w:t xml:space="preserve">؛ </w:t>
       </w:r>
-      <w:hyperlink r:id="rId149">
-        <w:r>
-          <w:rPr>
-            <w:rtl/>
-            <w:cs/>
-            <w:lang w:val="ar_AE" w:bidi="ar_AE"/>
-          </w:rPr>
-          <w:rPr>
-            <w:color w:val="0000EE"/>
-            <w:u w:val="single"/>
-          </w:rPr>
-          <w:t>32:1–42</w:t>
-        </w:r>
-      </w:hyperlink>
+      <w:r>
+        <w:rPr>
+          <w:rtl/>
+          <w:cs/>
+          <w:lang w:val="ar_AE" w:bidi="ar_AE"/>
+        </w:rPr>
+        <w:t>32:1–42</w:t>
+      </w:r>
       <w:r>
         <w:rPr>
           <w:rtl/>
@@ -18281,20 +17339,14 @@
         </w:rPr>
         <w:t>). وفي المقابل، ساعدوا باقي أسباط إسرائيل على امتلاك ميراثهم في الجانب الغربي من الأردن (</w:t>
       </w:r>
-      <w:hyperlink r:id="rId155">
-        <w:r>
-          <w:rPr>
-            <w:rtl/>
-            <w:cs/>
-            <w:lang w:val="ar_AE" w:bidi="ar_AE"/>
-          </w:rPr>
-          <w:rPr>
-            <w:color w:val="0000EE"/>
-            <w:u w:val="single"/>
-          </w:rPr>
-          <w:t>يشوع 1:12–18</w:t>
-        </w:r>
-      </w:hyperlink>
+      <w:r>
+        <w:rPr>
+          <w:rtl/>
+          <w:cs/>
+          <w:lang w:val="ar_AE" w:bidi="ar_AE"/>
+        </w:rPr>
+        <w:t>يشوع 1:12–18</w:t>
+      </w:r>
       <w:r>
         <w:rPr>
           <w:rtl/>
@@ -18303,20 +17355,14 @@
         </w:rPr>
         <w:t xml:space="preserve">؛ </w:t>
       </w:r>
-      <w:hyperlink r:id="rId156">
-        <w:r>
-          <w:rPr>
-            <w:rtl/>
-            <w:cs/>
-            <w:lang w:val="ar_AE" w:bidi="ar_AE"/>
-          </w:rPr>
-          <w:rPr>
-            <w:color w:val="0000EE"/>
-            <w:u w:val="single"/>
-          </w:rPr>
-          <w:t>4:12–13</w:t>
-        </w:r>
-      </w:hyperlink>
+      <w:r>
+        <w:rPr>
+          <w:rtl/>
+          <w:cs/>
+          <w:lang w:val="ar_AE" w:bidi="ar_AE"/>
+        </w:rPr>
+        <w:t>4:12–13</w:t>
+      </w:r>
       <w:r>
         <w:rPr>
           <w:rtl/>
@@ -18392,20 +17438,14 @@
         </w:rPr>
         <w:t xml:space="preserve">لم يكن لسبط لاوي نصيب من الأرض كغيره من الأسباط (انظر </w:t>
       </w:r>
-      <w:hyperlink r:id="rId157">
-        <w:r>
-          <w:rPr>
-            <w:rtl/>
-            <w:cs/>
-            <w:lang w:val="ar_AE" w:bidi="ar_AE"/>
-          </w:rPr>
-          <w:rPr>
-            <w:color w:val="0000EE"/>
-            <w:u w:val="single"/>
-          </w:rPr>
-          <w:t>تثنية 18:1–8</w:t>
-        </w:r>
-      </w:hyperlink>
+      <w:r>
+        <w:rPr>
+          <w:rtl/>
+          <w:cs/>
+          <w:lang w:val="ar_AE" w:bidi="ar_AE"/>
+        </w:rPr>
+        <w:t>تثنية 18:1–8</w:t>
+      </w:r>
       <w:r>
         <w:rPr>
           <w:rtl/>
@@ -18414,20 +17454,14 @@
         </w:rPr>
         <w:t>). فقد تم توزيع مدنهم داخل حدود باقي أسباط إسرائيل (</w:t>
       </w:r>
-      <w:hyperlink r:id="rId158">
-        <w:r>
-          <w:rPr>
-            <w:rtl/>
-            <w:cs/>
-            <w:lang w:val="ar_AE" w:bidi="ar_AE"/>
-          </w:rPr>
-          <w:rPr>
-            <w:color w:val="0000EE"/>
-            <w:u w:val="single"/>
-          </w:rPr>
-          <w:t>يشوع 21</w:t>
-        </w:r>
-      </w:hyperlink>
+      <w:r>
+        <w:rPr>
+          <w:rtl/>
+          <w:cs/>
+          <w:lang w:val="ar_AE" w:bidi="ar_AE"/>
+        </w:rPr>
+        <w:t>يشوع 21</w:t>
+      </w:r>
       <w:r>
         <w:rPr>
           <w:rtl/>
@@ -18503,20 +17537,14 @@
         </w:rPr>
         <w:t>بما أن رأوبين، ابن يعقوب البكر من ليئة (</w:t>
       </w:r>
-      <w:hyperlink r:id="rId159">
-        <w:r>
-          <w:rPr>
-            <w:rtl/>
-            <w:cs/>
-            <w:lang w:val="ar_AE" w:bidi="ar_AE"/>
-          </w:rPr>
-          <w:rPr>
-            <w:color w:val="0000EE"/>
-            <w:u w:val="single"/>
-          </w:rPr>
-          <w:t>تكوين 29:32</w:t>
-        </w:r>
-      </w:hyperlink>
+      <w:r>
+        <w:rPr>
+          <w:rtl/>
+          <w:cs/>
+          <w:lang w:val="ar_AE" w:bidi="ar_AE"/>
+        </w:rPr>
+        <w:t>تكوين 29:32</w:t>
+      </w:r>
       <w:r>
         <w:rPr>
           <w:rtl/>
@@ -18541,20 +17569,14 @@
         </w:rPr>
         <w:t>أبيه (</w:t>
       </w:r>
-      <w:hyperlink r:id="rId160">
-        <w:r>
-          <w:rPr>
-            <w:rtl/>
-            <w:cs/>
-            <w:lang w:val="ar_AE" w:bidi="ar_AE"/>
-          </w:rPr>
-          <w:rPr>
-            <w:color w:val="0000EE"/>
-            <w:u w:val="single"/>
-          </w:rPr>
-          <w:t>تكوين 35:22</w:t>
-        </w:r>
-      </w:hyperlink>
+      <w:r>
+        <w:rPr>
+          <w:rtl/>
+          <w:cs/>
+          <w:lang w:val="ar_AE" w:bidi="ar_AE"/>
+        </w:rPr>
+        <w:t>تكوين 35:22</w:t>
+      </w:r>
       <w:r>
         <w:rPr>
           <w:rtl/>
@@ -18630,20 +17652,14 @@
         </w:rPr>
         <w:t>يبدو أن قادة مديان كانوا ملوكًا (</w:t>
       </w:r>
-      <w:hyperlink r:id="rId161">
-        <w:r>
-          <w:rPr>
-            <w:rtl/>
-            <w:cs/>
-            <w:lang w:val="ar_AE" w:bidi="ar_AE"/>
-          </w:rPr>
-          <w:rPr>
-            <w:color w:val="0000EE"/>
-            <w:u w:val="single"/>
-          </w:rPr>
-          <w:t>عدد 31:8</w:t>
-        </w:r>
-      </w:hyperlink>
+      <w:r>
+        <w:rPr>
+          <w:rtl/>
+          <w:cs/>
+          <w:lang w:val="ar_AE" w:bidi="ar_AE"/>
+        </w:rPr>
+        <w:t>عدد 31:8</w:t>
+      </w:r>
       <w:r>
         <w:rPr>
           <w:rtl/>
@@ -18744,20 +17760,14 @@
         </w:rPr>
         <w:t xml:space="preserve"> عن طريق الخطايا الجنسية (</w:t>
       </w:r>
-      <w:hyperlink r:id="rId162">
-        <w:r>
-          <w:rPr>
-            <w:rtl/>
-            <w:cs/>
-            <w:lang w:val="ar_AE" w:bidi="ar_AE"/>
-          </w:rPr>
-          <w:rPr>
-            <w:color w:val="0000EE"/>
-            <w:u w:val="single"/>
-          </w:rPr>
-          <w:t>عدد 31:16</w:t>
-        </w:r>
-      </w:hyperlink>
+      <w:r>
+        <w:rPr>
+          <w:rtl/>
+          <w:cs/>
+          <w:lang w:val="ar_AE" w:bidi="ar_AE"/>
+        </w:rPr>
+        <w:t>عدد 31:16</w:t>
+      </w:r>
       <w:r>
         <w:rPr>
           <w:rtl/>
@@ -18766,20 +17776,14 @@
         </w:rPr>
         <w:t>). وكان الله قد حرّم على بلعام أن يلعن إسرائيل (</w:t>
       </w:r>
-      <w:hyperlink r:id="rId163">
-        <w:r>
-          <w:rPr>
-            <w:rtl/>
-            <w:cs/>
-            <w:lang w:val="ar_AE" w:bidi="ar_AE"/>
-          </w:rPr>
-          <w:rPr>
-            <w:color w:val="0000EE"/>
-            <w:u w:val="single"/>
-          </w:rPr>
-          <w:t>عدد 22–25</w:t>
-        </w:r>
-      </w:hyperlink>
+      <w:r>
+        <w:rPr>
+          <w:rtl/>
+          <w:cs/>
+          <w:lang w:val="ar_AE" w:bidi="ar_AE"/>
+        </w:rPr>
+        <w:t>عدد 22–25</w:t>
+      </w:r>
       <w:r>
         <w:rPr>
           <w:rtl/>
@@ -18922,20 +17926,14 @@
         </w:rPr>
         <w:t xml:space="preserve">كان منسى الابن الأكبر ليوسف. وقد منح يعقوب كلًا من ابني يوسف ميراثًا كاملاً، وبذلك أعطى يوسف حصة مزدوجة من البكورية (انظر </w:t>
       </w:r>
-      <w:hyperlink r:id="rId164">
-        <w:r>
-          <w:rPr>
-            <w:rtl/>
-            <w:cs/>
-            <w:lang w:val="ar_AE" w:bidi="ar_AE"/>
-          </w:rPr>
-          <w:rPr>
-            <w:color w:val="0000EE"/>
-            <w:u w:val="single"/>
-          </w:rPr>
-          <w:t>14:4</w:t>
-        </w:r>
-      </w:hyperlink>
+      <w:r>
+        <w:rPr>
+          <w:rtl/>
+          <w:cs/>
+          <w:lang w:val="ar_AE" w:bidi="ar_AE"/>
+        </w:rPr>
+        <w:t>14:4</w:t>
+      </w:r>
       <w:r>
         <w:rPr>
           <w:rtl/>
@@ -19011,20 +18009,14 @@
         </w:rPr>
         <w:t>كان يائير من نسل منسّى (</w:t>
       </w:r>
-      <w:hyperlink r:id="rId165">
-        <w:r>
-          <w:rPr>
-            <w:rtl/>
-            <w:cs/>
-            <w:lang w:val="ar_AE" w:bidi="ar_AE"/>
-          </w:rPr>
-          <w:rPr>
-            <w:color w:val="0000EE"/>
-            <w:u w:val="single"/>
-          </w:rPr>
-          <w:t>1 أخبار 2:21–22</w:t>
-        </w:r>
-      </w:hyperlink>
+      <w:r>
+        <w:rPr>
+          <w:rtl/>
+          <w:cs/>
+          <w:lang w:val="ar_AE" w:bidi="ar_AE"/>
+        </w:rPr>
+        <w:t>1 أخبار 2:21–22</w:t>
+      </w:r>
       <w:r>
         <w:rPr>
           <w:rtl/>
@@ -19183,20 +18175,14 @@
         </w:rPr>
         <w:t>يبيّن توزيع الأرض على أسباط الجانب الغربي من نهر الأردن ما أراده الله لكل سبط أن يملكه. • وقد بدأ الكاتب هذا القسم بتخصيص الأرض لكالب (</w:t>
       </w:r>
-      <w:hyperlink r:id="rId166">
-        <w:r>
-          <w:rPr>
-            <w:rtl/>
-            <w:cs/>
-            <w:lang w:val="ar_AE" w:bidi="ar_AE"/>
-          </w:rPr>
-          <w:rPr>
-            <w:color w:val="0000EE"/>
-            <w:u w:val="single"/>
-          </w:rPr>
-          <w:t>14:6–15</w:t>
-        </w:r>
-      </w:hyperlink>
+      <w:r>
+        <w:rPr>
+          <w:rtl/>
+          <w:cs/>
+          <w:lang w:val="ar_AE" w:bidi="ar_AE"/>
+        </w:rPr>
+        <w:t>14:6–15</w:t>
+      </w:r>
       <w:r>
         <w:rPr>
           <w:rtl/>
@@ -19205,20 +18191,14 @@
         </w:rPr>
         <w:t>) وأنهاه بتخصيصها ليشوع (</w:t>
       </w:r>
-      <w:hyperlink r:id="rId167">
-        <w:r>
-          <w:rPr>
-            <w:rtl/>
-            <w:cs/>
-            <w:lang w:val="ar_AE" w:bidi="ar_AE"/>
-          </w:rPr>
-          <w:rPr>
-            <w:color w:val="0000EE"/>
-            <w:u w:val="single"/>
-          </w:rPr>
-          <w:t>19:49–51</w:t>
-        </w:r>
-      </w:hyperlink>
+      <w:r>
+        <w:rPr>
+          <w:rtl/>
+          <w:cs/>
+          <w:lang w:val="ar_AE" w:bidi="ar_AE"/>
+        </w:rPr>
+        <w:t>19:49–51</w:t>
+      </w:r>
       <w:r>
         <w:rPr>
           <w:rtl/>
@@ -19227,20 +18207,14 @@
         </w:rPr>
         <w:t>). وكان كالب ويشوع قد أظهرا إيمانًا بالله بأن إسرائيل قادرة على دخول الأرض (</w:t>
       </w:r>
-      <w:hyperlink r:id="rId168">
-        <w:r>
-          <w:rPr>
-            <w:rtl/>
-            <w:cs/>
-            <w:lang w:val="ar_AE" w:bidi="ar_AE"/>
-          </w:rPr>
-          <w:rPr>
-            <w:color w:val="0000EE"/>
-            <w:u w:val="single"/>
-          </w:rPr>
-          <w:t>عدد 13:30</w:t>
-        </w:r>
-      </w:hyperlink>
+      <w:r>
+        <w:rPr>
+          <w:rtl/>
+          <w:cs/>
+          <w:lang w:val="ar_AE" w:bidi="ar_AE"/>
+        </w:rPr>
+        <w:t>عدد 13:30</w:t>
+      </w:r>
       <w:r>
         <w:rPr>
           <w:rtl/>
@@ -19249,20 +18223,14 @@
         </w:rPr>
         <w:t xml:space="preserve">; </w:t>
       </w:r>
-      <w:hyperlink r:id="rId169">
-        <w:r>
-          <w:rPr>
-            <w:rtl/>
-            <w:cs/>
-            <w:lang w:val="ar_AE" w:bidi="ar_AE"/>
-          </w:rPr>
-          <w:rPr>
-            <w:color w:val="0000EE"/>
-            <w:u w:val="single"/>
-          </w:rPr>
-          <w:t>14:6–9</w:t>
-        </w:r>
-      </w:hyperlink>
+      <w:r>
+        <w:rPr>
+          <w:rtl/>
+          <w:cs/>
+          <w:lang w:val="ar_AE" w:bidi="ar_AE"/>
+        </w:rPr>
+        <w:t>14:6–9</w:t>
+      </w:r>
       <w:r>
         <w:rPr>
           <w:rtl/>
@@ -19445,20 +18413,14 @@
         </w:rPr>
         <w:t>). ولأن سبط لاوي لم يحصل على أرض مستقلة كغيره من الأسباط (</w:t>
       </w:r>
-      <w:hyperlink r:id="rId170">
-        <w:r>
-          <w:rPr>
-            <w:rtl/>
-            <w:cs/>
-            <w:lang w:val="ar_AE" w:bidi="ar_AE"/>
-          </w:rPr>
-          <w:rPr>
-            <w:color w:val="0000EE"/>
-            <w:u w:val="single"/>
-          </w:rPr>
-          <w:t>يشوع 13:14</w:t>
-        </w:r>
-      </w:hyperlink>
+      <w:r>
+        <w:rPr>
+          <w:rtl/>
+          <w:cs/>
+          <w:lang w:val="ar_AE" w:bidi="ar_AE"/>
+        </w:rPr>
+        <w:t>يشوع 13:14</w:t>
+      </w:r>
       <w:r>
         <w:rPr>
           <w:rtl/>
@@ -19534,20 +18496,14 @@
         </w:rPr>
         <w:t>لم يكن شعب القنزيين في الأصل من بني إسرائيل (</w:t>
       </w:r>
-      <w:hyperlink r:id="rId171">
-        <w:r>
-          <w:rPr>
-            <w:rtl/>
-            <w:cs/>
-            <w:lang w:val="ar_AE" w:bidi="ar_AE"/>
-          </w:rPr>
-          <w:rPr>
-            <w:color w:val="0000EE"/>
-            <w:u w:val="single"/>
-          </w:rPr>
-          <w:t>تكوين 15:19</w:t>
-        </w:r>
-      </w:hyperlink>
+      <w:r>
+        <w:rPr>
+          <w:rtl/>
+          <w:cs/>
+          <w:lang w:val="ar_AE" w:bidi="ar_AE"/>
+        </w:rPr>
+        <w:t>تكوين 15:19</w:t>
+      </w:r>
       <w:r>
         <w:rPr>
           <w:rtl/>
@@ -19572,20 +18528,14 @@
         </w:rPr>
         <w:t>: كان كالب ويشوع وحدهما من بقيا أمناء لله في أول فرصة لدخول الأرض، لذلك وعدهما الله بأن يمتلكاها (</w:t>
       </w:r>
-      <w:hyperlink r:id="rId172">
-        <w:r>
-          <w:rPr>
-            <w:rtl/>
-            <w:cs/>
-            <w:lang w:val="ar_AE" w:bidi="ar_AE"/>
-          </w:rPr>
-          <w:rPr>
-            <w:color w:val="0000EE"/>
-            <w:u w:val="single"/>
-          </w:rPr>
-          <w:t>عدد 14:24</w:t>
-        </w:r>
-      </w:hyperlink>
+      <w:r>
+        <w:rPr>
+          <w:rtl/>
+          <w:cs/>
+          <w:lang w:val="ar_AE" w:bidi="ar_AE"/>
+        </w:rPr>
+        <w:t>عدد 14:24</w:t>
+      </w:r>
       <w:r>
         <w:rPr>
           <w:rtl/>
@@ -19669,20 +18619,14 @@
         </w:rPr>
         <w:t xml:space="preserve">: انظر </w:t>
       </w:r>
-      <w:hyperlink r:id="rId172">
-        <w:r>
-          <w:rPr>
-            <w:rtl/>
-            <w:cs/>
-            <w:lang w:val="ar_AE" w:bidi="ar_AE"/>
-          </w:rPr>
-          <w:rPr>
-            <w:color w:val="0000EE"/>
-            <w:u w:val="single"/>
-          </w:rPr>
-          <w:t>عدد 14:24</w:t>
-        </w:r>
-      </w:hyperlink>
+      <w:r>
+        <w:rPr>
+          <w:rtl/>
+          <w:cs/>
+          <w:lang w:val="ar_AE" w:bidi="ar_AE"/>
+        </w:rPr>
+        <w:t>عدد 14:24</w:t>
+      </w:r>
       <w:r>
         <w:rPr>
           <w:rtl/>
@@ -19825,20 +18769,14 @@
         </w:rPr>
         <w:t>امتنع شعب إسرائيل عن دخول كنعان قبل خمسة وأربعين عامًا لأنهم خافوا من نسل عناق، وهم قوم طوال القامة وأقوياء كانوا يسكنون في الجبال بمنطقة يهوذا (</w:t>
       </w:r>
-      <w:hyperlink r:id="rId173">
-        <w:r>
-          <w:rPr>
-            <w:rtl/>
-            <w:cs/>
-            <w:lang w:val="ar_AE" w:bidi="ar_AE"/>
-          </w:rPr>
-          <w:rPr>
-            <w:color w:val="0000EE"/>
-            <w:u w:val="single"/>
-          </w:rPr>
-          <w:t>عدد 13:32–33</w:t>
-        </w:r>
-      </w:hyperlink>
+      <w:r>
+        <w:rPr>
+          <w:rtl/>
+          <w:cs/>
+          <w:lang w:val="ar_AE" w:bidi="ar_AE"/>
+        </w:rPr>
+        <w:t>عدد 13:32–33</w:t>
+      </w:r>
       <w:r>
         <w:rPr>
           <w:rtl/>
@@ -20005,20 +18943,14 @@
         </w:rPr>
         <w:t>ذُكر نصيب سبط يهوذا من الأرض بتفصيل يفوق ما ورد عن باقي الأسباط. وبسبب فشل إخوة يهوذا الأكبر منه (</w:t>
       </w:r>
-      <w:hyperlink r:id="rId174">
-        <w:r>
-          <w:rPr>
-            <w:rtl/>
-            <w:cs/>
-            <w:lang w:val="ar_AE" w:bidi="ar_AE"/>
-          </w:rPr>
-          <w:rPr>
-            <w:color w:val="0000EE"/>
-            <w:u w:val="single"/>
-          </w:rPr>
-          <w:t>تكوين 34:25–31</w:t>
-        </w:r>
-      </w:hyperlink>
+      <w:r>
+        <w:rPr>
+          <w:rtl/>
+          <w:cs/>
+          <w:lang w:val="ar_AE" w:bidi="ar_AE"/>
+        </w:rPr>
+        <w:t>تكوين 34:25–31</w:t>
+      </w:r>
       <w:r>
         <w:rPr>
           <w:rtl/>
@@ -20027,20 +18959,14 @@
         </w:rPr>
         <w:t xml:space="preserve">؛ </w:t>
       </w:r>
-      <w:hyperlink r:id="rId160">
-        <w:r>
-          <w:rPr>
-            <w:rtl/>
-            <w:cs/>
-            <w:lang w:val="ar_AE" w:bidi="ar_AE"/>
-          </w:rPr>
-          <w:rPr>
-            <w:color w:val="0000EE"/>
-            <w:u w:val="single"/>
-          </w:rPr>
-          <w:t>35:22</w:t>
-        </w:r>
-      </w:hyperlink>
+      <w:r>
+        <w:rPr>
+          <w:rtl/>
+          <w:cs/>
+          <w:lang w:val="ar_AE" w:bidi="ar_AE"/>
+        </w:rPr>
+        <w:t>35:22</w:t>
+      </w:r>
       <w:r>
         <w:rPr>
           <w:rtl/>
@@ -20049,20 +18975,14 @@
         </w:rPr>
         <w:t>)، أصبح هو الأجدر بنيل دور القيادة. من ثمّ، أُعطي سبط يهوذا موقعًا مركزيًا بين الأسباط، مما ضمن له دور القيادة في شعب إسرائيل (</w:t>
       </w:r>
-      <w:hyperlink r:id="rId175">
-        <w:r>
-          <w:rPr>
-            <w:rtl/>
-            <w:cs/>
-            <w:lang w:val="ar_AE" w:bidi="ar_AE"/>
-          </w:rPr>
-          <w:rPr>
-            <w:color w:val="0000EE"/>
-            <w:u w:val="single"/>
-          </w:rPr>
-          <w:t>تكوين 49:8–12</w:t>
-        </w:r>
-      </w:hyperlink>
+      <w:r>
+        <w:rPr>
+          <w:rtl/>
+          <w:cs/>
+          <w:lang w:val="ar_AE" w:bidi="ar_AE"/>
+        </w:rPr>
+        <w:t>تكوين 49:8–12</w:t>
+      </w:r>
       <w:r>
         <w:rPr>
           <w:rtl/>
@@ -20071,20 +18991,14 @@
         </w:rPr>
         <w:t xml:space="preserve">؛ </w:t>
       </w:r>
-      <w:hyperlink r:id="rId176">
-        <w:r>
-          <w:rPr>
-            <w:rtl/>
-            <w:cs/>
-            <w:lang w:val="ar_AE" w:bidi="ar_AE"/>
-          </w:rPr>
-          <w:rPr>
-            <w:color w:val="0000EE"/>
-            <w:u w:val="single"/>
-          </w:rPr>
-          <w:t>تثنية 33:7</w:t>
-        </w:r>
-      </w:hyperlink>
+      <w:r>
+        <w:rPr>
+          <w:rtl/>
+          <w:cs/>
+          <w:lang w:val="ar_AE" w:bidi="ar_AE"/>
+        </w:rPr>
+        <w:t>تثنية 33:7</w:t>
+      </w:r>
       <w:r>
         <w:rPr>
           <w:rtl/>
@@ -20310,20 +19224,14 @@
         </w:rPr>
         <w:t xml:space="preserve">هنا تختلف عن المسماة دبير أو قرية سفر المذكورة في </w:t>
       </w:r>
-      <w:hyperlink r:id="rId177">
-        <w:r>
-          <w:rPr>
-            <w:rtl/>
-            <w:cs/>
-            <w:lang w:val="ar_AE" w:bidi="ar_AE"/>
-          </w:rPr>
-          <w:rPr>
-            <w:color w:val="0000EE"/>
-            <w:u w:val="single"/>
-          </w:rPr>
-          <w:t>15:15</w:t>
-        </w:r>
-      </w:hyperlink>
+      <w:r>
+        <w:rPr>
+          <w:rtl/>
+          <w:cs/>
+          <w:lang w:val="ar_AE" w:bidi="ar_AE"/>
+        </w:rPr>
+        <w:t>15:15</w:t>
+      </w:r>
       <w:r>
         <w:rPr>
           <w:rtl/>
@@ -20332,20 +19240,14 @@
         </w:rPr>
         <w:t>. • كما أن منطقة الجلجال المذكورة هنا ليست هي نفسها منطقة الجلجال التي أقام فيها بنو إسرائيل معسكرهم سابقًا (</w:t>
       </w:r>
-      <w:hyperlink r:id="rId178">
-        <w:r>
-          <w:rPr>
-            <w:rtl/>
-            <w:cs/>
-            <w:lang w:val="ar_AE" w:bidi="ar_AE"/>
-          </w:rPr>
-          <w:rPr>
-            <w:color w:val="0000EE"/>
-            <w:u w:val="single"/>
-          </w:rPr>
-          <w:t>4:19</w:t>
-        </w:r>
-      </w:hyperlink>
+      <w:r>
+        <w:rPr>
+          <w:rtl/>
+          <w:cs/>
+          <w:lang w:val="ar_AE" w:bidi="ar_AE"/>
+        </w:rPr>
+        <w:t>4:19</w:t>
+      </w:r>
       <w:r>
         <w:rPr>
           <w:rtl/>
@@ -20646,20 +19548,14 @@
         </w:rPr>
         <w:t xml:space="preserve">قارن بين </w:t>
       </w:r>
-      <w:hyperlink r:id="rId179">
-        <w:r>
-          <w:rPr>
-            <w:rtl/>
-            <w:cs/>
-            <w:lang w:val="ar_AE" w:bidi="ar_AE"/>
-          </w:rPr>
-          <w:rPr>
-            <w:color w:val="0000EE"/>
-            <w:u w:val="single"/>
-          </w:rPr>
-          <w:t>1 صموئيل 17:25</w:t>
-        </w:r>
-      </w:hyperlink>
+      <w:r>
+        <w:rPr>
+          <w:rtl/>
+          <w:cs/>
+          <w:lang w:val="ar_AE" w:bidi="ar_AE"/>
+        </w:rPr>
+        <w:t>1 صموئيل 17:25</w:t>
+      </w:r>
       <w:r>
         <w:rPr>
           <w:rtl/>
@@ -20668,20 +19564,14 @@
         </w:rPr>
         <w:t xml:space="preserve"> وبين </w:t>
       </w:r>
-      <w:hyperlink r:id="rId180">
-        <w:r>
-          <w:rPr>
-            <w:rtl/>
-            <w:cs/>
-            <w:lang w:val="ar_AE" w:bidi="ar_AE"/>
-          </w:rPr>
-          <w:rPr>
-            <w:color w:val="0000EE"/>
-            <w:u w:val="single"/>
-          </w:rPr>
-          <w:t>18:27</w:t>
-        </w:r>
-      </w:hyperlink>
+      <w:r>
+        <w:rPr>
+          <w:rtl/>
+          <w:cs/>
+          <w:lang w:val="ar_AE" w:bidi="ar_AE"/>
+        </w:rPr>
+        <w:t>18:27</w:t>
+      </w:r>
       <w:r>
         <w:rPr>
           <w:rtl/>
@@ -20757,20 +19647,14 @@
         </w:rPr>
         <w:t>عُيِّن عثنيئيل ابن أخي كالب كأول قاضٍ لإسرائيل (</w:t>
       </w:r>
-      <w:hyperlink r:id="rId181">
-        <w:r>
-          <w:rPr>
-            <w:rtl/>
-            <w:cs/>
-            <w:lang w:val="ar_AE" w:bidi="ar_AE"/>
-          </w:rPr>
-          <w:rPr>
-            <w:color w:val="0000EE"/>
-            <w:u w:val="single"/>
-          </w:rPr>
-          <w:t>قضاة 3:9–11</w:t>
-        </w:r>
-      </w:hyperlink>
+      <w:r>
+        <w:rPr>
+          <w:rtl/>
+          <w:cs/>
+          <w:lang w:val="ar_AE" w:bidi="ar_AE"/>
+        </w:rPr>
+        <w:t>قضاة 3:9–11</w:t>
+      </w:r>
       <w:r>
         <w:rPr>
           <w:rtl/>
@@ -21245,20 +20129,14 @@
         </w:rPr>
         <w:t>كانت المنطقة الجبلية تقع في المرتفعات الوسطى ليهوذا من أورشليم في الشمال إلى ما بعد دبير (</w:t>
       </w:r>
-      <w:hyperlink r:id="rId177">
-        <w:r>
-          <w:rPr>
-            <w:rtl/>
-            <w:cs/>
-            <w:lang w:val="ar_AE" w:bidi="ar_AE"/>
-          </w:rPr>
-          <w:rPr>
-            <w:color w:val="0000EE"/>
-            <w:u w:val="single"/>
-          </w:rPr>
-          <w:t>15:15</w:t>
-        </w:r>
-      </w:hyperlink>
+      <w:r>
+        <w:rPr>
+          <w:rtl/>
+          <w:cs/>
+          <w:lang w:val="ar_AE" w:bidi="ar_AE"/>
+        </w:rPr>
+        <w:t>15:15</w:t>
+      </w:r>
       <w:r>
         <w:rPr>
           <w:rtl/>
@@ -21334,20 +20212,14 @@
         </w:rPr>
         <w:t>إن يزرعيل المذكورة هنا في يهوذا ليست هي يزرعيل الواقعة في الشمال. لقد كانت هذه المدينة هي مسقط رأس أخينوعم، زوجة داود وأم ابنه البكر، أمنون (</w:t>
       </w:r>
-      <w:hyperlink r:id="rId182">
-        <w:r>
-          <w:rPr>
-            <w:rtl/>
-            <w:cs/>
-            <w:lang w:val="ar_AE" w:bidi="ar_AE"/>
-          </w:rPr>
-          <w:rPr>
-            <w:color w:val="0000EE"/>
-            <w:u w:val="single"/>
-          </w:rPr>
-          <w:t>2 صم 3:2</w:t>
-        </w:r>
-      </w:hyperlink>
+      <w:r>
+        <w:rPr>
+          <w:rtl/>
+          <w:cs/>
+          <w:lang w:val="ar_AE" w:bidi="ar_AE"/>
+        </w:rPr>
+        <w:t>2 صم 3:2</w:t>
+      </w:r>
       <w:r>
         <w:rPr>
           <w:rtl/>
@@ -21573,20 +20445,14 @@
         </w:rPr>
         <w:t>على الرغم من أن أورشليم كانت مخصصة لسبط بنيامين (</w:t>
       </w:r>
-      <w:hyperlink r:id="rId183">
-        <w:r>
-          <w:rPr>
-            <w:rtl/>
-            <w:cs/>
-            <w:lang w:val="ar_AE" w:bidi="ar_AE"/>
-          </w:rPr>
-          <w:rPr>
-            <w:color w:val="0000EE"/>
-            <w:u w:val="single"/>
-          </w:rPr>
-          <w:t>18:28</w:t>
-        </w:r>
-      </w:hyperlink>
+      <w:r>
+        <w:rPr>
+          <w:rtl/>
+          <w:cs/>
+          <w:lang w:val="ar_AE" w:bidi="ar_AE"/>
+        </w:rPr>
+        <w:t>18:28</w:t>
+      </w:r>
       <w:r>
         <w:rPr>
           <w:rtl/>
@@ -21611,20 +20477,14 @@
         </w:rPr>
         <w:t>: تسبب استمرار وجود اليبوسيين لاحقًا في مشاكل لسبط يهوذا (</w:t>
       </w:r>
-      <w:hyperlink r:id="rId184">
-        <w:r>
-          <w:rPr>
-            <w:rtl/>
-            <w:cs/>
-            <w:lang w:val="ar_AE" w:bidi="ar_AE"/>
-          </w:rPr>
-          <w:rPr>
-            <w:color w:val="0000EE"/>
-            <w:u w:val="single"/>
-          </w:rPr>
-          <w:t>قض 1:21</w:t>
-        </w:r>
-      </w:hyperlink>
+      <w:r>
+        <w:rPr>
+          <w:rtl/>
+          <w:cs/>
+          <w:lang w:val="ar_AE" w:bidi="ar_AE"/>
+        </w:rPr>
+        <w:t>قض 1:21</w:t>
+      </w:r>
       <w:r>
         <w:rPr>
           <w:rtl/>
@@ -21700,20 +20560,14 @@
         </w:rPr>
         <w:t>كانت أريحا من نصيب سبط بنيامين (</w:t>
       </w:r>
-      <w:hyperlink r:id="rId185">
-        <w:r>
-          <w:rPr>
-            <w:rtl/>
-            <w:cs/>
-            <w:lang w:val="ar_AE" w:bidi="ar_AE"/>
-          </w:rPr>
-          <w:rPr>
-            <w:color w:val="0000EE"/>
-            <w:u w:val="single"/>
-          </w:rPr>
-          <w:t>18:21</w:t>
-        </w:r>
-      </w:hyperlink>
+      <w:r>
+        <w:rPr>
+          <w:rtl/>
+          <w:cs/>
+          <w:lang w:val="ar_AE" w:bidi="ar_AE"/>
+        </w:rPr>
+        <w:t>18:21</w:t>
+      </w:r>
       <w:r>
         <w:rPr>
           <w:rtl/>
@@ -21789,20 +20643,14 @@
         </w:rPr>
         <w:t>كان ليوسف ابنان، منسّى وأفرايم (</w:t>
       </w:r>
-      <w:hyperlink r:id="rId186">
-        <w:r>
-          <w:rPr>
-            <w:rtl/>
-            <w:cs/>
-            <w:lang w:val="ar_AE" w:bidi="ar_AE"/>
-          </w:rPr>
-          <w:rPr>
-            <w:color w:val="0000EE"/>
-            <w:u w:val="single"/>
-          </w:rPr>
-          <w:t>تكوين 41:50–52</w:t>
-        </w:r>
-      </w:hyperlink>
+      <w:r>
+        <w:rPr>
+          <w:rtl/>
+          <w:cs/>
+          <w:lang w:val="ar_AE" w:bidi="ar_AE"/>
+        </w:rPr>
+        <w:t>تكوين 41:50–52</w:t>
+      </w:r>
       <w:r>
         <w:rPr>
           <w:rtl/>
@@ -21811,20 +20659,14 @@
         </w:rPr>
         <w:t>). وكان نصف نسل منسّى قد نال نصيبه من الأرض شرق نهر الأردن. والآن حصل سبط أفرايم وبقية سبط منسّى على نصيبهم. وبذلك اكتمل عدد الأنصبة إلى اثني عشر، وتحققت البركة التي نطق بها يعقوب على يوسف (</w:t>
       </w:r>
-      <w:hyperlink r:id="rId187">
-        <w:r>
-          <w:rPr>
-            <w:rtl/>
-            <w:cs/>
-            <w:lang w:val="ar_AE" w:bidi="ar_AE"/>
-          </w:rPr>
-          <w:rPr>
-            <w:color w:val="0000EE"/>
-            <w:u w:val="single"/>
-          </w:rPr>
-          <w:t>تكوين 49:22–26</w:t>
-        </w:r>
-      </w:hyperlink>
+      <w:r>
+        <w:rPr>
+          <w:rtl/>
+          <w:cs/>
+          <w:lang w:val="ar_AE" w:bidi="ar_AE"/>
+        </w:rPr>
+        <w:t>تكوين 49:22–26</w:t>
+      </w:r>
       <w:r>
         <w:rPr>
           <w:rtl/>
@@ -21900,20 +20742,14 @@
         </w:rPr>
         <w:t xml:space="preserve">كانت تمتد حدود سبط أفرايم على طول الطريق الصاعد من بيت حورون السفلى إلى العليا (انظر </w:t>
       </w:r>
-      <w:hyperlink r:id="rId188">
-        <w:r>
-          <w:rPr>
-            <w:rtl/>
-            <w:cs/>
-            <w:lang w:val="ar_AE" w:bidi="ar_AE"/>
-          </w:rPr>
-          <w:rPr>
-            <w:color w:val="0000EE"/>
-            <w:u w:val="single"/>
-          </w:rPr>
-          <w:t>16:5</w:t>
-        </w:r>
-      </w:hyperlink>
+      <w:r>
+        <w:rPr>
+          <w:rtl/>
+          <w:cs/>
+          <w:lang w:val="ar_AE" w:bidi="ar_AE"/>
+        </w:rPr>
+        <w:t>16:5</w:t>
+      </w:r>
       <w:r>
         <w:rPr>
           <w:rtl/>
@@ -21938,20 +20774,14 @@
         </w:rPr>
         <w:t xml:space="preserve"> بلدة كنعانية كبيرة ومهمة عند تقاطع السهل الساحلي ومنطقة التلال، والتي لم تدخل على ما يبدو في نطاق ملكية إسرائيل حتى زمن سليمان (انظر </w:t>
       </w:r>
-      <w:hyperlink r:id="rId189">
-        <w:r>
-          <w:rPr>
-            <w:rtl/>
-            <w:cs/>
-            <w:lang w:val="ar_AE" w:bidi="ar_AE"/>
-          </w:rPr>
-          <w:rPr>
-            <w:color w:val="0000EE"/>
-            <w:u w:val="single"/>
-          </w:rPr>
-          <w:t>قضاة 1:29</w:t>
-        </w:r>
-      </w:hyperlink>
+      <w:r>
+        <w:rPr>
+          <w:rtl/>
+          <w:cs/>
+          <w:lang w:val="ar_AE" w:bidi="ar_AE"/>
+        </w:rPr>
+        <w:t>قضاة 1:29</w:t>
+      </w:r>
       <w:r>
         <w:rPr>
           <w:rtl/>
@@ -21960,20 +20790,14 @@
         </w:rPr>
         <w:t xml:space="preserve">; </w:t>
       </w:r>
-      <w:hyperlink r:id="rId190">
-        <w:r>
-          <w:rPr>
-            <w:rtl/>
-            <w:cs/>
-            <w:lang w:val="ar_AE" w:bidi="ar_AE"/>
-          </w:rPr>
-          <w:rPr>
-            <w:color w:val="0000EE"/>
-            <w:u w:val="single"/>
-          </w:rPr>
-          <w:t>1 ملوك 9:16</w:t>
-        </w:r>
-      </w:hyperlink>
+      <w:r>
+        <w:rPr>
+          <w:rtl/>
+          <w:cs/>
+          <w:lang w:val="ar_AE" w:bidi="ar_AE"/>
+        </w:rPr>
+        <w:t>1 ملوك 9:16</w:t>
+      </w:r>
       <w:r>
         <w:rPr>
           <w:rtl/>
@@ -22116,20 +20940,14 @@
         </w:rPr>
         <w:t xml:space="preserve">يرجى الاطلاع على </w:t>
       </w:r>
-      <w:hyperlink r:id="rId191">
-        <w:r>
-          <w:rPr>
-            <w:rtl/>
-            <w:cs/>
-            <w:lang w:val="ar_AE" w:bidi="ar_AE"/>
-          </w:rPr>
-          <w:rPr>
-            <w:color w:val="0000EE"/>
-            <w:u w:val="single"/>
-          </w:rPr>
-          <w:t>13:29–33</w:t>
-        </w:r>
-      </w:hyperlink>
+      <w:r>
+        <w:rPr>
+          <w:rtl/>
+          <w:cs/>
+          <w:lang w:val="ar_AE" w:bidi="ar_AE"/>
+        </w:rPr>
+        <w:t>13:29–33</w:t>
+      </w:r>
       <w:r>
         <w:rPr>
           <w:rtl/>
@@ -22221,20 +21039,14 @@
         </w:rPr>
         <w:t xml:space="preserve">اعتاد الناس في إسرائيل القديمة أن يورّثوا الأبناء الذكور دون غيرهم. وإذا لم يكن للرجل أولاد، كان اسمه مهددًا بالاندثار. لكن بنات صلفحاد توجهن إلى موسى بطلب خاص، فسأل موسى الرب، وأعلن الرب أن من حقّهن أن يرثن نصيب أبيهن (انظر </w:t>
       </w:r>
-      <w:hyperlink r:id="rId192">
-        <w:r>
-          <w:rPr>
-            <w:rtl/>
-            <w:cs/>
-            <w:lang w:val="ar_AE" w:bidi="ar_AE"/>
-          </w:rPr>
-          <w:rPr>
-            <w:color w:val="0000EE"/>
-            <w:u w:val="single"/>
-          </w:rPr>
-          <w:t>عدد 27:1–11</w:t>
-        </w:r>
-      </w:hyperlink>
+      <w:r>
+        <w:rPr>
+          <w:rtl/>
+          <w:cs/>
+          <w:lang w:val="ar_AE" w:bidi="ar_AE"/>
+        </w:rPr>
+        <w:t>عدد 27:1–11</w:t>
+      </w:r>
       <w:r>
         <w:rPr>
           <w:rtl/>
@@ -22452,20 +21264,14 @@
         </w:rPr>
         <w:t xml:space="preserve">يقدّم هذا الوصف العام للحد الجنوبي لأرض منسّى (والذي يفصلها عن الأرض المُعطاة لسبط أفرايم) تفصيلًا أكثر مما ورد في وصف الحدّ الشمالي لأرض أفرايم في </w:t>
       </w:r>
-      <w:hyperlink r:id="rId193">
-        <w:r>
-          <w:rPr>
-            <w:rtl/>
-            <w:cs/>
-            <w:lang w:val="ar_AE" w:bidi="ar_AE"/>
-          </w:rPr>
-          <w:rPr>
-            <w:color w:val="0000EE"/>
-            <w:u w:val="single"/>
-          </w:rPr>
-          <w:t>16:8</w:t>
-        </w:r>
-      </w:hyperlink>
+      <w:r>
+        <w:rPr>
+          <w:rtl/>
+          <w:cs/>
+          <w:lang w:val="ar_AE" w:bidi="ar_AE"/>
+        </w:rPr>
+        <w:t>16:8</w:t>
+      </w:r>
       <w:r>
         <w:rPr>
           <w:rtl/>
@@ -22675,20 +21481,14 @@
         </w:rPr>
         <w:t xml:space="preserve">وَرَدَ وصف نصيب يوسف في </w:t>
       </w:r>
-      <w:hyperlink r:id="rId194">
-        <w:r>
-          <w:rPr>
-            <w:rtl/>
-            <w:cs/>
-            <w:lang w:val="ar_AE" w:bidi="ar_AE"/>
-          </w:rPr>
-          <w:rPr>
-            <w:color w:val="0000EE"/>
-            <w:u w:val="single"/>
-          </w:rPr>
-          <w:t>16:1–4</w:t>
-        </w:r>
-      </w:hyperlink>
+      <w:r>
+        <w:rPr>
+          <w:rtl/>
+          <w:cs/>
+          <w:lang w:val="ar_AE" w:bidi="ar_AE"/>
+        </w:rPr>
+        <w:t>16:1–4</w:t>
+      </w:r>
       <w:r>
         <w:rPr>
           <w:rtl/>
@@ -22796,20 +21596,14 @@
         </w:rPr>
         <w:t xml:space="preserve">؛ انظر أيضًا </w:t>
       </w:r>
-      <w:hyperlink r:id="rId195">
-        <w:r>
-          <w:rPr>
-            <w:rtl/>
-            <w:cs/>
-            <w:lang w:val="ar_AE" w:bidi="ar_AE"/>
-          </w:rPr>
-          <w:rPr>
-            <w:color w:val="0000EE"/>
-            <w:u w:val="single"/>
-          </w:rPr>
-          <w:t>تثنية 2:10–11</w:t>
-        </w:r>
-      </w:hyperlink>
+      <w:r>
+        <w:rPr>
+          <w:rtl/>
+          <w:cs/>
+          <w:lang w:val="ar_AE" w:bidi="ar_AE"/>
+        </w:rPr>
+        <w:t>تثنية 2:10–11</w:t>
+      </w:r>
       <w:r>
         <w:rPr>
           <w:rtl/>
@@ -22818,20 +21612,14 @@
         </w:rPr>
         <w:t xml:space="preserve">، </w:t>
       </w:r>
-      <w:hyperlink r:id="rId196">
-        <w:r>
-          <w:rPr>
-            <w:rtl/>
-            <w:cs/>
-            <w:lang w:val="ar_AE" w:bidi="ar_AE"/>
-          </w:rPr>
-          <w:rPr>
-            <w:color w:val="0000EE"/>
-            <w:u w:val="single"/>
-          </w:rPr>
-          <w:t>20–21</w:t>
-        </w:r>
-      </w:hyperlink>
+      <w:r>
+        <w:rPr>
+          <w:rtl/>
+          <w:cs/>
+          <w:lang w:val="ar_AE" w:bidi="ar_AE"/>
+        </w:rPr>
+        <w:t>20–21</w:t>
+      </w:r>
       <w:r>
         <w:rPr>
           <w:rtl/>
@@ -22840,20 +21628,14 @@
         </w:rPr>
         <w:t xml:space="preserve">؛ </w:t>
       </w:r>
-      <w:hyperlink r:id="rId148">
-        <w:r>
-          <w:rPr>
-            <w:rtl/>
-            <w:cs/>
-            <w:lang w:val="ar_AE" w:bidi="ar_AE"/>
-          </w:rPr>
-          <w:rPr>
-            <w:color w:val="0000EE"/>
-            <w:u w:val="single"/>
-          </w:rPr>
-          <w:t>3:11</w:t>
-        </w:r>
-      </w:hyperlink>
+      <w:r>
+        <w:rPr>
+          <w:rtl/>
+          <w:cs/>
+          <w:lang w:val="ar_AE" w:bidi="ar_AE"/>
+        </w:rPr>
+        <w:t>3:11</w:t>
+      </w:r>
       <w:r>
         <w:rPr>
           <w:rtl/>
@@ -22961,20 +21743,14 @@
         </w:rPr>
         <w:t xml:space="preserve">يزرعيل، الذي يُعدّ انقطاعًا جيولوجيًّا في سلسلة الجبال، بين الجليل الأسفل شمالًا ومنطقة جبال منسّى جنوبًا. وقد قيّد الكنعانيون الذين كانوا يسكنون في هذا الوادي وبجواره، وكذلك في وادي بيت شان، توسع منسّى، ويبدو أنهم قيدوا توسع أفرايم أيضًا. وكانت معظم المدن المذكورة في </w:t>
       </w:r>
-      <w:hyperlink r:id="rId197">
-        <w:r>
-          <w:rPr>
-            <w:rtl/>
-            <w:cs/>
-            <w:lang w:val="ar_AE" w:bidi="ar_AE"/>
-          </w:rPr>
-          <w:rPr>
-            <w:color w:val="0000EE"/>
-            <w:u w:val="single"/>
-          </w:rPr>
-          <w:t>17:11</w:t>
-        </w:r>
-      </w:hyperlink>
+      <w:r>
+        <w:rPr>
+          <w:rtl/>
+          <w:cs/>
+          <w:lang w:val="ar_AE" w:bidi="ar_AE"/>
+        </w:rPr>
+        <w:t>17:11</w:t>
+      </w:r>
       <w:r>
         <w:rPr>
           <w:rtl/>
@@ -23066,20 +21842,14 @@
         </w:rPr>
         <w:t xml:space="preserve"> (</w:t>
       </w:r>
-      <w:hyperlink r:id="rId198">
-        <w:r>
-          <w:rPr>
-            <w:rtl/>
-            <w:cs/>
-            <w:lang w:val="ar_AE" w:bidi="ar_AE"/>
-          </w:rPr>
-          <w:rPr>
-            <w:color w:val="0000EE"/>
-            <w:u w:val="single"/>
-          </w:rPr>
-          <w:t>19:50</w:t>
-        </w:r>
-      </w:hyperlink>
+      <w:r>
+        <w:rPr>
+          <w:rtl/>
+          <w:cs/>
+          <w:lang w:val="ar_AE" w:bidi="ar_AE"/>
+        </w:rPr>
+        <w:t>19:50</w:t>
+      </w:r>
       <w:r>
         <w:rPr>
           <w:rtl/>
@@ -23155,20 +21925,14 @@
         </w:rPr>
         <w:t>كان شعب إسرائيل قد خيّم في الجلجال في وادي الأردن (</w:t>
       </w:r>
-      <w:hyperlink r:id="rId199">
-        <w:r>
-          <w:rPr>
-            <w:rtl/>
-            <w:cs/>
-            <w:lang w:val="ar_AE" w:bidi="ar_AE"/>
-          </w:rPr>
-          <w:rPr>
-            <w:color w:val="0000EE"/>
-            <w:u w:val="single"/>
-          </w:rPr>
-          <w:t>14:6</w:t>
-        </w:r>
-      </w:hyperlink>
+      <w:r>
+        <w:rPr>
+          <w:rtl/>
+          <w:cs/>
+          <w:lang w:val="ar_AE" w:bidi="ar_AE"/>
+        </w:rPr>
+        <w:t>14:6</w:t>
+      </w:r>
       <w:r>
         <w:rPr>
           <w:rtl/>
@@ -23177,20 +21941,14 @@
         </w:rPr>
         <w:t>). وكانت شيلوه تقع على بُعد نحو عشرين ميلًا شمال أورشليم، في جبال أفرايم. وعندما نصب يشوع خيمة الاجتماع هناك، جعل من شيلوه مركزًا دينيًّا وسياسيًّا لإسرائيل. وبقيت خيمة الاجتماع في شيلوه حتى استولى الفلسطينيون على تابوت العهد (</w:t>
       </w:r>
-      <w:hyperlink r:id="rId200">
-        <w:r>
-          <w:rPr>
-            <w:rtl/>
-            <w:cs/>
-            <w:lang w:val="ar_AE" w:bidi="ar_AE"/>
-          </w:rPr>
-          <w:rPr>
-            <w:color w:val="0000EE"/>
-            <w:u w:val="single"/>
-          </w:rPr>
-          <w:t>1 صم 4:10–11</w:t>
-        </w:r>
-      </w:hyperlink>
+      <w:r>
+        <w:rPr>
+          <w:rtl/>
+          <w:cs/>
+          <w:lang w:val="ar_AE" w:bidi="ar_AE"/>
+        </w:rPr>
+        <w:t>1 صم 4:10–11</w:t>
+      </w:r>
       <w:r>
         <w:rPr>
           <w:rtl/>
@@ -23507,20 +22265,14 @@
         </w:rPr>
         <w:t xml:space="preserve">: راجع الإصحاح </w:t>
       </w:r>
-      <w:hyperlink r:id="rId158">
-        <w:r>
-          <w:rPr>
-            <w:rtl/>
-            <w:cs/>
-            <w:lang w:val="ar_AE" w:bidi="ar_AE"/>
-          </w:rPr>
-          <w:rPr>
-            <w:color w:val="0000EE"/>
-            <w:u w:val="single"/>
-          </w:rPr>
-          <w:t>21</w:t>
-        </w:r>
-      </w:hyperlink>
+      <w:r>
+        <w:rPr>
+          <w:rtl/>
+          <w:cs/>
+          <w:lang w:val="ar_AE" w:bidi="ar_AE"/>
+        </w:rPr>
+        <w:t>21</w:t>
+      </w:r>
       <w:r>
         <w:rPr>
           <w:rtl/>
@@ -23529,20 +22281,14 @@
         </w:rPr>
         <w:t xml:space="preserve">. • جاد . . . منسّى: راجع </w:t>
       </w:r>
-      <w:hyperlink r:id="rId201">
-        <w:r>
-          <w:rPr>
-            <w:rtl/>
-            <w:cs/>
-            <w:lang w:val="ar_AE" w:bidi="ar_AE"/>
-          </w:rPr>
-          <w:rPr>
-            <w:color w:val="0000EE"/>
-            <w:u w:val="single"/>
-          </w:rPr>
-          <w:t>13:15–33</w:t>
-        </w:r>
-      </w:hyperlink>
+      <w:r>
+        <w:rPr>
+          <w:rtl/>
+          <w:cs/>
+          <w:lang w:val="ar_AE" w:bidi="ar_AE"/>
+        </w:rPr>
+        <w:t>13:15–33</w:t>
+      </w:r>
       <w:r>
         <w:rPr>
           <w:rtl/>
@@ -23618,20 +22364,14 @@
         </w:rPr>
         <w:t>كان كنعانيّو المناطق الجبلية يخافون من إسرائيل في ذلك الوقت، ولذلك سمحوا لواحد وعشرين رجلًا (</w:t>
       </w:r>
-      <w:hyperlink r:id="rId202">
-        <w:r>
-          <w:rPr>
-            <w:rtl/>
-            <w:cs/>
-            <w:lang w:val="ar_AE" w:bidi="ar_AE"/>
-          </w:rPr>
-          <w:rPr>
-            <w:color w:val="0000EE"/>
-            <w:u w:val="single"/>
-          </w:rPr>
-          <w:t>18:4</w:t>
-        </w:r>
-      </w:hyperlink>
+      <w:r>
+        <w:rPr>
+          <w:rtl/>
+          <w:cs/>
+          <w:lang w:val="ar_AE" w:bidi="ar_AE"/>
+        </w:rPr>
+        <w:t>18:4</w:t>
+      </w:r>
       <w:r>
         <w:rPr>
           <w:rtl/>
@@ -23640,20 +22380,14 @@
         </w:rPr>
         <w:t xml:space="preserve">) أن يجتازوا تلك الأراضي ويعودوا سالمين. • يُحتمل أن السجل المكتوب كان على هيئة لفيفة، وقد يكون هو المصدر الأولي الذي استُخدم في كتابة أوصاف توزيعات الأسباط في الإصحاحين </w:t>
       </w:r>
-      <w:hyperlink r:id="rId203">
-        <w:r>
-          <w:rPr>
-            <w:rtl/>
-            <w:cs/>
-            <w:lang w:val="ar_AE" w:bidi="ar_AE"/>
-          </w:rPr>
-          <w:rPr>
-            <w:color w:val="0000EE"/>
-            <w:u w:val="single"/>
-          </w:rPr>
-          <w:t>18–19</w:t>
-        </w:r>
-      </w:hyperlink>
+      <w:r>
+        <w:rPr>
+          <w:rtl/>
+          <w:cs/>
+          <w:lang w:val="ar_AE" w:bidi="ar_AE"/>
+        </w:rPr>
+        <w:t>18–19</w:t>
+      </w:r>
       <w:r>
         <w:rPr>
           <w:rtl/>
@@ -23919,20 +22653,14 @@
         </w:rPr>
         <w:t xml:space="preserve">: كانت قرية يعاريم المذكورة في </w:t>
       </w:r>
-      <w:hyperlink r:id="rId204">
-        <w:r>
-          <w:rPr>
-            <w:rtl/>
-            <w:cs/>
-            <w:lang w:val="ar_AE" w:bidi="ar_AE"/>
-          </w:rPr>
-          <w:rPr>
-            <w:color w:val="0000EE"/>
-            <w:u w:val="single"/>
-          </w:rPr>
-          <w:t>18:14</w:t>
-        </w:r>
-      </w:hyperlink>
+      <w:r>
+        <w:rPr>
+          <w:rtl/>
+          <w:cs/>
+          <w:lang w:val="ar_AE" w:bidi="ar_AE"/>
+        </w:rPr>
+        <w:t>18:14</w:t>
+      </w:r>
       <w:r>
         <w:rPr>
           <w:rtl/>
@@ -24008,20 +22736,14 @@
         </w:rPr>
         <w:t>كان شمعون، الابن الثاني ليعقوب وليئة، أكبر من يهوذا. لكنه خسر دوره القيادي بسبب أعماله العنيفة ضد شكيم (</w:t>
       </w:r>
-      <w:hyperlink r:id="rId205">
-        <w:r>
-          <w:rPr>
-            <w:rtl/>
-            <w:cs/>
-            <w:lang w:val="ar_AE" w:bidi="ar_AE"/>
-          </w:rPr>
-          <w:rPr>
-            <w:color w:val="0000EE"/>
-            <w:u w:val="single"/>
-          </w:rPr>
-          <w:t>تكوين 34:25–26</w:t>
-        </w:r>
-      </w:hyperlink>
+      <w:r>
+        <w:rPr>
+          <w:rtl/>
+          <w:cs/>
+          <w:lang w:val="ar_AE" w:bidi="ar_AE"/>
+        </w:rPr>
+        <w:t>تكوين 34:25–26</w:t>
+      </w:r>
       <w:r>
         <w:rPr>
           <w:rtl/>
@@ -24097,20 +22819,14 @@
         </w:rPr>
         <w:t xml:space="preserve">بعض المدن التي أُعطيت لسبط شمعون كانت أيضًا ضمن نصيب يهوذا، لأن أرض يهوذا كانت أوسع من أن يحتاجها وحده (قارن </w:t>
       </w:r>
-      <w:hyperlink r:id="rId206">
-        <w:r>
-          <w:rPr>
-            <w:rtl/>
-            <w:cs/>
-            <w:lang w:val="ar_AE" w:bidi="ar_AE"/>
-          </w:rPr>
-          <w:rPr>
-            <w:color w:val="0000EE"/>
-            <w:u w:val="single"/>
-          </w:rPr>
-          <w:t>17:14–18</w:t>
-        </w:r>
-      </w:hyperlink>
+      <w:r>
+        <w:rPr>
+          <w:rtl/>
+          <w:cs/>
+          <w:lang w:val="ar_AE" w:bidi="ar_AE"/>
+        </w:rPr>
+        <w:t>17:14–18</w:t>
+      </w:r>
       <w:r>
         <w:rPr>
           <w:rtl/>
@@ -24403,20 +23119,14 @@
         </w:rPr>
         <w:t xml:space="preserve"> مسقط رأس النبي يونان (</w:t>
       </w:r>
-      <w:hyperlink r:id="rId207">
-        <w:r>
-          <w:rPr>
-            <w:rtl/>
-            <w:cs/>
-            <w:lang w:val="ar_AE" w:bidi="ar_AE"/>
-          </w:rPr>
-          <w:rPr>
-            <w:color w:val="0000EE"/>
-            <w:u w:val="single"/>
-          </w:rPr>
-          <w:t>2 ملوك 14:25</w:t>
-        </w:r>
-      </w:hyperlink>
+      <w:r>
+        <w:rPr>
+          <w:rtl/>
+          <w:cs/>
+          <w:lang w:val="ar_AE" w:bidi="ar_AE"/>
+        </w:rPr>
+        <w:t>2 ملوك 14:25</w:t>
+      </w:r>
       <w:r>
         <w:rPr>
           <w:rtl/>
@@ -24559,20 +23269,14 @@
         </w:rPr>
         <w:t>كان سبط زبولون هو الأصغر من بين الأسباط جميعًا، سواء بعدد المدن أو بحجم الأراضي التي يملكها. لكن قرية الناصرة، التي نشأ فيها يسوع في العهد الجديد، كانت ضمن أراضي سبط زبولون (</w:t>
       </w:r>
-      <w:hyperlink r:id="rId208">
-        <w:r>
-          <w:rPr>
-            <w:rtl/>
-            <w:cs/>
-            <w:lang w:val="ar_AE" w:bidi="ar_AE"/>
-          </w:rPr>
-          <w:rPr>
-            <w:color w:val="0000EE"/>
-            <w:u w:val="single"/>
-          </w:rPr>
-          <w:t>متى 2:19–23</w:t>
-        </w:r>
-      </w:hyperlink>
+      <w:r>
+        <w:rPr>
+          <w:rtl/>
+          <w:cs/>
+          <w:lang w:val="ar_AE" w:bidi="ar_AE"/>
+        </w:rPr>
+        <w:t>متى 2:19–23</w:t>
+      </w:r>
       <w:r>
         <w:rPr>
           <w:rtl/>
@@ -24581,20 +23285,14 @@
         </w:rPr>
         <w:t xml:space="preserve">؛ </w:t>
       </w:r>
-      <w:hyperlink r:id="rId209">
-        <w:r>
-          <w:rPr>
-            <w:rtl/>
-            <w:cs/>
-            <w:lang w:val="ar_AE" w:bidi="ar_AE"/>
-          </w:rPr>
-          <w:rPr>
-            <w:color w:val="0000EE"/>
-            <w:u w:val="single"/>
-          </w:rPr>
-          <w:t>4:13–16</w:t>
-        </w:r>
-      </w:hyperlink>
+      <w:r>
+        <w:rPr>
+          <w:rtl/>
+          <w:cs/>
+          <w:lang w:val="ar_AE" w:bidi="ar_AE"/>
+        </w:rPr>
+        <w:t>4:13–16</w:t>
+      </w:r>
       <w:r>
         <w:rPr>
           <w:rtl/>
@@ -24903,20 +23601,14 @@
         </w:rPr>
         <w:t xml:space="preserve">ضمن أراضي نفتالي، تحرس جزءًا من هذا الطريق. يذكر سبط نفتالي في إنجيل </w:t>
       </w:r>
-      <w:hyperlink r:id="rId209">
-        <w:r>
-          <w:rPr>
-            <w:rtl/>
-            <w:cs/>
-            <w:lang w:val="ar_AE" w:bidi="ar_AE"/>
-          </w:rPr>
-          <w:rPr>
-            <w:color w:val="0000EE"/>
-            <w:u w:val="single"/>
-          </w:rPr>
-          <w:t>متى 4:13–16</w:t>
-        </w:r>
-      </w:hyperlink>
+      <w:r>
+        <w:rPr>
+          <w:rtl/>
+          <w:cs/>
+          <w:lang w:val="ar_AE" w:bidi="ar_AE"/>
+        </w:rPr>
+        <w:t>متى 4:13–16</w:t>
+      </w:r>
       <w:r>
         <w:rPr>
           <w:rtl/>
@@ -25091,20 +23783,14 @@
         </w:rPr>
         <w:t xml:space="preserve"> (</w:t>
       </w:r>
-      <w:hyperlink r:id="rId210">
-        <w:r>
-          <w:rPr>
-            <w:rtl/>
-            <w:cs/>
-            <w:lang w:val="ar_AE" w:bidi="ar_AE"/>
-          </w:rPr>
-          <w:rPr>
-            <w:color w:val="0000EE"/>
-            <w:u w:val="single"/>
-          </w:rPr>
-          <w:t>قضاة 14:1–2</w:t>
-        </w:r>
-      </w:hyperlink>
+      <w:r>
+        <w:rPr>
+          <w:rtl/>
+          <w:cs/>
+          <w:lang w:val="ar_AE" w:bidi="ar_AE"/>
+        </w:rPr>
+        <w:t>قضاة 14:1–2</w:t>
+      </w:r>
       <w:r>
         <w:rPr>
           <w:rtl/>
@@ -25113,20 +23799,14 @@
         </w:rPr>
         <w:t xml:space="preserve">؛ </w:t>
       </w:r>
-      <w:hyperlink r:id="rId211">
-        <w:r>
-          <w:rPr>
-            <w:rtl/>
-            <w:cs/>
-            <w:lang w:val="ar_AE" w:bidi="ar_AE"/>
-          </w:rPr>
-          <w:rPr>
-            <w:color w:val="0000EE"/>
-            <w:u w:val="single"/>
-          </w:rPr>
-          <w:t>1 صموئيل 5:1–10</w:t>
-        </w:r>
-      </w:hyperlink>
+      <w:r>
+        <w:rPr>
+          <w:rtl/>
+          <w:cs/>
+          <w:lang w:val="ar_AE" w:bidi="ar_AE"/>
+        </w:rPr>
+        <w:t>1 صموئيل 5:1–10</w:t>
+      </w:r>
       <w:r>
         <w:rPr>
           <w:rtl/>
@@ -25218,20 +23898,14 @@
         </w:rPr>
         <w:t xml:space="preserve"> (انظر </w:t>
       </w:r>
-      <w:hyperlink r:id="rId212">
-        <w:r>
-          <w:rPr>
-            <w:rtl/>
-            <w:cs/>
-            <w:lang w:val="ar_AE" w:bidi="ar_AE"/>
-          </w:rPr>
-          <w:rPr>
-            <w:color w:val="0000EE"/>
-            <w:u w:val="single"/>
-          </w:rPr>
-          <w:t>قضاة 18</w:t>
-        </w:r>
-      </w:hyperlink>
+      <w:r>
+        <w:rPr>
+          <w:rtl/>
+          <w:cs/>
+          <w:lang w:val="ar_AE" w:bidi="ar_AE"/>
+        </w:rPr>
+        <w:t>قضاة 18</w:t>
+      </w:r>
       <w:r>
         <w:rPr>
           <w:rtl/>
@@ -25457,20 +24131,14 @@
         </w:rPr>
         <w:t xml:space="preserve">تحتوي هذه الآيات على مراجعة للشريعة المتعلقة بمدن الملجأ (انظر أيضًا </w:t>
       </w:r>
-      <w:hyperlink r:id="rId213">
-        <w:r>
-          <w:rPr>
-            <w:rtl/>
-            <w:cs/>
-            <w:lang w:val="ar_AE" w:bidi="ar_AE"/>
-          </w:rPr>
-          <w:rPr>
-            <w:color w:val="0000EE"/>
-            <w:u w:val="single"/>
-          </w:rPr>
-          <w:t>عدد 35:6–34</w:t>
-        </w:r>
-      </w:hyperlink>
+      <w:r>
+        <w:rPr>
+          <w:rtl/>
+          <w:cs/>
+          <w:lang w:val="ar_AE" w:bidi="ar_AE"/>
+        </w:rPr>
+        <w:t>عدد 35:6–34</w:t>
+      </w:r>
       <w:r>
         <w:rPr>
           <w:rtl/>
@@ -25747,20 +24415,14 @@
         </w:rPr>
         <w:t xml:space="preserve">شكلت معاملة الأجانب في أرض إسرائيل خطوة كبيرة في مجال العلاقات الإنسانية. فقد كان للوافدين المقيمين أن يحظوا بكل حقوق العدالة الممنوحة للإسرائيليين الأصليين (انظر </w:t>
       </w:r>
-      <w:hyperlink r:id="rId214">
-        <w:r>
-          <w:rPr>
-            <w:rtl/>
-            <w:cs/>
-            <w:lang w:val="ar_AE" w:bidi="ar_AE"/>
-          </w:rPr>
-          <w:rPr>
-            <w:color w:val="0000EE"/>
-            <w:u w:val="single"/>
-          </w:rPr>
-          <w:t>خروج 22:21</w:t>
-        </w:r>
-      </w:hyperlink>
+      <w:r>
+        <w:rPr>
+          <w:rtl/>
+          <w:cs/>
+          <w:lang w:val="ar_AE" w:bidi="ar_AE"/>
+        </w:rPr>
+        <w:t>خروج 22:21</w:t>
+      </w:r>
       <w:r>
         <w:rPr>
           <w:rtl/>
@@ -25769,20 +24431,14 @@
         </w:rPr>
         <w:t xml:space="preserve">؛ </w:t>
       </w:r>
-      <w:hyperlink r:id="rId215">
-        <w:r>
-          <w:rPr>
-            <w:rtl/>
-            <w:cs/>
-            <w:lang w:val="ar_AE" w:bidi="ar_AE"/>
-          </w:rPr>
-          <w:rPr>
-            <w:color w:val="0000EE"/>
-            <w:u w:val="single"/>
-          </w:rPr>
-          <w:t>لاويين 19:33–34</w:t>
-        </w:r>
-      </w:hyperlink>
+      <w:r>
+        <w:rPr>
+          <w:rtl/>
+          <w:cs/>
+          <w:lang w:val="ar_AE" w:bidi="ar_AE"/>
+        </w:rPr>
+        <w:t>لاويين 19:33–34</w:t>
+      </w:r>
       <w:r>
         <w:rPr>
           <w:rtl/>
@@ -25791,20 +24447,14 @@
         </w:rPr>
         <w:t xml:space="preserve">؛ </w:t>
       </w:r>
-      <w:hyperlink r:id="rId216">
-        <w:r>
-          <w:rPr>
-            <w:rtl/>
-            <w:cs/>
-            <w:lang w:val="ar_AE" w:bidi="ar_AE"/>
-          </w:rPr>
-          <w:rPr>
-            <w:color w:val="0000EE"/>
-            <w:u w:val="single"/>
-          </w:rPr>
-          <w:t>24:22</w:t>
-        </w:r>
-      </w:hyperlink>
+      <w:r>
+        <w:rPr>
+          <w:rtl/>
+          <w:cs/>
+          <w:lang w:val="ar_AE" w:bidi="ar_AE"/>
+        </w:rPr>
+        <w:t>24:22</w:t>
+      </w:r>
       <w:r>
         <w:rPr>
           <w:rtl/>
@@ -25813,20 +24463,14 @@
         </w:rPr>
         <w:t xml:space="preserve">؛ </w:t>
       </w:r>
-      <w:hyperlink r:id="rId217">
-        <w:r>
-          <w:rPr>
-            <w:rtl/>
-            <w:cs/>
-            <w:lang w:val="ar_AE" w:bidi="ar_AE"/>
-          </w:rPr>
-          <w:rPr>
-            <w:color w:val="0000EE"/>
-            <w:u w:val="single"/>
-          </w:rPr>
-          <w:t>عدد 15:15–16</w:t>
-        </w:r>
-      </w:hyperlink>
+      <w:r>
+        <w:rPr>
+          <w:rtl/>
+          <w:cs/>
+          <w:lang w:val="ar_AE" w:bidi="ar_AE"/>
+        </w:rPr>
+        <w:t>عدد 15:15–16</w:t>
+      </w:r>
       <w:r>
         <w:rPr>
           <w:rtl/>
@@ -25993,20 +24637,14 @@
         </w:rPr>
         <w:t xml:space="preserve">: انظر </w:t>
       </w:r>
-      <w:hyperlink r:id="rId218">
-        <w:r>
-          <w:rPr>
-            <w:rtl/>
-            <w:cs/>
-            <w:lang w:val="ar_AE" w:bidi="ar_AE"/>
-          </w:rPr>
-          <w:rPr>
-            <w:color w:val="0000EE"/>
-            <w:u w:val="single"/>
-          </w:rPr>
-          <w:t>عدد 35:1–7</w:t>
-        </w:r>
-      </w:hyperlink>
+      <w:r>
+        <w:rPr>
+          <w:rtl/>
+          <w:cs/>
+          <w:lang w:val="ar_AE" w:bidi="ar_AE"/>
+        </w:rPr>
+        <w:t>عدد 35:1–7</w:t>
+      </w:r>
       <w:r>
         <w:rPr>
           <w:rtl/>
@@ -26366,20 +25004,14 @@
         </w:rPr>
         <w:t>كانت "المسارح" أراضي رعي تحيط بالمدن. وقد أضفى تكرار هذه الكلمة في القائمة (</w:t>
       </w:r>
-      <w:hyperlink r:id="rId219">
-        <w:r>
-          <w:rPr>
-            <w:rtl/>
-            <w:cs/>
-            <w:lang w:val="ar_AE" w:bidi="ar_AE"/>
-          </w:rPr>
-          <w:rPr>
-            <w:color w:val="0000EE"/>
-            <w:u w:val="single"/>
-          </w:rPr>
-          <w:t>21:8–42</w:t>
-        </w:r>
-      </w:hyperlink>
+      <w:r>
+        <w:rPr>
+          <w:rtl/>
+          <w:cs/>
+          <w:lang w:val="ar_AE" w:bidi="ar_AE"/>
+        </w:rPr>
+        <w:t>21:8–42</w:t>
+      </w:r>
       <w:r>
         <w:rPr>
           <w:rtl/>
@@ -26388,20 +25020,14 @@
         </w:rPr>
         <w:t>) على التخصيص طابعًا قانونيًا، يضمن للاويين الوصول إلى الأراضي المحيطة بكل مدينة من المدن اللاوية (</w:t>
       </w:r>
-      <w:hyperlink r:id="rId220">
-        <w:r>
-          <w:rPr>
-            <w:rtl/>
-            <w:cs/>
-            <w:lang w:val="ar_AE" w:bidi="ar_AE"/>
-          </w:rPr>
-          <w:rPr>
-            <w:color w:val="0000EE"/>
-            <w:u w:val="single"/>
-          </w:rPr>
-          <w:t>عدد 35:4–5</w:t>
-        </w:r>
-      </w:hyperlink>
+      <w:r>
+        <w:rPr>
+          <w:rtl/>
+          <w:cs/>
+          <w:lang w:val="ar_AE" w:bidi="ar_AE"/>
+        </w:rPr>
+        <w:t>عدد 35:4–5</w:t>
+      </w:r>
       <w:r>
         <w:rPr>
           <w:rtl/>
@@ -26477,20 +25103,14 @@
         </w:rPr>
         <w:t>حصل أحفاد هارون على ثلاث عشرة مدينة، بينما تلقت بقية عشيرة القهاتيين عشر مدن، وحصل أحفاد الجرشونيين على ثلاث عشرة مدينة، وتلقت عشيرة المراري اثنتي عشرة مدينة. لقد كان هناك ما مجموعه ثمانية وأربعون مدينة لاويّة. وكان لكل سبط أربع مدن لاويّة، باستثناء يهوذا الذي كان له ثماني مدن، وشمعون الذي كان له مدينة واحدة، ونفتالي الذي كان له ثلاث مدن. وكانت ست من هذه المدن اللاويّة أيضًا مدن ملاجئ (</w:t>
       </w:r>
-      <w:hyperlink r:id="rId221">
-        <w:r>
-          <w:rPr>
-            <w:rtl/>
-            <w:cs/>
-            <w:lang w:val="ar_AE" w:bidi="ar_AE"/>
-          </w:rPr>
-          <w:rPr>
-            <w:color w:val="0000EE"/>
-            <w:u w:val="single"/>
-          </w:rPr>
-          <w:t>20:7–8</w:t>
-        </w:r>
-      </w:hyperlink>
+      <w:r>
+        <w:rPr>
+          <w:rtl/>
+          <w:cs/>
+          <w:lang w:val="ar_AE" w:bidi="ar_AE"/>
+        </w:rPr>
+        <w:t>20:7–8</w:t>
+      </w:r>
       <w:r>
         <w:rPr>
           <w:rtl/>
@@ -26767,20 +25387,14 @@
         </w:rPr>
         <w:t xml:space="preserve">أشاد يشوع بالأسباط الشرقية على طاعتهم الأمينة وإيفائهم بوعدهم في مساعدة باقي شعب إسرائيل على سكنى كنعان (انظر </w:t>
       </w:r>
-      <w:hyperlink r:id="rId155">
-        <w:r>
-          <w:rPr>
-            <w:rtl/>
-            <w:cs/>
-            <w:lang w:val="ar_AE" w:bidi="ar_AE"/>
-          </w:rPr>
-          <w:rPr>
-            <w:color w:val="0000EE"/>
-            <w:u w:val="single"/>
-          </w:rPr>
-          <w:t>1:12–18</w:t>
-        </w:r>
-      </w:hyperlink>
+      <w:r>
+        <w:rPr>
+          <w:rtl/>
+          <w:cs/>
+          <w:lang w:val="ar_AE" w:bidi="ar_AE"/>
+        </w:rPr>
+        <w:t>1:12–18</w:t>
+      </w:r>
       <w:r>
         <w:rPr>
           <w:rtl/>
@@ -26789,20 +25403,14 @@
         </w:rPr>
         <w:t xml:space="preserve">; </w:t>
       </w:r>
-      <w:hyperlink r:id="rId222">
-        <w:r>
-          <w:rPr>
-            <w:rtl/>
-            <w:cs/>
-            <w:lang w:val="ar_AE" w:bidi="ar_AE"/>
-          </w:rPr>
-          <w:rPr>
-            <w:color w:val="0000EE"/>
-            <w:u w:val="single"/>
-          </w:rPr>
-          <w:t>عدد 32:1–32</w:t>
-        </w:r>
-      </w:hyperlink>
+      <w:r>
+        <w:rPr>
+          <w:rtl/>
+          <w:cs/>
+          <w:lang w:val="ar_AE" w:bidi="ar_AE"/>
+        </w:rPr>
+        <w:t>عدد 32:1–32</w:t>
+      </w:r>
       <w:r>
         <w:rPr>
           <w:rtl/>
@@ -26878,20 +25486,14 @@
         </w:rPr>
         <w:t>أعادت أقوال يشوع إلى الأذهان كلام الله له في بداية دخول الأرض (</w:t>
       </w:r>
-      <w:hyperlink r:id="rId67">
-        <w:r>
-          <w:rPr>
-            <w:rtl/>
-            <w:cs/>
-            <w:lang w:val="ar_AE" w:bidi="ar_AE"/>
-          </w:rPr>
-          <w:rPr>
-            <w:color w:val="0000EE"/>
-            <w:u w:val="single"/>
-          </w:rPr>
-          <w:t>1:1–9</w:t>
-        </w:r>
-      </w:hyperlink>
+      <w:r>
+        <w:rPr>
+          <w:rtl/>
+          <w:cs/>
+          <w:lang w:val="ar_AE" w:bidi="ar_AE"/>
+        </w:rPr>
+        <w:t>1:1–9</w:t>
+      </w:r>
       <w:r>
         <w:rPr>
           <w:rtl/>
@@ -26975,20 +25577,14 @@
         </w:rPr>
         <w:t xml:space="preserve">: انظر </w:t>
       </w:r>
-      <w:hyperlink r:id="rId223">
-        <w:r>
-          <w:rPr>
-            <w:rtl/>
-            <w:cs/>
-            <w:lang w:val="ar_AE" w:bidi="ar_AE"/>
-          </w:rPr>
-          <w:rPr>
-            <w:color w:val="0000EE"/>
-            <w:u w:val="single"/>
-          </w:rPr>
-          <w:t>تثنية 6:5</w:t>
-        </w:r>
-      </w:hyperlink>
+      <w:r>
+        <w:rPr>
+          <w:rtl/>
+          <w:cs/>
+          <w:lang w:val="ar_AE" w:bidi="ar_AE"/>
+        </w:rPr>
+        <w:t>تثنية 6:5</w:t>
+      </w:r>
       <w:r>
         <w:rPr>
           <w:rtl/>
@@ -27447,20 +26043,14 @@
         </w:rPr>
         <w:t xml:space="preserve">كانت الأسباط الغربية على استعداد لخوض الحرب، لأنهم رأوا في إقامة ذلك المذبح خرقًا لما ورد في </w:t>
       </w:r>
-      <w:hyperlink r:id="rId224">
-        <w:r>
-          <w:rPr>
-            <w:rtl/>
-            <w:cs/>
-            <w:lang w:val="ar_AE" w:bidi="ar_AE"/>
-          </w:rPr>
-          <w:rPr>
-            <w:color w:val="0000EE"/>
-            <w:u w:val="single"/>
-          </w:rPr>
-          <w:t>لاويين 17:8–9</w:t>
-        </w:r>
-      </w:hyperlink>
+      <w:r>
+        <w:rPr>
+          <w:rtl/>
+          <w:cs/>
+          <w:lang w:val="ar_AE" w:bidi="ar_AE"/>
+        </w:rPr>
+        <w:t>لاويين 17:8–9</w:t>
+      </w:r>
       <w:r>
         <w:rPr>
           <w:rtl/>
@@ -27469,20 +26059,14 @@
         </w:rPr>
         <w:t xml:space="preserve"> و</w:t>
       </w:r>
-      <w:hyperlink r:id="rId225">
-        <w:r>
-          <w:rPr>
-            <w:rtl/>
-            <w:cs/>
-            <w:lang w:val="ar_AE" w:bidi="ar_AE"/>
-          </w:rPr>
-          <w:rPr>
-            <w:color w:val="0000EE"/>
-            <w:u w:val="single"/>
-          </w:rPr>
-          <w:t>تثنية 13:12–15</w:t>
-        </w:r>
-      </w:hyperlink>
+      <w:r>
+        <w:rPr>
+          <w:rtl/>
+          <w:cs/>
+          <w:lang w:val="ar_AE" w:bidi="ar_AE"/>
+        </w:rPr>
+        <w:t>تثنية 13:12–15</w:t>
+      </w:r>
       <w:r>
         <w:rPr>
           <w:rtl/>
@@ -27558,20 +26142,14 @@
         </w:rPr>
         <w:t xml:space="preserve">التفويض: انظر </w:t>
       </w:r>
-      <w:hyperlink r:id="rId226">
-        <w:r>
-          <w:rPr>
-            <w:rtl/>
-            <w:cs/>
-            <w:lang w:val="ar_AE" w:bidi="ar_AE"/>
-          </w:rPr>
-          <w:rPr>
-            <w:color w:val="0000EE"/>
-            <w:u w:val="single"/>
-          </w:rPr>
-          <w:t>تثنية 13:14</w:t>
-        </w:r>
-      </w:hyperlink>
+      <w:r>
+        <w:rPr>
+          <w:rtl/>
+          <w:cs/>
+          <w:lang w:val="ar_AE" w:bidi="ar_AE"/>
+        </w:rPr>
+        <w:t>تثنية 13:14</w:t>
+      </w:r>
       <w:r>
         <w:rPr>
           <w:rtl/>
@@ -27714,20 +26292,14 @@
         </w:rPr>
         <w:t>حرص الوفد من خلال كلماته المباشرة وأسئلته القوية على منع حلول سخط الله على الشعب بسبب عصيان يشبه خطية عخان (</w:t>
       </w:r>
-      <w:hyperlink r:id="rId227">
-        <w:r>
-          <w:rPr>
-            <w:rtl/>
-            <w:cs/>
-            <w:lang w:val="ar_AE" w:bidi="ar_AE"/>
-          </w:rPr>
-          <w:rPr>
-            <w:color w:val="0000EE"/>
-            <w:u w:val="single"/>
-          </w:rPr>
-          <w:t>7:1–15</w:t>
-        </w:r>
-      </w:hyperlink>
+      <w:r>
+        <w:rPr>
+          <w:rtl/>
+          <w:cs/>
+          <w:lang w:val="ar_AE" w:bidi="ar_AE"/>
+        </w:rPr>
+        <w:t>7:1–15</w:t>
+      </w:r>
       <w:r>
         <w:rPr>
           <w:rtl/>
@@ -27736,20 +26308,14 @@
         </w:rPr>
         <w:t>) أو حادثة فغور (</w:t>
       </w:r>
-      <w:hyperlink r:id="rId228">
-        <w:r>
-          <w:rPr>
-            <w:rtl/>
-            <w:cs/>
-            <w:lang w:val="ar_AE" w:bidi="ar_AE"/>
-          </w:rPr>
-          <w:rPr>
-            <w:color w:val="0000EE"/>
-            <w:u w:val="single"/>
-          </w:rPr>
-          <w:t>عدد 25</w:t>
-        </w:r>
-      </w:hyperlink>
+      <w:r>
+        <w:rPr>
+          <w:rtl/>
+          <w:cs/>
+          <w:lang w:val="ar_AE" w:bidi="ar_AE"/>
+        </w:rPr>
+        <w:t>عدد 25</w:t>
+      </w:r>
       <w:r>
         <w:rPr>
           <w:rtl/>
@@ -27841,20 +26407,14 @@
         </w:rPr>
         <w:t xml:space="preserve">: كانت عبارة "هكذا قال" تُستخدم عادة كمقدمة معتادة في تقارير المرسلين (مثل </w:t>
       </w:r>
-      <w:hyperlink r:id="rId229">
-        <w:r>
-          <w:rPr>
-            <w:rtl/>
-            <w:cs/>
-            <w:lang w:val="ar_AE" w:bidi="ar_AE"/>
-          </w:rPr>
-          <w:rPr>
-            <w:color w:val="0000EE"/>
-            <w:u w:val="single"/>
-          </w:rPr>
-          <w:t>عزرا 1:2</w:t>
-        </w:r>
-      </w:hyperlink>
+      <w:r>
+        <w:rPr>
+          <w:rtl/>
+          <w:cs/>
+          <w:lang w:val="ar_AE" w:bidi="ar_AE"/>
+        </w:rPr>
+        <w:t>عزرا 1:2</w:t>
+      </w:r>
       <w:r>
         <w:rPr>
           <w:rtl/>
@@ -27863,20 +26423,14 @@
         </w:rPr>
         <w:t xml:space="preserve">; </w:t>
       </w:r>
-      <w:hyperlink r:id="rId230">
-        <w:r>
-          <w:rPr>
-            <w:rtl/>
-            <w:cs/>
-            <w:lang w:val="ar_AE" w:bidi="ar_AE"/>
-          </w:rPr>
-          <w:rPr>
-            <w:color w:val="0000EE"/>
-            <w:u w:val="single"/>
-          </w:rPr>
-          <w:t>إشعياء 28:16</w:t>
-        </w:r>
-      </w:hyperlink>
+      <w:r>
+        <w:rPr>
+          <w:rtl/>
+          <w:cs/>
+          <w:lang w:val="ar_AE" w:bidi="ar_AE"/>
+        </w:rPr>
+        <w:t>إشعياء 28:16</w:t>
+      </w:r>
       <w:r>
         <w:rPr>
           <w:rtl/>
@@ -27952,20 +26506,14 @@
         </w:rPr>
         <w:t>كانت خطية فغور تمردًا وثنيًا من إسرائيل في أرض موآب، تمامًا عند اقترابهم من دخول أرض الموعد (</w:t>
       </w:r>
-      <w:hyperlink r:id="rId228">
-        <w:r>
-          <w:rPr>
-            <w:rtl/>
-            <w:cs/>
-            <w:lang w:val="ar_AE" w:bidi="ar_AE"/>
-          </w:rPr>
-          <w:rPr>
-            <w:color w:val="0000EE"/>
-            <w:u w:val="single"/>
-          </w:rPr>
-          <w:t>عدد 25</w:t>
-        </w:r>
-      </w:hyperlink>
+      <w:r>
+        <w:rPr>
+          <w:rtl/>
+          <w:cs/>
+          <w:lang w:val="ar_AE" w:bidi="ar_AE"/>
+        </w:rPr>
+        <w:t>عدد 25</w:t>
+      </w:r>
       <w:r>
         <w:rPr>
           <w:rtl/>
@@ -28116,20 +26664,14 @@
         </w:rPr>
         <w:t xml:space="preserve">: انظر الإصحاح </w:t>
       </w:r>
-      <w:hyperlink r:id="rId77">
-        <w:r>
-          <w:rPr>
-            <w:rtl/>
-            <w:cs/>
-            <w:lang w:val="ar_AE" w:bidi="ar_AE"/>
-          </w:rPr>
-          <w:rPr>
-            <w:color w:val="0000EE"/>
-            <w:u w:val="single"/>
-          </w:rPr>
-          <w:t>7</w:t>
-        </w:r>
-      </w:hyperlink>
+      <w:r>
+        <w:rPr>
+          <w:rtl/>
+          <w:cs/>
+          <w:lang w:val="ar_AE" w:bidi="ar_AE"/>
+        </w:rPr>
+        <w:t>7</w:t>
+      </w:r>
       <w:r>
         <w:rPr>
           <w:rtl/>
@@ -28363,20 +26905,14 @@
         </w:rPr>
         <w:t>وذبائح السلامة (</w:t>
       </w:r>
-      <w:hyperlink r:id="rId231">
-        <w:r>
-          <w:rPr>
-            <w:rtl/>
-            <w:cs/>
-            <w:lang w:val="ar_AE" w:bidi="ar_AE"/>
-          </w:rPr>
-          <w:rPr>
-            <w:color w:val="0000EE"/>
-            <w:u w:val="single"/>
-          </w:rPr>
-          <w:t>لاويين 1–3</w:t>
-        </w:r>
-      </w:hyperlink>
+      <w:r>
+        <w:rPr>
+          <w:rtl/>
+          <w:cs/>
+          <w:lang w:val="ar_AE" w:bidi="ar_AE"/>
+        </w:rPr>
+        <w:t>لاويين 1–3</w:t>
+      </w:r>
       <w:r>
         <w:rPr>
           <w:rtl/>
@@ -28677,20 +27213,14 @@
         </w:rPr>
         <w:t>: في جواب فينحاس على الأسباط الشرقية، استعمل تعبيرات قريبة من الكلمات التي قالها الله حين أبطل غضبه عن إسرائيل في حادثة فغور (</w:t>
       </w:r>
-      <w:hyperlink r:id="rId232">
-        <w:r>
-          <w:rPr>
-            <w:rtl/>
-            <w:cs/>
-            <w:lang w:val="ar_AE" w:bidi="ar_AE"/>
-          </w:rPr>
-          <w:rPr>
-            <w:color w:val="0000EE"/>
-            <w:u w:val="single"/>
-          </w:rPr>
-          <w:t>عدد 25:11</w:t>
-        </w:r>
-      </w:hyperlink>
+      <w:r>
+        <w:rPr>
+          <w:rtl/>
+          <w:cs/>
+          <w:lang w:val="ar_AE" w:bidi="ar_AE"/>
+        </w:rPr>
+        <w:t>عدد 25:11</w:t>
+      </w:r>
       <w:r>
         <w:rPr>
           <w:rtl/>
@@ -28975,20 +27505,14 @@
         </w:rPr>
         <w:t>شهد قادة إسرائيل على أعمال الله لهم ولأعدائهم. وطوال فترة حياة هؤلاء القادة الذين عاشوا بعد يشوع، ظلّ شعب إسرائيل مخلصًا لله (</w:t>
       </w:r>
-      <w:hyperlink r:id="rId233">
-        <w:r>
-          <w:rPr>
-            <w:rtl/>
-            <w:cs/>
-            <w:lang w:val="ar_AE" w:bidi="ar_AE"/>
-          </w:rPr>
-          <w:rPr>
-            <w:color w:val="0000EE"/>
-            <w:u w:val="single"/>
-          </w:rPr>
-          <w:t>قضاة 2:7</w:t>
-        </w:r>
-      </w:hyperlink>
+      <w:r>
+        <w:rPr>
+          <w:rtl/>
+          <w:cs/>
+          <w:lang w:val="ar_AE" w:bidi="ar_AE"/>
+        </w:rPr>
+        <w:t>قضاة 2:7</w:t>
+      </w:r>
       <w:r>
         <w:rPr>
           <w:rtl/>
@@ -29064,20 +27588,14 @@
         </w:rPr>
         <w:t xml:space="preserve">بقيت بعض الأراضي التي خصصها يشوع للأسباط المختلفة غير مفتوحة بعد. وكان للدخول التدريجي للأرض من قبل إسرائيل أسباب بيئية (انظر </w:t>
       </w:r>
-      <w:hyperlink r:id="rId234">
-        <w:r>
-          <w:rPr>
-            <w:rtl/>
-            <w:cs/>
-            <w:lang w:val="ar_AE" w:bidi="ar_AE"/>
-          </w:rPr>
-          <w:rPr>
-            <w:color w:val="0000EE"/>
-            <w:u w:val="single"/>
-          </w:rPr>
-          <w:t>خروج 23:29–30</w:t>
-        </w:r>
-      </w:hyperlink>
+      <w:r>
+        <w:rPr>
+          <w:rtl/>
+          <w:cs/>
+          <w:lang w:val="ar_AE" w:bidi="ar_AE"/>
+        </w:rPr>
+        <w:t>خروج 23:29–30</w:t>
+      </w:r>
       <w:r>
         <w:rPr>
           <w:rtl/>
@@ -29086,20 +27604,14 @@
         </w:rPr>
         <w:t xml:space="preserve">)، وأسباب عسكرية (انظر </w:t>
       </w:r>
-      <w:hyperlink r:id="rId235">
-        <w:r>
-          <w:rPr>
-            <w:rtl/>
-            <w:cs/>
-            <w:lang w:val="ar_AE" w:bidi="ar_AE"/>
-          </w:rPr>
-          <w:rPr>
-            <w:color w:val="0000EE"/>
-            <w:u w:val="single"/>
-          </w:rPr>
-          <w:t>قضاة 1:19</w:t>
-        </w:r>
-      </w:hyperlink>
+      <w:r>
+        <w:rPr>
+          <w:rtl/>
+          <w:cs/>
+          <w:lang w:val="ar_AE" w:bidi="ar_AE"/>
+        </w:rPr>
+        <w:t>قضاة 1:19</w:t>
+      </w:r>
       <w:r>
         <w:rPr>
           <w:rtl/>
@@ -29108,20 +27620,14 @@
         </w:rPr>
         <w:t xml:space="preserve">)، وأسباب لاهوتية (انظر </w:t>
       </w:r>
-      <w:hyperlink r:id="rId236">
-        <w:r>
-          <w:rPr>
-            <w:rtl/>
-            <w:cs/>
-            <w:lang w:val="ar_AE" w:bidi="ar_AE"/>
-          </w:rPr>
-          <w:rPr>
-            <w:color w:val="0000EE"/>
-            <w:u w:val="single"/>
-          </w:rPr>
-          <w:t>قضاة 2:20–3:4</w:t>
-        </w:r>
-      </w:hyperlink>
+      <w:r>
+        <w:rPr>
+          <w:rtl/>
+          <w:cs/>
+          <w:lang w:val="ar_AE" w:bidi="ar_AE"/>
+        </w:rPr>
+        <w:t>قضاة 2:20–3:4</w:t>
+      </w:r>
       <w:r>
         <w:rPr>
           <w:rtl/>
@@ -29130,20 +27636,14 @@
         </w:rPr>
         <w:t>). ولقد أدّت خيانة إسرائيل اللاحقة إلى تأخير عملية الدخول لعدة قرون؛ فبدلاً من طرد الكنعانيين المتبقين، استوعبهم إسرائيل، مما جلب لشعب الله تجارب أكبر في عدم الإخلاص. وكان يشوع يعلم أن هذا خطر حقيقي (</w:t>
       </w:r>
-      <w:hyperlink r:id="rId237">
-        <w:r>
-          <w:rPr>
-            <w:rtl/>
-            <w:cs/>
-            <w:lang w:val="ar_AE" w:bidi="ar_AE"/>
-          </w:rPr>
-          <w:rPr>
-            <w:color w:val="0000EE"/>
-            <w:u w:val="single"/>
-          </w:rPr>
-          <w:t>يشوع 23:15–16</w:t>
-        </w:r>
-      </w:hyperlink>
+      <w:r>
+        <w:rPr>
+          <w:rtl/>
+          <w:cs/>
+          <w:lang w:val="ar_AE" w:bidi="ar_AE"/>
+        </w:rPr>
+        <w:t>يشوع 23:15–16</w:t>
+      </w:r>
       <w:r>
         <w:rPr>
           <w:rtl/>
@@ -29361,20 +27861,14 @@
         </w:rPr>
         <w:t>إذا تمسّك الإنسان بالله بإخلاص وبمشاعر عميقة، فإن ذلك يُفقد إغراء الانحراف نحو آلهة أخرى قوّته. وقد وُصف بهذا الفعل نفسه التصاق الرجل بامرأته (</w:t>
       </w:r>
-      <w:hyperlink r:id="rId238">
-        <w:r>
-          <w:rPr>
-            <w:rtl/>
-            <w:cs/>
-            <w:lang w:val="ar_AE" w:bidi="ar_AE"/>
-          </w:rPr>
-          <w:rPr>
-            <w:color w:val="0000EE"/>
-            <w:u w:val="single"/>
-          </w:rPr>
-          <w:t>تكوين 2:24</w:t>
-        </w:r>
-      </w:hyperlink>
+      <w:r>
+        <w:rPr>
+          <w:rtl/>
+          <w:cs/>
+          <w:lang w:val="ar_AE" w:bidi="ar_AE"/>
+        </w:rPr>
+        <w:t>تكوين 2:24</w:t>
+      </w:r>
       <w:r>
         <w:rPr>
           <w:rtl/>
@@ -29383,20 +27877,14 @@
         </w:rPr>
         <w:t>) وتمسّك راعوث بنعمي (</w:t>
       </w:r>
-      <w:hyperlink r:id="rId239">
-        <w:r>
-          <w:rPr>
-            <w:rtl/>
-            <w:cs/>
-            <w:lang w:val="ar_AE" w:bidi="ar_AE"/>
-          </w:rPr>
-          <w:rPr>
-            <w:color w:val="0000EE"/>
-            <w:u w:val="single"/>
-          </w:rPr>
-          <w:t>راعوث 1:14</w:t>
-        </w:r>
-      </w:hyperlink>
+      <w:r>
+        <w:rPr>
+          <w:rtl/>
+          <w:cs/>
+          <w:lang w:val="ar_AE" w:bidi="ar_AE"/>
+        </w:rPr>
+        <w:t>راعوث 1:14</w:t>
+      </w:r>
       <w:r>
         <w:rPr>
           <w:rtl/>
@@ -29472,20 +27960,14 @@
         </w:rPr>
         <w:t>من بين أبرز الأمثلة على الأمم الجبارة والقوية نذكر العناقيين (</w:t>
       </w:r>
-      <w:hyperlink r:id="rId240">
-        <w:r>
-          <w:rPr>
-            <w:rtl/>
-            <w:cs/>
-            <w:lang w:val="ar_AE" w:bidi="ar_AE"/>
-          </w:rPr>
-          <w:rPr>
-            <w:color w:val="0000EE"/>
-            <w:u w:val="single"/>
-          </w:rPr>
-          <w:t>11:21–22</w:t>
-        </w:r>
-      </w:hyperlink>
+      <w:r>
+        <w:rPr>
+          <w:rtl/>
+          <w:cs/>
+          <w:lang w:val="ar_AE" w:bidi="ar_AE"/>
+        </w:rPr>
+        <w:t>11:21–22</w:t>
+      </w:r>
       <w:r>
         <w:rPr>
           <w:rtl/>
@@ -29494,20 +27976,14 @@
         </w:rPr>
         <w:t>) ومدينة حاصور (</w:t>
       </w:r>
-      <w:hyperlink r:id="rId99">
-        <w:r>
-          <w:rPr>
-            <w:rtl/>
-            <w:cs/>
-            <w:lang w:val="ar_AE" w:bidi="ar_AE"/>
-          </w:rPr>
-          <w:rPr>
-            <w:color w:val="0000EE"/>
-            <w:u w:val="single"/>
-          </w:rPr>
-          <w:t>11:10</w:t>
-        </w:r>
-      </w:hyperlink>
+      <w:r>
+        <w:rPr>
+          <w:rtl/>
+          <w:cs/>
+          <w:lang w:val="ar_AE" w:bidi="ar_AE"/>
+        </w:rPr>
+        <w:t>11:10</w:t>
+      </w:r>
       <w:r>
         <w:rPr>
           <w:rtl/>
@@ -29591,20 +28067,14 @@
         </w:rPr>
         <w:t xml:space="preserve">: فكما أن الله قد قاتل من أجل بني إسرائيل في الماضي (مثلًا، </w:t>
       </w:r>
-      <w:hyperlink r:id="rId241">
-        <w:r>
-          <w:rPr>
-            <w:rtl/>
-            <w:cs/>
-            <w:lang w:val="ar_AE" w:bidi="ar_AE"/>
-          </w:rPr>
-          <w:rPr>
-            <w:color w:val="0000EE"/>
-            <w:u w:val="single"/>
-          </w:rPr>
-          <w:t>10:11–14</w:t>
-        </w:r>
-      </w:hyperlink>
+      <w:r>
+        <w:rPr>
+          <w:rtl/>
+          <w:cs/>
+          <w:lang w:val="ar_AE" w:bidi="ar_AE"/>
+        </w:rPr>
+        <w:t>10:11–14</w:t>
+      </w:r>
       <w:r>
         <w:rPr>
           <w:rtl/>
@@ -29755,20 +28225,14 @@
         </w:rPr>
         <w:t>حذّر يشوع شعب الله من الزواج المختلط مع جيرانهم الذين يعبدون آلهة متعددة، لأن مثل هذه العلاقات الحميمة قد تؤدي إلى ضلال بني إسرائيل (</w:t>
       </w:r>
-      <w:hyperlink r:id="rId242">
-        <w:r>
-          <w:rPr>
-            <w:rtl/>
-            <w:cs/>
-            <w:lang w:val="ar_AE" w:bidi="ar_AE"/>
-          </w:rPr>
-          <w:rPr>
-            <w:color w:val="0000EE"/>
-            <w:u w:val="single"/>
-          </w:rPr>
-          <w:t>تثنية 7:3–4</w:t>
-        </w:r>
-      </w:hyperlink>
+      <w:r>
+        <w:rPr>
+          <w:rtl/>
+          <w:cs/>
+          <w:lang w:val="ar_AE" w:bidi="ar_AE"/>
+        </w:rPr>
+        <w:t>تثنية 7:3–4</w:t>
+      </w:r>
       <w:r>
         <w:rPr>
           <w:rtl/>
@@ -29777,20 +28241,14 @@
         </w:rPr>
         <w:t>). ومع ذلك، كان الكنعانيون الذين يرغبون في عبادة الرب والانضمام إلى شعب الله مرحبًا بهم (</w:t>
       </w:r>
-      <w:hyperlink r:id="rId243">
-        <w:r>
-          <w:rPr>
-            <w:rtl/>
-            <w:cs/>
-            <w:lang w:val="ar_AE" w:bidi="ar_AE"/>
-          </w:rPr>
-          <w:rPr>
-            <w:color w:val="0000EE"/>
-            <w:u w:val="single"/>
-          </w:rPr>
-          <w:t>يشوع 6:25</w:t>
-        </w:r>
-      </w:hyperlink>
+      <w:r>
+        <w:rPr>
+          <w:rtl/>
+          <w:cs/>
+          <w:lang w:val="ar_AE" w:bidi="ar_AE"/>
+        </w:rPr>
+        <w:t>يشوع 6:25</w:t>
+      </w:r>
       <w:r>
         <w:rPr>
           <w:rtl/>
@@ -29799,20 +28257,14 @@
         </w:rPr>
         <w:t xml:space="preserve">؛ </w:t>
       </w:r>
-      <w:hyperlink r:id="rId244">
-        <w:r>
-          <w:rPr>
-            <w:rtl/>
-            <w:cs/>
-            <w:lang w:val="ar_AE" w:bidi="ar_AE"/>
-          </w:rPr>
-          <w:rPr>
-            <w:color w:val="0000EE"/>
-            <w:u w:val="single"/>
-          </w:rPr>
-          <w:t>راعوث 4:10</w:t>
-        </w:r>
-      </w:hyperlink>
+      <w:r>
+        <w:rPr>
+          <w:rtl/>
+          <w:cs/>
+          <w:lang w:val="ar_AE" w:bidi="ar_AE"/>
+        </w:rPr>
+        <w:t>راعوث 4:10</w:t>
+      </w:r>
       <w:r>
         <w:rPr>
           <w:rtl/>
@@ -29821,20 +28273,14 @@
         </w:rPr>
         <w:t xml:space="preserve">). فلم يكن للعرق أو اللغة أو الأصل أي تأثير على حظر الله للزواج المختلط؛ بل كان الأمر يتعلق بالإخلاص للرب (قارن </w:t>
       </w:r>
-      <w:hyperlink r:id="rId245">
-        <w:r>
-          <w:rPr>
-            <w:rtl/>
-            <w:cs/>
-            <w:lang w:val="ar_AE" w:bidi="ar_AE"/>
-          </w:rPr>
-          <w:rPr>
-            <w:color w:val="0000EE"/>
-            <w:u w:val="single"/>
-          </w:rPr>
-          <w:t>2 كورنثوس 6:14–15</w:t>
-        </w:r>
-      </w:hyperlink>
+      <w:r>
+        <w:rPr>
+          <w:rtl/>
+          <w:cs/>
+          <w:lang w:val="ar_AE" w:bidi="ar_AE"/>
+        </w:rPr>
+        <w:t>2 كورنثوس 6:14–15</w:t>
+      </w:r>
       <w:r>
         <w:rPr>
           <w:rtl/>
@@ -30052,20 +28498,14 @@
         </w:rPr>
         <w:t>بارك الله بني إسرائيل، لكنه سيُدينهم أيضًا بلا شك إن هم ابتعدوا عنه. لقد كان تحذير يشوع من الارتداد نبوّيًا؛ إذ إن شعب إسرائيل ارتد فعلًا، ولم يطرد الله ما تبقى من الكنعانيين (</w:t>
       </w:r>
-      <w:hyperlink r:id="rId246">
-        <w:r>
-          <w:rPr>
-            <w:rtl/>
-            <w:cs/>
-            <w:lang w:val="ar_AE" w:bidi="ar_AE"/>
-          </w:rPr>
-          <w:rPr>
-            <w:color w:val="0000EE"/>
-            <w:u w:val="single"/>
-          </w:rPr>
-          <w:t>قضاة 2:20–23</w:t>
-        </w:r>
-      </w:hyperlink>
+      <w:r>
+        <w:rPr>
+          <w:rtl/>
+          <w:cs/>
+          <w:lang w:val="ar_AE" w:bidi="ar_AE"/>
+        </w:rPr>
+        <w:t>قضاة 2:20–23</w:t>
+      </w:r>
       <w:r>
         <w:rPr>
           <w:rtl/>
@@ -30141,20 +28581,14 @@
         </w:rPr>
         <w:t xml:space="preserve">كانت شكيم هي الموقع الذي شهد أول تأكيد للعهد بعد دخول إسرائيل إلى أرض كنعان بفترة قصيرة (انظر </w:t>
       </w:r>
-      <w:hyperlink r:id="rId247">
-        <w:r>
-          <w:rPr>
-            <w:rtl/>
-            <w:cs/>
-            <w:lang w:val="ar_AE" w:bidi="ar_AE"/>
-          </w:rPr>
-          <w:rPr>
-            <w:color w:val="0000EE"/>
-            <w:u w:val="single"/>
-          </w:rPr>
-          <w:t>8:30–35</w:t>
-        </w:r>
-      </w:hyperlink>
+      <w:r>
+        <w:rPr>
+          <w:rtl/>
+          <w:cs/>
+          <w:lang w:val="ar_AE" w:bidi="ar_AE"/>
+        </w:rPr>
+        <w:t>8:30–35</w:t>
+      </w:r>
       <w:r>
         <w:rPr>
           <w:rtl/>
@@ -30313,20 +28747,14 @@
         </w:rPr>
         <w:t>جاء هذا الإعلان للعهد في شكله ومحتواه مشابهًا لمعاهدات السيادة والتبعية المعروفة في الشرق الأدنى القديم. فقد بدأ بمقدمة افتتاحية(</w:t>
       </w:r>
-      <w:hyperlink r:id="rId248">
-        <w:r>
-          <w:rPr>
-            <w:rtl/>
-            <w:cs/>
-            <w:lang w:val="ar_AE" w:bidi="ar_AE"/>
-          </w:rPr>
-          <w:rPr>
-            <w:color w:val="0000EE"/>
-            <w:u w:val="single"/>
-          </w:rPr>
-          <w:t>24:2</w:t>
-        </w:r>
-      </w:hyperlink>
+      <w:r>
+        <w:rPr>
+          <w:rtl/>
+          <w:cs/>
+          <w:lang w:val="ar_AE" w:bidi="ar_AE"/>
+        </w:rPr>
+        <w:t>24:2</w:t>
+      </w:r>
       <w:r>
         <w:rPr>
           <w:rtl/>
@@ -30335,20 +28763,14 @@
         </w:rPr>
         <w:t>) ثم سرد تاريخي يُبرز أعمال نعمة الله تجاه شعبه (</w:t>
       </w:r>
-      <w:hyperlink r:id="rId249">
-        <w:r>
-          <w:rPr>
-            <w:rtl/>
-            <w:cs/>
-            <w:lang w:val="ar_AE" w:bidi="ar_AE"/>
-          </w:rPr>
-          <w:rPr>
-            <w:color w:val="0000EE"/>
-            <w:u w:val="single"/>
-          </w:rPr>
-          <w:t>24:3–13</w:t>
-        </w:r>
-      </w:hyperlink>
+      <w:r>
+        <w:rPr>
+          <w:rtl/>
+          <w:cs/>
+          <w:lang w:val="ar_AE" w:bidi="ar_AE"/>
+        </w:rPr>
+        <w:t>24:3–13</w:t>
+      </w:r>
       <w:r>
         <w:rPr>
           <w:rtl/>
@@ -30357,20 +28779,14 @@
         </w:rPr>
         <w:t>)، تلاه عرض للوصايا والفرائض (</w:t>
       </w:r>
-      <w:hyperlink r:id="rId250">
-        <w:r>
-          <w:rPr>
-            <w:rtl/>
-            <w:cs/>
-            <w:lang w:val="ar_AE" w:bidi="ar_AE"/>
-          </w:rPr>
-          <w:rPr>
-            <w:color w:val="0000EE"/>
-            <w:u w:val="single"/>
-          </w:rPr>
-          <w:t>24:14–15</w:t>
-        </w:r>
-      </w:hyperlink>
+      <w:r>
+        <w:rPr>
+          <w:rtl/>
+          <w:cs/>
+          <w:lang w:val="ar_AE" w:bidi="ar_AE"/>
+        </w:rPr>
+        <w:t>24:14–15</w:t>
+      </w:r>
       <w:r>
         <w:rPr>
           <w:rtl/>
@@ -30379,20 +28795,14 @@
         </w:rPr>
         <w:t>) ثم اللعنات والبركات المرتبطة بالعهد (</w:t>
       </w:r>
-      <w:hyperlink r:id="rId251">
-        <w:r>
-          <w:rPr>
-            <w:rtl/>
-            <w:cs/>
-            <w:lang w:val="ar_AE" w:bidi="ar_AE"/>
-          </w:rPr>
-          <w:rPr>
-            <w:color w:val="0000EE"/>
-            <w:u w:val="single"/>
-          </w:rPr>
-          <w:t>24:19–20</w:t>
-        </w:r>
-      </w:hyperlink>
+      <w:r>
+        <w:rPr>
+          <w:rtl/>
+          <w:cs/>
+          <w:lang w:val="ar_AE" w:bidi="ar_AE"/>
+        </w:rPr>
+        <w:t>24:19–20</w:t>
+      </w:r>
       <w:r>
         <w:rPr>
           <w:rtl/>
@@ -30401,20 +28811,14 @@
         </w:rPr>
         <w:t xml:space="preserve">). بعد ذلك، يُشار إلى موضع إيداع نص العهد ليُقرأ ويُجدَّد دوريًّا (ضمنيًا، </w:t>
       </w:r>
-      <w:hyperlink r:id="rId252">
-        <w:r>
-          <w:rPr>
-            <w:rtl/>
-            <w:cs/>
-            <w:lang w:val="ar_AE" w:bidi="ar_AE"/>
-          </w:rPr>
-          <w:rPr>
-            <w:color w:val="0000EE"/>
-            <w:u w:val="single"/>
-          </w:rPr>
-          <w:t>24:26</w:t>
-        </w:r>
-      </w:hyperlink>
+      <w:r>
+        <w:rPr>
+          <w:rtl/>
+          <w:cs/>
+          <w:lang w:val="ar_AE" w:bidi="ar_AE"/>
+        </w:rPr>
+        <w:t>24:26</w:t>
+      </w:r>
       <w:r>
         <w:rPr>
           <w:rtl/>
@@ -30423,20 +28827,14 @@
         </w:rPr>
         <w:t>) كما ذُكرت أسماء الشهود على العهد (</w:t>
       </w:r>
-      <w:hyperlink r:id="rId253">
-        <w:r>
-          <w:rPr>
-            <w:rtl/>
-            <w:cs/>
-            <w:lang w:val="ar_AE" w:bidi="ar_AE"/>
-          </w:rPr>
-          <w:rPr>
-            <w:color w:val="0000EE"/>
-            <w:u w:val="single"/>
-          </w:rPr>
-          <w:t>24:22</w:t>
-        </w:r>
-      </w:hyperlink>
+      <w:r>
+        <w:rPr>
+          <w:rtl/>
+          <w:cs/>
+          <w:lang w:val="ar_AE" w:bidi="ar_AE"/>
+        </w:rPr>
+        <w:t>24:22</w:t>
+      </w:r>
       <w:r>
         <w:rPr>
           <w:rtl/>
@@ -30445,20 +28843,14 @@
         </w:rPr>
         <w:t xml:space="preserve">, </w:t>
       </w:r>
-      <w:hyperlink r:id="rId254">
-        <w:r>
-          <w:rPr>
-            <w:rtl/>
-            <w:cs/>
-            <w:lang w:val="ar_AE" w:bidi="ar_AE"/>
-          </w:rPr>
-          <w:rPr>
-            <w:color w:val="0000EE"/>
-            <w:u w:val="single"/>
-          </w:rPr>
-          <w:t>27</w:t>
-        </w:r>
-      </w:hyperlink>
+      <w:r>
+        <w:rPr>
+          <w:rtl/>
+          <w:cs/>
+          <w:lang w:val="ar_AE" w:bidi="ar_AE"/>
+        </w:rPr>
+        <w:t>27</w:t>
+      </w:r>
       <w:r>
         <w:rPr>
           <w:rtl/>
@@ -30558,20 +28950,14 @@
         </w:rPr>
         <w:t xml:space="preserve">: انظر </w:t>
       </w:r>
-      <w:hyperlink r:id="rId255">
-        <w:r>
-          <w:rPr>
-            <w:rtl/>
-            <w:cs/>
-            <w:lang w:val="ar_AE" w:bidi="ar_AE"/>
-          </w:rPr>
-          <w:rPr>
-            <w:color w:val="0000EE"/>
-            <w:u w:val="single"/>
-          </w:rPr>
-          <w:t>تكوين 11:27–32</w:t>
-        </w:r>
-      </w:hyperlink>
+      <w:r>
+        <w:rPr>
+          <w:rtl/>
+          <w:cs/>
+          <w:lang w:val="ar_AE" w:bidi="ar_AE"/>
+        </w:rPr>
+        <w:t>تكوين 11:27–32</w:t>
+      </w:r>
       <w:r>
         <w:rPr>
           <w:rtl/>
@@ -30647,20 +29033,14 @@
         </w:rPr>
         <w:t>عاش إبراهيم في حاران، في بلاد ما بين النهرين، شرق نهر الفرات، مع أبيه تارح (</w:t>
       </w:r>
-      <w:hyperlink r:id="rId256">
-        <w:r>
-          <w:rPr>
-            <w:rtl/>
-            <w:cs/>
-            <w:lang w:val="ar_AE" w:bidi="ar_AE"/>
-          </w:rPr>
-          <w:rPr>
-            <w:color w:val="0000EE"/>
-            <w:u w:val="single"/>
-          </w:rPr>
-          <w:t>تكوين 11:31–32</w:t>
-        </w:r>
-      </w:hyperlink>
+      <w:r>
+        <w:rPr>
+          <w:rtl/>
+          <w:cs/>
+          <w:lang w:val="ar_AE" w:bidi="ar_AE"/>
+        </w:rPr>
+        <w:t>تكوين 11:31–32</w:t>
+      </w:r>
       <w:r>
         <w:rPr>
           <w:rtl/>
@@ -30685,20 +29065,14 @@
         </w:rPr>
         <w:t xml:space="preserve">: انظر </w:t>
       </w:r>
-      <w:hyperlink r:id="rId257">
-        <w:r>
-          <w:rPr>
-            <w:rtl/>
-            <w:cs/>
-            <w:lang w:val="ar_AE" w:bidi="ar_AE"/>
-          </w:rPr>
-          <w:rPr>
-            <w:color w:val="0000EE"/>
-            <w:u w:val="single"/>
-          </w:rPr>
-          <w:t>تكوين 12:1–9</w:t>
-        </w:r>
-      </w:hyperlink>
+      <w:r>
+        <w:rPr>
+          <w:rtl/>
+          <w:cs/>
+          <w:lang w:val="ar_AE" w:bidi="ar_AE"/>
+        </w:rPr>
+        <w:t>تكوين 12:1–9</w:t>
+      </w:r>
       <w:r>
         <w:rPr>
           <w:rtl/>
@@ -30905,20 +29279,14 @@
         </w:rPr>
         <w:t xml:space="preserve">يعقوب وعيسو: انظر </w:t>
       </w:r>
-      <w:hyperlink r:id="rId258">
-        <w:r>
-          <w:rPr>
-            <w:rtl/>
-            <w:cs/>
-            <w:lang w:val="ar_AE" w:bidi="ar_AE"/>
-          </w:rPr>
-          <w:rPr>
-            <w:color w:val="0000EE"/>
-            <w:u w:val="single"/>
-          </w:rPr>
-          <w:t>تكوين 25:19–26</w:t>
-        </w:r>
-      </w:hyperlink>
+      <w:r>
+        <w:rPr>
+          <w:rtl/>
+          <w:cs/>
+          <w:lang w:val="ar_AE" w:bidi="ar_AE"/>
+        </w:rPr>
+        <w:t>تكوين 25:19–26</w:t>
+      </w:r>
       <w:r>
         <w:rPr>
           <w:rtl/>
@@ -30927,20 +29295,14 @@
         </w:rPr>
         <w:t>. • كانت جبال سعير تقع في قلب أدوم، موطن نسل عيسو (</w:t>
       </w:r>
-      <w:hyperlink r:id="rId259">
-        <w:r>
-          <w:rPr>
-            <w:rtl/>
-            <w:cs/>
-            <w:lang w:val="ar_AE" w:bidi="ar_AE"/>
-          </w:rPr>
-          <w:rPr>
-            <w:color w:val="0000EE"/>
-            <w:u w:val="single"/>
-          </w:rPr>
-          <w:t>تكوين 36:8–9</w:t>
-        </w:r>
-      </w:hyperlink>
+      <w:r>
+        <w:rPr>
+          <w:rtl/>
+          <w:cs/>
+          <w:lang w:val="ar_AE" w:bidi="ar_AE"/>
+        </w:rPr>
+        <w:t>تكوين 36:8–9</w:t>
+      </w:r>
       <w:r>
         <w:rPr>
           <w:rtl/>
@@ -31265,20 +29627,14 @@
         </w:rPr>
         <w:t xml:space="preserve">: انظر </w:t>
       </w:r>
-      <w:hyperlink r:id="rId39">
-        <w:r>
-          <w:rPr>
-            <w:rtl/>
-            <w:cs/>
-            <w:lang w:val="ar_AE" w:bidi="ar_AE"/>
-          </w:rPr>
-          <w:rPr>
-            <w:color w:val="0000EE"/>
-            <w:u w:val="single"/>
-          </w:rPr>
-          <w:t>عدد 21:21–35</w:t>
-        </w:r>
-      </w:hyperlink>
+      <w:r>
+        <w:rPr>
+          <w:rtl/>
+          <w:cs/>
+          <w:lang w:val="ar_AE" w:bidi="ar_AE"/>
+        </w:rPr>
+        <w:t>عدد 21:21–35</w:t>
+      </w:r>
       <w:r>
         <w:rPr>
           <w:rtl/>
@@ -31354,20 +29710,14 @@
         </w:rPr>
         <w:t xml:space="preserve">راجع </w:t>
       </w:r>
-      <w:hyperlink r:id="rId163">
-        <w:r>
-          <w:rPr>
-            <w:rtl/>
-            <w:cs/>
-            <w:lang w:val="ar_AE" w:bidi="ar_AE"/>
-          </w:rPr>
-          <w:rPr>
-            <w:color w:val="0000EE"/>
-            <w:u w:val="single"/>
-          </w:rPr>
-          <w:t>الأعداد 22–25</w:t>
-        </w:r>
-      </w:hyperlink>
+      <w:r>
+        <w:rPr>
+          <w:rtl/>
+          <w:cs/>
+          <w:lang w:val="ar_AE" w:bidi="ar_AE"/>
+        </w:rPr>
+        <w:t>الأعداد 22–25</w:t>
+      </w:r>
       <w:r>
         <w:rPr>
           <w:rtl/>
@@ -31376,20 +29726,14 @@
         </w:rPr>
         <w:t xml:space="preserve">; </w:t>
       </w:r>
-      <w:hyperlink r:id="rId260">
-        <w:r>
-          <w:rPr>
-            <w:rtl/>
-            <w:cs/>
-            <w:lang w:val="ar_AE" w:bidi="ar_AE"/>
-          </w:rPr>
-          <w:rPr>
-            <w:color w:val="0000EE"/>
-            <w:u w:val="single"/>
-          </w:rPr>
-          <w:t>31:1–54</w:t>
-        </w:r>
-      </w:hyperlink>
+      <w:r>
+        <w:rPr>
+          <w:rtl/>
+          <w:cs/>
+          <w:lang w:val="ar_AE" w:bidi="ar_AE"/>
+        </w:rPr>
+        <w:t>31:1–54</w:t>
+      </w:r>
       <w:r>
         <w:rPr>
           <w:rtl/>
@@ -32697,20 +31041,14 @@
         </w:rPr>
         <w:t xml:space="preserve">: انظر </w:t>
       </w:r>
-      <w:hyperlink r:id="rId167">
-        <w:r>
-          <w:rPr>
-            <w:rtl/>
-            <w:cs/>
-            <w:lang w:val="ar_AE" w:bidi="ar_AE"/>
-          </w:rPr>
-          <w:rPr>
-            <w:color w:val="0000EE"/>
-            <w:u w:val="single"/>
-          </w:rPr>
-          <w:t>19:49–51</w:t>
-        </w:r>
-      </w:hyperlink>
+      <w:r>
+        <w:rPr>
+          <w:rtl/>
+          <w:cs/>
+          <w:lang w:val="ar_AE" w:bidi="ar_AE"/>
+        </w:rPr>
+        <w:t>19:49–51</w:t>
+      </w:r>
       <w:r>
         <w:rPr>
           <w:rtl/>
@@ -32853,20 +31191,14 @@
         </w:rPr>
         <w:t>كانت إسرائيل قد حملت عظام يوسف من مصر، خلال سنوات رحلاتهم، ودخلت بها كنعان لتكريم طلب يوسف الأخير بأن يُدفن في الأرض التي وعد الله إسرائيل بها (</w:t>
       </w:r>
-      <w:hyperlink r:id="rId261">
-        <w:r>
-          <w:rPr>
-            <w:rtl/>
-            <w:cs/>
-            <w:lang w:val="ar_AE" w:bidi="ar_AE"/>
-          </w:rPr>
-          <w:rPr>
-            <w:color w:val="0000EE"/>
-            <w:u w:val="single"/>
-          </w:rPr>
-          <w:t>تكوين 50:25</w:t>
-        </w:r>
-      </w:hyperlink>
+      <w:r>
+        <w:rPr>
+          <w:rtl/>
+          <w:cs/>
+          <w:lang w:val="ar_AE" w:bidi="ar_AE"/>
+        </w:rPr>
+        <w:t>تكوين 50:25</w:t>
+      </w:r>
       <w:r>
         <w:rPr>
           <w:rtl/>
@@ -32875,20 +31207,14 @@
         </w:rPr>
         <w:t xml:space="preserve">; </w:t>
       </w:r>
-      <w:hyperlink r:id="rId262">
-        <w:r>
-          <w:rPr>
-            <w:rtl/>
-            <w:cs/>
-            <w:lang w:val="ar_AE" w:bidi="ar_AE"/>
-          </w:rPr>
-          <w:rPr>
-            <w:color w:val="0000EE"/>
-            <w:u w:val="single"/>
-          </w:rPr>
-          <w:t>خروج 13:19</w:t>
-        </w:r>
-      </w:hyperlink>
+      <w:r>
+        <w:rPr>
+          <w:rtl/>
+          <w:cs/>
+          <w:lang w:val="ar_AE" w:bidi="ar_AE"/>
+        </w:rPr>
+        <w:t>خروج 13:19</w:t>
+      </w:r>
       <w:r>
         <w:rPr>
           <w:rtl/>
